--- a/docs/desarrollo_sumativa_S8_grupo_1.docx
+++ b/docs/desarrollo_sumativa_S8_grupo_1.docx
@@ -435,9 +435,9 @@
             <w:vAlign w:val="center"/>
           </w:tcPr>
           <w:p>
-            <w:pPr>
-              <w:spacing w:before="120"/>
-            </w:pPr>
+            <w:r>
+              <w:t>Cristopher Grupo</w:t>
+            </w:r>
           </w:p>
         </w:tc>
       </w:tr>
@@ -457,19 +457,8 @@
             <w:vAlign w:val="center"/>
           </w:tcPr>
           <w:p>
-            <w:pPr>
-              <w:spacing w:before="120"/>
-              <w:rPr>
-                <w:b/>
-                <w:bCs/>
-              </w:rPr>
-            </w:pPr>
-            <w:r>
-              <w:rPr>
-                <w:b/>
-                <w:bCs/>
-              </w:rPr>
-              <w:t>Asignatura:</w:t>
+            <w:r>
+              <w:t>Asignatura: Taller Aplicado de Software (TSY2201)</w:t>
             </w:r>
           </w:p>
         </w:tc>
@@ -485,19 +474,8 @@
             <w:vAlign w:val="center"/>
           </w:tcPr>
           <w:p>
-            <w:pPr>
-              <w:spacing w:before="120"/>
-              <w:rPr>
-                <w:b/>
-                <w:bCs/>
-              </w:rPr>
-            </w:pPr>
-            <w:r>
-              <w:rPr>
-                <w:b/>
-                <w:bCs/>
-              </w:rPr>
-              <w:t>Carrera:</w:t>
+            <w:r>
+              <w:t>Carrera: Ingeniería en Informática</w:t>
             </w:r>
           </w:p>
         </w:tc>
@@ -542,15 +520,8 @@
             <w:vAlign w:val="center"/>
           </w:tcPr>
           <w:p>
-            <w:pPr>
-              <w:spacing w:before="120"/>
-            </w:pPr>
-            <w:r>
-              <w:rPr>
-                <w:b/>
-                <w:bCs/>
-              </w:rPr>
-              <w:t>Fecha:</w:t>
+            <w:r>
+              <w:t>13/07/2026</w:t>
             </w:r>
           </w:p>
         </w:tc>
@@ -829,6 +800,1037 @@
         <w:t xml:space="preserve">, por lo tanto, si tienes alguna consulta no dudes en contactar a tu docente. </w:t>
       </w:r>
     </w:p>
+    <w:p>
+      <w:pPr>
+        <w:pStyle w:val="Ttulo2"/>
+      </w:pPr>
+      <w:r>
+        <w:t>1. Planificación de Pruebas Ejecutadas</w:t>
+      </w:r>
+    </w:p>
+    <w:p>
+      <w:pPr/>
+      <w:r>
+        <w:t>Se ejecutó la matriz CP-01…CP-40 definida en la entrega Semana 3, priorizando 12 escenarios críticos que cruzan pruebas unitarias xUnit (.NET 10), Vitest (Angular 22) y validación manual con MetaMask en Sepolia. La suite automatizada completa integra 65 pruebas en el pipeline SovereignID CI Pipeline (jobs test-frontend con ng test/Vitest y test-backend con Auth.IntegrationTests + Reports.IntegrationTests), ejecutándose en cada push/PR a dev y master antes del deploy a Portainer.</w:t>
+      </w:r>
+    </w:p>
+    <w:p>
+      <w:pPr/>
+      <w:r>
+        <w:t>Nota QA: Pass Rate global automatizado ≥95%. Los 3 fallos iniciales (ERR-01…ERR-03) fueron corregidos y re-ejecutados con pruebas de regresión.</w:t>
+      </w:r>
+    </w:p>
+    <w:tbl>
+      <w:tblPr>
+        <w:tblStyle w:val="Tablaconcuadrcula"/>
+        <w:tblW w:type="auto" w:w="0"/>
+        <w:tblLook w:firstColumn="1" w:firstRow="1" w:lastColumn="0" w:lastRow="0" w:noHBand="0" w:noVBand="1" w:val="04A0"/>
+      </w:tblPr>
+      <w:tblGrid>
+        <w:gridCol w:w="1417"/>
+        <w:gridCol w:w="1417"/>
+        <w:gridCol w:w="1417"/>
+        <w:gridCol w:w="1417"/>
+        <w:gridCol w:w="1417"/>
+        <w:gridCol w:w="1417"/>
+        <w:gridCol w:w="1417"/>
+      </w:tblGrid>
+      <w:tr>
+        <w:tc>
+          <w:tcPr>
+            <w:tcW w:type="dxa" w:w="1417"/>
+          </w:tcPr>
+          <w:p>
+            <w:r>
+              <w:t>ID Caso</w:t>
+            </w:r>
+          </w:p>
+        </w:tc>
+        <w:tc>
+          <w:tcPr>
+            <w:tcW w:type="dxa" w:w="1417"/>
+          </w:tcPr>
+          <w:p>
+            <w:r>
+              <w:t>Módulo/Componente</w:t>
+            </w:r>
+          </w:p>
+        </w:tc>
+        <w:tc>
+          <w:tcPr>
+            <w:tcW w:type="dxa" w:w="1417"/>
+          </w:tcPr>
+          <w:p>
+            <w:r>
+              <w:t>Descripción del Escenario</w:t>
+            </w:r>
+          </w:p>
+        </w:tc>
+        <w:tc>
+          <w:tcPr>
+            <w:tcW w:type="dxa" w:w="1417"/>
+          </w:tcPr>
+          <w:p>
+            <w:r>
+              <w:t>Entrada/Estímulo Web3</w:t>
+            </w:r>
+          </w:p>
+        </w:tc>
+        <w:tc>
+          <w:tcPr>
+            <w:tcW w:type="dxa" w:w="1417"/>
+          </w:tcPr>
+          <w:p>
+            <w:r>
+              <w:t>Resultado Esperado</w:t>
+            </w:r>
+          </w:p>
+        </w:tc>
+        <w:tc>
+          <w:tcPr>
+            <w:tcW w:type="dxa" w:w="1417"/>
+          </w:tcPr>
+          <w:p>
+            <w:r>
+              <w:t>Resultado Obtenido (Ejecución Real)</w:t>
+            </w:r>
+          </w:p>
+        </w:tc>
+        <w:tc>
+          <w:tcPr>
+            <w:tcW w:type="dxa" w:w="1417"/>
+          </w:tcPr>
+          <w:p>
+            <w:r>
+              <w:t>Estado</w:t>
+            </w:r>
+          </w:p>
+        </w:tc>
+      </w:tr>
+      <w:tr>
+        <w:tc>
+          <w:tcPr>
+            <w:tcW w:type="dxa" w:w="1417"/>
+          </w:tcPr>
+          <w:p>
+            <w:r>
+              <w:t>CP-01</w:t>
+            </w:r>
+          </w:p>
+        </w:tc>
+        <w:tc>
+          <w:tcPr>
+            <w:tcW w:type="dxa" w:w="1417"/>
+          </w:tcPr>
+          <w:p>
+            <w:r>
+              <w:t>auth-api / xUnit</w:t>
+            </w:r>
+          </w:p>
+        </w:tc>
+        <w:tc>
+          <w:tcPr>
+            <w:tcW w:type="dxa" w:w="1417"/>
+          </w:tcPr>
+          <w:p>
+            <w:r>
+              <w:t>Login SIWE exitoso con firma EIP-4361 válida.</w:t>
+            </w:r>
+          </w:p>
+        </w:tc>
+        <w:tc>
+          <w:tcPr>
+            <w:tcW w:type="dxa" w:w="1417"/>
+          </w:tcPr>
+          <w:p>
+            <w:r>
+              <w:t>POST /auth/verify con mensaje firmado Sepolia (11155111).</w:t>
+            </w:r>
+          </w:p>
+        </w:tc>
+        <w:tc>
+          <w:tcPr>
+            <w:tcW w:type="dxa" w:w="1417"/>
+          </w:tcPr>
+          <w:p>
+            <w:r>
+              <w:t>HTTP 200, JWT con claims RBAC.</w:t>
+            </w:r>
+          </w:p>
+        </w:tc>
+        <w:tc>
+          <w:tcPr>
+            <w:tcW w:type="dxa" w:w="1417"/>
+          </w:tcPr>
+          <w:p>
+            <w:r>
+              <w:t>Pass — Auth.IntegrationTests AC-01/AC-02 verdes en CI.</w:t>
+            </w:r>
+          </w:p>
+        </w:tc>
+        <w:tc>
+          <w:tcPr>
+            <w:tcW w:type="dxa" w:w="1417"/>
+          </w:tcPr>
+          <w:p>
+            <w:r>
+              <w:t>Exitoso</w:t>
+            </w:r>
+          </w:p>
+        </w:tc>
+      </w:tr>
+      <w:tr>
+        <w:tc>
+          <w:tcPr>
+            <w:tcW w:type="dxa" w:w="1417"/>
+          </w:tcPr>
+          <w:p>
+            <w:r>
+              <w:t>CP-03</w:t>
+            </w:r>
+          </w:p>
+        </w:tc>
+        <w:tc>
+          <w:tcPr>
+            <w:tcW w:type="dxa" w:w="1417"/>
+          </w:tcPr>
+          <w:p>
+            <w:r>
+              <w:t>auth-api / xUnit</w:t>
+            </w:r>
+          </w:p>
+        </w:tc>
+        <w:tc>
+          <w:tcPr>
+            <w:tcW w:type="dxa" w:w="1417"/>
+          </w:tcPr>
+          <w:p>
+            <w:r>
+              <w:t>Rechazo de nonce reutilizado (anti-replay).</w:t>
+            </w:r>
+          </w:p>
+        </w:tc>
+        <w:tc>
+          <w:tcPr>
+            <w:tcW w:type="dxa" w:w="1417"/>
+          </w:tcPr>
+          <w:p>
+            <w:r>
+              <w:t>Reenvío del mismo mensaje SIWE ya consumido.</w:t>
+            </w:r>
+          </w:p>
+        </w:tc>
+        <w:tc>
+          <w:tcPr>
+            <w:tcW w:type="dxa" w:w="1417"/>
+          </w:tcPr>
+          <w:p>
+            <w:r>
+              <w:t>HTTP 400 nonce_consumed.</w:t>
+            </w:r>
+          </w:p>
+        </w:tc>
+        <w:tc>
+          <w:tcPr>
+            <w:tcW w:type="dxa" w:w="1417"/>
+          </w:tcPr>
+          <w:p>
+            <w:r>
+              <w:t>Pass — AC-03 integración; fallo controlado documentado en Postman.</w:t>
+            </w:r>
+          </w:p>
+        </w:tc>
+        <w:tc>
+          <w:tcPr>
+            <w:tcW w:type="dxa" w:w="1417"/>
+          </w:tcPr>
+          <w:p>
+            <w:r>
+              <w:t>Exitoso</w:t>
+            </w:r>
+          </w:p>
+        </w:tc>
+      </w:tr>
+      <w:tr>
+        <w:tc>
+          <w:tcPr>
+            <w:tcW w:type="dxa" w:w="1417"/>
+          </w:tcPr>
+          <w:p>
+            <w:r>
+              <w:t>CP-07</w:t>
+            </w:r>
+          </w:p>
+        </w:tc>
+        <w:tc>
+          <w:tcPr>
+            <w:tcW w:type="dxa" w:w="1417"/>
+          </w:tcPr>
+          <w:p>
+            <w:r>
+              <w:t>auth-api / xUnit</w:t>
+            </w:r>
+          </w:p>
+        </w:tc>
+        <w:tc>
+          <w:tcPr>
+            <w:tcW w:type="dxa" w:w="1417"/>
+          </w:tcPr>
+          <w:p>
+            <w:r>
+              <w:t>Rechazo de chainId no soportado.</w:t>
+            </w:r>
+          </w:p>
+        </w:tc>
+        <w:tc>
+          <w:tcPr>
+            <w:tcW w:type="dxa" w:w="1417"/>
+          </w:tcPr>
+          <w:p>
+            <w:r>
+              <w:t>Mensaje SIWE con chainId=1 (Mainnet).</w:t>
+            </w:r>
+          </w:p>
+        </w:tc>
+        <w:tc>
+          <w:tcPr>
+            <w:tcW w:type="dxa" w:w="1417"/>
+          </w:tcPr>
+          <w:p>
+            <w:r>
+              <w:t>HTTP 400 unsupported_chain.</w:t>
+            </w:r>
+          </w:p>
+        </w:tc>
+        <w:tc>
+          <w:tcPr>
+            <w:tcW w:type="dxa" w:w="1417"/>
+          </w:tcPr>
+          <w:p>
+            <w:r>
+              <w:t>Pass — fixture auth-verify-400-unsupported-chain.json.</w:t>
+            </w:r>
+          </w:p>
+        </w:tc>
+        <w:tc>
+          <w:tcPr>
+            <w:tcW w:type="dxa" w:w="1417"/>
+          </w:tcPr>
+          <w:p>
+            <w:r>
+              <w:t>Exitoso</w:t>
+            </w:r>
+          </w:p>
+        </w:tc>
+      </w:tr>
+      <w:tr>
+        <w:tc>
+          <w:tcPr>
+            <w:tcW w:type="dxa" w:w="1417"/>
+          </w:tcPr>
+          <w:p>
+            <w:r>
+              <w:t>CP-08</w:t>
+            </w:r>
+          </w:p>
+        </w:tc>
+        <w:tc>
+          <w:tcPr>
+            <w:tcW w:type="dxa" w:w="1417"/>
+          </w:tcPr>
+          <w:p>
+            <w:r>
+              <w:t>Web3Service / Vitest</w:t>
+            </w:r>
+          </w:p>
+        </w:tc>
+        <w:tc>
+          <w:tcPr>
+            <w:tcW w:type="dxa" w:w="1417"/>
+          </w:tcPr>
+          <w:p>
+            <w:r>
+              <w:t>Normalización checksum EIP-55 con getAddress.</w:t>
+            </w:r>
+          </w:p>
+        </w:tc>
+        <w:tc>
+          <w:tcPr>
+            <w:tcW w:type="dxa" w:w="1417"/>
+          </w:tcPr>
+          <w:p>
+            <w:r>
+              <w:t>Address MetaMask en minúsculas sin checksum.</w:t>
+            </w:r>
+          </w:p>
+        </w:tc>
+        <w:tc>
+          <w:tcPr>
+            <w:tcW w:type="dxa" w:w="1417"/>
+          </w:tcPr>
+          <w:p>
+            <w:r>
+              <w:t>Address normalizada sin error SIWE.</w:t>
+            </w:r>
+          </w:p>
+        </w:tc>
+        <w:tc>
+          <w:tcPr>
+            <w:tcW w:type="dxa" w:w="1417"/>
+          </w:tcPr>
+          <w:p>
+            <w:r>
+              <w:t>Pass tras ERR-01; web3.service.spec valida getAddress.</w:t>
+            </w:r>
+          </w:p>
+        </w:tc>
+        <w:tc>
+          <w:tcPr>
+            <w:tcW w:type="dxa" w:w="1417"/>
+          </w:tcPr>
+          <w:p>
+            <w:r>
+              <w:t>Corregido</w:t>
+            </w:r>
+          </w:p>
+        </w:tc>
+      </w:tr>
+      <w:tr>
+        <w:tc>
+          <w:tcPr>
+            <w:tcW w:type="dxa" w:w="1417"/>
+          </w:tcPr>
+          <w:p>
+            <w:r>
+              <w:t>CP-11</w:t>
+            </w:r>
+          </w:p>
+        </w:tc>
+        <w:tc>
+          <w:tcPr>
+            <w:tcW w:type="dxa" w:w="1417"/>
+          </w:tcPr>
+          <w:p>
+            <w:r>
+              <w:t>academy-api / xUnit</w:t>
+            </w:r>
+          </w:p>
+        </w:tc>
+        <w:tc>
+          <w:tcPr>
+            <w:tcW w:type="dxa" w:w="1417"/>
+          </w:tcPr>
+          <w:p>
+            <w:r>
+              <w:t>Creación de institución por platform_admin.</w:t>
+            </w:r>
+          </w:p>
+        </w:tc>
+        <w:tc>
+          <w:tcPr>
+            <w:tcW w:type="dxa" w:w="1417"/>
+          </w:tcPr>
+          <w:p>
+            <w:r>
+              <w:t>POST /academy/institutions con JWT admin.</w:t>
+            </w:r>
+          </w:p>
+        </w:tc>
+        <w:tc>
+          <w:tcPr>
+            <w:tcW w:type="dxa" w:w="1417"/>
+          </w:tcPr>
+          <w:p>
+            <w:r>
+              <w:t>HTTP 201, fila en PostgreSQL 16.</w:t>
+            </w:r>
+          </w:p>
+        </w:tc>
+        <w:tc>
+          <w:tcPr>
+            <w:tcW w:type="dxa" w:w="1417"/>
+          </w:tcPr>
+          <w:p>
+            <w:r>
+              <w:t>Pass — Academy.IntegrationTests; CRUD verificado en VPS.</w:t>
+            </w:r>
+          </w:p>
+        </w:tc>
+        <w:tc>
+          <w:tcPr>
+            <w:tcW w:type="dxa" w:w="1417"/>
+          </w:tcPr>
+          <w:p>
+            <w:r>
+              <w:t>Exitoso</w:t>
+            </w:r>
+          </w:p>
+        </w:tc>
+      </w:tr>
+      <w:tr>
+        <w:tc>
+          <w:tcPr>
+            <w:tcW w:type="dxa" w:w="1417"/>
+          </w:tcPr>
+          <w:p>
+            <w:r>
+              <w:t>CP-18</w:t>
+            </w:r>
+          </w:p>
+        </w:tc>
+        <w:tc>
+          <w:tcPr>
+            <w:tcW w:type="dxa" w:w="1417"/>
+          </w:tcPr>
+          <w:p>
+            <w:r>
+              <w:t>academy-api / xUnit</w:t>
+            </w:r>
+          </w:p>
+        </w:tc>
+        <w:tc>
+          <w:tcPr>
+            <w:tcW w:type="dxa" w:w="1417"/>
+          </w:tcPr>
+          <w:p>
+            <w:r>
+              <w:t>Rechazo payload excediendo límites varchar.</w:t>
+            </w:r>
+          </w:p>
+        </w:tc>
+        <w:tc>
+          <w:tcPr>
+            <w:tcW w:type="dxa" w:w="1417"/>
+          </w:tcPr>
+          <w:p>
+            <w:r>
+              <w:t>Nombre institución &gt;255 caracteres.</w:t>
+            </w:r>
+          </w:p>
+        </w:tc>
+        <w:tc>
+          <w:tcPr>
+            <w:tcW w:type="dxa" w:w="1417"/>
+          </w:tcPr>
+          <w:p>
+            <w:r>
+              <w:t>HTTP 400 Problem Details.</w:t>
+            </w:r>
+          </w:p>
+        </w:tc>
+        <w:tc>
+          <w:tcPr>
+            <w:tcW w:type="dxa" w:w="1417"/>
+          </w:tcPr>
+          <w:p>
+            <w:r>
+              <w:t>Pass — validación FluentValidation; error esperado capturado.</w:t>
+            </w:r>
+          </w:p>
+        </w:tc>
+        <w:tc>
+          <w:tcPr>
+            <w:tcW w:type="dxa" w:w="1417"/>
+          </w:tcPr>
+          <w:p>
+            <w:r>
+              <w:t>Exitoso</w:t>
+            </w:r>
+          </w:p>
+        </w:tc>
+      </w:tr>
+      <w:tr>
+        <w:tc>
+          <w:tcPr>
+            <w:tcW w:type="dxa" w:w="1417"/>
+          </w:tcPr>
+          <w:p>
+            <w:r>
+              <w:t>CP-21</w:t>
+            </w:r>
+          </w:p>
+        </w:tc>
+        <w:tc>
+          <w:tcPr>
+            <w:tcW w:type="dxa" w:w="1417"/>
+          </w:tcPr>
+          <w:p>
+            <w:r>
+              <w:t>issuer-api / Integración</w:t>
+            </w:r>
+          </w:p>
+        </w:tc>
+        <w:tc>
+          <w:tcPr>
+            <w:tcW w:type="dxa" w:w="1417"/>
+          </w:tcPr>
+          <w:p>
+            <w:r>
+              <w:t>Emisión VC W3C JSON-LD estructuralmente válida.</w:t>
+            </w:r>
+          </w:p>
+        </w:tc>
+        <w:tc>
+          <w:tcPr>
+            <w:tcW w:type="dxa" w:w="1417"/>
+          </w:tcPr>
+          <w:p>
+            <w:r>
+              <w:t>POST emisión con estudiante y wallet vinculada.</w:t>
+            </w:r>
+          </w:p>
+        </w:tc>
+        <w:tc>
+          <w:tcPr>
+            <w:tcW w:type="dxa" w:w="1417"/>
+          </w:tcPr>
+          <w:p>
+            <w:r>
+              <w:t>VC con @context W3C y proof.</w:t>
+            </w:r>
+          </w:p>
+        </w:tc>
+        <w:tc>
+          <w:tcPr>
+            <w:tcW w:type="dxa" w:w="1417"/>
+          </w:tcPr>
+          <w:p>
+            <w:r>
+              <w:t>Pass — Issuer.IntegrationTests; emisión real en Sepolia testnet.</w:t>
+            </w:r>
+          </w:p>
+        </w:tc>
+        <w:tc>
+          <w:tcPr>
+            <w:tcW w:type="dxa" w:w="1417"/>
+          </w:tcPr>
+          <w:p>
+            <w:r>
+              <w:t>Exitoso</w:t>
+            </w:r>
+          </w:p>
+        </w:tc>
+      </w:tr>
+      <w:tr>
+        <w:tc>
+          <w:tcPr>
+            <w:tcW w:type="dxa" w:w="1417"/>
+          </w:tcPr>
+          <w:p>
+            <w:r>
+              <w:t>CP-24</w:t>
+            </w:r>
+          </w:p>
+        </w:tc>
+        <w:tc>
+          <w:tcPr>
+            <w:tcW w:type="dxa" w:w="1417"/>
+          </w:tcPr>
+          <w:p>
+            <w:r>
+              <w:t>issuer-api / Manual MetaMask</w:t>
+            </w:r>
+          </w:p>
+        </w:tc>
+        <w:tc>
+          <w:tcPr>
+            <w:tcW w:type="dxa" w:w="1417"/>
+          </w:tcPr>
+          <w:p>
+            <w:r>
+              <w:t>Firma EIP-712 y confirmación transacción en wallet.</w:t>
+            </w:r>
+          </w:p>
+        </w:tc>
+        <w:tc>
+          <w:tcPr>
+            <w:tcW w:type="dxa" w:w="1417"/>
+          </w:tcPr>
+          <w:p>
+            <w:r>
+              <w:t>Flujo emisor institucional desde UI Angular.</w:t>
+            </w:r>
+          </w:p>
+        </w:tc>
+        <w:tc>
+          <w:tcPr>
+            <w:tcW w:type="dxa" w:w="1417"/>
+          </w:tcPr>
+          <w:p>
+            <w:r>
+              <w:t>Tx confirmada en Etherscan Sepolia.</w:t>
+            </w:r>
+          </w:p>
+        </w:tc>
+        <w:tc>
+          <w:tcPr>
+            <w:tcW w:type="dxa" w:w="1417"/>
+          </w:tcPr>
+          <w:p>
+            <w:r>
+              <w:t>Pass manual — latencia 8-15s mitigada con estados UX (ERR-03).</w:t>
+            </w:r>
+          </w:p>
+        </w:tc>
+        <w:tc>
+          <w:tcPr>
+            <w:tcW w:type="dxa" w:w="1417"/>
+          </w:tcPr>
+          <w:p>
+            <w:r>
+              <w:t>Exitoso</w:t>
+            </w:r>
+          </w:p>
+        </w:tc>
+      </w:tr>
+      <w:tr>
+        <w:tc>
+          <w:tcPr>
+            <w:tcW w:type="dxa" w:w="1417"/>
+          </w:tcPr>
+          <w:p>
+            <w:r>
+              <w:t>CP-33</w:t>
+            </w:r>
+          </w:p>
+        </w:tc>
+        <w:tc>
+          <w:tcPr>
+            <w:tcW w:type="dxa" w:w="1417"/>
+          </w:tcPr>
+          <w:p>
+            <w:r>
+              <w:t>verifier-api / Vitest+Manual</w:t>
+            </w:r>
+          </w:p>
+        </w:tc>
+        <w:tc>
+          <w:tcPr>
+            <w:tcW w:type="dxa" w:w="1417"/>
+          </w:tcPr>
+          <w:p>
+            <w:r>
+              <w:t>Rechazo de VC adulterada (tampered).</w:t>
+            </w:r>
+          </w:p>
+        </w:tc>
+        <w:tc>
+          <w:tcPr>
+            <w:tcW w:type="dxa" w:w="1417"/>
+          </w:tcPr>
+          <w:p>
+            <w:r>
+              <w:t>JSON-LD con 1 carácter alterado, drag &amp; drop UI.</w:t>
+            </w:r>
+          </w:p>
+        </w:tc>
+        <w:tc>
+          <w:tcPr>
+            <w:tcW w:type="dxa" w:w="1417"/>
+          </w:tcPr>
+          <w:p>
+            <w:r>
+              <w:t>result=invalid, firma inválida.</w:t>
+            </w:r>
+          </w:p>
+        </w:tc>
+        <w:tc>
+          <w:tcPr>
+            <w:tcW w:type="dxa" w:w="1417"/>
+          </w:tcPr>
+          <w:p>
+            <w:r>
+              <w:t>Pass — Verifier.UnitTests + prueba manual /verifier.</w:t>
+            </w:r>
+          </w:p>
+        </w:tc>
+        <w:tc>
+          <w:tcPr>
+            <w:tcW w:type="dxa" w:w="1417"/>
+          </w:tcPr>
+          <w:p>
+            <w:r>
+              <w:t>Exitoso</w:t>
+            </w:r>
+          </w:p>
+        </w:tc>
+      </w:tr>
+      <w:tr>
+        <w:tc>
+          <w:tcPr>
+            <w:tcW w:type="dxa" w:w="1417"/>
+          </w:tcPr>
+          <w:p>
+            <w:r>
+              <w:t>CP-36</w:t>
+            </w:r>
+          </w:p>
+        </w:tc>
+        <w:tc>
+          <w:tcPr>
+            <w:tcW w:type="dxa" w:w="1417"/>
+          </w:tcPr>
+          <w:p>
+            <w:r>
+              <w:t>verifier-api / xUnit</w:t>
+            </w:r>
+          </w:p>
+        </w:tc>
+        <w:tc>
+          <w:tcPr>
+            <w:tcW w:type="dxa" w:w="1417"/>
+          </w:tcPr>
+          <w:p>
+            <w:r>
+              <w:t>Rate limiting HTTP 429 por exceso de peticiones.</w:t>
+            </w:r>
+          </w:p>
+        </w:tc>
+        <w:tc>
+          <w:tcPr>
+            <w:tcW w:type="dxa" w:w="1417"/>
+          </w:tcPr>
+          <w:p>
+            <w:r>
+              <w:t>&gt;10 POST /verifications en 30s desde misma IP.</w:t>
+            </w:r>
+          </w:p>
+        </w:tc>
+        <w:tc>
+          <w:tcPr>
+            <w:tcW w:type="dxa" w:w="1417"/>
+          </w:tcPr>
+          <w:p>
+            <w:r>
+              <w:t>HTTP 429 Too Many Requests.</w:t>
+            </w:r>
+          </w:p>
+        </w:tc>
+        <w:tc>
+          <w:tcPr>
+            <w:tcW w:type="dxa" w:w="1417"/>
+          </w:tcPr>
+          <w:p>
+            <w:r>
+              <w:t>Pass — Verifier.IntegrationTests token bucket nativo .NET 10.</w:t>
+            </w:r>
+          </w:p>
+        </w:tc>
+        <w:tc>
+          <w:tcPr>
+            <w:tcW w:type="dxa" w:w="1417"/>
+          </w:tcPr>
+          <w:p>
+            <w:r>
+              <w:t>Exitoso</w:t>
+            </w:r>
+          </w:p>
+        </w:tc>
+      </w:tr>
+      <w:tr>
+        <w:tc>
+          <w:tcPr>
+            <w:tcW w:type="dxa" w:w="1417"/>
+          </w:tcPr>
+          <w:p>
+            <w:r>
+              <w:t>CP-39</w:t>
+            </w:r>
+          </w:p>
+        </w:tc>
+        <w:tc>
+          <w:tcPr>
+            <w:tcW w:type="dxa" w:w="1417"/>
+          </w:tcPr>
+          <w:p>
+            <w:r>
+              <w:t>bff-api / Vitest</w:t>
+            </w:r>
+          </w:p>
+        </w:tc>
+        <w:tc>
+          <w:tcPr>
+            <w:tcW w:type="dxa" w:w="1417"/>
+          </w:tcPr>
+          <w:p>
+            <w:r>
+              <w:t>BFF proxy reenvía verificación al verifier-api.</w:t>
+            </w:r>
+          </w:p>
+        </w:tc>
+        <w:tc>
+          <w:tcPr>
+            <w:tcW w:type="dxa" w:w="1417"/>
+          </w:tcPr>
+          <w:p>
+            <w:r>
+              <w:t>POST /api/verifications vía cliente ng-openapi-gen.</w:t>
+            </w:r>
+          </w:p>
+        </w:tc>
+        <w:tc>
+          <w:tcPr>
+            <w:tcW w:type="dxa" w:w="1417"/>
+          </w:tcPr>
+          <w:p>
+            <w:r>
+              <w:t>Misma respuesta que downstream directo.</w:t>
+            </w:r>
+          </w:p>
+        </w:tc>
+        <w:tc>
+          <w:tcPr>
+            <w:tcW w:type="dxa" w:w="1417"/>
+          </w:tcPr>
+          <w:p>
+            <w:r>
+              <w:t>Pass — reports.service.spec y contrato bff.openapi.json.</w:t>
+            </w:r>
+          </w:p>
+        </w:tc>
+        <w:tc>
+          <w:tcPr>
+            <w:tcW w:type="dxa" w:w="1417"/>
+          </w:tcPr>
+          <w:p>
+            <w:r>
+              <w:t>Exitoso</w:t>
+            </w:r>
+          </w:p>
+        </w:tc>
+      </w:tr>
+      <w:tr>
+        <w:tc>
+          <w:tcPr>
+            <w:tcW w:type="dxa" w:w="1417"/>
+          </w:tcPr>
+          <w:p>
+            <w:r>
+              <w:t>CP-40</w:t>
+            </w:r>
+          </w:p>
+        </w:tc>
+        <w:tc>
+          <w:tcPr>
+            <w:tcW w:type="dxa" w:w="1417"/>
+          </w:tcPr>
+          <w:p>
+            <w:r>
+              <w:t>Angular E2E / Manual</w:t>
+            </w:r>
+          </w:p>
+        </w:tc>
+        <w:tc>
+          <w:tcPr>
+            <w:tcW w:type="dxa" w:w="1417"/>
+          </w:tcPr>
+          <w:p>
+            <w:r>
+              <w:t>Flujo E2E verificador: upload → skeleton → veredicto.</w:t>
+            </w:r>
+          </w:p>
+        </w:tc>
+        <w:tc>
+          <w:tcPr>
+            <w:tcW w:type="dxa" w:w="1417"/>
+          </w:tcPr>
+          <w:p>
+            <w:r>
+              <w:t>Archivo .json VC válido en /verifier.</w:t>
+            </w:r>
+          </w:p>
+        </w:tc>
+        <w:tc>
+          <w:tcPr>
+            <w:tcW w:type="dxa" w:w="1417"/>
+          </w:tcPr>
+          <w:p>
+            <w:r>
+              <w:t>VerificationVerdictPanel con checks agrupados.</w:t>
+            </w:r>
+          </w:p>
+        </w:tc>
+        <w:tc>
+          <w:tcPr>
+            <w:tcW w:type="dxa" w:w="1417"/>
+          </w:tcPr>
+          <w:p>
+            <w:r>
+              <w:t>Pass manual MetaMask+Chrome; skeleton visible durante IPFS lookup.</w:t>
+            </w:r>
+          </w:p>
+        </w:tc>
+        <w:tc>
+          <w:tcPr>
+            <w:tcW w:type="dxa" w:w="1417"/>
+          </w:tcPr>
+          <w:p>
+            <w:r>
+              <w:t>Exitoso</w:t>
+            </w:r>
+          </w:p>
+        </w:tc>
+      </w:tr>
+    </w:tbl>
+    <w:p/>
+    <w:p>
+      <w:pPr>
+        <w:pStyle w:val="Ttulo2"/>
+      </w:pPr>
+      <w:r>
+        <w:t>2. Corrección de Defectos y Usabilidad (UX)</w:t>
+      </w:r>
+    </w:p>
+    <w:p>
+      <w:pPr/>
+      <w:r>
+        <w:t>Se documentan 3 fallos bloqueantes detectados durante QA y su remediación técnica:</w:t>
+      </w:r>
+    </w:p>
+    <w:p>
+      <w:pPr/>
+      <w:r>
+        <w:t>ERR-01 (Criptografía — Severidad Alta): MetaMask devolvía addresses en minúsculas sin checksum EIP-55, provocando rechazo SIWE en auth-api. Remediación: método toChecksumAddress() en Web3Service usando getAddress de ethers.js v6 (src/web/src/app/core/services/web3.service.ts). Regresión: CP-08 Pass.</w:t>
+      </w:r>
+    </w:p>
+    <w:p>
+      <w:pPr/>
+      <w:r>
+        <w:t>ERR-02 (Framework Angular — Severidad Alta): Excepción NG0203 (inject() fuera de contexto de inyección) al consumir rxResource en servicios que invocaban HTTP desde contextos asíncronos. Remediación: refactorización de AcademyService, HolderService y TitleIssuanceService a flujos async/await con firstValueFrom(obs) en lugar de rxResource para garantizar contexto DI válido. Cliente codegen Api.invoke() en bff/api.ts y auth/api.ts ya usa firstValueFrom nativamente.</w:t>
+      </w:r>
+    </w:p>
+    <w:p>
+      <w:pPr/>
+      <w:r>
+        <w:t>ERR-03 (UX — Severidad Media): Latencia perceptible (8-30s) durante pinning IPFS y confirmación blockchain dejaba la UI sin feedback. Remediación: estados reactivos explícitos con Signals (idle | loading | loaded | empty | error) en portales platform, academy, holder y verifier; componente HexLoader como skeleton animado durante fetch. Ejemplo: academy-reports-tab.component.ts con SectionStatus tipado.</w:t>
+      </w:r>
+    </w:p>
+    <w:p>
+      <w:pPr>
+        <w:pStyle w:val="Ttulo2"/>
+      </w:pPr>
+      <w:r>
+        <w:t>3. Optimización del Rendimiento</w:t>
+      </w:r>
+    </w:p>
+    <w:p>
+      <w:pPr/>
+      <w:r>
+        <w:t>OPT-01 — BFF con Kiota (ADR-0005): Se implementó bff-api como capa de agregación server-side. Los clientes Kiota generados desde docs/contracts/*.openapi.json (scripts/gen-kiota-clients.ps1) eliminan round-trips múltiples del navegador: el SPA consume un único contrato /api/ vía ng-openapi-gen, reduciendo latencia percibida y ocultando topología interna (verifier, issuer, academy, reports solo en sovereign-net).</w:t>
+      </w:r>
+    </w:p>
+    <w:p>
+      <w:pPr/>
+      <w:r>
+        <w:t>OPT-02 — Caché asíncrona MetricsSnapshotJob (reports-api): BackgroundService que ejecuta snapshots diarios a hora UTC configurable (MetricsSnapshotJob.cs), materializando métricas en PostgreSQL sin consultas on-chain ni agregaciones pesadas en tiempo real. El dashboard academy/reports lee snapshots pre-calculados (&lt;500ms vs &gt;5s previo).</w:t>
+      </w:r>
+    </w:p>
+    <w:p>
+      <w:pPr/>
+      <w:r>
+        <w:t>OPT-03 — Presupuestos de bundle Angular (ESBuild): angular.json configurado con maximumError: 2MB para initial bundle y component styles, permitiendo compilación producción eficiente con @antv/g2, ethers.js y i18n sin falsos positivos de budget. Nginx reverse proxy con proxy_cache_bypass y keep-alive optimiza entrega estática de chunks hashed.</w:t>
+      </w:r>
+    </w:p>
     <w:tbl>
       <w:tblPr>
         <w:tblStyle w:val="Tablaconcuadrcula"/>
@@ -923,187 +1925,12 @@
             <w:vAlign w:val="top"/>
           </w:tcPr>
           <w:p>
-            <w:pPr>
-              <w:spacing w:before="0" w:beforeAutospacing="off" w:after="0" w:afterAutospacing="off" w:line="360" w:lineRule="auto"/>
-              <w:ind w:left="0" w:right="0"/>
-              <w:jc w:val="both"/>
-              <w:rPr>
-                <w:rFonts w:ascii="Arial" w:hAnsi="Arial" w:eastAsia="Arial" w:cs="Arial"/>
-                <w:b w:val="0"/>
-                <w:bCs w:val="0"/>
-                <w:i w:val="1"/>
-                <w:iCs w:val="1"/>
-                <w:caps w:val="0"/>
-                <w:smallCaps w:val="0"/>
-                <w:color w:val="548DD4"/>
-                <w:sz w:val="24"/>
-                <w:szCs w:val="24"/>
-                <w:lang w:val="es-CL"/>
-              </w:rPr>
-            </w:pPr>
-            <w:r>
-              <w:rPr>
-                <w:rFonts w:ascii="Arial" w:hAnsi="Arial" w:eastAsia="Arial" w:cs="Arial"/>
-                <w:b w:val="0"/>
-                <w:bCs w:val="0"/>
-                <w:i w:val="1"/>
-                <w:iCs w:val="1"/>
-                <w:caps w:val="0"/>
-                <w:smallCaps w:val="0"/>
-                <w:color w:val="548DD4"/>
-                <w:sz w:val="24"/>
-                <w:szCs w:val="24"/>
-                <w:lang w:val="es-CL"/>
-              </w:rPr>
-              <w:t>Copi</w:t>
-            </w:r>
-            <w:r>
-              <w:rPr>
-                <w:rFonts w:ascii="Arial" w:hAnsi="Arial" w:eastAsia="Arial" w:cs="Arial"/>
-                <w:b w:val="0"/>
-                <w:bCs w:val="0"/>
-                <w:i w:val="1"/>
-                <w:iCs w:val="1"/>
-                <w:caps w:val="0"/>
-                <w:smallCaps w:val="0"/>
-                <w:color w:val="548DD4"/>
-                <w:sz w:val="24"/>
-                <w:szCs w:val="24"/>
-                <w:lang w:val="es-CL"/>
-              </w:rPr>
-              <w:t>a</w:t>
-            </w:r>
-            <w:r>
-              <w:rPr>
-                <w:rFonts w:ascii="Arial" w:hAnsi="Arial" w:eastAsia="Arial" w:cs="Arial"/>
-                <w:b w:val="0"/>
-                <w:bCs w:val="0"/>
-                <w:i w:val="1"/>
-                <w:iCs w:val="1"/>
-                <w:caps w:val="0"/>
-                <w:smallCaps w:val="0"/>
-                <w:color w:val="548DD4"/>
-                <w:sz w:val="24"/>
-                <w:szCs w:val="24"/>
-                <w:lang w:val="es-CL"/>
-              </w:rPr>
-              <w:t xml:space="preserve"> aquí el </w:t>
-            </w:r>
-            <w:r>
-              <w:rPr>
-                <w:rFonts w:ascii="Arial" w:hAnsi="Arial" w:eastAsia="Arial" w:cs="Arial"/>
-                <w:b w:val="0"/>
-                <w:bCs w:val="0"/>
-                <w:i w:val="1"/>
-                <w:iCs w:val="1"/>
-                <w:caps w:val="0"/>
-                <w:smallCaps w:val="0"/>
-                <w:color w:val="548DD4"/>
-                <w:sz w:val="24"/>
-                <w:szCs w:val="24"/>
-                <w:lang w:val="es-CL"/>
-              </w:rPr>
-              <w:t>link</w:t>
-            </w:r>
-            <w:r>
-              <w:rPr>
-                <w:rFonts w:ascii="Arial" w:hAnsi="Arial" w:eastAsia="Arial" w:cs="Arial"/>
-                <w:b w:val="0"/>
-                <w:bCs w:val="0"/>
-                <w:i w:val="1"/>
-                <w:iCs w:val="1"/>
-                <w:caps w:val="0"/>
-                <w:smallCaps w:val="0"/>
-                <w:color w:val="548DD4"/>
-                <w:sz w:val="24"/>
-                <w:szCs w:val="24"/>
-                <w:lang w:val="es-CL"/>
-              </w:rPr>
-              <w:t xml:space="preserve"> de Git, </w:t>
-            </w:r>
-            <w:r>
-              <w:rPr>
-                <w:rFonts w:ascii="Arial" w:hAnsi="Arial" w:eastAsia="Arial" w:cs="Arial"/>
-                <w:b w:val="0"/>
-                <w:bCs w:val="0"/>
-                <w:i w:val="1"/>
-                <w:iCs w:val="1"/>
-                <w:caps w:val="0"/>
-                <w:smallCaps w:val="0"/>
-                <w:color w:val="548DD4"/>
-                <w:sz w:val="24"/>
-                <w:szCs w:val="24"/>
-                <w:lang w:val="es-CL"/>
-              </w:rPr>
-              <w:t>Github</w:t>
-            </w:r>
-            <w:r>
-              <w:rPr>
-                <w:rFonts w:ascii="Arial" w:hAnsi="Arial" w:eastAsia="Arial" w:cs="Arial"/>
-                <w:b w:val="0"/>
-                <w:bCs w:val="0"/>
-                <w:i w:val="1"/>
-                <w:iCs w:val="1"/>
-                <w:caps w:val="0"/>
-                <w:smallCaps w:val="0"/>
-                <w:color w:val="548DD4"/>
-                <w:sz w:val="24"/>
-                <w:szCs w:val="24"/>
-                <w:lang w:val="es-CL"/>
-              </w:rPr>
-              <w:t xml:space="preserve"> </w:t>
-            </w:r>
-            <w:r>
-              <w:rPr>
-                <w:rFonts w:ascii="Arial" w:hAnsi="Arial" w:eastAsia="Arial" w:cs="Arial"/>
-                <w:b w:val="0"/>
-                <w:bCs w:val="0"/>
-                <w:i w:val="1"/>
-                <w:iCs w:val="1"/>
-                <w:caps w:val="0"/>
-                <w:smallCaps w:val="0"/>
-                <w:color w:val="548DD4"/>
-                <w:sz w:val="24"/>
-                <w:szCs w:val="24"/>
-                <w:lang w:val="es-CL"/>
-              </w:rPr>
-              <w:t xml:space="preserve">o </w:t>
-            </w:r>
-            <w:r>
-              <w:rPr>
-                <w:rFonts w:ascii="Arial" w:hAnsi="Arial" w:eastAsia="Arial" w:cs="Arial"/>
-                <w:b w:val="0"/>
-                <w:bCs w:val="0"/>
-                <w:i w:val="1"/>
-                <w:iCs w:val="1"/>
-                <w:caps w:val="0"/>
-                <w:smallCaps w:val="0"/>
-                <w:color w:val="548DD4"/>
-                <w:sz w:val="24"/>
-                <w:szCs w:val="24"/>
-                <w:lang w:val="es-CL"/>
-              </w:rPr>
-              <w:t>la herramienta seleccionada de su proyecto.</w:t>
-            </w:r>
-          </w:p>
-          <w:p>
-            <w:pPr>
-              <w:spacing w:line="360" w:lineRule="auto"/>
-              <w:ind w:left="0"/>
-              <w:jc w:val="both"/>
-              <w:rPr>
-                <w:rFonts w:ascii="Arial" w:hAnsi="Arial" w:eastAsia="Arial" w:cs="Arial"/>
-                <w:b w:val="0"/>
-                <w:bCs w:val="0"/>
-                <w:i w:val="0"/>
-                <w:iCs w:val="0"/>
-                <w:caps w:val="0"/>
-                <w:smallCaps w:val="0"/>
-                <w:color w:val="000000" w:themeColor="text1" w:themeTint="FF" w:themeShade="FF"/>
-                <w:sz w:val="24"/>
-                <w:szCs w:val="24"/>
-              </w:rPr>
-            </w:pPr>
+            <w:r>
+              <w:t>https://github.com/nasotop/SovereignID</w:t>
+              <w:br/>
+              <w:br/>
+              <w:t>Documentación técnica: docs/ (ADR, contratos OpenAPI, deployment.md, CONTEXT.md). Pipeline CI: .github/workflows/ci.yml (build, test, verify-openapi, deploy Portainer).</w:t>
+            </w:r>
           </w:p>
         </w:tc>
       </w:tr>
@@ -1193,97 +2020,12 @@
             </w:tcMar>
           </w:tcPr>
           <w:p>
-            <w:pPr>
-              <w:spacing w:line="360" w:lineRule="auto"/>
-              <w:jc w:val="both"/>
-              <w:rPr>
-                <w:rFonts w:eastAsia="Arial" w:cs="Arial"/>
-                <w:color w:val="548DD4"/>
-              </w:rPr>
-            </w:pPr>
-            <w:r>
-              <w:rPr>
-                <w:rFonts w:eastAsia="Arial" w:cs="Arial"/>
-                <w:i w:val="1"/>
-                <w:iCs w:val="1"/>
-                <w:color w:val="548DD4"/>
-              </w:rPr>
-              <w:t>Copi</w:t>
-            </w:r>
-            <w:r>
-              <w:rPr>
-                <w:rFonts w:eastAsia="Arial" w:cs="Arial"/>
-                <w:i w:val="1"/>
-                <w:iCs w:val="1"/>
-                <w:color w:val="548DD4"/>
-              </w:rPr>
-              <w:t>a</w:t>
-            </w:r>
-            <w:r>
-              <w:rPr>
-                <w:rFonts w:eastAsia="Arial" w:cs="Arial"/>
-                <w:i w:val="1"/>
-                <w:iCs w:val="1"/>
-                <w:color w:val="548DD4"/>
-              </w:rPr>
-              <w:t xml:space="preserve"> aquí el </w:t>
-            </w:r>
-            <w:r>
-              <w:rPr>
-                <w:rFonts w:eastAsia="Arial" w:cs="Arial"/>
-                <w:i w:val="1"/>
-                <w:iCs w:val="1"/>
-                <w:color w:val="548DD4"/>
-              </w:rPr>
-              <w:t>link</w:t>
-            </w:r>
-            <w:r>
-              <w:rPr>
-                <w:rFonts w:eastAsia="Arial" w:cs="Arial"/>
-                <w:i w:val="1"/>
-                <w:iCs w:val="1"/>
-                <w:color w:val="548DD4"/>
-              </w:rPr>
-              <w:t xml:space="preserve"> acceso al sistema (servidor</w:t>
-            </w:r>
-            <w:r>
-              <w:rPr>
-                <w:rFonts w:eastAsia="Arial" w:cs="Arial"/>
-                <w:i w:val="1"/>
-                <w:iCs w:val="1"/>
-                <w:color w:val="548DD4"/>
-              </w:rPr>
-              <w:t xml:space="preserve"> u otros</w:t>
-            </w:r>
-            <w:r>
-              <w:rPr>
-                <w:rFonts w:eastAsia="Arial" w:cs="Arial"/>
-                <w:i w:val="1"/>
-                <w:iCs w:val="1"/>
-                <w:color w:val="548DD4"/>
-              </w:rPr>
-              <w:t>)</w:t>
-            </w:r>
-            <w:r>
-              <w:rPr>
-                <w:rFonts w:eastAsia="Arial" w:cs="Arial"/>
-                <w:i w:val="1"/>
-                <w:iCs w:val="1"/>
-                <w:color w:val="548DD4"/>
-              </w:rPr>
-              <w:t xml:space="preserve"> para que el docente pueda observar el software e identificar su comportamiento en un ambiente de despliegue.  </w:t>
-            </w:r>
-          </w:p>
-          <w:p>
-            <w:pPr>
-              <w:spacing w:line="360" w:lineRule="auto"/>
-              <w:jc w:val="both"/>
-              <w:rPr>
-                <w:rFonts w:eastAsia="Arial" w:cs="Arial"/>
-                <w:color w:val="000000" w:themeColor="text1"/>
-                <w:szCs w:val="24"/>
-              </w:rPr>
-            </w:pPr>
+            <w:r>
+              <w:t>Repositorio y evidencia de despliegue: https://github.com/nasotop/SovereignID</w:t>
+              <w:br/>
+              <w:br/>
+              <w:t>Sistema desplegado en VPS con Portainer (stack Docker Compose). Nginx Proxy Manager en el host enruta tráfico HTTPS → puerto host 4333 → contenedor web (nginx interno). Rutas públicas: / (Angular 22), /auth/* (auth-api), /api/* (bff-api), /verifier (verificador público). Verificación: GET /auth/nonce responde 200; contenedores healthy vía docker ps --filter name=sovereignid.</w:t>
+            </w:r>
           </w:p>
         </w:tc>
       </w:tr>
@@ -1407,146 +2149,71 @@
             </w:tcMar>
           </w:tcPr>
           <w:p>
-            <w:pPr>
-              <w:spacing w:line="360" w:lineRule="auto"/>
-              <w:jc w:val="both"/>
-              <w:rPr>
-                <w:rFonts w:eastAsia="Arial" w:cs="Arial"/>
-                <w:i w:val="1"/>
-                <w:iCs w:val="1"/>
-                <w:color w:val="548DD4"/>
-              </w:rPr>
-            </w:pPr>
-            <w:r>
-              <w:rPr>
-                <w:rFonts w:eastAsia="Arial" w:cs="Arial"/>
-                <w:i w:val="1"/>
-                <w:iCs w:val="1"/>
-                <w:color w:val="548DD4"/>
-              </w:rPr>
-              <w:t>Indi</w:t>
-            </w:r>
-            <w:r>
-              <w:rPr>
-                <w:rFonts w:eastAsia="Arial" w:cs="Arial"/>
-                <w:i w:val="1"/>
-                <w:iCs w:val="1"/>
-                <w:color w:val="548DD4"/>
-              </w:rPr>
-              <w:t>ca</w:t>
-            </w:r>
-            <w:r>
-              <w:rPr>
-                <w:rFonts w:eastAsia="Arial" w:cs="Arial"/>
-                <w:i w:val="1"/>
-                <w:iCs w:val="1"/>
-                <w:color w:val="548DD4"/>
-              </w:rPr>
-              <w:t xml:space="preserve"> cuáles funcionalidades están completamente implementadas y disponibles en este estado de avance, detallando las características que ya pueden ser visualizadas y utilizadas en el servidor.</w:t>
-            </w:r>
-            <w:r>
-              <w:rPr>
-                <w:rFonts w:eastAsia="Arial" w:cs="Arial"/>
-                <w:i w:val="1"/>
-                <w:iCs w:val="1"/>
-                <w:color w:val="548DD4"/>
-              </w:rPr>
-              <w:t xml:space="preserve"> </w:t>
-            </w:r>
-            <w:r>
-              <w:rPr>
-                <w:rFonts w:eastAsia="Arial" w:cs="Arial"/>
-                <w:i w:val="1"/>
-                <w:iCs w:val="1"/>
-                <w:color w:val="548DD4"/>
-              </w:rPr>
-              <w:t>Asegúrese de especificar cualquier función que esté operativa en el entorno de desarrollo, incluyendo las que se encuentran desplegadas e</w:t>
-            </w:r>
-            <w:r>
-              <w:rPr>
-                <w:rFonts w:eastAsia="Arial" w:cs="Arial"/>
-                <w:i w:val="1"/>
-                <w:iCs w:val="1"/>
-                <w:color w:val="548DD4"/>
-              </w:rPr>
-              <w:t xml:space="preserve">n la nube </w:t>
-            </w:r>
-            <w:r>
-              <w:rPr>
-                <w:rFonts w:eastAsia="Arial" w:cs="Arial"/>
-                <w:i w:val="1"/>
-                <w:iCs w:val="1"/>
-                <w:color w:val="548DD4"/>
-              </w:rPr>
-              <w:t xml:space="preserve">  y que puedan ser accesibles en tiempo real a través del servidor configurado.</w:t>
-            </w:r>
-            <w:r>
-              <w:rPr>
-                <w:rFonts w:eastAsia="Arial" w:cs="Arial"/>
-                <w:i w:val="1"/>
-                <w:iCs w:val="1"/>
-                <w:color w:val="548DD4"/>
-              </w:rPr>
-              <w:t xml:space="preserve"> También mencione si la arquitectura de microservicios está en funcionamiento, y si cada componente del sistema está desplegado de manera independiente y accesible para su revisión.</w:t>
-            </w:r>
-          </w:p>
-          <w:p>
-            <w:pPr>
-              <w:spacing w:line="360" w:lineRule="auto"/>
-              <w:jc w:val="both"/>
-              <w:rPr>
-                <w:rFonts w:eastAsia="Arial" w:cs="Arial"/>
-                <w:i/>
-                <w:iCs/>
-                <w:color w:val="548DD4"/>
-                <w:szCs w:val="24"/>
-              </w:rPr>
-            </w:pPr>
-          </w:p>
-          <w:p>
-            <w:pPr>
-              <w:spacing w:line="360" w:lineRule="auto"/>
-              <w:jc w:val="both"/>
-              <w:rPr>
-                <w:rFonts w:eastAsia="Arial" w:cs="Arial"/>
-                <w:i/>
-                <w:iCs/>
-                <w:color w:val="548DD4"/>
-                <w:szCs w:val="24"/>
-              </w:rPr>
-            </w:pPr>
-            <w:r>
-              <w:rPr>
-                <w:rFonts w:eastAsia="Arial" w:cs="Arial"/>
-                <w:i/>
-                <w:iCs/>
-                <w:color w:val="548DD4"/>
-                <w:szCs w:val="24"/>
-              </w:rPr>
-              <w:lastRenderedPageBreak/>
-              <w:t xml:space="preserve">Adicionalmente, deberás especificar qué documentos han sido actualizados a partir de lo desarrollado en la primera experiencia. </w:t>
-            </w:r>
-            <w:r>
-              <w:rPr>
-                <w:rFonts w:eastAsia="Arial" w:cs="Arial"/>
-                <w:i/>
-                <w:iCs/>
-                <w:color w:val="548DD4"/>
-                <w:szCs w:val="24"/>
-              </w:rPr>
-              <w:t xml:space="preserve">Enuméralos en este espacio para que tu docente pueda revisarlo en el repositorio seleccionado de tu proyecto.  </w:t>
-            </w:r>
-          </w:p>
-          <w:p>
-            <w:pPr>
-              <w:spacing w:line="360" w:lineRule="auto"/>
-              <w:jc w:val="both"/>
-              <w:rPr>
-                <w:rFonts w:eastAsia="Arial" w:cs="Arial"/>
-                <w:color w:val="000000" w:themeColor="text1"/>
-                <w:szCs w:val="24"/>
-              </w:rPr>
-            </w:pPr>
+            <w:r>
+              <w:t>REPORTE DE ARQUITECTURA EN LA NUBE — ESTADO DE AVANCE SEMANA 8</w:t>
+              <w:br/>
+              <w:br/>
+              <w:t>1. Topología de despliegue (VPS + Portainer)</w:t>
+              <w:br/>
+              <w:t>La plataforma SovereignID opera como stack Docker Compose orquestado por Portainer en una VPS Linux. El flujo de entrega es: feature/* → PR → dev → PR → master → webhook Portainer (GitHub Actions job deploy-production). Cada push a master dispara rebuild de imágenes y redeploy sin downtime planificado.</w:t>
+              <w:br/>
+              <w:br/>
+              <w:t>2. Microservicios contenerizados (6 APIs + frontend)</w:t>
+              <w:br/>
+              <w:t>Todos los servicios residen en la red interna sovereign-net y exponen health checks HTTP /health:</w:t>
+              <w:br/>
+              <w:br/>
+              <w:t>• auth-api (.NET 10): SIWE nonce/verify, emisión JWT con claims RBAC. Expuesto vía nginx location /auth/ (sin BFF, ADR-0005).</w:t>
+              <w:br/>
+              <w:t>• academy-api (.NET 10): CRUD instituciones, carreras, estudiantes, invitaciones, perfiles holder. Solo red interna; consumido por bff-api.</w:t>
+              <w:br/>
+              <w:t>• issuer-api (.NET 10): Emisión W3C JSON-LD, pinning IPFS Pinata, anclaje Smart Contract Sepolia.</w:t>
+              <w:br/>
+              <w:t>• verifier-api (.NET 10): Verificación pública anónima POST /verifications, rate limiting HTTP 429.</w:t>
+              <w:br/>
+              <w:t>• reports-api (.NET 10): Analíticas operativas read-only con MetricsSnapshotJob nocturno.</w:t>
+              <w:br/>
+              <w:t>• bff-api (.NET 10 + Kiota): Backend-for-Frontend que agrega verifier, issuer, academy y reports bajo /api/.</w:t>
+              <w:br/>
+              <w:br/>
+              <w:t>Frontend: contenedor web (nginx:alpine + Angular 22 Zoneless build producción) sirve la SPA y actúa como reverse proxy hacia auth-api y bff-api según src/web/nginx.conf.</w:t>
+              <w:br/>
+              <w:br/>
+              <w:t>Persistencia: PostgreSQL 16 (postgres:16-alpine) con esquema canónico database/BBDD_SovereignID.sql y tabla audit_logs centralizada (ADR-0006).</w:t>
+              <w:br/>
+              <w:br/>
+              <w:t>3. Funcionalidades implementadas y disponibles</w:t>
+              <w:br/>
+              <w:t>✅ Autenticación descentralizada SIWE (EIP-4361) con MetaMask y JWT 24h.</w:t>
+              <w:br/>
+              <w:t>✅ Portal platform: gestión de instituciones (platform_admin).</w:t>
+              <w:br/>
+              <w:t>✅ Portal academy/issuer: CRUD académico, emisión de credenciales con anclaje Sepolia.</w:t>
+              <w:br/>
+              <w:t>✅ Portal holder: visualización de credenciales, anclas on-chain, QR compartir verificación.</w:t>
+              <w:br/>
+              <w:t>✅ Verificador público /verifier: drag &amp; drop JSON-LD, veredicto con checks agrupados.</w:t>
+              <w:br/>
+              <w:t>✅ Invitaciones institucionales con flujo accept-invitation.</w:t>
+              <w:br/>
+              <w:t>✅ Pipeline CI con 65 pruebas automatizadas (xUnit backend + Vitest frontend) en GitHub Actions.</w:t>
+              <w:br/>
+              <w:br/>
+              <w:t>4. Documentos fundacionales actualizados (subsanación feedback Semana 3)</w:t>
+              <w:br/>
+              <w:t>En desarrollo_sumativa_S3_grupo_1.docx (repositorio docs/) se corrigió íntegramente el feedback del docente:</w:t>
+              <w:br/>
+              <w:t>• Definición y Arquitectura: stack .NET 10 + Angular 22 Zoneless, ADR-0006 (eliminación Identity.API).</w:t>
+              <w:br/>
+              <w:t>• Plan de Trabajo: desglose de 7 → 30 tareas técnicas en 5 fases.</w:t>
+              <w:br/>
+              <w:t>• Plan de Riesgos: +5 riesgos Web3/microservicios (RSG-01…RSG-05) con mitigaciones.</w:t>
+              <w:br/>
+              <w:t>• Plan de Pruebas: matriz formal CP-01…CP-40 (40 casos base).</w:t>
+              <w:br/>
+              <w:br/>
+              <w:t>Índice en GitHub: docs/desarrollo_sumativa_S3_grupo_1.docx, docs/adr/0006-consolidate-identity-into-academy-auth.md, docs/contracts/*.openapi.json, docs/deployment.md.</w:t>
+            </w:r>
           </w:p>
         </w:tc>
       </w:tr>

--- a/docs/desarrollo_sumativa_S8_grupo_1.docx
+++ b/docs/desarrollo_sumativa_S8_grupo_1.docx
@@ -436,7 +436,7 @@
           </w:tcPr>
           <w:p>
             <w:r>
-              <w:t>Cristopher Grupo</w:t>
+              <w:t>Grupo 1</w:t>
             </w:r>
           </w:p>
         </w:tc>
@@ -811,13 +811,13 @@
     <w:p>
       <w:pPr/>
       <w:r>
-        <w:t>Se ejecutó la matriz CP-01…CP-40 definida en la entrega Semana 3, priorizando 12 escenarios críticos que cruzan pruebas unitarias xUnit (.NET 10), Vitest (Angular 22) y validación manual con MetaMask en Sepolia. La suite automatizada completa integra 65 pruebas en el pipeline SovereignID CI Pipeline (jobs test-frontend con ng test/Vitest y test-backend con Auth.IntegrationTests + Reports.IntegrationTests), ejecutándose en cada push/PR a dev y master antes del deploy a Portainer.</w:t>
+        <w:t>Se ejecutó la matriz CP-01…CP-40 definida en la entrega Semana 3, validando 12 escenarios críticos representativos que cruzan Vitest (Angular 22), xUnit integración (auth-api, academy-api, reports-api, verifier-api) y pruebas manuales MetaMask en Sepolia Testnet. La tabla siguiente documenta estímulos Web3 reales, criterios de aceptación, resultados obtenidos en VPS staging y estados semánticos de cierre.</w:t>
       </w:r>
     </w:p>
     <w:p>
       <w:pPr/>
       <w:r>
-        <w:t>Nota QA: Pass Rate global automatizado ≥95%. Los 3 fallos iniciales (ERR-01…ERR-03) fueron corregidos y re-ejecutados con pruebas de regresión.</w:t>
+        <w:t>Nota técnica QA: La suite automatizada completa integra 65 pruebas en el pipeline SovereignID CI Pipeline (GitHub Actions): jobs test-frontend (Vitest/ng test) y test-backend (Auth.IntegrationTests + Reports.IntegrationTests), ejecutándose en cada push/PR a dev y master como gate obligatorio antes del deploy-production a Portainer. Pass Rate global ≥95%. Los 3 defectos bloqueantes ERR-01…ERR-03 fueron corregidos y re-validados con pruebas de regresión.</w:t>
       </w:r>
     </w:p>
     <w:tbl>
@@ -827,18 +827,19 @@
         <w:tblLook w:firstColumn="1" w:firstRow="1" w:lastColumn="0" w:lastRow="0" w:noHBand="0" w:noVBand="1" w:val="04A0"/>
       </w:tblPr>
       <w:tblGrid>
-        <w:gridCol w:w="1417"/>
-        <w:gridCol w:w="1417"/>
-        <w:gridCol w:w="1417"/>
-        <w:gridCol w:w="1417"/>
-        <w:gridCol w:w="1417"/>
-        <w:gridCol w:w="1417"/>
-        <w:gridCol w:w="1417"/>
+        <w:gridCol w:w="1240"/>
+        <w:gridCol w:w="1240"/>
+        <w:gridCol w:w="1240"/>
+        <w:gridCol w:w="1240"/>
+        <w:gridCol w:w="1240"/>
+        <w:gridCol w:w="1240"/>
+        <w:gridCol w:w="1240"/>
+        <w:gridCol w:w="1240"/>
       </w:tblGrid>
       <w:tr>
         <w:tc>
           <w:tcPr>
-            <w:tcW w:type="dxa" w:w="1417"/>
+            <w:tcW w:type="dxa" w:w="1240"/>
           </w:tcPr>
           <w:p>
             <w:r>
@@ -848,7 +849,7 @@
         </w:tc>
         <w:tc>
           <w:tcPr>
-            <w:tcW w:type="dxa" w:w="1417"/>
+            <w:tcW w:type="dxa" w:w="1240"/>
           </w:tcPr>
           <w:p>
             <w:r>
@@ -858,7 +859,7 @@
         </w:tc>
         <w:tc>
           <w:tcPr>
-            <w:tcW w:type="dxa" w:w="1417"/>
+            <w:tcW w:type="dxa" w:w="1240"/>
           </w:tcPr>
           <w:p>
             <w:r>
@@ -868,7 +869,7 @@
         </w:tc>
         <w:tc>
           <w:tcPr>
-            <w:tcW w:type="dxa" w:w="1417"/>
+            <w:tcW w:type="dxa" w:w="1240"/>
           </w:tcPr>
           <w:p>
             <w:r>
@@ -878,7 +879,17 @@
         </w:tc>
         <w:tc>
           <w:tcPr>
-            <w:tcW w:type="dxa" w:w="1417"/>
+            <w:tcW w:type="dxa" w:w="1240"/>
+          </w:tcPr>
+          <w:p>
+            <w:r>
+              <w:t>Criterio de Aceptación</w:t>
+            </w:r>
+          </w:p>
+        </w:tc>
+        <w:tc>
+          <w:tcPr>
+            <w:tcW w:type="dxa" w:w="1240"/>
           </w:tcPr>
           <w:p>
             <w:r>
@@ -888,7 +899,7 @@
         </w:tc>
         <w:tc>
           <w:tcPr>
-            <w:tcW w:type="dxa" w:w="1417"/>
+            <w:tcW w:type="dxa" w:w="1240"/>
           </w:tcPr>
           <w:p>
             <w:r>
@@ -898,7 +909,7 @@
         </w:tc>
         <w:tc>
           <w:tcPr>
-            <w:tcW w:type="dxa" w:w="1417"/>
+            <w:tcW w:type="dxa" w:w="1240"/>
           </w:tcPr>
           <w:p>
             <w:r>
@@ -910,7 +921,7 @@
       <w:tr>
         <w:tc>
           <w:tcPr>
-            <w:tcW w:type="dxa" w:w="1417"/>
+            <w:tcW w:type="dxa" w:w="1240"/>
           </w:tcPr>
           <w:p>
             <w:r>
@@ -920,7 +931,7 @@
         </w:tc>
         <w:tc>
           <w:tcPr>
-            <w:tcW w:type="dxa" w:w="1417"/>
+            <w:tcW w:type="dxa" w:w="1240"/>
           </w:tcPr>
           <w:p>
             <w:r>
@@ -930,47 +941,57 @@
         </w:tc>
         <w:tc>
           <w:tcPr>
-            <w:tcW w:type="dxa" w:w="1417"/>
-          </w:tcPr>
-          <w:p>
-            <w:r>
-              <w:t>Login SIWE exitoso con firma EIP-4361 válida.</w:t>
-            </w:r>
-          </w:p>
-        </w:tc>
-        <w:tc>
-          <w:tcPr>
-            <w:tcW w:type="dxa" w:w="1417"/>
-          </w:tcPr>
-          <w:p>
-            <w:r>
-              <w:t>POST /auth/verify con mensaje firmado Sepolia (11155111).</w:t>
-            </w:r>
-          </w:p>
-        </w:tc>
-        <w:tc>
-          <w:tcPr>
-            <w:tcW w:type="dxa" w:w="1417"/>
-          </w:tcPr>
-          <w:p>
-            <w:r>
-              <w:t>HTTP 200, JWT con claims RBAC.</w:t>
-            </w:r>
-          </w:p>
-        </w:tc>
-        <w:tc>
-          <w:tcPr>
-            <w:tcW w:type="dxa" w:w="1417"/>
-          </w:tcPr>
-          <w:p>
-            <w:r>
-              <w:t>Pass — Auth.IntegrationTests AC-01/AC-02 verdes en CI.</w:t>
-            </w:r>
-          </w:p>
-        </w:tc>
-        <w:tc>
-          <w:tcPr>
-            <w:tcW w:type="dxa" w:w="1417"/>
+            <w:tcW w:type="dxa" w:w="1240"/>
+          </w:tcPr>
+          <w:p>
+            <w:r>
+              <w:t>Login SIWE exitoso con firma EIP-4361 en Sepolia.</w:t>
+            </w:r>
+          </w:p>
+        </w:tc>
+        <w:tc>
+          <w:tcPr>
+            <w:tcW w:type="dxa" w:w="1240"/>
+          </w:tcPr>
+          <w:p>
+            <w:r>
+              <w:t>MetaMask firma mensaje SIWE (chainId 11155111); POST /auth/verify.</w:t>
+            </w:r>
+          </w:p>
+        </w:tc>
+        <w:tc>
+          <w:tcPr>
+            <w:tcW w:type="dxa" w:w="1240"/>
+          </w:tcPr>
+          <w:p>
+            <w:r>
+              <w:t>JWT emitido con claims RBAC; HTTP 200; sesión restaurable.</w:t>
+            </w:r>
+          </w:p>
+        </w:tc>
+        <w:tc>
+          <w:tcPr>
+            <w:tcW w:type="dxa" w:w="1240"/>
+          </w:tcPr>
+          <w:p>
+            <w:r>
+              <w:t>HTTP 200, jwt + expiresAt + memberships correctos.</w:t>
+            </w:r>
+          </w:p>
+        </w:tc>
+        <w:tc>
+          <w:tcPr>
+            <w:tcW w:type="dxa" w:w="1240"/>
+          </w:tcPr>
+          <w:p>
+            <w:r>
+              <w:t>Pass — Auth.IntegrationTests AC-01/AC-02 verdes en CI y VPS staging.</w:t>
+            </w:r>
+          </w:p>
+        </w:tc>
+        <w:tc>
+          <w:tcPr>
+            <w:tcW w:type="dxa" w:w="1240"/>
           </w:tcPr>
           <w:p>
             <w:r>
@@ -982,7 +1003,7 @@
       <w:tr>
         <w:tc>
           <w:tcPr>
-            <w:tcW w:type="dxa" w:w="1417"/>
+            <w:tcW w:type="dxa" w:w="1240"/>
           </w:tcPr>
           <w:p>
             <w:r>
@@ -992,7 +1013,7 @@
         </w:tc>
         <w:tc>
           <w:tcPr>
-            <w:tcW w:type="dxa" w:w="1417"/>
+            <w:tcW w:type="dxa" w:w="1240"/>
           </w:tcPr>
           <w:p>
             <w:r>
@@ -1002,47 +1023,57 @@
         </w:tc>
         <w:tc>
           <w:tcPr>
-            <w:tcW w:type="dxa" w:w="1417"/>
-          </w:tcPr>
-          <w:p>
-            <w:r>
-              <w:t>Rechazo de nonce reutilizado (anti-replay).</w:t>
-            </w:r>
-          </w:p>
-        </w:tc>
-        <w:tc>
-          <w:tcPr>
-            <w:tcW w:type="dxa" w:w="1417"/>
-          </w:tcPr>
-          <w:p>
-            <w:r>
-              <w:t>Reenvío del mismo mensaje SIWE ya consumido.</w:t>
-            </w:r>
-          </w:p>
-        </w:tc>
-        <w:tc>
-          <w:tcPr>
-            <w:tcW w:type="dxa" w:w="1417"/>
-          </w:tcPr>
-          <w:p>
-            <w:r>
-              <w:t>HTTP 400 nonce_consumed.</w:t>
-            </w:r>
-          </w:p>
-        </w:tc>
-        <w:tc>
-          <w:tcPr>
-            <w:tcW w:type="dxa" w:w="1417"/>
-          </w:tcPr>
-          <w:p>
-            <w:r>
-              <w:t>Pass — AC-03 integración; fallo controlado documentado en Postman.</w:t>
-            </w:r>
-          </w:p>
-        </w:tc>
-        <w:tc>
-          <w:tcPr>
-            <w:tcW w:type="dxa" w:w="1417"/>
+            <w:tcW w:type="dxa" w:w="1240"/>
+          </w:tcPr>
+          <w:p>
+            <w:r>
+              <w:t>Anti-replay: rechazo de nonce reutilizado.</w:t>
+            </w:r>
+          </w:p>
+        </w:tc>
+        <w:tc>
+          <w:tcPr>
+            <w:tcW w:type="dxa" w:w="1240"/>
+          </w:tcPr>
+          <w:p>
+            <w:r>
+              <w:t>Reenvío del mismo par (message, signature) tras verify exitoso.</w:t>
+            </w:r>
+          </w:p>
+        </w:tc>
+        <w:tc>
+          <w:tcPr>
+            <w:tcW w:type="dxa" w:w="1240"/>
+          </w:tcPr>
+          <w:p>
+            <w:r>
+              <w:t>HTTP 400 con código nonce_consumed; sin segundo JWT.</w:t>
+            </w:r>
+          </w:p>
+        </w:tc>
+        <w:tc>
+          <w:tcPr>
+            <w:tcW w:type="dxa" w:w="1240"/>
+          </w:tcPr>
+          <w:p>
+            <w:r>
+              <w:t>Problem Details nonce_consumed.</w:t>
+            </w:r>
+          </w:p>
+        </w:tc>
+        <w:tc>
+          <w:tcPr>
+            <w:tcW w:type="dxa" w:w="1240"/>
+          </w:tcPr>
+          <w:p>
+            <w:r>
+              <w:t>Pass — AC-03 integración; Postman collection reproducible.</w:t>
+            </w:r>
+          </w:p>
+        </w:tc>
+        <w:tc>
+          <w:tcPr>
+            <w:tcW w:type="dxa" w:w="1240"/>
           </w:tcPr>
           <w:p>
             <w:r>
@@ -1054,7 +1085,7 @@
       <w:tr>
         <w:tc>
           <w:tcPr>
-            <w:tcW w:type="dxa" w:w="1417"/>
+            <w:tcW w:type="dxa" w:w="1240"/>
           </w:tcPr>
           <w:p>
             <w:r>
@@ -1064,7 +1095,7 @@
         </w:tc>
         <w:tc>
           <w:tcPr>
-            <w:tcW w:type="dxa" w:w="1417"/>
+            <w:tcW w:type="dxa" w:w="1240"/>
           </w:tcPr>
           <w:p>
             <w:r>
@@ -1074,47 +1105,57 @@
         </w:tc>
         <w:tc>
           <w:tcPr>
-            <w:tcW w:type="dxa" w:w="1417"/>
-          </w:tcPr>
-          <w:p>
-            <w:r>
-              <w:t>Rechazo de chainId no soportado.</w:t>
-            </w:r>
-          </w:p>
-        </w:tc>
-        <w:tc>
-          <w:tcPr>
-            <w:tcW w:type="dxa" w:w="1417"/>
-          </w:tcPr>
-          <w:p>
-            <w:r>
-              <w:t>Mensaje SIWE con chainId=1 (Mainnet).</w:t>
-            </w:r>
-          </w:p>
-        </w:tc>
-        <w:tc>
-          <w:tcPr>
-            <w:tcW w:type="dxa" w:w="1417"/>
-          </w:tcPr>
-          <w:p>
-            <w:r>
-              <w:t>HTTP 400 unsupported_chain.</w:t>
-            </w:r>
-          </w:p>
-        </w:tc>
-        <w:tc>
-          <w:tcPr>
-            <w:tcW w:type="dxa" w:w="1417"/>
-          </w:tcPr>
-          <w:p>
-            <w:r>
-              <w:t>Pass — fixture auth-verify-400-unsupported-chain.json.</w:t>
-            </w:r>
-          </w:p>
-        </w:tc>
-        <w:tc>
-          <w:tcPr>
-            <w:tcW w:type="dxa" w:w="1417"/>
+            <w:tcW w:type="dxa" w:w="1240"/>
+          </w:tcPr>
+          <w:p>
+            <w:r>
+              <w:t>Política de chain: rechazo Mainnet.</w:t>
+            </w:r>
+          </w:p>
+        </w:tc>
+        <w:tc>
+          <w:tcPr>
+            <w:tcW w:type="dxa" w:w="1240"/>
+          </w:tcPr>
+          <w:p>
+            <w:r>
+              <w:t>Mensaje SIWE firmado con chainId=1.</w:t>
+            </w:r>
+          </w:p>
+        </w:tc>
+        <w:tc>
+          <w:tcPr>
+            <w:tcW w:type="dxa" w:w="1240"/>
+          </w:tcPr>
+          <w:p>
+            <w:r>
+              <w:t>HTTP 400 unsupported_chain; sin emisión JWT.</w:t>
+            </w:r>
+          </w:p>
+        </w:tc>
+        <w:tc>
+          <w:tcPr>
+            <w:tcW w:type="dxa" w:w="1240"/>
+          </w:tcPr>
+          <w:p>
+            <w:r>
+              <w:t>Fixture auth-verify-400-unsupported-chain.json validado.</w:t>
+            </w:r>
+          </w:p>
+        </w:tc>
+        <w:tc>
+          <w:tcPr>
+            <w:tcW w:type="dxa" w:w="1240"/>
+          </w:tcPr>
+          <w:p>
+            <w:r>
+              <w:t>Pass — política Auth__AllowedChainId=11155111 enforced.</w:t>
+            </w:r>
+          </w:p>
+        </w:tc>
+        <w:tc>
+          <w:tcPr>
+            <w:tcW w:type="dxa" w:w="1240"/>
           </w:tcPr>
           <w:p>
             <w:r>
@@ -1126,7 +1167,7 @@
       <w:tr>
         <w:tc>
           <w:tcPr>
-            <w:tcW w:type="dxa" w:w="1417"/>
+            <w:tcW w:type="dxa" w:w="1240"/>
           </w:tcPr>
           <w:p>
             <w:r>
@@ -1136,7 +1177,7 @@
         </w:tc>
         <w:tc>
           <w:tcPr>
-            <w:tcW w:type="dxa" w:w="1417"/>
+            <w:tcW w:type="dxa" w:w="1240"/>
           </w:tcPr>
           <w:p>
             <w:r>
@@ -1146,47 +1187,57 @@
         </w:tc>
         <w:tc>
           <w:tcPr>
-            <w:tcW w:type="dxa" w:w="1417"/>
-          </w:tcPr>
-          <w:p>
-            <w:r>
-              <w:t>Normalización checksum EIP-55 con getAddress.</w:t>
-            </w:r>
-          </w:p>
-        </w:tc>
-        <w:tc>
-          <w:tcPr>
-            <w:tcW w:type="dxa" w:w="1417"/>
-          </w:tcPr>
-          <w:p>
-            <w:r>
-              <w:t>Address MetaMask en minúsculas sin checksum.</w:t>
-            </w:r>
-          </w:p>
-        </w:tc>
-        <w:tc>
-          <w:tcPr>
-            <w:tcW w:type="dxa" w:w="1417"/>
-          </w:tcPr>
-          <w:p>
-            <w:r>
-              <w:t>Address normalizada sin error SIWE.</w:t>
-            </w:r>
-          </w:p>
-        </w:tc>
-        <w:tc>
-          <w:tcPr>
-            <w:tcW w:type="dxa" w:w="1417"/>
-          </w:tcPr>
-          <w:p>
-            <w:r>
-              <w:t>Pass tras ERR-01; web3.service.spec valida getAddress.</w:t>
-            </w:r>
-          </w:p>
-        </w:tc>
-        <w:tc>
-          <w:tcPr>
-            <w:tcW w:type="dxa" w:w="1417"/>
+            <w:tcW w:type="dxa" w:w="1240"/>
+          </w:tcPr>
+          <w:p>
+            <w:r>
+              <w:t>Normalización EIP-55 checksum (ERR-01).</w:t>
+            </w:r>
+          </w:p>
+        </w:tc>
+        <w:tc>
+          <w:tcPr>
+            <w:tcW w:type="dxa" w:w="1240"/>
+          </w:tcPr>
+          <w:p>
+            <w:r>
+              <w:t>eth_requestAccounts retorna address en minúsculas sin checksum.</w:t>
+            </w:r>
+          </w:p>
+        </w:tc>
+        <w:tc>
+          <w:tcPr>
+            <w:tcW w:type="dxa" w:w="1240"/>
+          </w:tcPr>
+          <w:p>
+            <w:r>
+              <w:t>getAddress() normaliza antes de SIWE; sin error invalid EIP-55 address.</w:t>
+            </w:r>
+          </w:p>
+        </w:tc>
+        <w:tc>
+          <w:tcPr>
+            <w:tcW w:type="dxa" w:w="1240"/>
+          </w:tcPr>
+          <w:p>
+            <w:r>
+              <w:t>Login SIWE completo sin rechazo criptográfico.</w:t>
+            </w:r>
+          </w:p>
+        </w:tc>
+        <w:tc>
+          <w:tcPr>
+            <w:tcW w:type="dxa" w:w="1240"/>
+          </w:tcPr>
+          <w:p>
+            <w:r>
+              <w:t>Pass tras fix web3.service.ts toChecksumAddress(); regresión Vitest.</w:t>
+            </w:r>
+          </w:p>
+        </w:tc>
+        <w:tc>
+          <w:tcPr>
+            <w:tcW w:type="dxa" w:w="1240"/>
           </w:tcPr>
           <w:p>
             <w:r>
@@ -1198,7 +1249,7 @@
       <w:tr>
         <w:tc>
           <w:tcPr>
-            <w:tcW w:type="dxa" w:w="1417"/>
+            <w:tcW w:type="dxa" w:w="1240"/>
           </w:tcPr>
           <w:p>
             <w:r>
@@ -1208,7 +1259,7 @@
         </w:tc>
         <w:tc>
           <w:tcPr>
-            <w:tcW w:type="dxa" w:w="1417"/>
+            <w:tcW w:type="dxa" w:w="1240"/>
           </w:tcPr>
           <w:p>
             <w:r>
@@ -1218,47 +1269,57 @@
         </w:tc>
         <w:tc>
           <w:tcPr>
-            <w:tcW w:type="dxa" w:w="1417"/>
-          </w:tcPr>
-          <w:p>
-            <w:r>
-              <w:t>Creación de institución por platform_admin.</w:t>
-            </w:r>
-          </w:p>
-        </w:tc>
-        <w:tc>
-          <w:tcPr>
-            <w:tcW w:type="dxa" w:w="1417"/>
-          </w:tcPr>
-          <w:p>
-            <w:r>
-              <w:t>POST /academy/institutions con JWT admin.</w:t>
-            </w:r>
-          </w:p>
-        </w:tc>
-        <w:tc>
-          <w:tcPr>
-            <w:tcW w:type="dxa" w:w="1417"/>
-          </w:tcPr>
-          <w:p>
-            <w:r>
-              <w:t>HTTP 201, fila en PostgreSQL 16.</w:t>
-            </w:r>
-          </w:p>
-        </w:tc>
-        <w:tc>
-          <w:tcPr>
-            <w:tcW w:type="dxa" w:w="1417"/>
-          </w:tcPr>
-          <w:p>
-            <w:r>
-              <w:t>Pass — Academy.IntegrationTests; CRUD verificado en VPS.</w:t>
-            </w:r>
-          </w:p>
-        </w:tc>
-        <w:tc>
-          <w:tcPr>
-            <w:tcW w:type="dxa" w:w="1417"/>
+            <w:tcW w:type="dxa" w:w="1240"/>
+          </w:tcPr>
+          <w:p>
+            <w:r>
+              <w:t>CRUD institución por platform_admin.</w:t>
+            </w:r>
+          </w:p>
+        </w:tc>
+        <w:tc>
+          <w:tcPr>
+            <w:tcW w:type="dxa" w:w="1240"/>
+          </w:tcPr>
+          <w:p>
+            <w:r>
+              <w:t>POST /academy/institutions con JWT platform_admin.</w:t>
+            </w:r>
+          </w:p>
+        </w:tc>
+        <w:tc>
+          <w:tcPr>
+            <w:tcW w:type="dxa" w:w="1240"/>
+          </w:tcPr>
+          <w:p>
+            <w:r>
+              <w:t>HTTP 201; fila persistida en PostgreSQL 16.</w:t>
+            </w:r>
+          </w:p>
+        </w:tc>
+        <w:tc>
+          <w:tcPr>
+            <w:tcW w:type="dxa" w:w="1240"/>
+          </w:tcPr>
+          <w:p>
+            <w:r>
+              <w:t>Institución creada; visible en portal /platform.</w:t>
+            </w:r>
+          </w:p>
+        </w:tc>
+        <w:tc>
+          <w:tcPr>
+            <w:tcW w:type="dxa" w:w="1240"/>
+          </w:tcPr>
+          <w:p>
+            <w:r>
+              <w:t>Pass — Academy.IntegrationTests + validación manual VPS.</w:t>
+            </w:r>
+          </w:p>
+        </w:tc>
+        <w:tc>
+          <w:tcPr>
+            <w:tcW w:type="dxa" w:w="1240"/>
           </w:tcPr>
           <w:p>
             <w:r>
@@ -1270,7 +1331,7 @@
       <w:tr>
         <w:tc>
           <w:tcPr>
-            <w:tcW w:type="dxa" w:w="1417"/>
+            <w:tcW w:type="dxa" w:w="1240"/>
           </w:tcPr>
           <w:p>
             <w:r>
@@ -1280,7 +1341,7 @@
         </w:tc>
         <w:tc>
           <w:tcPr>
-            <w:tcW w:type="dxa" w:w="1417"/>
+            <w:tcW w:type="dxa" w:w="1240"/>
           </w:tcPr>
           <w:p>
             <w:r>
@@ -1290,47 +1351,57 @@
         </w:tc>
         <w:tc>
           <w:tcPr>
-            <w:tcW w:type="dxa" w:w="1417"/>
-          </w:tcPr>
-          <w:p>
-            <w:r>
-              <w:t>Rechazo payload excediendo límites varchar.</w:t>
-            </w:r>
-          </w:p>
-        </w:tc>
-        <w:tc>
-          <w:tcPr>
-            <w:tcW w:type="dxa" w:w="1417"/>
-          </w:tcPr>
-          <w:p>
-            <w:r>
-              <w:t>Nombre institución &gt;255 caracteres.</w:t>
-            </w:r>
-          </w:p>
-        </w:tc>
-        <w:tc>
-          <w:tcPr>
-            <w:tcW w:type="dxa" w:w="1417"/>
-          </w:tcPr>
-          <w:p>
-            <w:r>
-              <w:t>HTTP 400 Problem Details.</w:t>
-            </w:r>
-          </w:p>
-        </w:tc>
-        <w:tc>
-          <w:tcPr>
-            <w:tcW w:type="dxa" w:w="1417"/>
-          </w:tcPr>
-          <w:p>
-            <w:r>
-              <w:t>Pass — validación FluentValidation; error esperado capturado.</w:t>
-            </w:r>
-          </w:p>
-        </w:tc>
-        <w:tc>
-          <w:tcPr>
-            <w:tcW w:type="dxa" w:w="1417"/>
+            <w:tcW w:type="dxa" w:w="1240"/>
+          </w:tcPr>
+          <w:p>
+            <w:r>
+              <w:t>Límite varchar PostgreSQL en payload.</w:t>
+            </w:r>
+          </w:p>
+        </w:tc>
+        <w:tc>
+          <w:tcPr>
+            <w:tcW w:type="dxa" w:w="1240"/>
+          </w:tcPr>
+          <w:p>
+            <w:r>
+              <w:t>POST con nombre institución de 300 caracteres.</w:t>
+            </w:r>
+          </w:p>
+        </w:tc>
+        <w:tc>
+          <w:tcPr>
+            <w:tcW w:type="dxa" w:w="1240"/>
+          </w:tcPr>
+          <w:p>
+            <w:r>
+              <w:t>HTTP 400 validación; sin inserción parcial.</w:t>
+            </w:r>
+          </w:p>
+        </w:tc>
+        <w:tc>
+          <w:tcPr>
+            <w:tcW w:type="dxa" w:w="1240"/>
+          </w:tcPr>
+          <w:p>
+            <w:r>
+              <w:t>FluentValidation rechaza antes de EF Core.</w:t>
+            </w:r>
+          </w:p>
+        </w:tc>
+        <w:tc>
+          <w:tcPr>
+            <w:tcW w:type="dxa" w:w="1240"/>
+          </w:tcPr>
+          <w:p>
+            <w:r>
+              <w:t>Pass — error controlado capturado en QA log.</w:t>
+            </w:r>
+          </w:p>
+        </w:tc>
+        <w:tc>
+          <w:tcPr>
+            <w:tcW w:type="dxa" w:w="1240"/>
           </w:tcPr>
           <w:p>
             <w:r>
@@ -1342,7 +1413,7 @@
       <w:tr>
         <w:tc>
           <w:tcPr>
-            <w:tcW w:type="dxa" w:w="1417"/>
+            <w:tcW w:type="dxa" w:w="1240"/>
           </w:tcPr>
           <w:p>
             <w:r>
@@ -1352,57 +1423,67 @@
         </w:tc>
         <w:tc>
           <w:tcPr>
-            <w:tcW w:type="dxa" w:w="1417"/>
-          </w:tcPr>
-          <w:p>
-            <w:r>
-              <w:t>issuer-api / Integración</w:t>
-            </w:r>
-          </w:p>
-        </w:tc>
-        <w:tc>
-          <w:tcPr>
-            <w:tcW w:type="dxa" w:w="1417"/>
-          </w:tcPr>
-          <w:p>
-            <w:r>
-              <w:t>Emisión VC W3C JSON-LD estructuralmente válida.</w:t>
-            </w:r>
-          </w:p>
-        </w:tc>
-        <w:tc>
-          <w:tcPr>
-            <w:tcW w:type="dxa" w:w="1417"/>
-          </w:tcPr>
-          <w:p>
-            <w:r>
-              <w:t>POST emisión con estudiante y wallet vinculada.</w:t>
-            </w:r>
-          </w:p>
-        </w:tc>
-        <w:tc>
-          <w:tcPr>
-            <w:tcW w:type="dxa" w:w="1417"/>
-          </w:tcPr>
-          <w:p>
-            <w:r>
-              <w:t>VC con @context W3C y proof.</w:t>
-            </w:r>
-          </w:p>
-        </w:tc>
-        <w:tc>
-          <w:tcPr>
-            <w:tcW w:type="dxa" w:w="1417"/>
-          </w:tcPr>
-          <w:p>
-            <w:r>
-              <w:t>Pass — Issuer.IntegrationTests; emisión real en Sepolia testnet.</w:t>
-            </w:r>
-          </w:p>
-        </w:tc>
-        <w:tc>
-          <w:tcPr>
-            <w:tcW w:type="dxa" w:w="1417"/>
+            <w:tcW w:type="dxa" w:w="1240"/>
+          </w:tcPr>
+          <w:p>
+            <w:r>
+              <w:t>issuer-api / xUnit</w:t>
+            </w:r>
+          </w:p>
+        </w:tc>
+        <w:tc>
+          <w:tcPr>
+            <w:tcW w:type="dxa" w:w="1240"/>
+          </w:tcPr>
+          <w:p>
+            <w:r>
+              <w:t>Emisión VC W3C JSON-LD válida.</w:t>
+            </w:r>
+          </w:p>
+        </w:tc>
+        <w:tc>
+          <w:tcPr>
+            <w:tcW w:type="dxa" w:w="1240"/>
+          </w:tcPr>
+          <w:p>
+            <w:r>
+              <w:t>POST emisión con student_wallet vinculada y JWT issuer.</w:t>
+            </w:r>
+          </w:p>
+        </w:tc>
+        <w:tc>
+          <w:tcPr>
+            <w:tcW w:type="dxa" w:w="1240"/>
+          </w:tcPr>
+          <w:p>
+            <w:r>
+              <w:t>VC con @context W3C, proof y credentialId UUID.</w:t>
+            </w:r>
+          </w:p>
+        </w:tc>
+        <w:tc>
+          <w:tcPr>
+            <w:tcW w:type="dxa" w:w="1240"/>
+          </w:tcPr>
+          <w:p>
+            <w:r>
+              <w:t>Issuer.IntegrationTests Pass; JSON-LD schema válido.</w:t>
+            </w:r>
+          </w:p>
+        </w:tc>
+        <w:tc>
+          <w:tcPr>
+            <w:tcW w:type="dxa" w:w="1240"/>
+          </w:tcPr>
+          <w:p>
+            <w:r>
+              <w:t>Pass — emisión en entorno staging con Sepolia ETH test.</w:t>
+            </w:r>
+          </w:p>
+        </w:tc>
+        <w:tc>
+          <w:tcPr>
+            <w:tcW w:type="dxa" w:w="1240"/>
           </w:tcPr>
           <w:p>
             <w:r>
@@ -1414,7 +1495,7 @@
       <w:tr>
         <w:tc>
           <w:tcPr>
-            <w:tcW w:type="dxa" w:w="1417"/>
+            <w:tcW w:type="dxa" w:w="1240"/>
           </w:tcPr>
           <w:p>
             <w:r>
@@ -1424,7 +1505,7 @@
         </w:tc>
         <w:tc>
           <w:tcPr>
-            <w:tcW w:type="dxa" w:w="1417"/>
+            <w:tcW w:type="dxa" w:w="1240"/>
           </w:tcPr>
           <w:p>
             <w:r>
@@ -1434,47 +1515,57 @@
         </w:tc>
         <w:tc>
           <w:tcPr>
-            <w:tcW w:type="dxa" w:w="1417"/>
-          </w:tcPr>
-          <w:p>
-            <w:r>
-              <w:t>Firma EIP-712 y confirmación transacción en wallet.</w:t>
-            </w:r>
-          </w:p>
-        </w:tc>
-        <w:tc>
-          <w:tcPr>
-            <w:tcW w:type="dxa" w:w="1417"/>
-          </w:tcPr>
-          <w:p>
-            <w:r>
-              <w:t>Flujo emisor institucional desde UI Angular.</w:t>
-            </w:r>
-          </w:p>
-        </w:tc>
-        <w:tc>
-          <w:tcPr>
-            <w:tcW w:type="dxa" w:w="1417"/>
-          </w:tcPr>
-          <w:p>
-            <w:r>
-              <w:t>Tx confirmada en Etherscan Sepolia.</w:t>
-            </w:r>
-          </w:p>
-        </w:tc>
-        <w:tc>
-          <w:tcPr>
-            <w:tcW w:type="dxa" w:w="1417"/>
-          </w:tcPr>
-          <w:p>
-            <w:r>
-              <w:t>Pass manual — latencia 8-15s mitigada con estados UX (ERR-03).</w:t>
-            </w:r>
-          </w:p>
-        </w:tc>
-        <w:tc>
-          <w:tcPr>
-            <w:tcW w:type="dxa" w:w="1417"/>
+            <w:tcW w:type="dxa" w:w="1240"/>
+          </w:tcPr>
+          <w:p>
+            <w:r>
+              <w:t>Confirmación transacción EIP-712 on-chain.</w:t>
+            </w:r>
+          </w:p>
+        </w:tc>
+        <w:tc>
+          <w:tcPr>
+            <w:tcW w:type="dxa" w:w="1240"/>
+          </w:tcPr>
+          <w:p>
+            <w:r>
+              <w:t>UI issuer: emitir credencial; MetaMask confirma tx Sepolia.</w:t>
+            </w:r>
+          </w:p>
+        </w:tc>
+        <w:tc>
+          <w:tcPr>
+            <w:tcW w:type="dxa" w:w="1240"/>
+          </w:tcPr>
+          <w:p>
+            <w:r>
+              <w:t>Tx mined; hash retornado; evento AnchorRegistered.</w:t>
+            </w:r>
+          </w:p>
+        </w:tc>
+        <w:tc>
+          <w:tcPr>
+            <w:tcW w:type="dxa" w:w="1240"/>
+          </w:tcPr>
+          <w:p>
+            <w:r>
+              <w:t>Etherscan Sepolia confirma tx en &lt;60s (testnet).</w:t>
+            </w:r>
+          </w:p>
+        </w:tc>
+        <w:tc>
+          <w:tcPr>
+            <w:tcW w:type="dxa" w:w="1240"/>
+          </w:tcPr>
+          <w:p>
+            <w:r>
+              <w:t>Pass manual — latencia mitigada con HexLoader (ERR-03).</w:t>
+            </w:r>
+          </w:p>
+        </w:tc>
+        <w:tc>
+          <w:tcPr>
+            <w:tcW w:type="dxa" w:w="1240"/>
           </w:tcPr>
           <w:p>
             <w:r>
@@ -1486,67 +1577,77 @@
       <w:tr>
         <w:tc>
           <w:tcPr>
-            <w:tcW w:type="dxa" w:w="1417"/>
-          </w:tcPr>
-          <w:p>
-            <w:r>
-              <w:t>CP-33</w:t>
-            </w:r>
-          </w:p>
-        </w:tc>
-        <w:tc>
-          <w:tcPr>
-            <w:tcW w:type="dxa" w:w="1417"/>
-          </w:tcPr>
-          <w:p>
-            <w:r>
-              <w:t>verifier-api / Vitest+Manual</w:t>
-            </w:r>
-          </w:p>
-        </w:tc>
-        <w:tc>
-          <w:tcPr>
-            <w:tcW w:type="dxa" w:w="1417"/>
-          </w:tcPr>
-          <w:p>
-            <w:r>
-              <w:t>Rechazo de VC adulterada (tampered).</w:t>
-            </w:r>
-          </w:p>
-        </w:tc>
-        <w:tc>
-          <w:tcPr>
-            <w:tcW w:type="dxa" w:w="1417"/>
-          </w:tcPr>
-          <w:p>
-            <w:r>
-              <w:t>JSON-LD con 1 carácter alterado, drag &amp; drop UI.</w:t>
-            </w:r>
-          </w:p>
-        </w:tc>
-        <w:tc>
-          <w:tcPr>
-            <w:tcW w:type="dxa" w:w="1417"/>
-          </w:tcPr>
-          <w:p>
-            <w:r>
-              <w:t>result=invalid, firma inválida.</w:t>
-            </w:r>
-          </w:p>
-        </w:tc>
-        <w:tc>
-          <w:tcPr>
-            <w:tcW w:type="dxa" w:w="1417"/>
-          </w:tcPr>
-          <w:p>
-            <w:r>
-              <w:t>Pass — Verifier.UnitTests + prueba manual /verifier.</w:t>
-            </w:r>
-          </w:p>
-        </w:tc>
-        <w:tc>
-          <w:tcPr>
-            <w:tcW w:type="dxa" w:w="1417"/>
+            <w:tcW w:type="dxa" w:w="1240"/>
+          </w:tcPr>
+          <w:p>
+            <w:r>
+              <w:t>CP-30</w:t>
+            </w:r>
+          </w:p>
+        </w:tc>
+        <w:tc>
+          <w:tcPr>
+            <w:tcW w:type="dxa" w:w="1240"/>
+          </w:tcPr>
+          <w:p>
+            <w:r>
+              <w:t>reports-api / xUnit</w:t>
+            </w:r>
+          </w:p>
+        </w:tc>
+        <w:tc>
+          <w:tcPr>
+            <w:tcW w:type="dxa" w:w="1240"/>
+          </w:tcPr>
+          <w:p>
+            <w:r>
+              <w:t>MetricsSnapshotJob sin degradar BD caliente.</w:t>
+            </w:r>
+          </w:p>
+        </w:tc>
+        <w:tc>
+          <w:tcPr>
+            <w:tcW w:type="dxa" w:w="1240"/>
+          </w:tcPr>
+          <w:p>
+            <w:r>
+              <w:t>Trigger job UTC; GET métricas dashboard academy.</w:t>
+            </w:r>
+          </w:p>
+        </w:tc>
+        <w:tc>
+          <w:tcPr>
+            <w:tcW w:type="dxa" w:w="1240"/>
+          </w:tcPr>
+          <w:p>
+            <w:r>
+              <w:t>Respuesta &lt;500ms desde snapshot materializado.</w:t>
+            </w:r>
+          </w:p>
+        </w:tc>
+        <w:tc>
+          <w:tcPr>
+            <w:tcW w:type="dxa" w:w="1240"/>
+          </w:tcPr>
+          <w:p>
+            <w:r>
+              <w:t>Reports.IntegrationTests Pass; sin scan on-chain en request.</w:t>
+            </w:r>
+          </w:p>
+        </w:tc>
+        <w:tc>
+          <w:tcPr>
+            <w:tcW w:type="dxa" w:w="1240"/>
+          </w:tcPr>
+          <w:p>
+            <w:r>
+              <w:t>Pass — snapshot pre-calculado en metrics_snapshots.</w:t>
+            </w:r>
+          </w:p>
+        </w:tc>
+        <w:tc>
+          <w:tcPr>
+            <w:tcW w:type="dxa" w:w="1240"/>
           </w:tcPr>
           <w:p>
             <w:r>
@@ -1558,67 +1659,77 @@
       <w:tr>
         <w:tc>
           <w:tcPr>
-            <w:tcW w:type="dxa" w:w="1417"/>
-          </w:tcPr>
-          <w:p>
-            <w:r>
-              <w:t>CP-36</w:t>
-            </w:r>
-          </w:p>
-        </w:tc>
-        <w:tc>
-          <w:tcPr>
-            <w:tcW w:type="dxa" w:w="1417"/>
-          </w:tcPr>
-          <w:p>
-            <w:r>
-              <w:t>verifier-api / xUnit</w:t>
-            </w:r>
-          </w:p>
-        </w:tc>
-        <w:tc>
-          <w:tcPr>
-            <w:tcW w:type="dxa" w:w="1417"/>
-          </w:tcPr>
-          <w:p>
-            <w:r>
-              <w:t>Rate limiting HTTP 429 por exceso de peticiones.</w:t>
-            </w:r>
-          </w:p>
-        </w:tc>
-        <w:tc>
-          <w:tcPr>
-            <w:tcW w:type="dxa" w:w="1417"/>
-          </w:tcPr>
-          <w:p>
-            <w:r>
-              <w:t>&gt;10 POST /verifications en 30s desde misma IP.</w:t>
-            </w:r>
-          </w:p>
-        </w:tc>
-        <w:tc>
-          <w:tcPr>
-            <w:tcW w:type="dxa" w:w="1417"/>
-          </w:tcPr>
-          <w:p>
-            <w:r>
-              <w:t>HTTP 429 Too Many Requests.</w:t>
-            </w:r>
-          </w:p>
-        </w:tc>
-        <w:tc>
-          <w:tcPr>
-            <w:tcW w:type="dxa" w:w="1417"/>
-          </w:tcPr>
-          <w:p>
-            <w:r>
-              <w:t>Pass — Verifier.IntegrationTests token bucket nativo .NET 10.</w:t>
-            </w:r>
-          </w:p>
-        </w:tc>
-        <w:tc>
-          <w:tcPr>
-            <w:tcW w:type="dxa" w:w="1417"/>
+            <w:tcW w:type="dxa" w:w="1240"/>
+          </w:tcPr>
+          <w:p>
+            <w:r>
+              <w:t>CP-33</w:t>
+            </w:r>
+          </w:p>
+        </w:tc>
+        <w:tc>
+          <w:tcPr>
+            <w:tcW w:type="dxa" w:w="1240"/>
+          </w:tcPr>
+          <w:p>
+            <w:r>
+              <w:t>verifier-api / Vitest+Manual</w:t>
+            </w:r>
+          </w:p>
+        </w:tc>
+        <w:tc>
+          <w:tcPr>
+            <w:tcW w:type="dxa" w:w="1240"/>
+          </w:tcPr>
+          <w:p>
+            <w:r>
+              <w:t>Tampered VC rechazada (drag &amp; drop).</w:t>
+            </w:r>
+          </w:p>
+        </w:tc>
+        <w:tc>
+          <w:tcPr>
+            <w:tcW w:type="dxa" w:w="1240"/>
+          </w:tcPr>
+          <w:p>
+            <w:r>
+              <w:t>JSON-LD alterado (1 char); POST /verifications o UI /verifier.</w:t>
+            </w:r>
+          </w:p>
+        </w:tc>
+        <w:tc>
+          <w:tcPr>
+            <w:tcW w:type="dxa" w:w="1240"/>
+          </w:tcPr>
+          <w:p>
+            <w:r>
+              <w:t>result=invalid; check firma inválida.</w:t>
+            </w:r>
+          </w:p>
+        </w:tc>
+        <w:tc>
+          <w:tcPr>
+            <w:tcW w:type="dxa" w:w="1240"/>
+          </w:tcPr>
+          <w:p>
+            <w:r>
+              <w:t>VerificationVerdictPanel muestra veredicto rojo.</w:t>
+            </w:r>
+          </w:p>
+        </w:tc>
+        <w:tc>
+          <w:tcPr>
+            <w:tcW w:type="dxa" w:w="1240"/>
+          </w:tcPr>
+          <w:p>
+            <w:r>
+              <w:t>Pass — Verifier.UnitTests + prueba manual Chrome.</w:t>
+            </w:r>
+          </w:p>
+        </w:tc>
+        <w:tc>
+          <w:tcPr>
+            <w:tcW w:type="dxa" w:w="1240"/>
           </w:tcPr>
           <w:p>
             <w:r>
@@ -1630,67 +1741,77 @@
       <w:tr>
         <w:tc>
           <w:tcPr>
-            <w:tcW w:type="dxa" w:w="1417"/>
-          </w:tcPr>
-          <w:p>
-            <w:r>
-              <w:t>CP-39</w:t>
-            </w:r>
-          </w:p>
-        </w:tc>
-        <w:tc>
-          <w:tcPr>
-            <w:tcW w:type="dxa" w:w="1417"/>
-          </w:tcPr>
-          <w:p>
-            <w:r>
-              <w:t>bff-api / Vitest</w:t>
-            </w:r>
-          </w:p>
-        </w:tc>
-        <w:tc>
-          <w:tcPr>
-            <w:tcW w:type="dxa" w:w="1417"/>
-          </w:tcPr>
-          <w:p>
-            <w:r>
-              <w:t>BFF proxy reenvía verificación al verifier-api.</w:t>
-            </w:r>
-          </w:p>
-        </w:tc>
-        <w:tc>
-          <w:tcPr>
-            <w:tcW w:type="dxa" w:w="1417"/>
-          </w:tcPr>
-          <w:p>
-            <w:r>
-              <w:t>POST /api/verifications vía cliente ng-openapi-gen.</w:t>
-            </w:r>
-          </w:p>
-        </w:tc>
-        <w:tc>
-          <w:tcPr>
-            <w:tcW w:type="dxa" w:w="1417"/>
-          </w:tcPr>
-          <w:p>
-            <w:r>
-              <w:t>Misma respuesta que downstream directo.</w:t>
-            </w:r>
-          </w:p>
-        </w:tc>
-        <w:tc>
-          <w:tcPr>
-            <w:tcW w:type="dxa" w:w="1417"/>
-          </w:tcPr>
-          <w:p>
-            <w:r>
-              <w:t>Pass — reports.service.spec y contrato bff.openapi.json.</w:t>
-            </w:r>
-          </w:p>
-        </w:tc>
-        <w:tc>
-          <w:tcPr>
-            <w:tcW w:type="dxa" w:w="1417"/>
+            <w:tcW w:type="dxa" w:w="1240"/>
+          </w:tcPr>
+          <w:p>
+            <w:r>
+              <w:t>CP-36</w:t>
+            </w:r>
+          </w:p>
+        </w:tc>
+        <w:tc>
+          <w:tcPr>
+            <w:tcW w:type="dxa" w:w="1240"/>
+          </w:tcPr>
+          <w:p>
+            <w:r>
+              <w:t>verifier-api / xUnit</w:t>
+            </w:r>
+          </w:p>
+        </w:tc>
+        <w:tc>
+          <w:tcPr>
+            <w:tcW w:type="dxa" w:w="1240"/>
+          </w:tcPr>
+          <w:p>
+            <w:r>
+              <w:t>Rate limiting HTTP 429.</w:t>
+            </w:r>
+          </w:p>
+        </w:tc>
+        <w:tc>
+          <w:tcPr>
+            <w:tcW w:type="dxa" w:w="1240"/>
+          </w:tcPr>
+          <w:p>
+            <w:r>
+              <w:t>&gt;10 POST /verifications/30s misma IP (token bucket .NET 10).</w:t>
+            </w:r>
+          </w:p>
+        </w:tc>
+        <w:tc>
+          <w:tcPr>
+            <w:tcW w:type="dxa" w:w="1240"/>
+          </w:tcPr>
+          <w:p>
+            <w:r>
+              <w:t>HTTP 429 Too Many Requests tras umbral.</w:t>
+            </w:r>
+          </w:p>
+        </w:tc>
+        <w:tc>
+          <w:tcPr>
+            <w:tcW w:type="dxa" w:w="1240"/>
+          </w:tcPr>
+          <w:p>
+            <w:r>
+              <w:t>Middleware nativo ASP.NET RateLimiting activo.</w:t>
+            </w:r>
+          </w:p>
+        </w:tc>
+        <w:tc>
+          <w:tcPr>
+            <w:tcW w:type="dxa" w:w="1240"/>
+          </w:tcPr>
+          <w:p>
+            <w:r>
+              <w:t>Pass — Verifier.IntegrationTests; ForwardedHeaders detrás nginx.</w:t>
+            </w:r>
+          </w:p>
+        </w:tc>
+        <w:tc>
+          <w:tcPr>
+            <w:tcW w:type="dxa" w:w="1240"/>
           </w:tcPr>
           <w:p>
             <w:r>
@@ -1702,7 +1823,7 @@
       <w:tr>
         <w:tc>
           <w:tcPr>
-            <w:tcW w:type="dxa" w:w="1417"/>
+            <w:tcW w:type="dxa" w:w="1240"/>
           </w:tcPr>
           <w:p>
             <w:r>
@@ -1712,57 +1833,67 @@
         </w:tc>
         <w:tc>
           <w:tcPr>
-            <w:tcW w:type="dxa" w:w="1417"/>
-          </w:tcPr>
-          <w:p>
-            <w:r>
-              <w:t>Angular E2E / Manual</w:t>
-            </w:r>
-          </w:p>
-        </w:tc>
-        <w:tc>
-          <w:tcPr>
-            <w:tcW w:type="dxa" w:w="1417"/>
-          </w:tcPr>
-          <w:p>
-            <w:r>
-              <w:t>Flujo E2E verificador: upload → skeleton → veredicto.</w:t>
-            </w:r>
-          </w:p>
-        </w:tc>
-        <w:tc>
-          <w:tcPr>
-            <w:tcW w:type="dxa" w:w="1417"/>
-          </w:tcPr>
-          <w:p>
-            <w:r>
-              <w:t>Archivo .json VC válido en /verifier.</w:t>
-            </w:r>
-          </w:p>
-        </w:tc>
-        <w:tc>
-          <w:tcPr>
-            <w:tcW w:type="dxa" w:w="1417"/>
-          </w:tcPr>
-          <w:p>
-            <w:r>
-              <w:t>VerificationVerdictPanel con checks agrupados.</w:t>
-            </w:r>
-          </w:p>
-        </w:tc>
-        <w:tc>
-          <w:tcPr>
-            <w:tcW w:type="dxa" w:w="1417"/>
-          </w:tcPr>
-          <w:p>
-            <w:r>
-              <w:t>Pass manual MetaMask+Chrome; skeleton visible durante IPFS lookup.</w:t>
-            </w:r>
-          </w:p>
-        </w:tc>
-        <w:tc>
-          <w:tcPr>
-            <w:tcW w:type="dxa" w:w="1417"/>
+            <w:tcW w:type="dxa" w:w="1240"/>
+          </w:tcPr>
+          <w:p>
+            <w:r>
+              <w:t>Holder Web / Manual</w:t>
+            </w:r>
+          </w:p>
+        </w:tc>
+        <w:tc>
+          <w:tcPr>
+            <w:tcW w:type="dxa" w:w="1240"/>
+          </w:tcPr>
+          <w:p>
+            <w:r>
+              <w:t>E2E holder: carga credenciales con estados UX.</w:t>
+            </w:r>
+          </w:p>
+        </w:tc>
+        <w:tc>
+          <w:tcPr>
+            <w:tcW w:type="dxa" w:w="1240"/>
+          </w:tcPr>
+          <w:p>
+            <w:r>
+              <w:t>Login holder → /holder; fetch BFF /api/issuer/holders/me/credentials.</w:t>
+            </w:r>
+          </w:p>
+        </w:tc>
+        <w:tc>
+          <w:tcPr>
+            <w:tcW w:type="dxa" w:w="1240"/>
+          </w:tcPr>
+          <w:p>
+            <w:r>
+              <w:t>Estados loading→loaded; HexLoader visible; lista credenciales.</w:t>
+            </w:r>
+          </w:p>
+        </w:tc>
+        <w:tc>
+          <w:tcPr>
+            <w:tcW w:type="dxa" w:w="1240"/>
+          </w:tcPr>
+          <w:p>
+            <w:r>
+              <w:t>Signals HolderLoadState; empty/error manejados sin pantalla en blanco.</w:t>
+            </w:r>
+          </w:p>
+        </w:tc>
+        <w:tc>
+          <w:tcPr>
+            <w:tcW w:type="dxa" w:w="1240"/>
+          </w:tcPr>
+          <w:p>
+            <w:r>
+              <w:t>Pass manual — holder.component.ts con withMinimumVisualDelay.</w:t>
+            </w:r>
+          </w:p>
+        </w:tc>
+        <w:tc>
+          <w:tcPr>
+            <w:tcW w:type="dxa" w:w="1240"/>
           </w:tcPr>
           <w:p>
             <w:r>
@@ -1790,19 +1921,19 @@
     <w:p>
       <w:pPr/>
       <w:r>
-        <w:t>ERR-01 (Criptografía — Severidad Alta): MetaMask devolvía addresses en minúsculas sin checksum EIP-55, provocando rechazo SIWE en auth-api. Remediación: método toChecksumAddress() en Web3Service usando getAddress de ethers.js v6 (src/web/src/app/core/services/web3.service.ts). Regresión: CP-08 Pass.</w:t>
+        <w:t>ERR-01 (Criptografía — Severidad Alta): MetaMask retornaba addresses en minúsculas sin checksum EIP-55, provocando el error «invalid EIP-55 address» al construir el mensaje SIWE. Remediación: método privado toChecksumAddress() en Web3Service (src/web/src/app/core/services/web3.service.ts) que normaliza con getAddress de ethers.js v6 antes de firmar. Regresión: CP-08 Pass en Vitest y flujo login manual en Sepolia.</w:t>
       </w:r>
     </w:p>
     <w:p>
       <w:pPr/>
       <w:r>
-        <w:t>ERR-02 (Framework Angular — Severidad Alta): Excepción NG0203 (inject() fuera de contexto de inyección) al consumir rxResource en servicios que invocaban HTTP desde contextos asíncronos. Remediación: refactorización de AcademyService, HolderService y TitleIssuanceService a flujos async/await con firstValueFrom(obs) en lugar de rxResource para garantizar contexto DI válido. Cliente codegen Api.invoke() en bff/api.ts y auth/api.ts ya usa firstValueFrom nativamente.</w:t>
+        <w:t>ERR-02 (Framework Angular — Severidad Alta): Excepción NG0203 (inject() fuera del contexto de inyección válido) al encadenar rxResource con llamadas HTTP asíncronas en el ciclo de vida del componente. Remediación: refactorización del cliente HTTP generado (Api.invoke en src/web/src/app/api/auth/api.ts) hacia firstValueFrom(obs) async/await, consumido por AuthApiService.fetchNonce() y verifySignature() sin rxResource en el path crítico de autenticación. Regresión: login SIWE E2E sin NG0203 en consola.</w:t>
       </w:r>
     </w:p>
     <w:p>
       <w:pPr/>
       <w:r>
-        <w:t>ERR-03 (UX — Severidad Media): Latencia perceptible (8-30s) durante pinning IPFS y confirmación blockchain dejaba la UI sin feedback. Remediación: estados reactivos explícitos con Signals (idle | loading | loaded | empty | error) en portales platform, academy, holder y verifier; componente HexLoader como skeleton animado durante fetch. Ejemplo: academy-reports-tab.component.ts con SectionStatus tipado.</w:t>
+        <w:t>ERR-03 (UX Holder Web — Severidad Media): Latencia de red blockchain/IPFS (8-30s) dejaba el portal holder sin feedback visual durante fetch de credenciales y anclas on-chain. Remediación: estados reactivos explícitos con Angular Signals (HolderLoadState: loading | loaded | error; AnchorsModalModel: idle | loading | loaded | error) en holder.component.ts, con HexLoaderComponent como skeleton animado y withMinimumVisualDelay para evitar flicker. Regresión: CP-40 Pass manual.</w:t>
       </w:r>
     </w:p>
     <w:p>
@@ -1816,19 +1947,19 @@
     <w:p>
       <w:pPr/>
       <w:r>
-        <w:t>OPT-01 — BFF con Kiota (ADR-0005): Se implementó bff-api como capa de agregación server-side. Los clientes Kiota generados desde docs/contracts/*.openapi.json (scripts/gen-kiota-clients.ps1) eliminan round-trips múltiples del navegador: el SPA consume un único contrato /api/ vía ng-openapi-gen, reduciendo latencia percibida y ocultando topología interna (verifier, issuer, academy, reports solo en sovereign-net).</w:t>
+        <w:t>OPT-01 — Patrón Backend-For-Frontend (BFF) con Kiota (ADR-0005): bff-api centraliza contratos OpenAPI downstream (verifier, issuer, academy, reports) en un único surface /api/ para el SPA. Clientes Kiota generados (scripts/gen-kiota-clients.ps1) eliminan peticiones en vuelo múltiples desde el navegador, reducen latencia percibida y ocultan topología interna de microservicios.</w:t>
       </w:r>
     </w:p>
     <w:p>
       <w:pPr/>
       <w:r>
-        <w:t>OPT-02 — Caché asíncrona MetricsSnapshotJob (reports-api): BackgroundService que ejecuta snapshots diarios a hora UTC configurable (MetricsSnapshotJob.cs), materializando métricas en PostgreSQL sin consultas on-chain ni agregaciones pesadas en tiempo real. El dashboard academy/reports lee snapshots pre-calculados (&lt;500ms vs &gt;5s previo).</w:t>
+        <w:t>OPT-02 — Caché asíncrona MetricsSnapshotJob (reports-api): BackgroundService que materializa snapshots diarios UTC (MetricsSnapshotJob.cs → IMetricsSnapshotService.UpsertDailyMetricsAsync) sin consultas on-chain ni agregaciones pesadas en tiempo real sobre PostgreSQL 16 transaccional. El dashboard academy/reports lee datos pre-calculados (&lt;500ms vs &gt;5s previo).</w:t>
       </w:r>
     </w:p>
     <w:p>
       <w:pPr/>
       <w:r>
-        <w:t>OPT-03 — Presupuestos de bundle Angular (ESBuild): angular.json configurado con maximumError: 2MB para initial bundle y component styles, permitiendo compilación producción eficiente con @antv/g2, ethers.js y i18n sin falsos positivos de budget. Nginx reverse proxy con proxy_cache_bypass y keep-alive optimiza entrega estática de chunks hashed.</w:t>
+        <w:t>OPT-03 — Tuneo presupuestos ESBuild (angular.json): maximumError: 2MB para initial bundle (maximumWarning: 1MB), permitiendo compilar estáticos de alta densidad criptográfica (ethers.js, @antv/g2, i18n) sin falsos positivos de budget en producción. Nginx reverse proxy con keep-alive optimiza entrega de chunks hashed desde contenedor web.</w:t>
       </w:r>
     </w:p>
     <w:tbl>
@@ -1929,7 +2060,7 @@
               <w:t>https://github.com/nasotop/SovereignID</w:t>
               <w:br/>
               <w:br/>
-              <w:t>Documentación técnica: docs/ (ADR, contratos OpenAPI, deployment.md, CONTEXT.md). Pipeline CI: .github/workflows/ci.yml (build, test, verify-openapi, deploy Portainer).</w:t>
+              <w:t>Documentación: docs/ (ADR, contratos OpenAPI, deployment.md, CONTEXT.md). Entrega S3 corregida: docs/desarrollo_sumativa_S3_grupo_1.docx (30 tareas, 40 CP, RSG-01…05). CI: .github/workflows/ci.yml (65 pruebas automatizadas + deploy Portainer).</w:t>
             </w:r>
           </w:p>
         </w:tc>
@@ -2021,10 +2152,10 @@
           </w:tcPr>
           <w:p>
             <w:r>
-              <w:t>Repositorio y evidencia de despliegue: https://github.com/nasotop/SovereignID</w:t>
+              <w:t>https://github.com/nasotop/SovereignID</w:t>
               <w:br/>
               <w:br/>
-              <w:t>Sistema desplegado en VPS con Portainer (stack Docker Compose). Nginx Proxy Manager en el host enruta tráfico HTTPS → puerto host 4333 → contenedor web (nginx interno). Rutas públicas: / (Angular 22), /auth/* (auth-api), /api/* (bff-api), /verifier (verificador público). Verificación: GET /auth/nonce responde 200; contenedores healthy vía docker ps --filter name=sovereignid.</w:t>
+              <w:t>Despliegue vivo VPS: Stack Portainer (docker-compose.yml) con NPM → host:4333 → web/nginx. Rutas: / (Angular), /auth/nonce (auth-api), /api/* (bff-api), /verifier (público). Verificación docente: GET /auth/nonce → 200; docker ps --filter name=sovereignid → healthy.</w:t>
             </w:r>
           </w:p>
         </w:tc>
@@ -2150,69 +2281,76 @@
           </w:tcPr>
           <w:p>
             <w:r>
-              <w:t>REPORTE DE ARQUITECTURA EN LA NUBE — ESTADO DE AVANCE SEMANA 8</w:t>
+              <w:t>REPORTE DE ENTORNO EN LA NUBE — INSTRUCCIONES DE AVANCE SEMANA 8</w:t>
               <w:br/>
               <w:br/>
-              <w:t>1. Topología de despliegue (VPS + Portainer)</w:t>
+              <w:t>1. Topología VPS: Portainer + Nginx Proxy Manager (NPM)</w:t>
               <w:br/>
-              <w:t>La plataforma SovereignID opera como stack Docker Compose orquestado por Portainer en una VPS Linux. El flujo de entrega es: feature/* → PR → dev → PR → master → webhook Portainer (GitHub Actions job deploy-production). Cada push a master dispara rebuild de imágenes y redeploy sin downtime planificado.</w:t>
+              <w:t>La plataforma SovereignID opera en una VPS Linux con stack Docker Compose orquestado por Portainer. Nginx Proxy Manager (NPM) en el host escucha 80/443 y reenvía tráfico HTTPS al puerto host WEB_HOST_PORT (4333) → contenedor web (nginx interno puerto 80). Dentro del contenedor web, nginx enruta: / → SPA Angular 22; /auth/* → auth-api:8080; /api/* → bff-api:8080 (strip prefix). Los 6 microservicios backend NO se publican al host; solo son accesibles vía red interna sovereign-net.</w:t>
               <w:br/>
               <w:br/>
-              <w:t>2. Microservicios contenerizados (6 APIs + frontend)</w:t>
+              <w:t>2. Microservicios contenerizados (aislados e independientes)</w:t>
               <w:br/>
-              <w:t>Todos los servicios residen en la red interna sovereign-net y exponen health checks HTTP /health:</w:t>
+              <w:t>Cada API es una imagen Docker independiente con healthcheck /health, restart policy y logging json-file:</w:t>
               <w:br/>
               <w:br/>
-              <w:t>• auth-api (.NET 10): SIWE nonce/verify, emisión JWT con claims RBAC. Expuesto vía nginx location /auth/ (sin BFF, ADR-0005).</w:t>
+              <w:t>• auth-api (.NET 10): SIWE nonce/verify, JWT RBAC. Expuesto solo vía nginx /auth/.</w:t>
               <w:br/>
-              <w:t>• academy-api (.NET 10): CRUD instituciones, carreras, estudiantes, invitaciones, perfiles holder. Solo red interna; consumido por bff-api.</w:t>
+              <w:t>• academy-api (.NET 10): CRUD académico, invitaciones, perfiles holder, audit_logs.</w:t>
               <w:br/>
-              <w:t>• issuer-api (.NET 10): Emisión W3C JSON-LD, pinning IPFS Pinata, anclaje Smart Contract Sepolia.</w:t>
+              <w:t>• issuer-api (.NET 10): Emisión W3C JSON-LD, IPFS Pinata, anclaje Smart Contract Sepolia.</w:t>
               <w:br/>
-              <w:t>• verifier-api (.NET 10): Verificación pública anónima POST /verifications, rate limiting HTTP 429.</w:t>
+              <w:t>• verifier-api (.NET 10): Verificación pública POST /verifications, rate limit HTTP 429.</w:t>
               <w:br/>
-              <w:t>• reports-api (.NET 10): Analíticas operativas read-only con MetricsSnapshotJob nocturno.</w:t>
+              <w:t>• reports-api (.NET 10): Analíticas read-only, MetricsSnapshotJob nocturno.</w:t>
               <w:br/>
-              <w:t>• bff-api (.NET 10 + Kiota): Backend-for-Frontend que agrega verifier, issuer, academy y reports bajo /api/.</w:t>
+              <w:t>• bff-api (.NET 10 + Kiota): Agregación /api/ hacia verifier, issuer, academy, reports.</w:t>
               <w:br/>
               <w:br/>
-              <w:t>Frontend: contenedor web (nginx:alpine + Angular 22 Zoneless build producción) sirve la SPA y actúa como reverse proxy hacia auth-api y bff-api según src/web/nginx.conf.</w:t>
+              <w:t>Frontend: contenedor web (nginx:alpine + build Angular producción). Persistencia: PostgreSQL 16 (postgres:16-alpine) en sovereign-net.</w:t>
               <w:br/>
               <w:br/>
-              <w:t>Persistencia: PostgreSQL 16 (postgres:16-alpine) con esquema canónico database/BBDD_SovereignID.sql y tabla audit_logs centralizada (ADR-0006).</w:t>
+              <w:t>3. Funcionalidades implementadas y verificables</w:t>
+              <w:br/>
+              <w:t>✅ Autenticación SIWE (EIP-4361) + MetaMask + JWT 24h.</w:t>
+              <w:br/>
+              <w:t>✅ Portales platform, academy/issuer, holder y verifier público.</w:t>
+              <w:br/>
+              <w:t>✅ Emisión credenciales con anclaje Sepolia + pinning IPFS.</w:t>
+              <w:br/>
+              <w:t>✅ Verificación drag &amp; drop con veredicto agrupado.</w:t>
+              <w:br/>
+              <w:t>✅ CI/CD: 65 pruebas automatizadas + deploy webhook Portainer en master.</w:t>
               <w:br/>
               <w:br/>
-              <w:t>3. Funcionalidades implementadas y disponibles</w:t>
+              <w:t>4. HISTORIAL DE CAMBIOS — Subsanación deuda documental (Experiencia 1 → Semana 8)</w:t>
               <w:br/>
-              <w:t>✅ Autenticación descentralizada SIWE (EIP-4361) con MetaMask y JWT 24h.</w:t>
-              <w:br/>
-              <w:t>✅ Portal platform: gestión de instituciones (platform_admin).</w:t>
-              <w:br/>
-              <w:t>✅ Portal academy/issuer: CRUD académico, emisión de credenciales con anclaje Sepolia.</w:t>
-              <w:br/>
-              <w:t>✅ Portal holder: visualización de credenciales, anclas on-chain, QR compartir verificación.</w:t>
-              <w:br/>
-              <w:t>✅ Verificador público /verifier: drag &amp; drop JSON-LD, veredicto con checks agrupados.</w:t>
-              <w:br/>
-              <w:t>✅ Invitaciones institucionales con flujo accept-invitation.</w:t>
-              <w:br/>
-              <w:t>✅ Pipeline CI con 65 pruebas automatizadas (xUnit backend + Vitest frontend) en GitHub Actions.</w:t>
+              <w:t>En desarrollo_sumativa_S3_grupo_1.docx (indexado en GitHub docs/) se subsanó íntegramente el feedback del docente:</w:t>
               <w:br/>
               <w:br/>
-              <w:t>4. Documentos fundacionales actualizados (subsanación feedback Semana 3)</w:t>
+              <w:t>• Plan de Trabajo: desglose profundo de 7 → 30 tareas técnicas secuenciales (T-01…T-30) en 5 fases, con nombres reales de microservicios (auth-api, academy-api, issuer-api, verifier-api, reports-api, bff-api).</w:t>
               <w:br/>
-              <w:t>En desarrollo_sumativa_S3_grupo_1.docx (repositorio docs/) se corrigió íntegramente el feedback del docente:</w:t>
+              <w:t>• Plan de Riesgos: ampliación con 5 riesgos críticos Web3/infra (RSG-01…RSG-05): Sepolia, RAM VPS, Solidity, MetaMask EIP-191/4361, nonces/NTP — cada uno con mitigación y contingencia.</w:t>
               <w:br/>
-              <w:t>• Definición y Arquitectura: stack .NET 10 + Angular 22 Zoneless, ADR-0006 (eliminación Identity.API).</w:t>
+              <w:t>• Plan de Pruebas: matriz formal de exactamente 40 casos base (CP-01…CP-40): 10 SIWE + 10 academy-api + 10 blockchain + 10 verifier/bff.</w:t>
               <w:br/>
-              <w:t>• Plan de Trabajo: desglose de 7 → 30 tareas técnicas en 5 fases.</w:t>
-              <w:br/>
-              <w:t>• Plan de Riesgos: +5 riesgos Web3/microservicios (RSG-01…RSG-05) con mitigaciones.</w:t>
-              <w:br/>
-              <w:t>• Plan de Pruebas: matriz formal CP-01…CP-40 (40 casos base).</w:t>
+              <w:t>• Arquitectura: ADR-0006 (consolidación Identity.API → auth-api + academy-api + audit_logs PostgreSQL 16).</w:t>
               <w:br/>
               <w:br/>
-              <w:t>Índice en GitHub: docs/desarrollo_sumativa_S3_grupo_1.docx, docs/adr/0006-consolidate-identity-into-academy-auth.md, docs/contracts/*.openapi.json, docs/deployment.md.</w:t>
+              <w:t>Documentos fundacionales actualizados en repositorio:</w:t>
+              <w:br/>
+              <w:t>— docs/desarrollo_sumativa_S3_grupo_1.docx</w:t>
+              <w:br/>
+              <w:t>— docs/adr/0006-consolidate-identity-into-academy-auth.md</w:t>
+              <w:br/>
+              <w:t>— docs/contracts/*.openapi.json</w:t>
+              <w:br/>
+              <w:t>— docs/deployment.md</w:t>
+              <w:br/>
+              <w:t>— CONTEXT.md</w:t>
+              <w:br/>
+              <w:br/>
+              <w:t>Repositorio: https://github.com/nasotop/SovereignID</w:t>
             </w:r>
           </w:p>
         </w:tc>

--- a/docs/desarrollo_sumativa_S8_grupo_1.docx
+++ b/docs/desarrollo_sumativa_S8_grupo_1.docx
@@ -1,2560 +1,3368 @@
 
 <file path=word/document.xml><?xml version="1.0" encoding="utf-8"?>
-<w:document xmlns:wpc="http://schemas.microsoft.com/office/word/2010/wordprocessingCanvas" xmlns:cx="http://schemas.microsoft.com/office/drawing/2014/chartex" xmlns:cx1="http://schemas.microsoft.com/office/drawing/2015/9/8/chartex" xmlns:cx2="http://schemas.microsoft.com/office/drawing/2015/10/21/chartex" xmlns:cx3="http://schemas.microsoft.com/office/drawing/2016/5/9/chartex" xmlns:cx4="http://schemas.microsoft.com/office/drawing/2016/5/10/chartex" xmlns:cx5="http://schemas.microsoft.com/office/drawing/2016/5/11/chartex" xmlns:cx6="http://schemas.microsoft.com/office/drawing/2016/5/12/chartex" xmlns:cx7="http://schemas.microsoft.com/office/drawing/2016/5/13/chartex" xmlns:cx8="http://schemas.microsoft.com/office/drawing/2016/5/14/chartex" xmlns:mc="http://schemas.openxmlformats.org/markup-compatibility/2006" xmlns:aink="http://schemas.microsoft.com/office/drawing/2016/ink" xmlns:am3d="http://schemas.microsoft.com/office/drawing/2017/model3d" xmlns:o="urn:schemas-microsoft-com:office:office" xmlns:oel="http://schemas.microsoft.com/office/2019/extlst" xmlns:r="http://schemas.openxmlformats.org/officeDocument/2006/relationships" xmlns:m="http://schemas.openxmlformats.org/officeDocument/2006/math" xmlns:v="urn:schemas-microsoft-com:vml" xmlns:wp14="http://schemas.microsoft.com/office/word/2010/wordprocessingDrawing" xmlns:wp="http://schemas.openxmlformats.org/drawingml/2006/wordprocessingDrawing" xmlns:w10="urn:schemas-microsoft-com:office:word" xmlns:w="http://schemas.openxmlformats.org/wordprocessingml/2006/main" xmlns:w14="http://schemas.microsoft.com/office/word/2010/wordml" xmlns:w15="http://schemas.microsoft.com/office/word/2012/wordml" xmlns:w16cex="http://schemas.microsoft.com/office/word/2018/wordml/cex" xmlns:w16cid="http://schemas.microsoft.com/office/word/2016/wordml/cid" xmlns:w16="http://schemas.microsoft.com/office/word/2018/wordml" xmlns:w16du="http://schemas.microsoft.com/office/word/2023/wordml/word16du" xmlns:w16sdtdh="http://schemas.microsoft.com/office/word/2020/wordml/sdtdatahash" xmlns:w16se="http://schemas.microsoft.com/office/word/2015/wordml/symex" xmlns:wpg="http://schemas.microsoft.com/office/word/2010/wordprocessingGroup" xmlns:wpi="http://schemas.microsoft.com/office/word/2010/wordprocessingInk" xmlns:wne="http://schemas.microsoft.com/office/word/2006/wordml" xmlns:wps="http://schemas.microsoft.com/office/word/2010/wordprocessingShape" xmlns:a="http://schemas.openxmlformats.org/drawingml/2006/main" xmlns:adec="http://schemas.microsoft.com/office/drawing/2017/decorative" xmlns:pic="http://schemas.openxmlformats.org/drawingml/2006/picture" xmlns:a14="http://schemas.microsoft.com/office/drawing/2010/main" mc:Ignorable="w14 w15 w16se w16cid w16 w16cex w16sdtdh w16du wp14">
-  <w:body>
-    <w:p>
-      <w:r>
-        <w:rPr>
-          <w:noProof/>
-        </w:rPr>
-        <w:drawing>
-          <wp:anchor distT="0" distB="0" distL="114300" distR="114300" simplePos="0" relativeHeight="251667455" behindDoc="0" locked="0" layoutInCell="1" allowOverlap="1" wp14:anchorId="7F252F98" wp14:editId="0D9DB28B">
-            <wp:simplePos x="0" y="0"/>
-            <wp:positionH relativeFrom="column">
-              <wp:posOffset>-434340</wp:posOffset>
-            </wp:positionH>
-            <wp:positionV relativeFrom="paragraph">
-              <wp:posOffset>-866775</wp:posOffset>
-            </wp:positionV>
-            <wp:extent cx="2066290" cy="560705"/>
-            <wp:effectExtent l="0" t="0" r="0" b="0"/>
-            <wp:wrapNone/>
-            <wp:docPr id="1622403336" name="Imagen 1">
-              <a:extLst xmlns:a="http://schemas.openxmlformats.org/drawingml/2006/main">
-                <a:ext uri="{C183D7F6-B498-43B3-948B-1728B52AA6E4}">
-                  <adec:decorative xmlns:adec="http://schemas.microsoft.com/office/drawing/2017/decorative" val="1"/>
-                </a:ext>
-              </a:extLst>
-            </wp:docPr>
-            <wp:cNvGraphicFramePr>
-              <a:graphicFrameLocks xmlns:a="http://schemas.openxmlformats.org/drawingml/2006/main" noChangeAspect="1"/>
-            </wp:cNvGraphicFramePr>
-            <a:graphic xmlns:a="http://schemas.openxmlformats.org/drawingml/2006/main">
-              <a:graphicData uri="http://schemas.openxmlformats.org/drawingml/2006/picture">
-                <pic:pic xmlns:pic="http://schemas.openxmlformats.org/drawingml/2006/picture">
-                  <pic:nvPicPr>
-                    <pic:cNvPr id="1622403336" name="Imagen 1622403336">
-                      <a:extLst>
-                        <a:ext uri="{C183D7F6-B498-43B3-948B-1728B52AA6E4}">
-                          <adec:decorative xmlns:adec="http://schemas.microsoft.com/office/drawing/2017/decorative" val="1"/>
-                        </a:ext>
-                      </a:extLst>
-                    </pic:cNvPr>
-                    <pic:cNvPicPr>
-                      <a:picLocks noChangeAspect="1"/>
-                    </pic:cNvPicPr>
-                  </pic:nvPicPr>
-                  <pic:blipFill>
-                    <a:blip r:embed="rId11">
-                      <a:extLst>
-                        <a:ext uri="{28A0092B-C50C-407E-A947-70E740481C1C}">
-                          <a14:useLocalDpi xmlns:a14="http://schemas.microsoft.com/office/drawing/2010/main" val="0"/>
-                        </a:ext>
-                      </a:extLst>
-                    </a:blip>
-                    <a:stretch>
-                      <a:fillRect/>
-                    </a:stretch>
-                  </pic:blipFill>
-                  <pic:spPr>
-                    <a:xfrm>
-                      <a:off x="0" y="0"/>
-                      <a:ext cx="2066290" cy="560705"/>
-                    </a:xfrm>
-                    <a:prstGeom prst="rect">
-                      <a:avLst/>
-                    </a:prstGeom>
-                  </pic:spPr>
-                </pic:pic>
-              </a:graphicData>
-            </a:graphic>
-          </wp:anchor>
-        </w:drawing>
-      </w:r>
-      <w:r>
-        <w:rPr>
-          <w:noProof/>
-        </w:rPr>
-        <mc:AlternateContent>
-          <mc:Choice Requires="wps">
-            <w:drawing>
-              <wp:anchor distT="0" distB="0" distL="114300" distR="114300" simplePos="0" relativeHeight="251668479" behindDoc="0" locked="0" layoutInCell="1" allowOverlap="1" wp14:anchorId="693102DD" wp14:editId="69122EC8">
-                <wp:simplePos x="0" y="0"/>
-                <wp:positionH relativeFrom="column">
-                  <wp:posOffset>1927860</wp:posOffset>
-                </wp:positionH>
-                <wp:positionV relativeFrom="paragraph">
-                  <wp:posOffset>-695325</wp:posOffset>
-                </wp:positionV>
-                <wp:extent cx="4787265" cy="262890"/>
-                <wp:effectExtent l="0" t="0" r="0" b="3810"/>
-                <wp:wrapNone/>
-                <wp:docPr id="62092501" name="Rectángulo: esquinas redondeadas 1">
-                  <a:extLst xmlns:a="http://schemas.openxmlformats.org/drawingml/2006/main">
-                    <a:ext uri="{C183D7F6-B498-43B3-948B-1728B52AA6E4}">
-                      <adec:decorative xmlns:adec="http://schemas.microsoft.com/office/drawing/2017/decorative" val="1"/>
-                    </a:ext>
-                  </a:extLst>
-                </wp:docPr>
-                <wp:cNvGraphicFramePr/>
-                <a:graphic xmlns:a="http://schemas.openxmlformats.org/drawingml/2006/main">
-                  <a:graphicData uri="http://schemas.microsoft.com/office/word/2010/wordprocessingShape">
-                    <wps:wsp>
-                      <wps:cNvSpPr/>
-                      <wps:spPr>
-                        <a:xfrm>
-                          <a:off x="0" y="0"/>
-                          <a:ext cx="4787265" cy="262890"/>
-                        </a:xfrm>
-                        <a:prstGeom prst="roundRect">
-                          <a:avLst>
-                            <a:gd name="adj" fmla="val 50000"/>
-                          </a:avLst>
-                        </a:prstGeom>
-                        <a:solidFill>
-                          <a:srgbClr val="E7E8E9"/>
-                        </a:solidFill>
-                        <a:ln>
-                          <a:noFill/>
-                        </a:ln>
-                      </wps:spPr>
-                      <wps:style>
-                        <a:lnRef idx="2">
-                          <a:schemeClr val="accent1">
-                            <a:shade val="15000"/>
-                          </a:schemeClr>
-                        </a:lnRef>
-                        <a:fillRef idx="1">
-                          <a:schemeClr val="accent1"/>
-                        </a:fillRef>
-                        <a:effectRef idx="0">
-                          <a:schemeClr val="accent1"/>
-                        </a:effectRef>
-                        <a:fontRef idx="minor">
-                          <a:schemeClr val="lt1"/>
-                        </a:fontRef>
-                      </wps:style>
-                      <wps:bodyPr rot="0" spcFirstLastPara="0" vertOverflow="overflow" horzOverflow="overflow" vert="horz" wrap="square" lIns="91440" tIns="45720" rIns="91440" bIns="45720" numCol="1" spcCol="0" rtlCol="0" fromWordArt="0" anchor="ctr" anchorCtr="0" forceAA="0" compatLnSpc="1">
-                        <a:prstTxWarp prst="textNoShape">
-                          <a:avLst/>
-                        </a:prstTxWarp>
-                        <a:noAutofit/>
-                      </wps:bodyPr>
-                    </wps:wsp>
-                  </a:graphicData>
-                </a:graphic>
-              </wp:anchor>
-            </w:drawing>
-          </mc:Choice>
-          <mc:Fallback xmlns:a="http://schemas.openxmlformats.org/drawingml/2006/main" xmlns:adec="http://schemas.microsoft.com/office/drawing/2017/decorative" xmlns:pic="http://schemas.openxmlformats.org/drawingml/2006/picture" xmlns:a14="http://schemas.microsoft.com/office/drawing/2010/main">
-            <w:pict xmlns:w="http://schemas.openxmlformats.org/wordprocessingml/2006/main" w14:anchorId="204E0853">
-              <v:roundrect xmlns:w14="http://schemas.microsoft.com/office/word/2010/wordml" xmlns:o="urn:schemas-microsoft-com:office:office" xmlns:v="urn:schemas-microsoft-com:vml" id="Rectángulo: esquinas redondeadas 1" style="position:absolute;margin-left:151.8pt;margin-top:-54.75pt;width:376.95pt;height:20.7pt;z-index:251668479;visibility:visible;mso-wrap-style:square;mso-wrap-distance-left:9pt;mso-wrap-distance-top:0;mso-wrap-distance-right:9pt;mso-wrap-distance-bottom:0;mso-position-horizontal:absolute;mso-position-horizontal-relative:text;mso-position-vertical:absolute;mso-position-vertical-relative:text;v-text-anchor:middle" alt="&quot;&quot;" o:spid="_x0000_s1026" fillcolor="#e7e8e9" stroked="f" strokeweight="1pt" arcsize=".5" w14:anchorId="07EEE52D" o:gfxdata="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">
-                <v:stroke joinstyle="miter"/>
-              </v:roundrect>
-            </w:pict>
-          </mc:Fallback>
-        </mc:AlternateContent>
-      </w:r>
-      <w:r>
-        <w:rPr>
-          <w:noProof/>
-        </w:rPr>
-        <mc:AlternateContent>
-          <mc:Choice Requires="wps">
-            <w:drawing>
-              <wp:anchor distT="0" distB="0" distL="114300" distR="114300" simplePos="0" relativeHeight="251671552" behindDoc="0" locked="0" layoutInCell="1" allowOverlap="1" wp14:anchorId="36699E54" wp14:editId="2F176A25">
-                <wp:simplePos x="0" y="0"/>
-                <wp:positionH relativeFrom="column">
-                  <wp:posOffset>-325059</wp:posOffset>
-                </wp:positionH>
-                <wp:positionV relativeFrom="paragraph">
-                  <wp:posOffset>-223444</wp:posOffset>
-                </wp:positionV>
-                <wp:extent cx="7044704" cy="3848100"/>
-                <wp:effectExtent l="0" t="0" r="3810" b="0"/>
-                <wp:wrapNone/>
-                <wp:docPr id="423553030" name="AutoShape 14">
-                  <a:extLst xmlns:a="http://schemas.openxmlformats.org/drawingml/2006/main">
-                    <a:ext uri="{C183D7F6-B498-43B3-948B-1728B52AA6E4}">
-                      <adec:decorative xmlns:adec="http://schemas.microsoft.com/office/drawing/2017/decorative" val="1"/>
-                    </a:ext>
-                  </a:extLst>
-                </wp:docPr>
-                <wp:cNvGraphicFramePr>
-                  <a:graphicFrameLocks xmlns:a="http://schemas.openxmlformats.org/drawingml/2006/main"/>
-                </wp:cNvGraphicFramePr>
-                <a:graphic xmlns:a="http://schemas.openxmlformats.org/drawingml/2006/main">
-                  <a:graphicData uri="http://schemas.microsoft.com/office/word/2010/wordprocessingShape">
-                    <wps:wsp>
-                      <wps:cNvSpPr>
-                        <a:spLocks noChangeArrowheads="1"/>
-                      </wps:cNvSpPr>
-                      <wps:spPr bwMode="auto">
-                        <a:xfrm>
-                          <a:off x="0" y="0"/>
-                          <a:ext cx="7044704" cy="3848100"/>
-                        </a:xfrm>
-                        <a:prstGeom prst="roundRect">
-                          <a:avLst>
-                            <a:gd name="adj" fmla="val 4433"/>
-                          </a:avLst>
-                        </a:prstGeom>
-                        <a:blipFill>
-                          <a:blip r:embed="rId12"/>
-                          <a:stretch>
-                            <a:fillRect/>
-                          </a:stretch>
-                        </a:blipFill>
-                        <a:ln w="9525">
-                          <a:noFill/>
-                          <a:round/>
-                          <a:headEnd/>
-                          <a:tailEnd/>
-                        </a:ln>
-                      </wps:spPr>
-                      <wps:bodyPr rot="0" vertOverflow="clip" horzOverflow="clip" vert="horz" wrap="square" lIns="91440" tIns="45720" rIns="91440" bIns="45720" anchor="t" anchorCtr="0" upright="1">
-                        <a:noAutofit/>
-                      </wps:bodyPr>
-                    </wps:wsp>
-                  </a:graphicData>
-                </a:graphic>
-              </wp:anchor>
-            </w:drawing>
-          </mc:Choice>
-          <mc:Fallback xmlns:a="http://schemas.openxmlformats.org/drawingml/2006/main" xmlns:adec="http://schemas.microsoft.com/office/drawing/2017/decorative" xmlns:pic="http://schemas.openxmlformats.org/drawingml/2006/picture" xmlns:a14="http://schemas.microsoft.com/office/drawing/2010/main">
-            <w:pict w14:anchorId="0F5EAA9D">
-              <v:roundrect id="AutoShape 14" style="position:absolute;margin-left:-25.6pt;margin-top:-17.6pt;width:554.7pt;height:303pt;z-index:251671552;visibility:visible;mso-wrap-style:square;mso-wrap-distance-left:9pt;mso-wrap-distance-top:0;mso-wrap-distance-right:9pt;mso-wrap-distance-bottom:0;mso-position-horizontal:absolute;mso-position-horizontal-relative:text;mso-position-vertical:absolute;mso-position-vertical-relative:text;v-text-anchor:top" alt="&quot;&quot;" o:spid="_x0000_s1026" stroked="f" arcsize="2907f" w14:anchorId="3DBDE4CA" o:gfxdata="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">
-                <v:fill type="frame" o:title="" recolor="t" rotate="t" r:id="rId13"/>
-              </v:roundrect>
-            </w:pict>
-          </mc:Fallback>
-        </mc:AlternateContent>
-      </w:r>
-    </w:p>
-    <w:p/>
-    <w:p/>
-    <w:p/>
-    <w:p/>
-    <w:p/>
-    <w:p/>
-    <w:p/>
-    <w:p/>
-    <w:p>
-      <w:pPr>
-        <w:pStyle w:val="Ttulo"/>
-      </w:pPr>
-    </w:p>
-    <w:p>
-      <w:pPr>
-        <w:rPr>
-          <w:color w:val="333333"/>
-          <w:sz w:val="32"/>
-          <w:szCs w:val="32"/>
-        </w:rPr>
-      </w:pPr>
-    </w:p>
-    <w:p>
-      <w:pPr>
-        <w:rPr>
-          <w:color w:val="333333"/>
-          <w:sz w:val="32"/>
-          <w:szCs w:val="32"/>
-        </w:rPr>
-      </w:pPr>
-      <w:r>
-        <w:rPr>
-          <w:noProof/>
-        </w:rPr>
-        <mc:AlternateContent>
-          <mc:Choice Requires="wps">
-            <w:drawing>
-              <wp:anchor distT="0" distB="0" distL="114300" distR="114300" simplePos="0" relativeHeight="251673600" behindDoc="0" locked="0" layoutInCell="1" allowOverlap="1" wp14:anchorId="3BFABDE3" wp14:editId="7FB77DB9">
-                <wp:simplePos x="0" y="0"/>
-                <wp:positionH relativeFrom="column">
-                  <wp:posOffset>-315704</wp:posOffset>
-                </wp:positionH>
-                <wp:positionV relativeFrom="paragraph">
-                  <wp:posOffset>451485</wp:posOffset>
-                </wp:positionV>
-                <wp:extent cx="108585" cy="720000"/>
-                <wp:effectExtent l="0" t="0" r="5715" b="4445"/>
-                <wp:wrapNone/>
-                <wp:docPr id="1758041971" name="Rectángulo: esquinas redondeadas 6">
-                  <a:extLst xmlns:a="http://schemas.openxmlformats.org/drawingml/2006/main">
-                    <a:ext uri="{C183D7F6-B498-43B3-948B-1728B52AA6E4}">
-                      <adec:decorative xmlns:adec="http://schemas.microsoft.com/office/drawing/2017/decorative" val="1"/>
-                    </a:ext>
-                  </a:extLst>
-                </wp:docPr>
-                <wp:cNvGraphicFramePr>
-                  <a:graphicFrameLocks xmlns:a="http://schemas.openxmlformats.org/drawingml/2006/main"/>
-                </wp:cNvGraphicFramePr>
-                <a:graphic xmlns:a="http://schemas.openxmlformats.org/drawingml/2006/main">
-                  <a:graphicData uri="http://schemas.microsoft.com/office/word/2010/wordprocessingShape">
-                    <wps:wsp>
-                      <wps:cNvSpPr>
-                        <a:spLocks/>
-                      </wps:cNvSpPr>
-                      <wps:spPr>
-                        <a:xfrm>
-                          <a:off x="0" y="0"/>
-                          <a:ext cx="108585" cy="720000"/>
-                        </a:xfrm>
-                        <a:prstGeom prst="roundRect">
-                          <a:avLst>
-                            <a:gd name="adj" fmla="val 0"/>
-                          </a:avLst>
-                        </a:prstGeom>
-                        <a:solidFill>
-                          <a:srgbClr val="FFB800"/>
-                        </a:solidFill>
-                        <a:ln>
-                          <a:noFill/>
-                        </a:ln>
-                      </wps:spPr>
-                      <wps:style>
-                        <a:lnRef idx="2">
-                          <a:schemeClr val="accent1">
-                            <a:shade val="15000"/>
-                          </a:schemeClr>
-                        </a:lnRef>
-                        <a:fillRef idx="1">
-                          <a:schemeClr val="accent1"/>
-                        </a:fillRef>
-                        <a:effectRef idx="0">
-                          <a:schemeClr val="accent1"/>
-                        </a:effectRef>
-                        <a:fontRef idx="minor">
-                          <a:schemeClr val="lt1"/>
-                        </a:fontRef>
-                      </wps:style>
-                      <wps:bodyPr rot="0" spcFirstLastPara="0" vertOverflow="overflow" horzOverflow="overflow" vert="horz" wrap="square" lIns="91440" tIns="45720" rIns="91440" bIns="45720" numCol="1" spcCol="0" rtlCol="0" fromWordArt="0" anchor="ctr" anchorCtr="0" forceAA="0" compatLnSpc="1">
-                        <a:prstTxWarp prst="textNoShape">
-                          <a:avLst/>
-                        </a:prstTxWarp>
-                        <a:noAutofit/>
-                      </wps:bodyPr>
-                    </wps:wsp>
-                  </a:graphicData>
-                </a:graphic>
-                <wp14:sizeRelH relativeFrom="margin">
-                  <wp14:pctWidth>0</wp14:pctWidth>
-                </wp14:sizeRelH>
-                <wp14:sizeRelV relativeFrom="margin">
-                  <wp14:pctHeight>0</wp14:pctHeight>
-                </wp14:sizeRelV>
-              </wp:anchor>
-            </w:drawing>
-          </mc:Choice>
-          <mc:Fallback xmlns:a="http://schemas.openxmlformats.org/drawingml/2006/main" xmlns:pic="http://schemas.openxmlformats.org/drawingml/2006/picture" xmlns:a14="http://schemas.microsoft.com/office/drawing/2010/main" xmlns:adec="http://schemas.microsoft.com/office/drawing/2017/decorative">
-            <w:pict w14:anchorId="19E8269E">
-              <v:roundrect id="Rectángulo: esquinas redondeadas 6" style="position:absolute;margin-left:-24.85pt;margin-top:35.55pt;width:8.55pt;height:56.7pt;z-index:251673600;visibility:visible;mso-wrap-style:square;mso-width-percent:0;mso-height-percent:0;mso-wrap-distance-left:9pt;mso-wrap-distance-top:0;mso-wrap-distance-right:9pt;mso-wrap-distance-bottom:0;mso-position-horizontal:absolute;mso-position-horizontal-relative:text;mso-position-vertical:absolute;mso-position-vertical-relative:text;mso-width-percent:0;mso-height-percent:0;mso-width-relative:margin;mso-height-relative:margin;v-text-anchor:middle" alt="&quot;&quot;" o:spid="_x0000_s1026" fillcolor="#ffb800" stroked="f" strokeweight="1pt" arcsize="0" w14:anchorId="19FE2BFE" o:gfxdata="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">
-                <v:stroke joinstyle="miter"/>
-              </v:roundrect>
-            </w:pict>
-          </mc:Fallback>
-        </mc:AlternateContent>
-      </w:r>
-    </w:p>
-    <w:p>
-      <w:pPr>
-        <w:pStyle w:val="carrera1"/>
-      </w:pPr>
-      <w:r>
-        <w:t xml:space="preserve">Semana </w:t>
-      </w:r>
-      <w:r>
-        <w:t>8</w:t>
-      </w:r>
-    </w:p>
-    <w:p>
-      <w:pPr>
-        <w:pStyle w:val="carrera2"/>
-      </w:pPr>
-      <w:r>
-        <w:t>Taller Aplicado de Software</w:t>
-      </w:r>
-    </w:p>
-    <w:p/>
-    <w:p/>
-    <w:p>
-      <w:pPr>
-        <w:pStyle w:val="BajadaTtulo"/>
-      </w:pPr>
-      <w:r>
-        <w:t>Formato de respuesta</w:t>
-      </w:r>
-    </w:p>
-    <w:tbl>
-      <w:tblPr>
-        <w:tblStyle w:val="Tablaconcuadrcula"/>
-        <w:tblW w:w="0" w:type="auto"/>
-        <w:tblLook w:val="04A0" w:firstRow="1" w:lastRow="0" w:firstColumn="1" w:lastColumn="0" w:noHBand="0" w:noVBand="1"/>
-      </w:tblPr>
-      <w:tblGrid>
-        <w:gridCol w:w="4960"/>
-        <w:gridCol w:w="4951"/>
-      </w:tblGrid>
-      <w:tr>
-        <w:trPr>
-          <w:trHeight w:val="510"/>
-        </w:trPr>
-        <w:tc>
-          <w:tcPr>
-            <w:tcW w:w="4961" w:type="dxa"/>
-            <w:tcBorders>
-              <w:top w:val="single" w:color="404040" w:themeColor="text1" w:themeTint="BF" w:sz="4" w:space="0"/>
-              <w:left w:val="single" w:color="404040" w:themeColor="text1" w:themeTint="BF" w:sz="4" w:space="0"/>
-              <w:bottom w:val="single" w:color="404040" w:themeColor="text1" w:themeTint="BF" w:sz="4" w:space="0"/>
-              <w:right w:val="single" w:color="404040" w:themeColor="text1" w:themeTint="BF" w:sz="4" w:space="0"/>
-            </w:tcBorders>
-            <w:vAlign w:val="center"/>
-          </w:tcPr>
-          <w:p>
-            <w:pPr>
-              <w:spacing w:before="120"/>
-            </w:pPr>
-            <w:r>
-              <w:rPr>
-                <w:b/>
-                <w:bCs/>
-              </w:rPr>
-              <w:t>Nombre estudiante:</w:t>
-            </w:r>
-          </w:p>
-        </w:tc>
-        <w:tc>
-          <w:tcPr>
-            <w:tcW w:w="4952" w:type="dxa"/>
-            <w:tcBorders>
-              <w:top w:val="single" w:color="404040" w:themeColor="text1" w:themeTint="BF" w:sz="4" w:space="0"/>
-              <w:left w:val="single" w:color="404040" w:themeColor="text1" w:themeTint="BF" w:sz="4" w:space="0"/>
-              <w:bottom w:val="single" w:color="404040" w:themeColor="text1" w:themeTint="BF" w:sz="4" w:space="0"/>
-              <w:right w:val="single" w:color="404040" w:themeColor="text1" w:themeTint="BF" w:sz="4" w:space="0"/>
-            </w:tcBorders>
-            <w:vAlign w:val="center"/>
-          </w:tcPr>
-          <w:p>
-            <w:r>
-              <w:t>Grupo 1</w:t>
-            </w:r>
-          </w:p>
-        </w:tc>
-      </w:tr>
-      <w:tr>
-        <w:trPr>
-          <w:trHeight w:val="531"/>
-        </w:trPr>
-        <w:tc>
-          <w:tcPr>
-            <w:tcW w:w="4961" w:type="dxa"/>
-            <w:tcBorders>
-              <w:top w:val="single" w:color="404040" w:themeColor="text1" w:themeTint="BF" w:sz="4" w:space="0"/>
-              <w:left w:val="single" w:color="404040" w:themeColor="text1" w:themeTint="BF" w:sz="4" w:space="0"/>
-              <w:bottom w:val="single" w:color="404040" w:themeColor="text1" w:themeTint="BF" w:sz="4" w:space="0"/>
-              <w:right w:val="single" w:color="404040" w:themeColor="text1" w:themeTint="BF" w:sz="4" w:space="0"/>
-            </w:tcBorders>
-            <w:vAlign w:val="center"/>
-          </w:tcPr>
-          <w:p>
-            <w:r>
-              <w:t>Asignatura: Taller Aplicado de Software (TSY2201)</w:t>
-            </w:r>
-          </w:p>
-        </w:tc>
-        <w:tc>
-          <w:tcPr>
-            <w:tcW w:w="4952" w:type="dxa"/>
-            <w:tcBorders>
-              <w:top w:val="single" w:color="404040" w:themeColor="text1" w:themeTint="BF" w:sz="4" w:space="0"/>
-              <w:left w:val="single" w:color="404040" w:themeColor="text1" w:themeTint="BF" w:sz="4" w:space="0"/>
-              <w:bottom w:val="single" w:color="404040" w:themeColor="text1" w:themeTint="BF" w:sz="4" w:space="0"/>
-              <w:right w:val="single" w:color="404040" w:themeColor="text1" w:themeTint="BF" w:sz="4" w:space="0"/>
-            </w:tcBorders>
-            <w:vAlign w:val="center"/>
-          </w:tcPr>
-          <w:p>
-            <w:r>
-              <w:t>Carrera: Ingeniería en Informática</w:t>
-            </w:r>
-          </w:p>
-        </w:tc>
-      </w:tr>
-      <w:tr>
-        <w:trPr>
-          <w:trHeight w:val="536"/>
-        </w:trPr>
-        <w:tc>
-          <w:tcPr>
-            <w:tcW w:w="4961" w:type="dxa"/>
-            <w:tcBorders>
-              <w:top w:val="single" w:color="404040" w:themeColor="text1" w:themeTint="BF" w:sz="4" w:space="0"/>
-              <w:left w:val="single" w:color="404040" w:themeColor="text1" w:themeTint="BF" w:sz="4" w:space="0"/>
-              <w:bottom w:val="single" w:color="404040" w:themeColor="text1" w:themeTint="BF" w:sz="4" w:space="0"/>
-              <w:right w:val="single" w:color="404040" w:themeColor="text1" w:themeTint="BF" w:sz="4" w:space="0"/>
-            </w:tcBorders>
-            <w:vAlign w:val="center"/>
-          </w:tcPr>
-          <w:p>
-            <w:pPr>
-              <w:spacing w:before="120"/>
-            </w:pPr>
-            <w:r>
-              <w:rPr>
-                <w:b/>
-                <w:bCs/>
-              </w:rPr>
-              <w:t>Profesor:</w:t>
-            </w:r>
-          </w:p>
-        </w:tc>
-        <w:tc>
-          <w:tcPr>
-            <w:tcW w:w="4952" w:type="dxa"/>
-            <w:tcBorders>
-              <w:top w:val="single" w:color="404040" w:themeColor="text1" w:themeTint="BF" w:sz="4" w:space="0"/>
-              <w:left w:val="single" w:color="404040" w:themeColor="text1" w:themeTint="BF" w:sz="4" w:space="0"/>
-              <w:bottom w:val="single" w:color="404040" w:themeColor="text1" w:themeTint="BF" w:sz="4" w:space="0"/>
-              <w:right w:val="single" w:color="404040" w:themeColor="text1" w:themeTint="BF" w:sz="4" w:space="0"/>
-            </w:tcBorders>
-            <w:vAlign w:val="center"/>
-          </w:tcPr>
-          <w:p>
-            <w:r>
-              <w:t>13/07/2026</w:t>
-            </w:r>
-          </w:p>
-        </w:tc>
-      </w:tr>
-    </w:tbl>
-    <w:p>
-      <w:pPr>
-        <w:ind w:left="142"/>
-      </w:pPr>
-    </w:p>
-    <w:p>
-      <w:pPr>
-        <w:pStyle w:val="Ttulo"/>
-      </w:pPr>
-    </w:p>
-    <w:p/>
-    <w:p>
-      <w:pPr>
-        <w:pStyle w:val="Ttulo"/>
-      </w:pPr>
-      <w:r>
-        <w:lastRenderedPageBreak/>
-        <w:t>Descripción de la actividad</w:t>
-      </w:r>
-    </w:p>
-    <w:p/>
-    <w:p>
-      <w:pPr>
-        <w:jc w:val="both"/>
-      </w:pPr>
-      <w:r>
-        <w:rPr/>
-        <w:t>En esta etapa, completará</w:t>
-      </w:r>
-      <w:r>
-        <w:rPr/>
-        <w:t>s</w:t>
-      </w:r>
-      <w:r>
-        <w:rPr/>
-        <w:t xml:space="preserve"> las tareas y funcionalidades planificadas para el sistema. </w:t>
-      </w:r>
-      <w:r>
-        <w:rPr/>
-        <w:t>La actividad se enfoca en realizar pruebas de todas las funcionalidades del software, tanto manuales como automatizadas (</w:t>
-      </w:r>
-      <w:r>
-        <w:rPr/>
-        <w:t>Katalón,IA</w:t>
-      </w:r>
-      <w:r>
-        <w:rPr/>
-        <w:t xml:space="preserve"> para QA u otra) para identificar posibles errores o áreas de mejora. Posteriormente, </w:t>
-      </w:r>
-      <w:r>
-        <w:rPr/>
-        <w:t xml:space="preserve">corregirás </w:t>
-      </w:r>
-      <w:r>
-        <w:rPr/>
-        <w:t>los defectos encontrados y se realiza</w:t>
-      </w:r>
-      <w:r>
-        <w:rPr/>
-        <w:t>rás</w:t>
-      </w:r>
-      <w:r>
-        <w:rPr/>
-        <w:t xml:space="preserve"> ajustes para asegurar que el sistema cumpla con los estándares de calidad y usabilidad. </w:t>
-      </w:r>
-      <w:r>
-        <w:rPr/>
-        <w:t>Además, optimizarás</w:t>
-      </w:r>
-      <w:r>
-        <w:rPr/>
-        <w:t xml:space="preserve"> el rendimiento del software, mejorando tiempos de respuesta y la eficiencia de los recursos utilizados, con el objetivo de garantizar una experiencia de usuario fluida y un sistema estable antes de su entrega final.</w:t>
-      </w:r>
-    </w:p>
-    <w:p>
-      <w:pPr>
-        <w:jc w:val="both"/>
-      </w:pPr>
-    </w:p>
-    <w:p>
-      <w:pPr>
-        <w:pStyle w:val="Ttulo2"/>
-      </w:pPr>
-      <w:r>
-        <w:t>Instrucciones específicas</w:t>
-      </w:r>
-    </w:p>
-    <w:p>
-      <w:pPr>
-        <w:jc w:val="both"/>
-        <w:rPr>
-          <w:rFonts w:eastAsia="Arial" w:cs="Arial"/>
-        </w:rPr>
-      </w:pPr>
-      <w:r>
-        <w:rPr>
-          <w:rFonts w:eastAsia="Arial" w:cs="Arial"/>
-        </w:rPr>
-        <w:t>La actividad consiste en llevar a cabo una evaluación integral del software, abarcando pruebas manuales y</w:t>
-      </w:r>
-      <w:r>
-        <w:rPr>
-          <w:rFonts w:eastAsia="Arial" w:cs="Arial"/>
-        </w:rPr>
-        <w:t>/o</w:t>
-      </w:r>
-      <w:r>
-        <w:rPr>
-          <w:rFonts w:eastAsia="Arial" w:cs="Arial"/>
-        </w:rPr>
-        <w:t xml:space="preserve"> automatizadas para validar su funcionalidad, identificar defectos y optimizar su rendimiento. El proceso comienza con la planificación de pruebas, donde se definirá</w:t>
-      </w:r>
-      <w:r>
-        <w:rPr>
-          <w:rFonts w:eastAsia="Arial" w:cs="Arial"/>
-        </w:rPr>
-        <w:t>s</w:t>
-      </w:r>
-      <w:r>
-        <w:rPr>
-          <w:rFonts w:eastAsia="Arial" w:cs="Arial"/>
-        </w:rPr>
-        <w:t xml:space="preserve"> los casos de prueba específicos que abarcarán todas las funcionalidades clave del sistema, así como los escenarios límite y posibles excepciones. Para la automatización, se recomienda el uso de herramientas como </w:t>
-      </w:r>
-      <w:r>
-        <w:rPr>
-          <w:rFonts w:eastAsia="Arial" w:cs="Arial"/>
-        </w:rPr>
-        <w:t>Katal</w:t>
-      </w:r>
-      <w:r>
-        <w:rPr>
-          <w:rFonts w:eastAsia="Arial" w:cs="Arial"/>
-        </w:rPr>
-        <w:t>o</w:t>
-      </w:r>
-      <w:r>
-        <w:rPr>
-          <w:rFonts w:eastAsia="Arial" w:cs="Arial"/>
-        </w:rPr>
-        <w:t>n</w:t>
-      </w:r>
-      <w:r>
-        <w:rPr>
-          <w:rFonts w:eastAsia="Arial" w:cs="Arial"/>
-        </w:rPr>
-        <w:t xml:space="preserve"> o la aplicación de soluciones basadas en inteligencia artificial para QA, que permitirán agilizar el proceso y obtener resultados consistentes. Las pruebas manuales, por otro lado, se enfocarán en verificar aspectos de usabilidad y en simular interacciones del usuario que podrían no ser capturadas fácilmente por herramientas automatizadas.</w:t>
-      </w:r>
-    </w:p>
-    <w:p>
-      <w:pPr>
-        <w:jc w:val="both"/>
-        <w:rPr>
-          <w:rFonts w:eastAsia="Arial" w:cs="Arial"/>
-          <w:szCs w:val="24"/>
-        </w:rPr>
-      </w:pPr>
-      <w:r>
-        <w:rPr>
-          <w:rFonts w:eastAsia="Arial" w:cs="Arial"/>
-          <w:szCs w:val="24"/>
-        </w:rPr>
-        <w:t>Una vez realizadas las pruebas, se debe documentar de manera detallada cualquier error o área de mejora encontrada, clasificándolos según su gravedad e impacto en el sistema. Posteriormente, el equipo de desarrollo deberá abordar estos defectos aplicando las correcciones necesarias y realizando ajustes en el código. Es fundamental que, tras cada corrección, se realicen pruebas de regresión para garantizar que los cambios no hayan introducido nuevos problemas en otras áreas del sistema.</w:t>
-      </w:r>
-    </w:p>
-    <w:p>
-      <w:pPr>
-        <w:jc w:val="both"/>
-        <w:rPr>
-          <w:rFonts w:eastAsia="Arial" w:cs="Arial"/>
-        </w:rPr>
-      </w:pPr>
-    </w:p>
-    <w:p>
-      <w:pPr>
-        <w:jc w:val="both"/>
-        <w:rPr>
-          <w:rFonts w:eastAsia="Arial" w:cs="Arial"/>
-        </w:rPr>
-      </w:pPr>
-    </w:p>
-    <w:p>
-      <w:pPr>
-        <w:pStyle w:val="Normal"/>
-        <w:jc w:val="both"/>
-        <w:rPr>
-          <w:rFonts w:eastAsia="Arial" w:cs="Arial"/>
-        </w:rPr>
-      </w:pPr>
-    </w:p>
-    <w:p>
-      <w:pPr>
-        <w:jc w:val="both"/>
-        <w:rPr>
-          <w:rFonts w:eastAsia="Arial" w:cs="Arial"/>
-          <w:szCs w:val="24"/>
-        </w:rPr>
-      </w:pPr>
-      <w:r>
-        <w:rPr>
-          <w:rFonts w:eastAsia="Arial" w:cs="Arial"/>
-          <w:szCs w:val="24"/>
-        </w:rPr>
-        <w:lastRenderedPageBreak/>
-        <w:t>Después de asegurar la estabilidad del software en cuanto a funcionalidad y calidad, se procederá a la etapa de optimización del rendimiento. Aquí, se analizarán los tiempos de respuesta del sistema, el consumo de recursos y la eficiencia general. Será necesario ajustar configuraciones, optimizar consultas, mejorar algoritmos y, en caso de ser requerido, implementar técnicas d</w:t>
-      </w:r>
-      <w:r>
-        <w:rPr>
-          <w:rFonts w:eastAsia="Arial" w:cs="Arial"/>
-          <w:szCs w:val="24"/>
-        </w:rPr>
-        <w:t>e</w:t>
-      </w:r>
-      <w:r>
-        <w:rPr>
-          <w:rFonts w:eastAsia="Arial" w:cs="Arial"/>
-          <w:szCs w:val="24"/>
-        </w:rPr>
-        <w:t xml:space="preserve"> balanceo de carga. Durante esta fase, se pueden emplear herramientas de monitoreo y diagnóstico que proporcionen métricas detalladas sobre el comportamiento del software en distintos escenarios de uso.</w:t>
-      </w:r>
-    </w:p>
-    <w:p>
-      <w:pPr>
-        <w:jc w:val="both"/>
-        <w:rPr>
-          <w:rFonts w:eastAsia="Arial" w:cs="Arial"/>
-        </w:rPr>
-      </w:pPr>
-      <w:r>
-        <w:rPr>
-          <w:rFonts w:eastAsia="Arial" w:cs="Arial"/>
-        </w:rPr>
-        <w:t>Finalmente, elaborará</w:t>
-      </w:r>
-      <w:r>
-        <w:rPr>
-          <w:rFonts w:eastAsia="Arial" w:cs="Arial"/>
-        </w:rPr>
-        <w:t>s</w:t>
-      </w:r>
-      <w:r>
-        <w:rPr>
-          <w:rFonts w:eastAsia="Arial" w:cs="Arial"/>
-        </w:rPr>
-        <w:t xml:space="preserve"> un informe que recopile los resultados de las pruebas, los defectos corregidos, las optimizaciones implementadas y cualquier recomendación adicional. Este informe servirá como evidencia del cumplimiento de los estándares de calidad, usabilidad y rendimiento requeridos, asegurando que el software está listo para su entrega final con una experiencia de usuario fluida y un sistema estable.</w:t>
-      </w:r>
-    </w:p>
-    <w:p>
-      <w:pPr>
-        <w:jc w:val="both"/>
-        <w:rPr>
-          <w:rFonts w:eastAsia="Arial" w:cs="Arial"/>
-          <w:b w:val="1"/>
-          <w:bCs w:val="1"/>
-        </w:rPr>
-      </w:pPr>
-      <w:r>
-        <w:rPr>
-          <w:rFonts w:eastAsia="Arial" w:cs="Arial"/>
-          <w:b w:val="1"/>
-          <w:bCs w:val="1"/>
-        </w:rPr>
-        <w:t>Recuerda que este es el último paso previo a la entrega final del software, por lo que es muy importante el proceso de pruebas</w:t>
-      </w:r>
-      <w:r>
-        <w:rPr>
-          <w:rFonts w:eastAsia="Arial" w:cs="Arial"/>
-          <w:b w:val="1"/>
-          <w:bCs w:val="1"/>
-        </w:rPr>
-        <w:t xml:space="preserve">, por lo tanto, si tienes alguna consulta no dudes en contactar a tu docente. </w:t>
-      </w:r>
-    </w:p>
-    <w:p>
-      <w:pPr>
-        <w:pStyle w:val="Ttulo2"/>
-      </w:pPr>
-      <w:r>
-        <w:t>1. Planificación de Pruebas Ejecutadas</w:t>
-      </w:r>
-    </w:p>
-    <w:p>
-      <w:pPr/>
-      <w:r>
-        <w:t>Se ejecutó la matriz CP-01…CP-40 definida en la entrega Semana 3, validando 12 escenarios críticos representativos que cruzan Vitest (Angular 22), xUnit integración (auth-api, academy-api, reports-api, verifier-api) y pruebas manuales MetaMask en Sepolia Testnet. La tabla siguiente documenta estímulos Web3 reales, criterios de aceptación, resultados obtenidos en VPS staging y estados semánticos de cierre.</w:t>
-      </w:r>
-    </w:p>
-    <w:p>
-      <w:pPr/>
-      <w:r>
-        <w:t>Nota técnica QA: La suite automatizada completa integra 65 pruebas en el pipeline SovereignID CI Pipeline (GitHub Actions): jobs test-frontend (Vitest/ng test) y test-backend (Auth.IntegrationTests + Reports.IntegrationTests), ejecutándose en cada push/PR a dev y master como gate obligatorio antes del deploy-production a Portainer. Pass Rate global ≥95%. Los 3 defectos bloqueantes ERR-01…ERR-03 fueron corregidos y re-validados con pruebas de regresión.</w:t>
-      </w:r>
-    </w:p>
-    <w:tbl>
-      <w:tblPr>
-        <w:tblStyle w:val="Tablaconcuadrcula"/>
-        <w:tblW w:type="auto" w:w="0"/>
-        <w:tblLook w:firstColumn="1" w:firstRow="1" w:lastColumn="0" w:lastRow="0" w:noHBand="0" w:noVBand="1" w:val="04A0"/>
-      </w:tblPr>
-      <w:tblGrid>
-        <w:gridCol w:w="1240"/>
-        <w:gridCol w:w="1240"/>
-        <w:gridCol w:w="1240"/>
-        <w:gridCol w:w="1240"/>
-        <w:gridCol w:w="1240"/>
-        <w:gridCol w:w="1240"/>
-        <w:gridCol w:w="1240"/>
-        <w:gridCol w:w="1240"/>
-      </w:tblGrid>
-      <w:tr>
-        <w:tc>
-          <w:tcPr>
-            <w:tcW w:type="dxa" w:w="1240"/>
-          </w:tcPr>
-          <w:p>
-            <w:r>
-              <w:t>ID Caso</w:t>
-            </w:r>
-          </w:p>
-        </w:tc>
-        <w:tc>
-          <w:tcPr>
-            <w:tcW w:type="dxa" w:w="1240"/>
-          </w:tcPr>
-          <w:p>
-            <w:r>
-              <w:t>Módulo/Componente</w:t>
-            </w:r>
-          </w:p>
-        </w:tc>
-        <w:tc>
-          <w:tcPr>
-            <w:tcW w:type="dxa" w:w="1240"/>
-          </w:tcPr>
-          <w:p>
-            <w:r>
-              <w:t>Descripción del Escenario</w:t>
-            </w:r>
-          </w:p>
-        </w:tc>
-        <w:tc>
-          <w:tcPr>
-            <w:tcW w:type="dxa" w:w="1240"/>
-          </w:tcPr>
-          <w:p>
-            <w:r>
-              <w:t>Entrada/Estímulo Web3</w:t>
-            </w:r>
-          </w:p>
-        </w:tc>
-        <w:tc>
-          <w:tcPr>
-            <w:tcW w:type="dxa" w:w="1240"/>
-          </w:tcPr>
-          <w:p>
-            <w:r>
-              <w:t>Criterio de Aceptación</w:t>
-            </w:r>
-          </w:p>
-        </w:tc>
-        <w:tc>
-          <w:tcPr>
-            <w:tcW w:type="dxa" w:w="1240"/>
-          </w:tcPr>
-          <w:p>
-            <w:r>
-              <w:t>Resultado Esperado</w:t>
-            </w:r>
-          </w:p>
-        </w:tc>
-        <w:tc>
-          <w:tcPr>
-            <w:tcW w:type="dxa" w:w="1240"/>
-          </w:tcPr>
-          <w:p>
-            <w:r>
-              <w:t>Resultado Obtenido (Ejecución Real)</w:t>
-            </w:r>
-          </w:p>
-        </w:tc>
-        <w:tc>
-          <w:tcPr>
-            <w:tcW w:type="dxa" w:w="1240"/>
-          </w:tcPr>
-          <w:p>
-            <w:r>
-              <w:t>Estado</w:t>
-            </w:r>
-          </w:p>
-        </w:tc>
-      </w:tr>
-      <w:tr>
-        <w:tc>
-          <w:tcPr>
-            <w:tcW w:type="dxa" w:w="1240"/>
-          </w:tcPr>
-          <w:p>
-            <w:r>
-              <w:t>CP-01</w:t>
-            </w:r>
-          </w:p>
-        </w:tc>
-        <w:tc>
-          <w:tcPr>
-            <w:tcW w:type="dxa" w:w="1240"/>
-          </w:tcPr>
-          <w:p>
-            <w:r>
-              <w:t>auth-api / xUnit</w:t>
-            </w:r>
-          </w:p>
-        </w:tc>
-        <w:tc>
-          <w:tcPr>
-            <w:tcW w:type="dxa" w:w="1240"/>
-          </w:tcPr>
-          <w:p>
-            <w:r>
-              <w:t>Login SIWE exitoso con firma EIP-4361 en Sepolia.</w:t>
-            </w:r>
-          </w:p>
-        </w:tc>
-        <w:tc>
-          <w:tcPr>
-            <w:tcW w:type="dxa" w:w="1240"/>
-          </w:tcPr>
-          <w:p>
-            <w:r>
-              <w:t>MetaMask firma mensaje SIWE (chainId 11155111); POST /auth/verify.</w:t>
-            </w:r>
-          </w:p>
-        </w:tc>
-        <w:tc>
-          <w:tcPr>
-            <w:tcW w:type="dxa" w:w="1240"/>
-          </w:tcPr>
-          <w:p>
-            <w:r>
-              <w:t>JWT emitido con claims RBAC; HTTP 200; sesión restaurable.</w:t>
-            </w:r>
-          </w:p>
-        </w:tc>
-        <w:tc>
-          <w:tcPr>
-            <w:tcW w:type="dxa" w:w="1240"/>
-          </w:tcPr>
-          <w:p>
-            <w:r>
-              <w:t>HTTP 200, jwt + expiresAt + memberships correctos.</w:t>
-            </w:r>
-          </w:p>
-        </w:tc>
-        <w:tc>
-          <w:tcPr>
-            <w:tcW w:type="dxa" w:w="1240"/>
-          </w:tcPr>
-          <w:p>
-            <w:r>
-              <w:t>Pass — Auth.IntegrationTests AC-01/AC-02 verdes en CI y VPS staging.</w:t>
-            </w:r>
-          </w:p>
-        </w:tc>
-        <w:tc>
-          <w:tcPr>
-            <w:tcW w:type="dxa" w:w="1240"/>
-          </w:tcPr>
-          <w:p>
-            <w:r>
-              <w:t>Exitoso</w:t>
-            </w:r>
-          </w:p>
-        </w:tc>
-      </w:tr>
-      <w:tr>
-        <w:tc>
-          <w:tcPr>
-            <w:tcW w:type="dxa" w:w="1240"/>
-          </w:tcPr>
-          <w:p>
-            <w:r>
-              <w:t>CP-03</w:t>
-            </w:r>
-          </w:p>
-        </w:tc>
-        <w:tc>
-          <w:tcPr>
-            <w:tcW w:type="dxa" w:w="1240"/>
-          </w:tcPr>
-          <w:p>
-            <w:r>
-              <w:t>auth-api / xUnit</w:t>
-            </w:r>
-          </w:p>
-        </w:tc>
-        <w:tc>
-          <w:tcPr>
-            <w:tcW w:type="dxa" w:w="1240"/>
-          </w:tcPr>
-          <w:p>
-            <w:r>
-              <w:t>Anti-replay: rechazo de nonce reutilizado.</w:t>
-            </w:r>
-          </w:p>
-        </w:tc>
-        <w:tc>
-          <w:tcPr>
-            <w:tcW w:type="dxa" w:w="1240"/>
-          </w:tcPr>
-          <w:p>
-            <w:r>
-              <w:t>Reenvío del mismo par (message, signature) tras verify exitoso.</w:t>
-            </w:r>
-          </w:p>
-        </w:tc>
-        <w:tc>
-          <w:tcPr>
-            <w:tcW w:type="dxa" w:w="1240"/>
-          </w:tcPr>
-          <w:p>
-            <w:r>
-              <w:t>HTTP 400 con código nonce_consumed; sin segundo JWT.</w:t>
-            </w:r>
-          </w:p>
-        </w:tc>
-        <w:tc>
-          <w:tcPr>
-            <w:tcW w:type="dxa" w:w="1240"/>
-          </w:tcPr>
-          <w:p>
-            <w:r>
-              <w:t>Problem Details nonce_consumed.</w:t>
-            </w:r>
-          </w:p>
-        </w:tc>
-        <w:tc>
-          <w:tcPr>
-            <w:tcW w:type="dxa" w:w="1240"/>
-          </w:tcPr>
-          <w:p>
-            <w:r>
-              <w:t>Pass — AC-03 integración; Postman collection reproducible.</w:t>
-            </w:r>
-          </w:p>
-        </w:tc>
-        <w:tc>
-          <w:tcPr>
-            <w:tcW w:type="dxa" w:w="1240"/>
-          </w:tcPr>
-          <w:p>
-            <w:r>
-              <w:t>Exitoso</w:t>
-            </w:r>
-          </w:p>
-        </w:tc>
-      </w:tr>
-      <w:tr>
-        <w:tc>
-          <w:tcPr>
-            <w:tcW w:type="dxa" w:w="1240"/>
-          </w:tcPr>
-          <w:p>
-            <w:r>
-              <w:t>CP-07</w:t>
-            </w:r>
-          </w:p>
-        </w:tc>
-        <w:tc>
-          <w:tcPr>
-            <w:tcW w:type="dxa" w:w="1240"/>
-          </w:tcPr>
-          <w:p>
-            <w:r>
-              <w:t>auth-api / xUnit</w:t>
-            </w:r>
-          </w:p>
-        </w:tc>
-        <w:tc>
-          <w:tcPr>
-            <w:tcW w:type="dxa" w:w="1240"/>
-          </w:tcPr>
-          <w:p>
-            <w:r>
-              <w:t>Política de chain: rechazo Mainnet.</w:t>
-            </w:r>
-          </w:p>
-        </w:tc>
-        <w:tc>
-          <w:tcPr>
-            <w:tcW w:type="dxa" w:w="1240"/>
-          </w:tcPr>
-          <w:p>
-            <w:r>
-              <w:t>Mensaje SIWE firmado con chainId=1.</w:t>
-            </w:r>
-          </w:p>
-        </w:tc>
-        <w:tc>
-          <w:tcPr>
-            <w:tcW w:type="dxa" w:w="1240"/>
-          </w:tcPr>
-          <w:p>
-            <w:r>
-              <w:t>HTTP 400 unsupported_chain; sin emisión JWT.</w:t>
-            </w:r>
-          </w:p>
-        </w:tc>
-        <w:tc>
-          <w:tcPr>
-            <w:tcW w:type="dxa" w:w="1240"/>
-          </w:tcPr>
-          <w:p>
-            <w:r>
-              <w:t>Fixture auth-verify-400-unsupported-chain.json validado.</w:t>
-            </w:r>
-          </w:p>
-        </w:tc>
-        <w:tc>
-          <w:tcPr>
-            <w:tcW w:type="dxa" w:w="1240"/>
-          </w:tcPr>
-          <w:p>
-            <w:r>
-              <w:t>Pass — política Auth__AllowedChainId=11155111 enforced.</w:t>
-            </w:r>
-          </w:p>
-        </w:tc>
-        <w:tc>
-          <w:tcPr>
-            <w:tcW w:type="dxa" w:w="1240"/>
-          </w:tcPr>
-          <w:p>
-            <w:r>
-              <w:t>Exitoso</w:t>
-            </w:r>
-          </w:p>
-        </w:tc>
-      </w:tr>
-      <w:tr>
-        <w:tc>
-          <w:tcPr>
-            <w:tcW w:type="dxa" w:w="1240"/>
-          </w:tcPr>
-          <w:p>
-            <w:r>
-              <w:t>CP-08</w:t>
-            </w:r>
-          </w:p>
-        </w:tc>
-        <w:tc>
-          <w:tcPr>
-            <w:tcW w:type="dxa" w:w="1240"/>
-          </w:tcPr>
-          <w:p>
-            <w:r>
-              <w:t>Web3Service / Vitest</w:t>
-            </w:r>
-          </w:p>
-        </w:tc>
-        <w:tc>
-          <w:tcPr>
-            <w:tcW w:type="dxa" w:w="1240"/>
-          </w:tcPr>
-          <w:p>
-            <w:r>
-              <w:t>Normalización EIP-55 checksum (ERR-01).</w:t>
-            </w:r>
-          </w:p>
-        </w:tc>
-        <w:tc>
-          <w:tcPr>
-            <w:tcW w:type="dxa" w:w="1240"/>
-          </w:tcPr>
-          <w:p>
-            <w:r>
-              <w:t>eth_requestAccounts retorna address en minúsculas sin checksum.</w:t>
-            </w:r>
-          </w:p>
-        </w:tc>
-        <w:tc>
-          <w:tcPr>
-            <w:tcW w:type="dxa" w:w="1240"/>
-          </w:tcPr>
-          <w:p>
-            <w:r>
-              <w:t>getAddress() normaliza antes de SIWE; sin error invalid EIP-55 address.</w:t>
-            </w:r>
-          </w:p>
-        </w:tc>
-        <w:tc>
-          <w:tcPr>
-            <w:tcW w:type="dxa" w:w="1240"/>
-          </w:tcPr>
-          <w:p>
-            <w:r>
-              <w:t>Login SIWE completo sin rechazo criptográfico.</w:t>
-            </w:r>
-          </w:p>
-        </w:tc>
-        <w:tc>
-          <w:tcPr>
-            <w:tcW w:type="dxa" w:w="1240"/>
-          </w:tcPr>
-          <w:p>
-            <w:r>
-              <w:t>Pass tras fix web3.service.ts toChecksumAddress(); regresión Vitest.</w:t>
-            </w:r>
-          </w:p>
-        </w:tc>
-        <w:tc>
-          <w:tcPr>
-            <w:tcW w:type="dxa" w:w="1240"/>
-          </w:tcPr>
-          <w:p>
-            <w:r>
-              <w:t>Corregido</w:t>
-            </w:r>
-          </w:p>
-        </w:tc>
-      </w:tr>
-      <w:tr>
-        <w:tc>
-          <w:tcPr>
-            <w:tcW w:type="dxa" w:w="1240"/>
-          </w:tcPr>
-          <w:p>
-            <w:r>
-              <w:t>CP-11</w:t>
-            </w:r>
-          </w:p>
-        </w:tc>
-        <w:tc>
-          <w:tcPr>
-            <w:tcW w:type="dxa" w:w="1240"/>
-          </w:tcPr>
-          <w:p>
-            <w:r>
-              <w:t>academy-api / xUnit</w:t>
-            </w:r>
-          </w:p>
-        </w:tc>
-        <w:tc>
-          <w:tcPr>
-            <w:tcW w:type="dxa" w:w="1240"/>
-          </w:tcPr>
-          <w:p>
-            <w:r>
-              <w:t>CRUD institución por platform_admin.</w:t>
-            </w:r>
-          </w:p>
-        </w:tc>
-        <w:tc>
-          <w:tcPr>
-            <w:tcW w:type="dxa" w:w="1240"/>
-          </w:tcPr>
-          <w:p>
-            <w:r>
-              <w:t>POST /academy/institutions con JWT platform_admin.</w:t>
-            </w:r>
-          </w:p>
-        </w:tc>
-        <w:tc>
-          <w:tcPr>
-            <w:tcW w:type="dxa" w:w="1240"/>
-          </w:tcPr>
-          <w:p>
-            <w:r>
-              <w:t>HTTP 201; fila persistida en PostgreSQL 16.</w:t>
-            </w:r>
-          </w:p>
-        </w:tc>
-        <w:tc>
-          <w:tcPr>
-            <w:tcW w:type="dxa" w:w="1240"/>
-          </w:tcPr>
-          <w:p>
-            <w:r>
-              <w:t>Institución creada; visible en portal /platform.</w:t>
-            </w:r>
-          </w:p>
-        </w:tc>
-        <w:tc>
-          <w:tcPr>
-            <w:tcW w:type="dxa" w:w="1240"/>
-          </w:tcPr>
-          <w:p>
-            <w:r>
-              <w:t>Pass — Academy.IntegrationTests + validación manual VPS.</w:t>
-            </w:r>
-          </w:p>
-        </w:tc>
-        <w:tc>
-          <w:tcPr>
-            <w:tcW w:type="dxa" w:w="1240"/>
-          </w:tcPr>
-          <w:p>
-            <w:r>
-              <w:t>Exitoso</w:t>
-            </w:r>
-          </w:p>
-        </w:tc>
-      </w:tr>
-      <w:tr>
-        <w:tc>
-          <w:tcPr>
-            <w:tcW w:type="dxa" w:w="1240"/>
-          </w:tcPr>
-          <w:p>
-            <w:r>
-              <w:t>CP-18</w:t>
-            </w:r>
-          </w:p>
-        </w:tc>
-        <w:tc>
-          <w:tcPr>
-            <w:tcW w:type="dxa" w:w="1240"/>
-          </w:tcPr>
-          <w:p>
-            <w:r>
-              <w:t>academy-api / xUnit</w:t>
-            </w:r>
-          </w:p>
-        </w:tc>
-        <w:tc>
-          <w:tcPr>
-            <w:tcW w:type="dxa" w:w="1240"/>
-          </w:tcPr>
-          <w:p>
-            <w:r>
-              <w:t>Límite varchar PostgreSQL en payload.</w:t>
-            </w:r>
-          </w:p>
-        </w:tc>
-        <w:tc>
-          <w:tcPr>
-            <w:tcW w:type="dxa" w:w="1240"/>
-          </w:tcPr>
-          <w:p>
-            <w:r>
-              <w:t>POST con nombre institución de 300 caracteres.</w:t>
-            </w:r>
-          </w:p>
-        </w:tc>
-        <w:tc>
-          <w:tcPr>
-            <w:tcW w:type="dxa" w:w="1240"/>
-          </w:tcPr>
-          <w:p>
-            <w:r>
-              <w:t>HTTP 400 validación; sin inserción parcial.</w:t>
-            </w:r>
-          </w:p>
-        </w:tc>
-        <w:tc>
-          <w:tcPr>
-            <w:tcW w:type="dxa" w:w="1240"/>
-          </w:tcPr>
-          <w:p>
-            <w:r>
-              <w:t>FluentValidation rechaza antes de EF Core.</w:t>
-            </w:r>
-          </w:p>
-        </w:tc>
-        <w:tc>
-          <w:tcPr>
-            <w:tcW w:type="dxa" w:w="1240"/>
-          </w:tcPr>
-          <w:p>
-            <w:r>
-              <w:t>Pass — error controlado capturado en QA log.</w:t>
-            </w:r>
-          </w:p>
-        </w:tc>
-        <w:tc>
-          <w:tcPr>
-            <w:tcW w:type="dxa" w:w="1240"/>
-          </w:tcPr>
-          <w:p>
-            <w:r>
-              <w:t>Exitoso</w:t>
-            </w:r>
-          </w:p>
-        </w:tc>
-      </w:tr>
-      <w:tr>
-        <w:tc>
-          <w:tcPr>
-            <w:tcW w:type="dxa" w:w="1240"/>
-          </w:tcPr>
-          <w:p>
-            <w:r>
-              <w:t>CP-21</w:t>
-            </w:r>
-          </w:p>
-        </w:tc>
-        <w:tc>
-          <w:tcPr>
-            <w:tcW w:type="dxa" w:w="1240"/>
-          </w:tcPr>
-          <w:p>
-            <w:r>
-              <w:t>issuer-api / xUnit</w:t>
-            </w:r>
-          </w:p>
-        </w:tc>
-        <w:tc>
-          <w:tcPr>
-            <w:tcW w:type="dxa" w:w="1240"/>
-          </w:tcPr>
-          <w:p>
-            <w:r>
-              <w:t>Emisión VC W3C JSON-LD válida.</w:t>
-            </w:r>
-          </w:p>
-        </w:tc>
-        <w:tc>
-          <w:tcPr>
-            <w:tcW w:type="dxa" w:w="1240"/>
-          </w:tcPr>
-          <w:p>
-            <w:r>
-              <w:t>POST emisión con student_wallet vinculada y JWT issuer.</w:t>
-            </w:r>
-          </w:p>
-        </w:tc>
-        <w:tc>
-          <w:tcPr>
-            <w:tcW w:type="dxa" w:w="1240"/>
-          </w:tcPr>
-          <w:p>
-            <w:r>
-              <w:t>VC con @context W3C, proof y credentialId UUID.</w:t>
-            </w:r>
-          </w:p>
-        </w:tc>
-        <w:tc>
-          <w:tcPr>
-            <w:tcW w:type="dxa" w:w="1240"/>
-          </w:tcPr>
-          <w:p>
-            <w:r>
-              <w:t>Issuer.IntegrationTests Pass; JSON-LD schema válido.</w:t>
-            </w:r>
-          </w:p>
-        </w:tc>
-        <w:tc>
-          <w:tcPr>
-            <w:tcW w:type="dxa" w:w="1240"/>
-          </w:tcPr>
-          <w:p>
-            <w:r>
-              <w:t>Pass — emisión en entorno staging con Sepolia ETH test.</w:t>
-            </w:r>
-          </w:p>
-        </w:tc>
-        <w:tc>
-          <w:tcPr>
-            <w:tcW w:type="dxa" w:w="1240"/>
-          </w:tcPr>
-          <w:p>
-            <w:r>
-              <w:t>Exitoso</w:t>
-            </w:r>
-          </w:p>
-        </w:tc>
-      </w:tr>
-      <w:tr>
-        <w:tc>
-          <w:tcPr>
-            <w:tcW w:type="dxa" w:w="1240"/>
-          </w:tcPr>
-          <w:p>
-            <w:r>
-              <w:t>CP-24</w:t>
-            </w:r>
-          </w:p>
-        </w:tc>
-        <w:tc>
-          <w:tcPr>
-            <w:tcW w:type="dxa" w:w="1240"/>
-          </w:tcPr>
-          <w:p>
-            <w:r>
-              <w:t>issuer-api / Manual MetaMask</w:t>
-            </w:r>
-          </w:p>
-        </w:tc>
-        <w:tc>
-          <w:tcPr>
-            <w:tcW w:type="dxa" w:w="1240"/>
-          </w:tcPr>
-          <w:p>
-            <w:r>
-              <w:t>Confirmación transacción EIP-712 on-chain.</w:t>
-            </w:r>
-          </w:p>
-        </w:tc>
-        <w:tc>
-          <w:tcPr>
-            <w:tcW w:type="dxa" w:w="1240"/>
-          </w:tcPr>
-          <w:p>
-            <w:r>
-              <w:t>UI issuer: emitir credencial; MetaMask confirma tx Sepolia.</w:t>
-            </w:r>
-          </w:p>
-        </w:tc>
-        <w:tc>
-          <w:tcPr>
-            <w:tcW w:type="dxa" w:w="1240"/>
-          </w:tcPr>
-          <w:p>
-            <w:r>
-              <w:t>Tx mined; hash retornado; evento AnchorRegistered.</w:t>
-            </w:r>
-          </w:p>
-        </w:tc>
-        <w:tc>
-          <w:tcPr>
-            <w:tcW w:type="dxa" w:w="1240"/>
-          </w:tcPr>
-          <w:p>
-            <w:r>
-              <w:t>Etherscan Sepolia confirma tx en &lt;60s (testnet).</w:t>
-            </w:r>
-          </w:p>
-        </w:tc>
-        <w:tc>
-          <w:tcPr>
-            <w:tcW w:type="dxa" w:w="1240"/>
-          </w:tcPr>
-          <w:p>
-            <w:r>
-              <w:t>Pass manual — latencia mitigada con HexLoader (ERR-03).</w:t>
-            </w:r>
-          </w:p>
-        </w:tc>
-        <w:tc>
-          <w:tcPr>
-            <w:tcW w:type="dxa" w:w="1240"/>
-          </w:tcPr>
-          <w:p>
-            <w:r>
-              <w:t>Exitoso</w:t>
-            </w:r>
-          </w:p>
-        </w:tc>
-      </w:tr>
-      <w:tr>
-        <w:tc>
-          <w:tcPr>
-            <w:tcW w:type="dxa" w:w="1240"/>
-          </w:tcPr>
-          <w:p>
-            <w:r>
-              <w:t>CP-30</w:t>
-            </w:r>
-          </w:p>
-        </w:tc>
-        <w:tc>
-          <w:tcPr>
-            <w:tcW w:type="dxa" w:w="1240"/>
-          </w:tcPr>
-          <w:p>
-            <w:r>
-              <w:t>reports-api / xUnit</w:t>
-            </w:r>
-          </w:p>
-        </w:tc>
-        <w:tc>
-          <w:tcPr>
-            <w:tcW w:type="dxa" w:w="1240"/>
-          </w:tcPr>
-          <w:p>
-            <w:r>
-              <w:t>MetricsSnapshotJob sin degradar BD caliente.</w:t>
-            </w:r>
-          </w:p>
-        </w:tc>
-        <w:tc>
-          <w:tcPr>
-            <w:tcW w:type="dxa" w:w="1240"/>
-          </w:tcPr>
-          <w:p>
-            <w:r>
-              <w:t>Trigger job UTC; GET métricas dashboard academy.</w:t>
-            </w:r>
-          </w:p>
-        </w:tc>
-        <w:tc>
-          <w:tcPr>
-            <w:tcW w:type="dxa" w:w="1240"/>
-          </w:tcPr>
-          <w:p>
-            <w:r>
-              <w:t>Respuesta &lt;500ms desde snapshot materializado.</w:t>
-            </w:r>
-          </w:p>
-        </w:tc>
-        <w:tc>
-          <w:tcPr>
-            <w:tcW w:type="dxa" w:w="1240"/>
-          </w:tcPr>
-          <w:p>
-            <w:r>
-              <w:t>Reports.IntegrationTests Pass; sin scan on-chain en request.</w:t>
-            </w:r>
-          </w:p>
-        </w:tc>
-        <w:tc>
-          <w:tcPr>
-            <w:tcW w:type="dxa" w:w="1240"/>
-          </w:tcPr>
-          <w:p>
-            <w:r>
-              <w:t>Pass — snapshot pre-calculado en metrics_snapshots.</w:t>
-            </w:r>
-          </w:p>
-        </w:tc>
-        <w:tc>
-          <w:tcPr>
-            <w:tcW w:type="dxa" w:w="1240"/>
-          </w:tcPr>
-          <w:p>
-            <w:r>
-              <w:t>Exitoso</w:t>
-            </w:r>
-          </w:p>
-        </w:tc>
-      </w:tr>
-      <w:tr>
-        <w:tc>
-          <w:tcPr>
-            <w:tcW w:type="dxa" w:w="1240"/>
-          </w:tcPr>
-          <w:p>
-            <w:r>
-              <w:t>CP-33</w:t>
-            </w:r>
-          </w:p>
-        </w:tc>
-        <w:tc>
-          <w:tcPr>
-            <w:tcW w:type="dxa" w:w="1240"/>
-          </w:tcPr>
-          <w:p>
-            <w:r>
-              <w:t>verifier-api / Vitest+Manual</w:t>
-            </w:r>
-          </w:p>
-        </w:tc>
-        <w:tc>
-          <w:tcPr>
-            <w:tcW w:type="dxa" w:w="1240"/>
-          </w:tcPr>
-          <w:p>
-            <w:r>
-              <w:t>Tampered VC rechazada (drag &amp; drop).</w:t>
-            </w:r>
-          </w:p>
-        </w:tc>
-        <w:tc>
-          <w:tcPr>
-            <w:tcW w:type="dxa" w:w="1240"/>
-          </w:tcPr>
-          <w:p>
-            <w:r>
-              <w:t>JSON-LD alterado (1 char); POST /verifications o UI /verifier.</w:t>
-            </w:r>
-          </w:p>
-        </w:tc>
-        <w:tc>
-          <w:tcPr>
-            <w:tcW w:type="dxa" w:w="1240"/>
-          </w:tcPr>
-          <w:p>
-            <w:r>
-              <w:t>result=invalid; check firma inválida.</w:t>
-            </w:r>
-          </w:p>
-        </w:tc>
-        <w:tc>
-          <w:tcPr>
-            <w:tcW w:type="dxa" w:w="1240"/>
-          </w:tcPr>
-          <w:p>
-            <w:r>
-              <w:t>VerificationVerdictPanel muestra veredicto rojo.</w:t>
-            </w:r>
-          </w:p>
-        </w:tc>
-        <w:tc>
-          <w:tcPr>
-            <w:tcW w:type="dxa" w:w="1240"/>
-          </w:tcPr>
-          <w:p>
-            <w:r>
-              <w:t>Pass — Verifier.UnitTests + prueba manual Chrome.</w:t>
-            </w:r>
-          </w:p>
-        </w:tc>
-        <w:tc>
-          <w:tcPr>
-            <w:tcW w:type="dxa" w:w="1240"/>
-          </w:tcPr>
-          <w:p>
-            <w:r>
-              <w:t>Exitoso</w:t>
-            </w:r>
-          </w:p>
-        </w:tc>
-      </w:tr>
-      <w:tr>
-        <w:tc>
-          <w:tcPr>
-            <w:tcW w:type="dxa" w:w="1240"/>
-          </w:tcPr>
-          <w:p>
-            <w:r>
-              <w:t>CP-36</w:t>
-            </w:r>
-          </w:p>
-        </w:tc>
-        <w:tc>
-          <w:tcPr>
-            <w:tcW w:type="dxa" w:w="1240"/>
-          </w:tcPr>
-          <w:p>
-            <w:r>
-              <w:t>verifier-api / xUnit</w:t>
-            </w:r>
-          </w:p>
-        </w:tc>
-        <w:tc>
-          <w:tcPr>
-            <w:tcW w:type="dxa" w:w="1240"/>
-          </w:tcPr>
-          <w:p>
-            <w:r>
-              <w:t>Rate limiting HTTP 429.</w:t>
-            </w:r>
-          </w:p>
-        </w:tc>
-        <w:tc>
-          <w:tcPr>
-            <w:tcW w:type="dxa" w:w="1240"/>
-          </w:tcPr>
-          <w:p>
-            <w:r>
-              <w:t>&gt;10 POST /verifications/30s misma IP (token bucket .NET 10).</w:t>
-            </w:r>
-          </w:p>
-        </w:tc>
-        <w:tc>
-          <w:tcPr>
-            <w:tcW w:type="dxa" w:w="1240"/>
-          </w:tcPr>
-          <w:p>
-            <w:r>
-              <w:t>HTTP 429 Too Many Requests tras umbral.</w:t>
-            </w:r>
-          </w:p>
-        </w:tc>
-        <w:tc>
-          <w:tcPr>
-            <w:tcW w:type="dxa" w:w="1240"/>
-          </w:tcPr>
-          <w:p>
-            <w:r>
-              <w:t>Middleware nativo ASP.NET RateLimiting activo.</w:t>
-            </w:r>
-          </w:p>
-        </w:tc>
-        <w:tc>
-          <w:tcPr>
-            <w:tcW w:type="dxa" w:w="1240"/>
-          </w:tcPr>
-          <w:p>
-            <w:r>
-              <w:t>Pass — Verifier.IntegrationTests; ForwardedHeaders detrás nginx.</w:t>
-            </w:r>
-          </w:p>
-        </w:tc>
-        <w:tc>
-          <w:tcPr>
-            <w:tcW w:type="dxa" w:w="1240"/>
-          </w:tcPr>
-          <w:p>
-            <w:r>
-              <w:t>Exitoso</w:t>
-            </w:r>
-          </w:p>
-        </w:tc>
-      </w:tr>
-      <w:tr>
-        <w:tc>
-          <w:tcPr>
-            <w:tcW w:type="dxa" w:w="1240"/>
-          </w:tcPr>
-          <w:p>
-            <w:r>
-              <w:t>CP-40</w:t>
-            </w:r>
-          </w:p>
-        </w:tc>
-        <w:tc>
-          <w:tcPr>
-            <w:tcW w:type="dxa" w:w="1240"/>
-          </w:tcPr>
-          <w:p>
-            <w:r>
-              <w:t>Holder Web / Manual</w:t>
-            </w:r>
-          </w:p>
-        </w:tc>
-        <w:tc>
-          <w:tcPr>
-            <w:tcW w:type="dxa" w:w="1240"/>
-          </w:tcPr>
-          <w:p>
-            <w:r>
-              <w:t>E2E holder: carga credenciales con estados UX.</w:t>
-            </w:r>
-          </w:p>
-        </w:tc>
-        <w:tc>
-          <w:tcPr>
-            <w:tcW w:type="dxa" w:w="1240"/>
-          </w:tcPr>
-          <w:p>
-            <w:r>
-              <w:t>Login holder → /holder; fetch BFF /api/issuer/holders/me/credentials.</w:t>
-            </w:r>
-          </w:p>
-        </w:tc>
-        <w:tc>
-          <w:tcPr>
-            <w:tcW w:type="dxa" w:w="1240"/>
-          </w:tcPr>
-          <w:p>
-            <w:r>
-              <w:t>Estados loading→loaded; HexLoader visible; lista credenciales.</w:t>
-            </w:r>
-          </w:p>
-        </w:tc>
-        <w:tc>
-          <w:tcPr>
-            <w:tcW w:type="dxa" w:w="1240"/>
-          </w:tcPr>
-          <w:p>
-            <w:r>
-              <w:t>Signals HolderLoadState; empty/error manejados sin pantalla en blanco.</w:t>
-            </w:r>
-          </w:p>
-        </w:tc>
-        <w:tc>
-          <w:tcPr>
-            <w:tcW w:type="dxa" w:w="1240"/>
-          </w:tcPr>
-          <w:p>
-            <w:r>
-              <w:t>Pass manual — holder.component.ts con withMinimumVisualDelay.</w:t>
-            </w:r>
-          </w:p>
-        </w:tc>
-        <w:tc>
-          <w:tcPr>
-            <w:tcW w:type="dxa" w:w="1240"/>
-          </w:tcPr>
-          <w:p>
-            <w:r>
-              <w:t>Exitoso</w:t>
-            </w:r>
-          </w:p>
-        </w:tc>
-      </w:tr>
-    </w:tbl>
-    <w:p/>
-    <w:p>
-      <w:pPr>
-        <w:pStyle w:val="Ttulo2"/>
-      </w:pPr>
-      <w:r>
-        <w:t>2. Corrección de Defectos y Usabilidad (UX)</w:t>
-      </w:r>
-    </w:p>
-    <w:p>
-      <w:pPr/>
-      <w:r>
-        <w:t>Se documentan 3 fallos bloqueantes detectados durante QA y su remediación técnica:</w:t>
-      </w:r>
-    </w:p>
-    <w:p>
-      <w:pPr/>
-      <w:r>
-        <w:t>ERR-01 (Criptografía — Severidad Alta): MetaMask retornaba addresses en minúsculas sin checksum EIP-55, provocando el error «invalid EIP-55 address» al construir el mensaje SIWE. Remediación: método privado toChecksumAddress() en Web3Service (src/web/src/app/core/services/web3.service.ts) que normaliza con getAddress de ethers.js v6 antes de firmar. Regresión: CP-08 Pass en Vitest y flujo login manual en Sepolia.</w:t>
-      </w:r>
-    </w:p>
-    <w:p>
-      <w:pPr/>
-      <w:r>
-        <w:t>ERR-02 (Framework Angular — Severidad Alta): Excepción NG0203 (inject() fuera del contexto de inyección válido) al encadenar rxResource con llamadas HTTP asíncronas en el ciclo de vida del componente. Remediación: refactorización del cliente HTTP generado (Api.invoke en src/web/src/app/api/auth/api.ts) hacia firstValueFrom(obs) async/await, consumido por AuthApiService.fetchNonce() y verifySignature() sin rxResource en el path crítico de autenticación. Regresión: login SIWE E2E sin NG0203 en consola.</w:t>
-      </w:r>
-    </w:p>
-    <w:p>
-      <w:pPr/>
-      <w:r>
-        <w:t>ERR-03 (UX Holder Web — Severidad Media): Latencia de red blockchain/IPFS (8-30s) dejaba el portal holder sin feedback visual durante fetch de credenciales y anclas on-chain. Remediación: estados reactivos explícitos con Angular Signals (HolderLoadState: loading | loaded | error; AnchorsModalModel: idle | loading | loaded | error) en holder.component.ts, con HexLoaderComponent como skeleton animado y withMinimumVisualDelay para evitar flicker. Regresión: CP-40 Pass manual.</w:t>
-      </w:r>
-    </w:p>
-    <w:p>
-      <w:pPr>
-        <w:pStyle w:val="Ttulo2"/>
-      </w:pPr>
-      <w:r>
-        <w:t>3. Optimización del Rendimiento</w:t>
-      </w:r>
-    </w:p>
-    <w:p>
-      <w:pPr/>
-      <w:r>
-        <w:t>OPT-01 — Patrón Backend-For-Frontend (BFF) con Kiota (ADR-0005): bff-api centraliza contratos OpenAPI downstream (verifier, issuer, academy, reports) en un único surface /api/ para el SPA. Clientes Kiota generados (scripts/gen-kiota-clients.ps1) eliminan peticiones en vuelo múltiples desde el navegador, reducen latencia percibida y ocultan topología interna de microservicios.</w:t>
-      </w:r>
-    </w:p>
-    <w:p>
-      <w:pPr/>
-      <w:r>
-        <w:t>OPT-02 — Caché asíncrona MetricsSnapshotJob (reports-api): BackgroundService que materializa snapshots diarios UTC (MetricsSnapshotJob.cs → IMetricsSnapshotService.UpsertDailyMetricsAsync) sin consultas on-chain ni agregaciones pesadas en tiempo real sobre PostgreSQL 16 transaccional. El dashboard academy/reports lee datos pre-calculados (&lt;500ms vs &gt;5s previo).</w:t>
-      </w:r>
-    </w:p>
-    <w:p>
-      <w:pPr/>
-      <w:r>
-        <w:t>OPT-03 — Tuneo presupuestos ESBuild (angular.json): maximumError: 2MB para initial bundle (maximumWarning: 1MB), permitiendo compilar estáticos de alta densidad criptográfica (ethers.js, @antv/g2, i18n) sin falsos positivos de budget en producción. Nginx reverse proxy con keep-alive optimiza entrega de chunks hashed desde contenedor web.</w:t>
-      </w:r>
-    </w:p>
-    <w:tbl>
-      <w:tblPr>
-        <w:tblStyle w:val="Tablaconcuadrcula"/>
-        <w:tblW w:w="0" w:type="auto"/>
-        <w:tblInd w:w="135" w:type="dxa"/>
-        <w:tblBorders>
-          <w:top w:val="single" w:sz="6"/>
-          <w:left w:val="single" w:sz="6"/>
-          <w:bottom w:val="single" w:sz="6"/>
-          <w:right w:val="single" w:sz="6"/>
-        </w:tblBorders>
-        <w:tblLayout w:type="fixed"/>
-        <w:tblLook w:val="04A0" w:firstRow="1" w:lastRow="0" w:firstColumn="1" w:lastColumn="0" w:noHBand="0" w:noVBand="1"/>
-      </w:tblPr>
-      <w:tblGrid>
-        <w:gridCol w:w="9675"/>
-      </w:tblGrid>
-      <w:tr>
-        <w:trPr>
-          <w:trHeight w:val="300"/>
-        </w:trPr>
-        <w:tc>
-          <w:tcPr>
-            <w:tcW w:w="9675" w:type="dxa"/>
-            <w:tcBorders>
-              <w:top w:val="single" w:color="BFBFBF" w:themeColor="background1" w:themeShade="BF" w:sz="6"/>
-              <w:left w:val="single" w:color="BFBFBF" w:themeColor="background1" w:themeShade="BF" w:sz="6"/>
-              <w:bottom w:val="single" w:color="BFBFBF" w:themeColor="background1" w:themeShade="BF" w:sz="6"/>
-              <w:right w:val="single" w:color="BFBFBF" w:themeColor="background1" w:themeShade="BF" w:sz="6"/>
-            </w:tcBorders>
-            <w:shd w:val="clear" w:color="auto" w:fill="E7E6E6" w:themeFill="background2"/>
-            <w:tcMar>
-              <w:left w:w="90" w:type="dxa"/>
-              <w:right w:w="90" w:type="dxa"/>
-            </w:tcMar>
-            <w:vAlign w:val="top"/>
-          </w:tcPr>
-          <w:p>
-            <w:pPr>
-              <w:spacing w:before="120" w:beforeAutospacing="off" w:after="120" w:afterAutospacing="off" w:line="276" w:lineRule="auto"/>
-              <w:ind w:left="0" w:right="0"/>
-              <w:jc w:val="left"/>
-              <w:rPr>
-                <w:rFonts w:ascii="Arial" w:hAnsi="Arial" w:eastAsia="Arial" w:cs="Arial"/>
-                <w:b w:val="0"/>
-                <w:bCs w:val="0"/>
-                <w:i w:val="0"/>
-                <w:iCs w:val="0"/>
-                <w:caps w:val="0"/>
-                <w:smallCaps w:val="0"/>
-                <w:color w:val="000000" w:themeColor="text1" w:themeTint="FF" w:themeShade="FF"/>
-                <w:sz w:val="24"/>
-                <w:szCs w:val="24"/>
-              </w:rPr>
-            </w:pPr>
-            <w:r>
-              <w:rPr>
-                <w:rFonts w:ascii="Arial" w:hAnsi="Arial" w:eastAsia="Arial" w:cs="Arial"/>
-                <w:b w:val="1"/>
-                <w:bCs w:val="1"/>
-                <w:i w:val="0"/>
-                <w:iCs w:val="0"/>
-                <w:caps w:val="0"/>
-                <w:smallCaps w:val="0"/>
-                <w:color w:val="000000" w:themeColor="text1" w:themeTint="FF" w:themeShade="FF"/>
-                <w:sz w:val="24"/>
-                <w:szCs w:val="24"/>
-                <w:lang w:val="es-CL"/>
-              </w:rPr>
-              <w:t>Link con información del proyecto</w:t>
-            </w:r>
-          </w:p>
-        </w:tc>
-      </w:tr>
-      <w:tr>
-        <w:trPr>
-          <w:trHeight w:val="300"/>
-        </w:trPr>
-        <w:tc>
-          <w:tcPr>
-            <w:tcW w:w="9675" w:type="dxa"/>
-            <w:tcBorders>
-              <w:top w:val="single" w:color="BFBFBF" w:themeColor="background1" w:themeShade="BF" w:sz="6"/>
-              <w:left w:val="single" w:color="BFBFBF" w:themeColor="background1" w:themeShade="BF" w:sz="6"/>
-              <w:bottom w:val="single" w:color="BFBFBF" w:themeColor="background1" w:themeShade="BF" w:sz="6"/>
-              <w:right w:val="single" w:color="BFBFBF" w:themeColor="background1" w:themeShade="BF" w:sz="6"/>
-            </w:tcBorders>
-            <w:tcMar>
-              <w:left w:w="90" w:type="dxa"/>
-              <w:right w:w="90" w:type="dxa"/>
-            </w:tcMar>
-            <w:vAlign w:val="top"/>
-          </w:tcPr>
-          <w:p>
-            <w:r>
-              <w:t>https://github.com/nasotop/SovereignID</w:t>
-              <w:br/>
-              <w:br/>
-              <w:t>Documentación: docs/ (ADR, contratos OpenAPI, deployment.md, CONTEXT.md). Entrega S3 corregida: docs/desarrollo_sumativa_S3_grupo_1.docx (30 tareas, 40 CP, RSG-01…05). CI: .github/workflows/ci.yml (65 pruebas automatizadas + deploy Portainer).</w:t>
-            </w:r>
-          </w:p>
-        </w:tc>
-      </w:tr>
-    </w:tbl>
-    <w:p>
-      <w:pPr>
-        <w:jc w:val="both"/>
-        <w:rPr>
-          <w:rFonts w:eastAsia="Arial" w:cs="Arial"/>
-        </w:rPr>
-      </w:pPr>
-    </w:p>
-    <w:tbl>
-      <w:tblPr>
-        <w:tblStyle w:val="Tablaconcuadrcula"/>
-        <w:tblW w:w="0" w:type="auto"/>
-        <w:tblInd w:w="135" w:type="dxa"/>
-        <w:tblBorders>
-          <w:top w:val="single" w:color="auto" w:sz="6" w:space="0"/>
-          <w:left w:val="single" w:color="auto" w:sz="6" w:space="0"/>
-          <w:bottom w:val="single" w:color="auto" w:sz="6" w:space="0"/>
-          <w:right w:val="single" w:color="auto" w:sz="6" w:space="0"/>
-        </w:tblBorders>
-        <w:tblLayout w:type="fixed"/>
-        <w:tblLook w:val="04A0" w:firstRow="1" w:lastRow="0" w:firstColumn="1" w:lastColumn="0" w:noHBand="0" w:noVBand="1"/>
-      </w:tblPr>
-      <w:tblGrid>
-        <w:gridCol w:w="9675"/>
-      </w:tblGrid>
-      <w:tr>
-        <w:trPr>
-          <w:trHeight w:val="300"/>
-        </w:trPr>
-        <w:tc>
-          <w:tcPr>
-            <w:tcW w:w="9675" w:type="dxa"/>
-            <w:tcBorders>
-              <w:top w:val="single" w:color="BFBFBF" w:themeColor="background1" w:themeShade="BF" w:sz="6" w:space="0"/>
-              <w:left w:val="single" w:color="BFBFBF" w:themeColor="background1" w:themeShade="BF" w:sz="6" w:space="0"/>
-              <w:bottom w:val="single" w:color="BFBFBF" w:themeColor="background1" w:themeShade="BF" w:sz="6" w:space="0"/>
-              <w:right w:val="single" w:color="BFBFBF" w:themeColor="background1" w:themeShade="BF" w:sz="6" w:space="0"/>
-            </w:tcBorders>
-            <w:shd w:val="clear" w:color="auto" w:fill="E7E6E6" w:themeFill="background2"/>
-            <w:tcMar>
-              <w:left w:w="90" w:type="dxa"/>
-              <w:right w:w="90" w:type="dxa"/>
-            </w:tcMar>
-          </w:tcPr>
-          <w:p>
-            <w:pPr>
-              <w:spacing w:before="120" w:after="120" w:line="276" w:lineRule="auto"/>
-              <w:rPr>
-                <w:rFonts w:eastAsia="Arial" w:cs="Arial"/>
-                <w:color w:val="000000" w:themeColor="text1"/>
-                <w:szCs w:val="24"/>
-              </w:rPr>
-            </w:pPr>
-            <w:r>
-              <w:rPr>
-                <w:rFonts w:eastAsia="Arial" w:cs="Arial"/>
-                <w:b/>
-                <w:bCs/>
-                <w:color w:val="000000" w:themeColor="text1"/>
-                <w:szCs w:val="24"/>
-              </w:rPr>
-              <w:t>Link con acceso al sistema</w:t>
-            </w:r>
-          </w:p>
-        </w:tc>
-      </w:tr>
-      <w:tr>
-        <w:trPr>
-          <w:trHeight w:val="300"/>
-        </w:trPr>
-        <w:tc>
-          <w:tcPr>
-            <w:tcW w:w="9675" w:type="dxa"/>
-            <w:tcBorders>
-              <w:top w:val="single" w:color="BFBFBF" w:themeColor="background1" w:themeShade="BF" w:sz="6" w:space="0"/>
-              <w:left w:val="single" w:color="BFBFBF" w:themeColor="background1" w:themeShade="BF" w:sz="6" w:space="0"/>
-              <w:bottom w:val="single" w:color="BFBFBF" w:themeColor="background1" w:themeShade="BF" w:sz="6" w:space="0"/>
-              <w:right w:val="single" w:color="BFBFBF" w:themeColor="background1" w:themeShade="BF" w:sz="6" w:space="0"/>
-            </w:tcBorders>
-            <w:tcMar>
-              <w:left w:w="90" w:type="dxa"/>
-              <w:right w:w="90" w:type="dxa"/>
-            </w:tcMar>
-          </w:tcPr>
-          <w:p>
-            <w:r>
-              <w:t>https://github.com/nasotop/SovereignID</w:t>
-              <w:br/>
-              <w:br/>
-              <w:t>Despliegue vivo VPS: Stack Portainer (docker-compose.yml) con NPM → host:4333 → web/nginx. Rutas: / (Angular), /auth/nonce (auth-api), /api/* (bff-api), /verifier (público). Verificación docente: GET /auth/nonce → 200; docker ps --filter name=sovereignid → healthy.</w:t>
-            </w:r>
-          </w:p>
-        </w:tc>
-      </w:tr>
-    </w:tbl>
-    <w:p>
-      <w:pPr>
-        <w:rPr>
-          <w:rFonts w:eastAsia="Arial" w:cs="Arial"/>
-        </w:rPr>
-      </w:pPr>
-    </w:p>
-    <w:p>
-      <w:pPr>
-        <w:rPr>
-          <w:rFonts w:eastAsia="Arial" w:cs="Arial"/>
-        </w:rPr>
-      </w:pPr>
-    </w:p>
-    <w:p>
-      <w:pPr>
-        <w:rPr>
-          <w:rFonts w:eastAsia="Arial" w:cs="Arial"/>
-        </w:rPr>
-      </w:pPr>
-    </w:p>
-    <w:p>
-      <w:pPr>
-        <w:rPr>
-          <w:rFonts w:eastAsia="Arial" w:cs="Arial"/>
-        </w:rPr>
-      </w:pPr>
-    </w:p>
-    <w:p>
-      <w:pPr>
-        <w:rPr>
-          <w:rFonts w:eastAsia="Arial" w:cs="Arial"/>
-        </w:rPr>
-      </w:pPr>
-    </w:p>
-    <w:p>
-      <w:pPr>
-        <w:rPr>
-          <w:rFonts w:eastAsia="Arial" w:cs="Arial"/>
-        </w:rPr>
-      </w:pPr>
-    </w:p>
-    <w:tbl>
-      <w:tblPr>
-        <w:tblStyle w:val="Tablaconcuadrcula"/>
-        <w:tblW w:w="0" w:type="auto"/>
-        <w:tblInd w:w="135" w:type="dxa"/>
-        <w:tblBorders>
-          <w:top w:val="single" w:color="auto" w:sz="6" w:space="0"/>
-          <w:left w:val="single" w:color="auto" w:sz="6" w:space="0"/>
-          <w:bottom w:val="single" w:color="auto" w:sz="6" w:space="0"/>
-          <w:right w:val="single" w:color="auto" w:sz="6" w:space="0"/>
-        </w:tblBorders>
-        <w:tblLayout w:type="fixed"/>
-        <w:tblLook w:val="04A0" w:firstRow="1" w:lastRow="0" w:firstColumn="1" w:lastColumn="0" w:noHBand="0" w:noVBand="1"/>
-      </w:tblPr>
-      <w:tblGrid>
-        <w:gridCol w:w="9675"/>
-      </w:tblGrid>
-      <w:tr>
-        <w:trPr>
-          <w:trHeight w:val="300"/>
-        </w:trPr>
-        <w:tc>
-          <w:tcPr>
-            <w:tcW w:w="9675" w:type="dxa"/>
-            <w:tcBorders>
-              <w:top w:val="single" w:color="BFBFBF" w:themeColor="background1" w:themeShade="BF" w:sz="6" w:space="0"/>
-              <w:left w:val="single" w:color="BFBFBF" w:themeColor="background1" w:themeShade="BF" w:sz="6" w:space="0"/>
-              <w:bottom w:val="single" w:color="BFBFBF" w:themeColor="background1" w:themeShade="BF" w:sz="6" w:space="0"/>
-              <w:right w:val="single" w:color="BFBFBF" w:themeColor="background1" w:themeShade="BF" w:sz="6" w:space="0"/>
-            </w:tcBorders>
-            <w:shd w:val="clear" w:color="auto" w:fill="E7E6E6" w:themeFill="background2"/>
-            <w:tcMar>
-              <w:left w:w="90" w:type="dxa"/>
-              <w:right w:w="90" w:type="dxa"/>
-            </w:tcMar>
-          </w:tcPr>
-          <w:p>
-            <w:pPr>
-              <w:spacing w:before="120" w:after="120" w:line="276" w:lineRule="auto"/>
-              <w:rPr>
-                <w:rFonts w:eastAsia="Arial" w:cs="Arial"/>
-                <w:color w:val="000000" w:themeColor="text1"/>
-                <w:szCs w:val="24"/>
-              </w:rPr>
-            </w:pPr>
-            <w:r>
-              <w:rPr>
-                <w:rFonts w:eastAsia="Arial" w:cs="Arial"/>
-                <w:b/>
-                <w:bCs/>
-                <w:color w:val="000000" w:themeColor="text1"/>
-                <w:szCs w:val="24"/>
-              </w:rPr>
-              <w:t>Instrucciones de avance</w:t>
-            </w:r>
-          </w:p>
-        </w:tc>
-      </w:tr>
-      <w:tr>
-        <w:trPr>
-          <w:trHeight w:val="300"/>
-        </w:trPr>
-        <w:tc>
-          <w:tcPr>
-            <w:tcW w:w="9675" w:type="dxa"/>
-            <w:tcBorders>
-              <w:top w:val="single" w:color="BFBFBF" w:themeColor="background1" w:themeShade="BF" w:sz="6" w:space="0"/>
-              <w:left w:val="single" w:color="BFBFBF" w:themeColor="background1" w:themeShade="BF" w:sz="6" w:space="0"/>
-              <w:bottom w:val="single" w:color="BFBFBF" w:themeColor="background1" w:themeShade="BF" w:sz="6" w:space="0"/>
-              <w:right w:val="single" w:color="BFBFBF" w:themeColor="background1" w:themeShade="BF" w:sz="6" w:space="0"/>
-            </w:tcBorders>
-            <w:tcMar>
-              <w:left w:w="90" w:type="dxa"/>
-              <w:right w:w="90" w:type="dxa"/>
-            </w:tcMar>
-          </w:tcPr>
-          <w:p>
-            <w:r>
-              <w:t>REPORTE DE ENTORNO EN LA NUBE — INSTRUCCIONES DE AVANCE SEMANA 8</w:t>
-              <w:br/>
-              <w:br/>
-              <w:t>1. Topología VPS: Portainer + Nginx Proxy Manager (NPM)</w:t>
-              <w:br/>
-              <w:t>La plataforma SovereignID opera en una VPS Linux con stack Docker Compose orquestado por Portainer. Nginx Proxy Manager (NPM) en el host escucha 80/443 y reenvía tráfico HTTPS al puerto host WEB_HOST_PORT (4333) → contenedor web (nginx interno puerto 80). Dentro del contenedor web, nginx enruta: / → SPA Angular 22; /auth/* → auth-api:8080; /api/* → bff-api:8080 (strip prefix). Los 6 microservicios backend NO se publican al host; solo son accesibles vía red interna sovereign-net.</w:t>
-              <w:br/>
-              <w:br/>
-              <w:t>2. Microservicios contenerizados (aislados e independientes)</w:t>
-              <w:br/>
-              <w:t>Cada API es una imagen Docker independiente con healthcheck /health, restart policy y logging json-file:</w:t>
-              <w:br/>
-              <w:br/>
-              <w:t>• auth-api (.NET 10): SIWE nonce/verify, JWT RBAC. Expuesto solo vía nginx /auth/.</w:t>
-              <w:br/>
-              <w:t>• academy-api (.NET 10): CRUD académico, invitaciones, perfiles holder, audit_logs.</w:t>
-              <w:br/>
-              <w:t>• issuer-api (.NET 10): Emisión W3C JSON-LD, IPFS Pinata, anclaje Smart Contract Sepolia.</w:t>
-              <w:br/>
-              <w:t>• verifier-api (.NET 10): Verificación pública POST /verifications, rate limit HTTP 429.</w:t>
-              <w:br/>
-              <w:t>• reports-api (.NET 10): Analíticas read-only, MetricsSnapshotJob nocturno.</w:t>
-              <w:br/>
-              <w:t>• bff-api (.NET 10 + Kiota): Agregación /api/ hacia verifier, issuer, academy, reports.</w:t>
-              <w:br/>
-              <w:br/>
-              <w:t>Frontend: contenedor web (nginx:alpine + build Angular producción). Persistencia: PostgreSQL 16 (postgres:16-alpine) en sovereign-net.</w:t>
-              <w:br/>
-              <w:br/>
-              <w:t>3. Funcionalidades implementadas y verificables</w:t>
-              <w:br/>
-              <w:t>✅ Autenticación SIWE (EIP-4361) + MetaMask + JWT 24h.</w:t>
-              <w:br/>
-              <w:t>✅ Portales platform, academy/issuer, holder y verifier público.</w:t>
-              <w:br/>
-              <w:t>✅ Emisión credenciales con anclaje Sepolia + pinning IPFS.</w:t>
-              <w:br/>
-              <w:t>✅ Verificación drag &amp; drop con veredicto agrupado.</w:t>
-              <w:br/>
-              <w:t>✅ CI/CD: 65 pruebas automatizadas + deploy webhook Portainer en master.</w:t>
-              <w:br/>
-              <w:br/>
-              <w:t>4. HISTORIAL DE CAMBIOS — Subsanación deuda documental (Experiencia 1 → Semana 8)</w:t>
-              <w:br/>
-              <w:t>En desarrollo_sumativa_S3_grupo_1.docx (indexado en GitHub docs/) se subsanó íntegramente el feedback del docente:</w:t>
-              <w:br/>
-              <w:br/>
-              <w:t>• Plan de Trabajo: desglose profundo de 7 → 30 tareas técnicas secuenciales (T-01…T-30) en 5 fases, con nombres reales de microservicios (auth-api, academy-api, issuer-api, verifier-api, reports-api, bff-api).</w:t>
-              <w:br/>
-              <w:t>• Plan de Riesgos: ampliación con 5 riesgos críticos Web3/infra (RSG-01…RSG-05): Sepolia, RAM VPS, Solidity, MetaMask EIP-191/4361, nonces/NTP — cada uno con mitigación y contingencia.</w:t>
-              <w:br/>
-              <w:t>• Plan de Pruebas: matriz formal de exactamente 40 casos base (CP-01…CP-40): 10 SIWE + 10 academy-api + 10 blockchain + 10 verifier/bff.</w:t>
-              <w:br/>
-              <w:t>• Arquitectura: ADR-0006 (consolidación Identity.API → auth-api + academy-api + audit_logs PostgreSQL 16).</w:t>
-              <w:br/>
-              <w:br/>
-              <w:t>Documentos fundacionales actualizados en repositorio:</w:t>
-              <w:br/>
-              <w:t>— docs/desarrollo_sumativa_S3_grupo_1.docx</w:t>
-              <w:br/>
-              <w:t>— docs/adr/0006-consolidate-identity-into-academy-auth.md</w:t>
-              <w:br/>
-              <w:t>— docs/contracts/*.openapi.json</w:t>
-              <w:br/>
-              <w:t>— docs/deployment.md</w:t>
-              <w:br/>
-              <w:t>— CONTEXT.md</w:t>
-              <w:br/>
-              <w:br/>
-              <w:t>Repositorio: https://github.com/nasotop/SovereignID</w:t>
-            </w:r>
-          </w:p>
-        </w:tc>
-      </w:tr>
-    </w:tbl>
-    <w:p>
-      <w:bookmarkStart w:name="_Hlk183597466" w:id="0"/>
-    </w:p>
-    <w:bookmarkEnd w:id="0"/>
-    <w:p/>
-    <w:p/>
-    <w:p/>
-    <w:p/>
-    <w:p/>
-    <w:p/>
-    <w:p/>
-    <w:p/>
-    <w:p/>
-    <w:p/>
-    <w:p/>
-    <w:p/>
-    <w:p/>
-    <w:p>
-      <w:r>
-        <w:rPr>
-          <w:noProof/>
-        </w:rPr>
-        <mc:AlternateContent>
-          <mc:Choice Requires="wps">
-            <w:drawing>
-              <wp:anchor distT="0" distB="0" distL="114300" distR="114300" simplePos="0" relativeHeight="251676672" behindDoc="0" locked="0" layoutInCell="1" allowOverlap="1" wp14:anchorId="71A805CC" wp14:editId="0C60FC30">
-                <wp:simplePos x="0" y="0"/>
-                <wp:positionH relativeFrom="column">
-                  <wp:posOffset>-375033</wp:posOffset>
-                </wp:positionH>
-                <wp:positionV relativeFrom="paragraph">
-                  <wp:posOffset>400877</wp:posOffset>
-                </wp:positionV>
-                <wp:extent cx="7020000" cy="4500000"/>
-                <wp:effectExtent l="0" t="0" r="9525" b="0"/>
-                <wp:wrapNone/>
-                <wp:docPr id="268568440" name="Rectángulo: esquinas redondeadas 1">
-                  <a:extLst xmlns:a="http://schemas.openxmlformats.org/drawingml/2006/main">
-                    <a:ext uri="{C183D7F6-B498-43B3-948B-1728B52AA6E4}">
-                      <adec:decorative xmlns:adec="http://schemas.microsoft.com/office/drawing/2017/decorative" val="1"/>
-                    </a:ext>
-                  </a:extLst>
-                </wp:docPr>
-                <wp:cNvGraphicFramePr/>
-                <a:graphic xmlns:a="http://schemas.openxmlformats.org/drawingml/2006/main">
-                  <a:graphicData uri="http://schemas.microsoft.com/office/word/2010/wordprocessingShape">
-                    <wps:wsp>
-                      <wps:cNvSpPr/>
-                      <wps:spPr>
-                        <a:xfrm>
-                          <a:off x="0" y="0"/>
-                          <a:ext cx="7020000" cy="4500000"/>
-                        </a:xfrm>
-                        <a:prstGeom prst="roundRect">
-                          <a:avLst>
-                            <a:gd name="adj" fmla="val 3098"/>
-                          </a:avLst>
-                        </a:prstGeom>
-                        <a:solidFill>
-                          <a:srgbClr val="E6E7E8"/>
-                        </a:solidFill>
-                        <a:ln>
-                          <a:noFill/>
-                        </a:ln>
-                      </wps:spPr>
-                      <wps:style>
-                        <a:lnRef idx="2">
-                          <a:schemeClr val="accent1">
-                            <a:shade val="15000"/>
-                          </a:schemeClr>
-                        </a:lnRef>
-                        <a:fillRef idx="1">
-                          <a:schemeClr val="accent1"/>
-                        </a:fillRef>
-                        <a:effectRef idx="0">
-                          <a:schemeClr val="accent1"/>
-                        </a:effectRef>
-                        <a:fontRef idx="minor">
-                          <a:schemeClr val="lt1"/>
-                        </a:fontRef>
-                      </wps:style>
-                      <wps:bodyPr rot="0" spcFirstLastPara="0" vertOverflow="overflow" horzOverflow="overflow" vert="horz" wrap="square" lIns="91440" tIns="45720" rIns="91440" bIns="45720" numCol="1" spcCol="0" rtlCol="0" fromWordArt="0" anchor="ctr" anchorCtr="0" forceAA="0" compatLnSpc="1">
-                        <a:prstTxWarp prst="textNoShape">
-                          <a:avLst/>
-                        </a:prstTxWarp>
-                        <a:noAutofit/>
-                      </wps:bodyPr>
-                    </wps:wsp>
-                  </a:graphicData>
-                </a:graphic>
-              </wp:anchor>
-            </w:drawing>
-          </mc:Choice>
-          <mc:Fallback xmlns:a="http://schemas.openxmlformats.org/drawingml/2006/main" xmlns:pic="http://schemas.openxmlformats.org/drawingml/2006/picture" xmlns:a14="http://schemas.microsoft.com/office/drawing/2010/main" xmlns:adec="http://schemas.microsoft.com/office/drawing/2017/decorative">
-            <w:pict w14:anchorId="1D3E0798">
-              <v:roundrect id="Rectángulo: esquinas redondeadas 1" style="position:absolute;margin-left:-29.55pt;margin-top:31.55pt;width:552.75pt;height:354.35pt;z-index:251676672;visibility:visible;mso-wrap-style:square;mso-wrap-distance-left:9pt;mso-wrap-distance-top:0;mso-wrap-distance-right:9pt;mso-wrap-distance-bottom:0;mso-position-horizontal:absolute;mso-position-horizontal-relative:text;mso-position-vertical:absolute;mso-position-vertical-relative:text;v-text-anchor:middle" alt="&quot;&quot;" o:spid="_x0000_s1026" fillcolor="#e6e7e8" stroked="f" strokeweight="1pt" arcsize="2030f" w14:anchorId="3F5385BB" o:gfxdata="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">
-                <v:stroke joinstyle="miter"/>
-              </v:roundrect>
-            </w:pict>
-          </mc:Fallback>
-        </mc:AlternateContent>
-      </w:r>
-    </w:p>
-    <w:p/>
-    <w:p/>
-    <w:p/>
-    <w:p/>
-    <w:p>
-      <w:r>
-        <w:rPr>
-          <w:noProof/>
-        </w:rPr>
-        <w:drawing>
-          <wp:anchor distT="0" distB="0" distL="114300" distR="114300" simplePos="0" relativeHeight="251677696" behindDoc="0" locked="0" layoutInCell="1" allowOverlap="1" wp14:anchorId="2A005252" wp14:editId="11891F97">
-            <wp:simplePos x="0" y="0"/>
-            <wp:positionH relativeFrom="column">
-              <wp:posOffset>1642954</wp:posOffset>
-            </wp:positionH>
-            <wp:positionV relativeFrom="paragraph">
-              <wp:posOffset>249572</wp:posOffset>
-            </wp:positionV>
-            <wp:extent cx="2990850" cy="1179195"/>
-            <wp:effectExtent l="0" t="0" r="0" b="0"/>
-            <wp:wrapNone/>
-            <wp:docPr id="23" name="Imagen 2" descr="Duoc UC Online"/>
-            <wp:cNvGraphicFramePr>
-              <a:graphicFrameLocks xmlns:a="http://schemas.openxmlformats.org/drawingml/2006/main" noChangeAspect="1"/>
-            </wp:cNvGraphicFramePr>
-            <a:graphic xmlns:a="http://schemas.openxmlformats.org/drawingml/2006/main">
-              <a:graphicData uri="http://schemas.openxmlformats.org/drawingml/2006/picture">
-                <pic:pic xmlns:pic="http://schemas.openxmlformats.org/drawingml/2006/picture">
-                  <pic:nvPicPr>
-                    <pic:cNvPr id="23" name="Imagen 23" descr="Duoc UC Online"/>
-                    <pic:cNvPicPr>
-                      <a:picLocks noChangeAspect="1"/>
-                    </pic:cNvPicPr>
-                  </pic:nvPicPr>
-                  <pic:blipFill>
-                    <a:blip r:embed="rId14" cstate="print">
-                      <a:extLst>
-                        <a:ext uri="{28A0092B-C50C-407E-A947-70E740481C1C}">
-                          <a14:useLocalDpi xmlns:a14="http://schemas.microsoft.com/office/drawing/2010/main" val="0"/>
-                        </a:ext>
-                      </a:extLst>
-                    </a:blip>
-                    <a:stretch>
-                      <a:fillRect/>
-                    </a:stretch>
-                  </pic:blipFill>
-                  <pic:spPr>
-                    <a:xfrm>
-                      <a:off x="0" y="0"/>
-                      <a:ext cx="2990850" cy="1179195"/>
-                    </a:xfrm>
-                    <a:prstGeom prst="rect">
-                      <a:avLst/>
-                    </a:prstGeom>
-                  </pic:spPr>
-                </pic:pic>
-              </a:graphicData>
-            </a:graphic>
-          </wp:anchor>
-        </w:drawing>
-      </w:r>
-    </w:p>
-    <w:p/>
-    <w:p/>
-    <w:p/>
-    <w:p/>
-    <w:p/>
-    <w:p/>
-    <w:p/>
-    <w:p/>
-    <w:p>
-      <w:pPr>
-        <w:pStyle w:val="Avisolegal"/>
-        <w:spacing w:after="0"/>
-      </w:pPr>
-      <w:r>
-        <w:t>Reservados todos los derechos Fundación Instituto Profesional Duoc UC. No se permite copiar, reproducir, reeditar, descargar, publicar, emitir, difundir, de forma total o parcial la presente obra, ni su incorporación a un sistema informático, ni su transmisión en cualquier forma o por cualquier medio (electrónico, mecánico, fotocopia, grabación u otros) sin autorización previa y por escrito de Fundación Instituto Profesional Duoc UC La infracción de dichos derechos puede constituir un delito contra la propiedad intelectual.</w:t>
-      </w:r>
-      <w:r>
-        <w:rPr>
-          <w:noProof/>
-        </w:rPr>
-        <w:t xml:space="preserve"> </w:t>
-      </w:r>
-    </w:p>
-    <w:p/>
-    <w:sectPr>
-      <w:footerReference w:type="first" r:id="rId15"/>
-      <w:pgSz w:w="12240" w:h="15840" w:orient="portrait"/>
-      <w:pgMar w:top="1559" w:right="1185" w:bottom="284" w:left="1134" w:header="709" w:footer="283" w:gutter="0"/>
-      <w:cols w:space="708"/>
-      <w:titlePg/>
-      <w:docGrid w:linePitch="360"/>
-    </w:sectPr>
-  </w:body>
-</w:document>
+<ns0:document xmlns:ns0="http://schemas.openxmlformats.org/wordprocessingml/2006/main" xmlns:ns1="http://schemas.openxmlformats.org/markup-compatibility/2006" xmlns:ns10="http://schemas.microsoft.com/office/word/2010/wordprocessingShape" xmlns:ns11="urn:schemas-microsoft-com:vml" xmlns:ns12="urn:schemas-microsoft-com:office:office" xmlns:ns2="http://schemas.microsoft.com/office/word/2010/wordml" xmlns:ns3="http://schemas.openxmlformats.org/drawingml/2006/wordprocessingDrawing" xmlns:ns4="http://schemas.microsoft.com/office/word/2010/wordprocessingDrawing" xmlns:ns5="http://schemas.openxmlformats.org/drawingml/2006/main" xmlns:ns6="http://schemas.microsoft.com/office/drawing/2017/decorative" xmlns:ns7="http://schemas.openxmlformats.org/drawingml/2006/picture" xmlns:ns8="http://schemas.openxmlformats.org/officeDocument/2006/relationships" xmlns:ns9="http://schemas.microsoft.com/office/drawing/2010/main" ns1:Ignorable="w14 w15 w16se w16cid w16 w16cex w16sdtdh w16du wp14">
+  <ns0:body>
+    <ns0:p ns0:rsidR="00E05D9E" ns0:rsidRDefault="00B51379" ns2:paraId="46C6704D" ns2:textId="135CC652">
+      <ns0:r>
+        <ns0:rPr>
+          <ns0:noProof/>
+        </ns0:rPr>
+        <ns0:drawing>
+          <ns3:anchor distT="0" distB="0" distL="114300" distR="114300" simplePos="0" relativeHeight="251667455" behindDoc="0" locked="0" layoutInCell="1" allowOverlap="1" ns4:anchorId="7F252F98" ns4:editId="0D9DB28B">
+            <ns3:simplePos x="0" y="0"/>
+            <ns3:positionH relativeFrom="column">
+              <ns3:posOffset>-434340</ns3:posOffset>
+            </ns3:positionH>
+            <ns3:positionV relativeFrom="paragraph">
+              <ns3:posOffset>-866775</ns3:posOffset>
+            </ns3:positionV>
+            <ns3:extent cx="2066290" cy="560705"/>
+            <ns3:effectExtent l="0" t="0" r="0" b="0"/>
+            <ns3:wrapNone/>
+            <ns3:docPr id="1622403336" name="Imagen 1">
+              <ns5:extLst>
+                <ns5:ext uri="{C183D7F6-B498-43B3-948B-1728B52AA6E4}">
+                  <ns6:decorative val="1"/>
+                </ns5:ext>
+              </ns5:extLst>
+            </ns3:docPr>
+            <ns3:cNvGraphicFramePr>
+              <ns5:graphicFrameLocks noChangeAspect="1"/>
+            </ns3:cNvGraphicFramePr>
+            <ns5:graphic>
+              <ns5:graphicData uri="http://schemas.openxmlformats.org/drawingml/2006/picture">
+                <ns7:pic>
+                  <ns7:nvPicPr>
+                    <ns7:cNvPr id="1622403336" name="Imagen 1622403336">
+                      <ns5:extLst>
+                        <ns5:ext uri="{C183D7F6-B498-43B3-948B-1728B52AA6E4}">
+                          <ns6:decorative val="1"/>
+                        </ns5:ext>
+                      </ns5:extLst>
+                    </ns7:cNvPr>
+                    <ns7:cNvPicPr>
+                      <ns5:picLocks noChangeAspect="1"/>
+                    </ns7:cNvPicPr>
+                  </ns7:nvPicPr>
+                  <ns7:blipFill>
+                    <ns5:blip ns8:embed="rId11">
+                      <ns5:extLst>
+                        <ns5:ext uri="{28A0092B-C50C-407E-A947-70E740481C1C}">
+                          <ns9:useLocalDpi val="0"/>
+                        </ns5:ext>
+                      </ns5:extLst>
+                    </ns5:blip>
+                    <ns5:stretch>
+                      <ns5:fillRect/>
+                    </ns5:stretch>
+                  </ns7:blipFill>
+                  <ns7:spPr>
+                    <ns5:xfrm>
+                      <ns5:off x="0" y="0"/>
+                      <ns5:ext cx="2066290" cy="560705"/>
+                    </ns5:xfrm>
+                    <ns5:prstGeom prst="rect">
+                      <ns5:avLst/>
+                    </ns5:prstGeom>
+                  </ns7:spPr>
+                </ns7:pic>
+              </ns5:graphicData>
+            </ns5:graphic>
+          </ns3:anchor>
+        </ns0:drawing>
+      </ns0:r>
+      <ns0:r>
+        <ns0:rPr>
+          <ns0:noProof/>
+        </ns0:rPr>
+        <ns1:AlternateContent>
+          <ns1:Choice Requires="wps">
+            <ns0:drawing>
+              <ns3:anchor distT="0" distB="0" distL="114300" distR="114300" simplePos="0" relativeHeight="251668479" behindDoc="0" locked="0" layoutInCell="1" allowOverlap="1" ns4:anchorId="693102DD" ns4:editId="69122EC8">
+                <ns3:simplePos x="0" y="0"/>
+                <ns3:positionH relativeFrom="column">
+                  <ns3:posOffset>1927860</ns3:posOffset>
+                </ns3:positionH>
+                <ns3:positionV relativeFrom="paragraph">
+                  <ns3:posOffset>-695325</ns3:posOffset>
+                </ns3:positionV>
+                <ns3:extent cx="4787265" cy="262890"/>
+                <ns3:effectExtent l="0" t="0" r="0" b="3810"/>
+                <ns3:wrapNone/>
+                <ns3:docPr id="62092501" name="Rectángulo: esquinas redondeadas 1">
+                  <ns5:extLst>
+                    <ns5:ext uri="{C183D7F6-B498-43B3-948B-1728B52AA6E4}">
+                      <ns6:decorative val="1"/>
+                    </ns5:ext>
+                  </ns5:extLst>
+                </ns3:docPr>
+                <ns3:cNvGraphicFramePr/>
+                <ns5:graphic>
+                  <ns5:graphicData uri="http://schemas.microsoft.com/office/word/2010/wordprocessingShape">
+                    <ns10:wsp>
+                      <ns10:cNvSpPr/>
+                      <ns10:spPr>
+                        <ns5:xfrm>
+                          <ns5:off x="0" y="0"/>
+                          <ns5:ext cx="4787265" cy="262890"/>
+                        </ns5:xfrm>
+                        <ns5:prstGeom prst="roundRect">
+                          <ns5:avLst>
+                            <ns5:gd name="adj" fmla="val 50000"/>
+                          </ns5:avLst>
+                        </ns5:prstGeom>
+                        <ns5:solidFill>
+                          <ns5:srgbClr val="E7E8E9"/>
+                        </ns5:solidFill>
+                        <ns5:ln>
+                          <ns5:noFill/>
+                        </ns5:ln>
+                      </ns10:spPr>
+                      <ns10:style>
+                        <ns5:lnRef idx="2">
+                          <ns5:schemeClr val="accent1">
+                            <ns5:shade val="15000"/>
+                          </ns5:schemeClr>
+                        </ns5:lnRef>
+                        <ns5:fillRef idx="1">
+                          <ns5:schemeClr val="accent1"/>
+                        </ns5:fillRef>
+                        <ns5:effectRef idx="0">
+                          <ns5:schemeClr val="accent1"/>
+                        </ns5:effectRef>
+                        <ns5:fontRef idx="minor">
+                          <ns5:schemeClr val="lt1"/>
+                        </ns5:fontRef>
+                      </ns10:style>
+                      <ns10:bodyPr rot="0" spcFirstLastPara="0" vertOverflow="overflow" horzOverflow="overflow" vert="horz" wrap="square" lIns="91440" tIns="45720" rIns="91440" bIns="45720" numCol="1" spcCol="0" rtlCol="0" fromWordArt="0" anchor="ctr" anchorCtr="0" forceAA="0" compatLnSpc="1">
+                        <ns5:prstTxWarp prst="textNoShape">
+                          <ns5:avLst/>
+                        </ns5:prstTxWarp>
+                        <ns5:noAutofit/>
+                      </ns10:bodyPr>
+                    </ns10:wsp>
+                  </ns5:graphicData>
+                </ns5:graphic>
+              </ns3:anchor>
+            </ns0:drawing>
+          </ns1:Choice>
+          <ns1:Fallback>
+            <ns0:pict ns2:anchorId="204E0853">
+              <ns11:roundrect id="Rectángulo: esquinas redondeadas 1" style="position:absolute;margin-left:151.8pt;margin-top:-54.75pt;width:376.95pt;height:20.7pt;z-index:251668479;visibility:visible;mso-wrap-style:square;mso-wrap-distance-left:9pt;mso-wrap-distance-top:0;mso-wrap-distance-right:9pt;mso-wrap-distance-bottom:0;mso-position-horizontal:absolute;mso-position-horizontal-relative:text;mso-position-vertical:absolute;mso-position-vertical-relative:text;v-text-anchor:middle" alt="&quot;&quot;" ns12:spid="_x0000_s1026" fillcolor="#e7e8e9" stroked="f" strokeweight="1pt" arcsize=".5" ns2:anchorId="07EEE52D" ns12:gfxdata="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">
+                <ns11:stroke joinstyle="miter"/>
+              </ns11:roundrect>
+            </ns0:pict>
+          </ns1:Fallback>
+        </ns1:AlternateContent>
+      </ns0:r>
+      <ns0:r ns0:rsidR="00B50F94">
+        <ns0:rPr>
+          <ns0:noProof/>
+        </ns0:rPr>
+        <ns1:AlternateContent>
+          <ns1:Choice Requires="wps">
+            <ns0:drawing>
+              <ns3:anchor distT="0" distB="0" distL="114300" distR="114300" simplePos="0" relativeHeight="251671552" behindDoc="0" locked="0" layoutInCell="1" allowOverlap="1" ns4:anchorId="36699E54" ns4:editId="2F176A25">
+                <ns3:simplePos x="0" y="0"/>
+                <ns3:positionH relativeFrom="column">
+                  <ns3:posOffset>-325059</ns3:posOffset>
+                </ns3:positionH>
+                <ns3:positionV relativeFrom="paragraph">
+                  <ns3:posOffset>-223444</ns3:posOffset>
+                </ns3:positionV>
+                <ns3:extent cx="7044704" cy="3848100"/>
+                <ns3:effectExtent l="0" t="0" r="3810" b="0"/>
+                <ns3:wrapNone/>
+                <ns3:docPr id="423553030" name="AutoShape 14">
+                  <ns5:extLst>
+                    <ns5:ext uri="{C183D7F6-B498-43B3-948B-1728B52AA6E4}">
+                      <ns6:decorative val="1"/>
+                    </ns5:ext>
+                  </ns5:extLst>
+                </ns3:docPr>
+                <ns3:cNvGraphicFramePr>
+                  <ns5:graphicFrameLocks/>
+                </ns3:cNvGraphicFramePr>
+                <ns5:graphic>
+                  <ns5:graphicData uri="http://schemas.microsoft.com/office/word/2010/wordprocessingShape">
+                    <ns10:wsp>
+                      <ns10:cNvSpPr>
+                        <ns5:spLocks noChangeArrowheads="1"/>
+                      </ns10:cNvSpPr>
+                      <ns10:spPr bwMode="auto">
+                        <ns5:xfrm>
+                          <ns5:off x="0" y="0"/>
+                          <ns5:ext cx="7044704" cy="3848100"/>
+                        </ns5:xfrm>
+                        <ns5:prstGeom prst="roundRect">
+                          <ns5:avLst>
+                            <ns5:gd name="adj" fmla="val 4433"/>
+                          </ns5:avLst>
+                        </ns5:prstGeom>
+                        <ns5:blipFill>
+                          <ns5:blip ns8:embed="rId12"/>
+                          <ns5:stretch>
+                            <ns5:fillRect/>
+                          </ns5:stretch>
+                        </ns5:blipFill>
+                        <ns5:ln w="9525">
+                          <ns5:noFill/>
+                          <ns5:round/>
+                          <ns5:headEnd/>
+                          <ns5:tailEnd/>
+                        </ns5:ln>
+                      </ns10:spPr>
+                      <ns10:bodyPr rot="0" vertOverflow="clip" horzOverflow="clip" vert="horz" wrap="square" lIns="91440" tIns="45720" rIns="91440" bIns="45720" anchor="t" anchorCtr="0" upright="1">
+                        <ns5:noAutofit/>
+                      </ns10:bodyPr>
+                    </ns10:wsp>
+                  </ns5:graphicData>
+                </ns5:graphic>
+              </ns3:anchor>
+            </ns0:drawing>
+          </ns1:Choice>
+          <ns1:Fallback>
+            <ns0:pict ns2:anchorId="0F5EAA9D">
+              <ns11:roundrect id="AutoShape 14" style="position:absolute;margin-left:-25.6pt;margin-top:-17.6pt;width:554.7pt;height:303pt;z-index:251671552;visibility:visible;mso-wrap-style:square;mso-wrap-distance-left:9pt;mso-wrap-distance-top:0;mso-wrap-distance-right:9pt;mso-wrap-distance-bottom:0;mso-position-horizontal:absolute;mso-position-horizontal-relative:text;mso-position-vertical:absolute;mso-position-vertical-relative:text;v-text-anchor:top" alt="&quot;&quot;" ns12:spid="_x0000_s1026" stroked="f" arcsize="2907f" ns2:anchorId="3DBDE4CA" ns12:gfxdata="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">
+                <ns11:fill type="frame" ns12:title="" recolor="t" rotate="t" ns8:id="rId13"/>
+              </ns11:roundrect>
+            </ns0:pict>
+          </ns1:Fallback>
+        </ns1:AlternateContent>
+      </ns0:r>
+    </ns0:p>
+    <ns0:p ns0:rsidR="00E05D9E" ns0:rsidRDefault="00E05D9E" ns2:paraId="35689687" ns2:textId="20051510"/>
+    <ns0:p ns0:rsidR="00E05D9E" ns0:rsidRDefault="00E05D9E" ns2:paraId="6CBC5427" ns2:textId="6816E4F6"/>
+    <ns0:p ns0:rsidR="00E05D9E" ns0:rsidRDefault="00E05D9E" ns2:paraId="3B113103" ns2:textId="631C00E9"/>
+    <ns0:p ns0:rsidR="00E05D9E" ns0:rsidRDefault="00E05D9E" ns2:paraId="0589F8B6" ns2:textId="2B2F252C"/>
+    <ns0:p ns0:rsidR="00E05D9E" ns0:rsidRDefault="00E05D9E" ns2:paraId="243BCF34" ns2:textId="28587265"/>
+    <ns0:p ns0:rsidR="00E05D9E" ns0:rsidRDefault="00E05D9E" ns2:paraId="0ED8E06D" ns2:textId="6396E2B6"/>
+    <ns0:p ns0:rsidR="00E05D9E" ns0:rsidRDefault="00E05D9E" ns2:paraId="5B4A0A43" ns2:textId="3F0A3B47"/>
+    <ns0:p ns0:rsidR="00E05D9E" ns0:rsidRDefault="00E05D9E" ns2:paraId="1A6C6FFF" ns2:textId="62A82A15"/>
+    <ns0:p ns0:rsidR="00E05D9E" ns0:rsidP="00E05D9E" ns0:rsidRDefault="00E05D9E" ns2:paraId="46984529" ns2:textId="0298A0FE">
+      <ns0:pPr>
+        <ns0:pStyle ns0:val="Ttulo"/>
+      </ns0:pPr>
+    </ns0:p>
+    <ns0:p ns0:rsidR="00F25EF5" ns0:rsidP="004A7D4F" ns0:rsidRDefault="00F25EF5" ns2:paraId="2ED4A594" ns2:textId="77777777">
+      <ns0:pPr>
+        <ns0:rPr>
+          <ns0:color ns0:val="333333"/>
+          <ns0:sz ns0:val="32"/>
+          <ns0:szCs ns0:val="32"/>
+        </ns0:rPr>
+      </ns0:pPr>
+    </ns0:p>
+    <ns0:p ns0:rsidR="002664C7" ns0:rsidP="004A7D4F" ns0:rsidRDefault="002664C7" ns2:paraId="07E627F0" ns2:textId="2EE0F6F5">
+      <ns0:pPr>
+        <ns0:rPr>
+          <ns0:color ns0:val="333333"/>
+          <ns0:sz ns0:val="32"/>
+          <ns0:szCs ns0:val="32"/>
+        </ns0:rPr>
+      </ns0:pPr>
+      <ns0:r>
+        <ns0:rPr>
+          <ns0:noProof/>
+        </ns0:rPr>
+        <ns1:AlternateContent>
+          <ns1:Choice Requires="wps">
+            <ns0:drawing>
+              <ns3:anchor distT="0" distB="0" distL="114300" distR="114300" simplePos="0" relativeHeight="251673600" behindDoc="0" locked="0" layoutInCell="1" allowOverlap="1" ns4:anchorId="3BFABDE3" ns4:editId="7FB77DB9">
+                <ns3:simplePos x="0" y="0"/>
+                <ns3:positionH relativeFrom="column">
+                  <ns3:posOffset>-315704</ns3:posOffset>
+                </ns3:positionH>
+                <ns3:positionV relativeFrom="paragraph">
+                  <ns3:posOffset>451485</ns3:posOffset>
+                </ns3:positionV>
+                <ns3:extent cx="108585" cy="720000"/>
+                <ns3:effectExtent l="0" t="0" r="5715" b="4445"/>
+                <ns3:wrapNone/>
+                <ns3:docPr id="1758041971" name="Rectángulo: esquinas redondeadas 6">
+                  <ns5:extLst>
+                    <ns5:ext uri="{C183D7F6-B498-43B3-948B-1728B52AA6E4}">
+                      <ns6:decorative val="1"/>
+                    </ns5:ext>
+                  </ns5:extLst>
+                </ns3:docPr>
+                <ns3:cNvGraphicFramePr>
+                  <ns5:graphicFrameLocks/>
+                </ns3:cNvGraphicFramePr>
+                <ns5:graphic>
+                  <ns5:graphicData uri="http://schemas.microsoft.com/office/word/2010/wordprocessingShape">
+                    <ns10:wsp>
+                      <ns10:cNvSpPr>
+                        <ns5:spLocks/>
+                      </ns10:cNvSpPr>
+                      <ns10:spPr>
+                        <ns5:xfrm>
+                          <ns5:off x="0" y="0"/>
+                          <ns5:ext cx="108585" cy="720000"/>
+                        </ns5:xfrm>
+                        <ns5:prstGeom prst="roundRect">
+                          <ns5:avLst>
+                            <ns5:gd name="adj" fmla="val 0"/>
+                          </ns5:avLst>
+                        </ns5:prstGeom>
+                        <ns5:solidFill>
+                          <ns5:srgbClr val="FFB800"/>
+                        </ns5:solidFill>
+                        <ns5:ln>
+                          <ns5:noFill/>
+                        </ns5:ln>
+                      </ns10:spPr>
+                      <ns10:style>
+                        <ns5:lnRef idx="2">
+                          <ns5:schemeClr val="accent1">
+                            <ns5:shade val="15000"/>
+                          </ns5:schemeClr>
+                        </ns5:lnRef>
+                        <ns5:fillRef idx="1">
+                          <ns5:schemeClr val="accent1"/>
+                        </ns5:fillRef>
+                        <ns5:effectRef idx="0">
+                          <ns5:schemeClr val="accent1"/>
+                        </ns5:effectRef>
+                        <ns5:fontRef idx="minor">
+                          <ns5:schemeClr val="lt1"/>
+                        </ns5:fontRef>
+                      </ns10:style>
+                      <ns10:bodyPr rot="0" spcFirstLastPara="0" vertOverflow="overflow" horzOverflow="overflow" vert="horz" wrap="square" lIns="91440" tIns="45720" rIns="91440" bIns="45720" numCol="1" spcCol="0" rtlCol="0" fromWordArt="0" anchor="ctr" anchorCtr="0" forceAA="0" compatLnSpc="1">
+                        <ns5:prstTxWarp prst="textNoShape">
+                          <ns5:avLst/>
+                        </ns5:prstTxWarp>
+                        <ns5:noAutofit/>
+                      </ns10:bodyPr>
+                    </ns10:wsp>
+                  </ns5:graphicData>
+                </ns5:graphic>
+                <ns4:sizeRelH relativeFrom="margin">
+                  <ns4:pctWidth>0</ns4:pctWidth>
+                </ns4:sizeRelH>
+                <ns4:sizeRelV relativeFrom="margin">
+                  <ns4:pctHeight>0</ns4:pctHeight>
+                </ns4:sizeRelV>
+              </ns3:anchor>
+            </ns0:drawing>
+          </ns1:Choice>
+          <ns1:Fallback>
+            <ns0:pict ns2:anchorId="19E8269E">
+              <ns11:roundrect id="Rectángulo: esquinas redondeadas 6" style="position:absolute;margin-left:-24.85pt;margin-top:35.55pt;width:8.55pt;height:56.7pt;z-index:251673600;visibility:visible;mso-wrap-style:square;mso-width-percent:0;mso-height-percent:0;mso-wrap-distance-left:9pt;mso-wrap-distance-top:0;mso-wrap-distance-right:9pt;mso-wrap-distance-bottom:0;mso-position-horizontal:absolute;mso-position-horizontal-relative:text;mso-position-vertical:absolute;mso-position-vertical-relative:text;mso-width-percent:0;mso-height-percent:0;mso-width-relative:margin;mso-height-relative:margin;v-text-anchor:middle" alt="&quot;&quot;" ns12:spid="_x0000_s1026" fillcolor="#ffb800" stroked="f" strokeweight="1pt" arcsize="0" ns2:anchorId="19FE2BFE" ns12:gfxdata="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">
+                <ns11:stroke joinstyle="miter"/>
+              </ns11:roundrect>
+            </ns0:pict>
+          </ns1:Fallback>
+        </ns1:AlternateContent>
+      </ns0:r>
+    </ns0:p>
+    <ns0:p ns0:rsidRPr="006873B9" ns0:rsidR="00220E71" ns0:rsidP="006873B9" ns0:rsidRDefault="00220E71" ns2:paraId="2214CF40" ns2:textId="478C6966">
+      <ns0:pPr>
+        <ns0:pStyle ns0:val="carrera1"/>
+      </ns0:pPr>
+      <ns0:r>
+        <ns0:t xml:space="preserve">Semana </ns0:t>
+      </ns0:r>
+      <ns0:r ns0:rsidR="00C05B84">
+        <ns0:t>8</ns0:t>
+      </ns0:r>
+    </ns0:p>
+    <ns0:p ns0:rsidR="683870C2" ns0:rsidP="53C6DC37" ns0:rsidRDefault="683870C2" ns2:paraId="0DA4EE19" ns2:textId="45995C43">
+      <ns0:pPr>
+        <ns0:pStyle ns0:val="carrera2"/>
+      </ns0:pPr>
+      <ns0:r>
+        <ns0:t>Taller Aplicado de Software</ns0:t>
+      </ns0:r>
+    </ns0:p>
+    <ns0:p ns0:rsidRPr="00F25EF5" ns0:rsidR="00F25EF5" ns0:rsidP="00F25EF5" ns0:rsidRDefault="00F25EF5" ns2:paraId="3DC11CAE" ns2:textId="77777777"/>
+    <ns0:p ns0:rsidR="004A7D4F" ns0:rsidP="004A7D4F" ns0:rsidRDefault="004A7D4F" ns2:paraId="3A8A2333" ns2:textId="77777777"/>
+    <ns0:p ns0:rsidRPr="006873B9" ns0:rsidR="00EA22DE" ns0:rsidP="006873B9" ns0:rsidRDefault="004A7D4F" ns2:paraId="6EF062F3" ns2:textId="4516EF58">
+      <ns0:pPr>
+        <ns0:pStyle ns0:val="BajadaTtulo"/>
+      </ns0:pPr>
+      <ns0:r ns0:rsidRPr="006873B9">
+        <ns0:t>Formato de respuesta</ns0:t>
+      </ns0:r>
+    </ns0:p>
+    <ns0:tbl>
+      <ns0:tblPr>
+        <ns0:tblStyle ns0:val="Tablaconcuadrcula"/>
+        <ns0:tblW ns0:w="0" ns0:type="auto"/>
+        <ns0:tblLook ns0:val="04A0" ns0:firstRow="1" ns0:lastRow="0" ns0:firstColumn="1" ns0:lastColumn="0" ns0:noHBand="0" ns0:noVBand="1"/>
+      </ns0:tblPr>
+      <ns0:tblGrid>
+        <ns0:gridCol ns0:w="4960"/>
+        <ns0:gridCol ns0:w="4951"/>
+      </ns0:tblGrid>
+      <ns0:tr ns0:rsidR="00220E71" ns0:rsidTr="00F25EF5" ns2:paraId="6FE5C134" ns2:textId="77777777">
+        <ns0:trPr>
+          <ns0:trHeight ns0:val="510"/>
+        </ns0:trPr>
+        <ns0:tc>
+          <ns0:tcPr>
+            <ns0:tcW ns0:w="4961" ns0:type="dxa"/>
+            <ns0:tcBorders>
+              <ns0:top ns0:val="single" ns0:color="404040" ns0:themeColor="text1" ns0:themeTint="BF" ns0:sz="4" ns0:space="0"/>
+              <ns0:left ns0:val="single" ns0:color="404040" ns0:themeColor="text1" ns0:themeTint="BF" ns0:sz="4" ns0:space="0"/>
+              <ns0:bottom ns0:val="single" ns0:color="404040" ns0:themeColor="text1" ns0:themeTint="BF" ns0:sz="4" ns0:space="0"/>
+              <ns0:right ns0:val="single" ns0:color="404040" ns0:themeColor="text1" ns0:themeTint="BF" ns0:sz="4" ns0:space="0"/>
+            </ns0:tcBorders>
+            <ns0:vAlign ns0:val="center"/>
+          </ns0:tcPr>
+          <ns0:p ns0:rsidRPr="00E741B0" ns0:rsidR="00220E71" ns0:rsidP="00886159" ns0:rsidRDefault="00761548" ns2:paraId="11D77D7B" ns2:textId="2EF92772">
+            <ns0:pPr>
+              <ns0:spacing ns0:before="120"/>
+            </ns0:pPr>
+            <ns0:r ns0:rsidRPr="3E7189C4">
+              <ns0:rPr>
+                <ns0:b/>
+                <ns0:bCs/>
+              </ns0:rPr>
+              <ns0:t>Nombre estudiante:</ns0:t>
+            </ns0:r>
+          </ns0:p>
+        </ns0:tc>
+        <ns0:tc>
+          <ns0:tcPr>
+            <ns0:tcW ns0:w="4952" ns0:type="dxa"/>
+            <ns0:tcBorders>
+              <ns0:top ns0:val="single" ns0:color="404040" ns0:themeColor="text1" ns0:themeTint="BF" ns0:sz="4" ns0:space="0"/>
+              <ns0:left ns0:val="single" ns0:color="404040" ns0:themeColor="text1" ns0:themeTint="BF" ns0:sz="4" ns0:space="0"/>
+              <ns0:bottom ns0:val="single" ns0:color="404040" ns0:themeColor="text1" ns0:themeTint="BF" ns0:sz="4" ns0:space="0"/>
+              <ns0:right ns0:val="single" ns0:color="404040" ns0:themeColor="text1" ns0:themeTint="BF" ns0:sz="4" ns0:space="0"/>
+            </ns0:tcBorders>
+            <ns0:vAlign ns0:val="center"/>
+          </ns0:tcPr>
+          <ns0:p>
+            <ns0:r>
+              <ns0:t>Cristopher Gamboa (Grupo 1)</ns0:t>
+            </ns0:r>
+          </ns0:p>
+        </ns0:tc>
+      </ns0:tr>
+      <ns0:tr ns0:rsidR="00761548" ns0:rsidTr="00F25EF5" ns2:paraId="69C67236" ns2:textId="77777777">
+        <ns0:trPr>
+          <ns0:trHeight ns0:val="531"/>
+        </ns0:trPr>
+        <ns0:tc>
+          <ns0:tcPr>
+            <ns0:tcW ns0:w="4961" ns0:type="dxa"/>
+            <ns0:tcBorders>
+              <ns0:top ns0:val="single" ns0:color="404040" ns0:themeColor="text1" ns0:themeTint="BF" ns0:sz="4" ns0:space="0"/>
+              <ns0:left ns0:val="single" ns0:color="404040" ns0:themeColor="text1" ns0:themeTint="BF" ns0:sz="4" ns0:space="0"/>
+              <ns0:bottom ns0:val="single" ns0:color="404040" ns0:themeColor="text1" ns0:themeTint="BF" ns0:sz="4" ns0:space="0"/>
+              <ns0:right ns0:val="single" ns0:color="404040" ns0:themeColor="text1" ns0:themeTint="BF" ns0:sz="4" ns0:space="0"/>
+            </ns0:tcBorders>
+            <ns0:vAlign ns0:val="center"/>
+          </ns0:tcPr>
+          <ns0:p>
+            <ns0:r>
+              <ns0:t>Asignatura: Taller Aplicado de Software (TSY2201)</ns0:t>
+            </ns0:r>
+          </ns0:p>
+        </ns0:tc>
+        <ns0:tc>
+          <ns0:tcPr>
+            <ns0:tcW ns0:w="4952" ns0:type="dxa"/>
+            <ns0:tcBorders>
+              <ns0:top ns0:val="single" ns0:color="404040" ns0:themeColor="text1" ns0:themeTint="BF" ns0:sz="4" ns0:space="0"/>
+              <ns0:left ns0:val="single" ns0:color="404040" ns0:themeColor="text1" ns0:themeTint="BF" ns0:sz="4" ns0:space="0"/>
+              <ns0:bottom ns0:val="single" ns0:color="404040" ns0:themeColor="text1" ns0:themeTint="BF" ns0:sz="4" ns0:space="0"/>
+              <ns0:right ns0:val="single" ns0:color="404040" ns0:themeColor="text1" ns0:themeTint="BF" ns0:sz="4" ns0:space="0"/>
+            </ns0:tcBorders>
+            <ns0:vAlign ns0:val="center"/>
+          </ns0:tcPr>
+          <ns0:p>
+            <ns0:r>
+              <ns0:t>Carrera: Ingeniería en Informática</ns0:t>
+            </ns0:r>
+          </ns0:p>
+        </ns0:tc>
+      </ns0:tr>
+      <ns0:tr ns0:rsidR="00761548" ns0:rsidTr="00F25EF5" ns2:paraId="62DF92D4" ns2:textId="77777777">
+        <ns0:trPr>
+          <ns0:trHeight ns0:val="536"/>
+        </ns0:trPr>
+        <ns0:tc>
+          <ns0:tcPr>
+            <ns0:tcW ns0:w="4961" ns0:type="dxa"/>
+            <ns0:tcBorders>
+              <ns0:top ns0:val="single" ns0:color="404040" ns0:themeColor="text1" ns0:themeTint="BF" ns0:sz="4" ns0:space="0"/>
+              <ns0:left ns0:val="single" ns0:color="404040" ns0:themeColor="text1" ns0:themeTint="BF" ns0:sz="4" ns0:space="0"/>
+              <ns0:bottom ns0:val="single" ns0:color="404040" ns0:themeColor="text1" ns0:themeTint="BF" ns0:sz="4" ns0:space="0"/>
+              <ns0:right ns0:val="single" ns0:color="404040" ns0:themeColor="text1" ns0:themeTint="BF" ns0:sz="4" ns0:space="0"/>
+            </ns0:tcBorders>
+            <ns0:vAlign ns0:val="center"/>
+          </ns0:tcPr>
+          <ns0:p ns0:rsidRPr="00E741B0" ns0:rsidR="00761548" ns0:rsidP="00761548" ns0:rsidRDefault="00761548" ns2:paraId="5C31DAE7" ns2:textId="78284421">
+            <ns0:pPr>
+              <ns0:spacing ns0:before="120"/>
+            </ns0:pPr>
+            <ns0:r ns0:rsidRPr="3E7189C4">
+              <ns0:rPr>
+                <ns0:b/>
+                <ns0:bCs/>
+              </ns0:rPr>
+              <ns0:t>Profesor:</ns0:t>
+            </ns0:r>
+          </ns0:p>
+        </ns0:tc>
+        <ns0:tc>
+          <ns0:tcPr>
+            <ns0:tcW ns0:w="4952" ns0:type="dxa"/>
+            <ns0:tcBorders>
+              <ns0:top ns0:val="single" ns0:color="404040" ns0:themeColor="text1" ns0:themeTint="BF" ns0:sz="4" ns0:space="0"/>
+              <ns0:left ns0:val="single" ns0:color="404040" ns0:themeColor="text1" ns0:themeTint="BF" ns0:sz="4" ns0:space="0"/>
+              <ns0:bottom ns0:val="single" ns0:color="404040" ns0:themeColor="text1" ns0:themeTint="BF" ns0:sz="4" ns0:space="0"/>
+              <ns0:right ns0:val="single" ns0:color="404040" ns0:themeColor="text1" ns0:themeTint="BF" ns0:sz="4" ns0:space="0"/>
+            </ns0:tcBorders>
+            <ns0:vAlign ns0:val="center"/>
+          </ns0:tcPr>
+          <ns0:p>
+            <ns0:r>
+              <ns0:t>13/07/2026</ns0:t>
+            </ns0:r>
+          </ns0:p>
+        </ns0:tc>
+      </ns0:tr>
+    </ns0:tbl>
+    <ns0:p ns0:rsidR="00AC7E78" ns0:rsidP="0094777E" ns0:rsidRDefault="00AC7E78" ns2:paraId="692D2C92" ns2:textId="1CFFBE4F">
+      <ns0:pPr>
+        <ns0:ind ns0:left="142"/>
+      </ns0:pPr>
+    </ns0:p>
+    <ns0:p ns0:rsidR="00BA64FA" ns0:rsidP="00BA64FA" ns0:rsidRDefault="00BA64FA" ns2:paraId="3853A4E9" ns2:textId="77777777">
+      <ns0:pPr>
+        <ns0:pStyle ns0:val="Ttulo"/>
+      </ns0:pPr>
+    </ns0:p>
+    <ns0:p ns0:rsidR="29E0E00E" ns0:rsidP="29E0E00E" ns0:rsidRDefault="29E0E00E" ns2:paraId="4C7EEA9D" ns2:textId="2F35CFA8"/>
+    <ns0:p ns0:rsidRPr="00EE7F87" ns0:rsidR="00EE7F87" ns0:rsidP="61404508" ns0:rsidRDefault="00C66182" ns2:paraId="73B6FF9B" ns2:textId="3F7BAEF0">
+      <ns0:pPr>
+        <ns0:pStyle ns0:val="Ttulo"/>
+      </ns0:pPr>
+      <ns0:r>
+        <ns0:lastRenderedPageBreak/>
+        <ns0:t>Descripción de la actividad</ns0:t>
+      </ns0:r>
+    </ns0:p>
+    <ns0:p ns0:rsidR="61404508" ns0:rsidP="61404508" ns0:rsidRDefault="61404508" ns2:paraId="6C082D57" ns2:textId="61547DBA"/>
+    <ns0:p ns0:rsidR="00BA64FA" ns0:rsidP="00C05B84" ns0:rsidRDefault="58769070" ns2:paraId="5404E22E" ns2:textId="1C451A7C">
+      <ns0:pPr>
+        <ns0:jc ns0:val="both"/>
+      </ns0:pPr>
+      <ns0:r ns0:rsidR="58769070">
+        <ns0:rPr/>
+        <ns0:t>En esta etapa, completará</ns0:t>
+      </ns0:r>
+      <ns0:r ns0:rsidR="39A20472">
+        <ns0:rPr/>
+        <ns0:t>s</ns0:t>
+      </ns0:r>
+      <ns0:r ns0:rsidR="58769070">
+        <ns0:rPr/>
+        <ns0:t xml:space="preserve"> las tareas y funcionalidades planificadas para el sistema. </ns0:t>
+      </ns0:r>
+      <ns0:r ns0:rsidR="00C05B84">
+        <ns0:rPr/>
+        <ns0:t>La actividad se enfoca en realizar pruebas de todas las funcionalidades del software, tanto manuales como automatizadas (</ns0:t>
+      </ns0:r>
+      <ns0:r ns0:rsidR="00C05B84">
+        <ns0:rPr/>
+        <ns0:t>Katalón,IA</ns0:t>
+      </ns0:r>
+      <ns0:r ns0:rsidR="00C05B84">
+        <ns0:rPr/>
+        <ns0:t xml:space="preserve"> para QA u otra) para identificar posibles errores o áreas de mejora. Posteriormente, </ns0:t>
+      </ns0:r>
+      <ns0:r ns0:rsidR="7A6C5DF4">
+        <ns0:rPr/>
+        <ns0:t xml:space="preserve">corregirás </ns0:t>
+      </ns0:r>
+      <ns0:r ns0:rsidR="00C05B84">
+        <ns0:rPr/>
+        <ns0:t>los defectos encontrados y se realiza</ns0:t>
+      </ns0:r>
+      <ns0:r ns0:rsidR="0C999383">
+        <ns0:rPr/>
+        <ns0:t>rás</ns0:t>
+      </ns0:r>
+      <ns0:r ns0:rsidR="00C05B84">
+        <ns0:rPr/>
+        <ns0:t xml:space="preserve"> ajustes para asegurar que el sistema cumpla con los estándares de calidad y usabilidad. </ns0:t>
+      </ns0:r>
+      <ns0:r ns0:rsidR="302B3174">
+        <ns0:rPr/>
+        <ns0:t>Además, optimizarás</ns0:t>
+      </ns0:r>
+      <ns0:r ns0:rsidR="00C05B84">
+        <ns0:rPr/>
+        <ns0:t xml:space="preserve"> el rendimiento del software, mejorando tiempos de respuesta y la eficiencia de los recursos utilizados, con el objetivo de garantizar una experiencia de usuario fluida y un sistema estable antes de su entrega final.</ns0:t>
+      </ns0:r>
+    </ns0:p>
+    <ns0:p ns0:rsidRPr="00EE7F87" ns0:rsidR="00C05B84" ns0:rsidP="00C05B84" ns0:rsidRDefault="00C05B84" ns2:paraId="2BB139D7" ns2:textId="77777777">
+      <ns0:pPr>
+        <ns0:jc ns0:val="both"/>
+      </ns0:pPr>
+    </ns0:p>
+    <ns0:p ns0:rsidR="008B3644" ns0:rsidP="008B3644" ns0:rsidRDefault="00A34AFF" ns2:paraId="60A7E1C1" ns2:textId="77777777">
+      <ns0:pPr>
+        <ns0:pStyle ns0:val="Ttulo2"/>
+      </ns0:pPr>
+      <ns0:r>
+        <ns0:t>Instrucciones específicas</ns0:t>
+      </ns0:r>
+    </ns0:p>
+    <ns0:p ns0:rsidRPr="00C05B84" ns0:rsidR="00C05B84" ns0:rsidP="4001CED3" ns0:rsidRDefault="00C05B84" ns2:paraId="4CB0CE97" ns2:textId="40511971">
+      <ns0:pPr>
+        <ns0:jc ns0:val="both"/>
+        <ns0:rPr>
+          <ns0:rFonts ns0:eastAsia="Arial" ns0:cs="Arial"/>
+        </ns0:rPr>
+      </ns0:pPr>
+      <ns0:r ns0:rsidRPr="4001CED3" ns0:rsidR="00C05B84">
+        <ns0:rPr>
+          <ns0:rFonts ns0:eastAsia="Arial" ns0:cs="Arial"/>
+        </ns0:rPr>
+        <ns0:t>La actividad consiste en llevar a cabo una evaluación integral del software, abarcando pruebas manuales y</ns0:t>
+      </ns0:r>
+      <ns0:r ns0:rsidRPr="4001CED3" ns0:rsidR="00C05B84">
+        <ns0:rPr>
+          <ns0:rFonts ns0:eastAsia="Arial" ns0:cs="Arial"/>
+        </ns0:rPr>
+        <ns0:t>/o</ns0:t>
+      </ns0:r>
+      <ns0:r ns0:rsidRPr="4001CED3" ns0:rsidR="00C05B84">
+        <ns0:rPr>
+          <ns0:rFonts ns0:eastAsia="Arial" ns0:cs="Arial"/>
+        </ns0:rPr>
+        <ns0:t xml:space="preserve"> automatizadas para validar su funcionalidad, identificar defectos y optimizar su rendimiento. El proceso comienza con la planificación de pruebas, donde se definirá</ns0:t>
+      </ns0:r>
+      <ns0:r ns0:rsidRPr="4001CED3" ns0:rsidR="03EDF381">
+        <ns0:rPr>
+          <ns0:rFonts ns0:eastAsia="Arial" ns0:cs="Arial"/>
+        </ns0:rPr>
+        <ns0:t>s</ns0:t>
+      </ns0:r>
+      <ns0:r ns0:rsidRPr="4001CED3" ns0:rsidR="00C05B84">
+        <ns0:rPr>
+          <ns0:rFonts ns0:eastAsia="Arial" ns0:cs="Arial"/>
+        </ns0:rPr>
+        <ns0:t xml:space="preserve"> los casos de prueba específicos que abarcarán todas las funcionalidades clave del sistema, así como los escenarios límite y posibles excepciones. Para la automatización, se recomienda el uso de herramientas como </ns0:t>
+      </ns0:r>
+      <ns0:r ns0:rsidRPr="4001CED3" ns0:rsidR="00C05B84">
+        <ns0:rPr>
+          <ns0:rFonts ns0:eastAsia="Arial" ns0:cs="Arial"/>
+        </ns0:rPr>
+        <ns0:t>Katal</ns0:t>
+      </ns0:r>
+      <ns0:r ns0:rsidRPr="4001CED3" ns0:rsidR="000E153E">
+        <ns0:rPr>
+          <ns0:rFonts ns0:eastAsia="Arial" ns0:cs="Arial"/>
+        </ns0:rPr>
+        <ns0:t>o</ns0:t>
+      </ns0:r>
+      <ns0:r ns0:rsidRPr="4001CED3" ns0:rsidR="00C05B84">
+        <ns0:rPr>
+          <ns0:rFonts ns0:eastAsia="Arial" ns0:cs="Arial"/>
+        </ns0:rPr>
+        <ns0:t>n</ns0:t>
+      </ns0:r>
+      <ns0:r ns0:rsidRPr="4001CED3" ns0:rsidR="00C05B84">
+        <ns0:rPr>
+          <ns0:rFonts ns0:eastAsia="Arial" ns0:cs="Arial"/>
+        </ns0:rPr>
+        <ns0:t xml:space="preserve"> o la aplicación de soluciones basadas en inteligencia artificial para QA, que permitirán agilizar el proceso y obtener resultados consistentes. Las pruebas manuales, por otro lado, se enfocarán en verificar aspectos de usabilidad y en simular interacciones del usuario que podrían no ser capturadas fácilmente por herramientas automatizadas.</ns0:t>
+      </ns0:r>
+    </ns0:p>
+    <ns0:p ns0:rsidR="00C05B84" ns0:rsidP="00C05B84" ns0:rsidRDefault="00C05B84" ns2:paraId="580D8D5D" ns2:textId="1AF51C8D">
+      <ns0:pPr>
+        <ns0:jc ns0:val="both"/>
+        <ns0:rPr>
+          <ns0:rFonts ns0:eastAsia="Arial" ns0:cs="Arial"/>
+          <ns0:szCs ns0:val="24"/>
+        </ns0:rPr>
+      </ns0:pPr>
+      <ns0:r ns0:rsidRPr="00C05B84">
+        <ns0:rPr>
+          <ns0:rFonts ns0:eastAsia="Arial" ns0:cs="Arial"/>
+          <ns0:szCs ns0:val="24"/>
+        </ns0:rPr>
+        <ns0:t>Una vez realizadas las pruebas, se debe documentar de manera detallada cualquier error o área de mejora encontrada, clasificándolos según su gravedad e impacto en el sistema. Posteriormente, el equipo de desarrollo deberá abordar estos defectos aplicando las correcciones necesarias y realizando ajustes en el código. Es fundamental que, tras cada corrección, se realicen pruebas de regresión para garantizar que los cambios no hayan introducido nuevos problemas en otras áreas del sistema.</ns0:t>
+      </ns0:r>
+    </ns0:p>
+    <ns0:p ns0:rsidRPr="00C05B84" ns0:rsidR="00C05B84" ns0:rsidP="4001CED3" ns0:rsidRDefault="00C05B84" ns2:paraId="03AEDAAC" ns2:textId="77777777">
+      <ns0:pPr>
+        <ns0:jc ns0:val="both"/>
+        <ns0:rPr>
+          <ns0:rFonts ns0:eastAsia="Arial" ns0:cs="Arial"/>
+        </ns0:rPr>
+      </ns0:pPr>
+    </ns0:p>
+    <ns0:p ns0:rsidR="4001CED3" ns0:rsidP="4001CED3" ns0:rsidRDefault="4001CED3" ns2:paraId="72EC7704" ns2:textId="56E8DDF4">
+      <ns0:pPr>
+        <ns0:jc ns0:val="both"/>
+        <ns0:rPr>
+          <ns0:rFonts ns0:eastAsia="Arial" ns0:cs="Arial"/>
+        </ns0:rPr>
+      </ns0:pPr>
+    </ns0:p>
+    <ns0:p ns0:rsidR="4001CED3" ns0:rsidP="4001CED3" ns0:rsidRDefault="4001CED3" ns2:paraId="78DA60B3" ns2:textId="36D0A383">
+      <ns0:pPr>
+        <ns0:pStyle ns0:val="Normal"/>
+        <ns0:jc ns0:val="both"/>
+        <ns0:rPr>
+          <ns0:rFonts ns0:eastAsia="Arial" ns0:cs="Arial"/>
+        </ns0:rPr>
+      </ns0:pPr>
+    </ns0:p>
+    <ns0:p ns0:rsidRPr="00C05B84" ns0:rsidR="00C05B84" ns0:rsidP="00C05B84" ns0:rsidRDefault="00C05B84" ns2:paraId="2E3C3540" ns2:textId="00B47198">
+      <ns0:pPr>
+        <ns0:jc ns0:val="both"/>
+        <ns0:rPr>
+          <ns0:rFonts ns0:eastAsia="Arial" ns0:cs="Arial"/>
+          <ns0:szCs ns0:val="24"/>
+        </ns0:rPr>
+      </ns0:pPr>
+      <ns0:r ns0:rsidRPr="00C05B84">
+        <ns0:rPr>
+          <ns0:rFonts ns0:eastAsia="Arial" ns0:cs="Arial"/>
+          <ns0:szCs ns0:val="24"/>
+        </ns0:rPr>
+        <ns0:lastRenderedPageBreak/>
+        <ns0:t>Después de asegurar la estabilidad del software en cuanto a funcionalidad y calidad, se procederá a la etapa de optimización del rendimiento. Aquí, se analizarán los tiempos de respuesta del sistema, el consumo de recursos y la eficiencia general. Será necesario ajustar configuraciones, optimizar consultas, mejorar algoritmos y, en caso de ser requerido, implementar técnicas d</ns0:t>
+      </ns0:r>
+      <ns0:r>
+        <ns0:rPr>
+          <ns0:rFonts ns0:eastAsia="Arial" ns0:cs="Arial"/>
+          <ns0:szCs ns0:val="24"/>
+        </ns0:rPr>
+        <ns0:t>e</ns0:t>
+      </ns0:r>
+      <ns0:r ns0:rsidRPr="00C05B84">
+        <ns0:rPr>
+          <ns0:rFonts ns0:eastAsia="Arial" ns0:cs="Arial"/>
+          <ns0:szCs ns0:val="24"/>
+        </ns0:rPr>
+        <ns0:t xml:space="preserve"> balanceo de carga. Durante esta fase, se pueden emplear herramientas de monitoreo y diagnóstico que proporcionen métricas detalladas sobre el comportamiento del software en distintos escenarios de uso.</ns0:t>
+      </ns0:r>
+    </ns0:p>
+    <ns0:p ns0:rsidR="17BA3ED9" ns0:rsidP="4001CED3" ns0:rsidRDefault="00C05B84" ns2:paraId="6440DC7F" ns2:textId="75B47F5B">
+      <ns0:pPr>
+        <ns0:jc ns0:val="both"/>
+        <ns0:rPr>
+          <ns0:rFonts ns0:eastAsia="Arial" ns0:cs="Arial"/>
+        </ns0:rPr>
+      </ns0:pPr>
+      <ns0:r ns0:rsidRPr="4001CED3" ns0:rsidR="00C05B84">
+        <ns0:rPr>
+          <ns0:rFonts ns0:eastAsia="Arial" ns0:cs="Arial"/>
+        </ns0:rPr>
+        <ns0:t>Finalmente, elaborará</ns0:t>
+      </ns0:r>
+      <ns0:r ns0:rsidRPr="4001CED3" ns0:rsidR="6430CA3D">
+        <ns0:rPr>
+          <ns0:rFonts ns0:eastAsia="Arial" ns0:cs="Arial"/>
+        </ns0:rPr>
+        <ns0:t>s</ns0:t>
+      </ns0:r>
+      <ns0:r ns0:rsidRPr="4001CED3" ns0:rsidR="00C05B84">
+        <ns0:rPr>
+          <ns0:rFonts ns0:eastAsia="Arial" ns0:cs="Arial"/>
+        </ns0:rPr>
+        <ns0:t xml:space="preserve"> un informe que recopile los resultados de las pruebas, los defectos corregidos, las optimizaciones implementadas y cualquier recomendación adicional. Este informe servirá como evidencia del cumplimiento de los estándares de calidad, usabilidad y rendimiento requeridos, asegurando que el software está listo para su entrega final con una experiencia de usuario fluida y un sistema estable.</ns0:t>
+      </ns0:r>
+    </ns0:p>
+    <ns0:p ns0:rsidR="00C05B84" ns0:rsidP="4001CED3" ns0:rsidRDefault="00C05B84" ns2:paraId="1A106471" ns2:textId="1F43617D">
+      <ns0:pPr>
+        <ns0:jc ns0:val="both"/>
+        <ns0:rPr>
+          <ns0:rFonts ns0:eastAsia="Arial" ns0:cs="Arial"/>
+          <ns0:b ns0:val="1"/>
+          <ns0:bCs ns0:val="1"/>
+        </ns0:rPr>
+      </ns0:pPr>
+      <ns0:r ns0:rsidRPr="4001CED3" ns0:rsidR="00C05B84">
+        <ns0:rPr>
+          <ns0:rFonts ns0:eastAsia="Arial" ns0:cs="Arial"/>
+          <ns0:b ns0:val="1"/>
+          <ns0:bCs ns0:val="1"/>
+        </ns0:rPr>
+        <ns0:t>Recuerda que este es el último paso previo a la entrega final del software, por lo que es muy importante el proceso de pruebas</ns0:t>
+      </ns0:r>
+      <ns0:r ns0:rsidRPr="4001CED3" ns0:rsidR="0BDA532D">
+        <ns0:rPr>
+          <ns0:rFonts ns0:eastAsia="Arial" ns0:cs="Arial"/>
+          <ns0:b ns0:val="1"/>
+          <ns0:bCs ns0:val="1"/>
+        </ns0:rPr>
+        <ns0:t xml:space="preserve">, por lo tanto, si tienes alguna consulta no dudes en contactar a tu docente. </ns0:t>
+      </ns0:r>
+    </ns0:p>
+    <ns0:p>
+      <ns0:pPr>
+        <ns0:pStyle ns0:val="Ttulo2"/>
+      </ns0:pPr>
+      <ns0:r>
+        <ns0:t>1. Planificación de Pruebas Ejecutadas</ns0:t>
+      </ns0:r>
+    </ns0:p>
+    <ns0:p>
+      <ns0:pPr/>
+      <ns0:r>
+        <ns0:t>Se ejecutó la matriz CP-01…CP-40 definida en la entrega Semana 3, validando 12 escenarios críticos representativos que cruzan Vitest (Angular 22), xUnit integración (auth-api, academy-api, reports-api, verifier-api) y pruebas manuales MetaMask en Sepolia Testnet. La tabla siguiente documenta estímulos Web3 reales, criterios de aceptación, resultados obtenidos en VPS staging y estados semánticos de cierre.</ns0:t>
+      </ns0:r>
+    </ns0:p>
+    <ns0:p>
+      <ns0:pPr>
+        <ns0:sectPr>
+          <ns0:pgSz ns0:w="16838" ns0:h="11906" ns0:orient="landscape"/>
+          <ns0:pgMar ns0:top="1440" ns0:right="1440" ns0:bottom="1440" ns0:left="1440" ns0:header="708" ns0:footer="708" ns0:gutter="0"/>
+        </ns0:sectPr>
+      </ns0:pPr>
+      <ns0:r>
+        <ns0:t>Nota técnica QA: La suite automatizada completa integra 65 pruebas en el pipeline SovereignID CI Pipeline (GitHub Actions): jobs test-frontend (Vitest/ng test) y test-backend (Auth.IntegrationTests + Reports.IntegrationTests), ejecutándose en cada push/PR a dev y master como gate obligatorio antes del deploy-production a Portainer. Pass Rate global ≥95%. Los 3 defectos bloqueantes ERR-01…ERR-03 fueron corregidos y re-validados con pruebas de regresión.</ns0:t>
+      </ns0:r>
+    </ns0:p>
+    <ns0:tbl>
+      <ns0:tblPr>
+        <ns0:tblStyle ns0:val="Tablaconcuadrcula"/>
+        <ns0:tblLook ns0:firstColumn="1" ns0:firstRow="1" ns0:lastColumn="0" ns0:lastRow="0" ns0:noHBand="0" ns0:noVBand="1" ns0:val="04A0"/>
+        <ns0:tblW ns0:w="12200" ns0:type="dxa"/>
+        <ns0:tblLayout ns0:type="fixed"/>
+      </ns0:tblPr>
+      <ns0:tr>
+        <ns0:tc>
+          <ns0:tcPr>
+            <ns0:tcW ns0:type="dxa" ns0:w="1240"/>
+          </ns0:tcPr>
+          <ns0:p>
+            <ns0:r>
+              <ns0:t>ID Caso</ns0:t>
+            </ns0:r>
+          </ns0:p>
+        </ns0:tc>
+        <ns0:tc>
+          <ns0:tcPr>
+            <ns0:tcW ns0:type="dxa" ns0:w="1240"/>
+          </ns0:tcPr>
+          <ns0:p>
+            <ns0:r>
+              <ns0:t>Módulo/Componente</ns0:t>
+            </ns0:r>
+          </ns0:p>
+        </ns0:tc>
+        <ns0:tc>
+          <ns0:tcPr>
+            <ns0:tcW ns0:type="dxa" ns0:w="1240"/>
+          </ns0:tcPr>
+          <ns0:p>
+            <ns0:r>
+              <ns0:t>Descripción del Escenario</ns0:t>
+            </ns0:r>
+          </ns0:p>
+        </ns0:tc>
+        <ns0:tc>
+          <ns0:tcPr>
+            <ns0:tcW ns0:type="dxa" ns0:w="1240"/>
+          </ns0:tcPr>
+          <ns0:p>
+            <ns0:r>
+              <ns0:t>Entrada/Estímulo Web3</ns0:t>
+            </ns0:r>
+          </ns0:p>
+        </ns0:tc>
+        <ns0:tc>
+          <ns0:tcPr>
+            <ns0:tcW ns0:type="dxa" ns0:w="1240"/>
+          </ns0:tcPr>
+          <ns0:p>
+            <ns0:r>
+              <ns0:t>Criterio de Aceptación</ns0:t>
+            </ns0:r>
+          </ns0:p>
+        </ns0:tc>
+        <ns0:tc>
+          <ns0:tcPr>
+            <ns0:tcW ns0:type="dxa" ns0:w="1240"/>
+          </ns0:tcPr>
+          <ns0:p>
+            <ns0:r>
+              <ns0:t>Resultado Esperado</ns0:t>
+            </ns0:r>
+          </ns0:p>
+        </ns0:tc>
+        <ns0:tc>
+          <ns0:tcPr>
+            <ns0:tcW ns0:type="dxa" ns0:w="1240"/>
+          </ns0:tcPr>
+          <ns0:p>
+            <ns0:r>
+              <ns0:t>Resultado Obtenido (Ejecución Real)</ns0:t>
+            </ns0:r>
+          </ns0:p>
+        </ns0:tc>
+        <ns0:tc>
+          <ns0:tcPr>
+            <ns0:tcW ns0:type="dxa" ns0:w="1240"/>
+          </ns0:tcPr>
+          <ns0:p>
+            <ns0:r>
+              <ns0:t>Estado</ns0:t>
+            </ns0:r>
+          </ns0:p>
+        </ns0:tc>
+      </ns0:tr>
+      <ns0:tr>
+        <ns0:tc>
+          <ns0:tcPr>
+            <ns0:tcW ns0:type="dxa" ns0:w="1240"/>
+          </ns0:tcPr>
+          <ns0:p>
+            <ns0:r>
+              <ns0:t>CP-01</ns0:t>
+            </ns0:r>
+          </ns0:p>
+        </ns0:tc>
+        <ns0:tc>
+          <ns0:tcPr>
+            <ns0:tcW ns0:type="dxa" ns0:w="1240"/>
+          </ns0:tcPr>
+          <ns0:p>
+            <ns0:r>
+              <ns0:t>auth-api / xUnit</ns0:t>
+            </ns0:r>
+          </ns0:p>
+        </ns0:tc>
+        <ns0:tc>
+          <ns0:tcPr>
+            <ns0:tcW ns0:type="dxa" ns0:w="1240"/>
+          </ns0:tcPr>
+          <ns0:p>
+            <ns0:r>
+              <ns0:t>Login SIWE exitoso con firma EIP-4361 en Sepolia.</ns0:t>
+            </ns0:r>
+          </ns0:p>
+        </ns0:tc>
+        <ns0:tc>
+          <ns0:tcPr>
+            <ns0:tcW ns0:type="dxa" ns0:w="1240"/>
+          </ns0:tcPr>
+          <ns0:p>
+            <ns0:r>
+              <ns0:t>MetaMask firma mensaje SIWE (chainId 11155111); POST /auth/verify.</ns0:t>
+            </ns0:r>
+          </ns0:p>
+        </ns0:tc>
+        <ns0:tc>
+          <ns0:tcPr>
+            <ns0:tcW ns0:type="dxa" ns0:w="1240"/>
+          </ns0:tcPr>
+          <ns0:p>
+            <ns0:r>
+              <ns0:t>JWT emitido con claims RBAC; HTTP 200; sesión restaurable.</ns0:t>
+            </ns0:r>
+          </ns0:p>
+        </ns0:tc>
+        <ns0:tc>
+          <ns0:tcPr>
+            <ns0:tcW ns0:type="dxa" ns0:w="1240"/>
+          </ns0:tcPr>
+          <ns0:p>
+            <ns0:r>
+              <ns0:t>HTTP 200, jwt + expiresAt + memberships correctos.</ns0:t>
+            </ns0:r>
+          </ns0:p>
+        </ns0:tc>
+        <ns0:tc>
+          <ns0:tcPr>
+            <ns0:tcW ns0:type="dxa" ns0:w="1240"/>
+          </ns0:tcPr>
+          <ns0:p>
+            <ns0:r>
+              <ns0:t>Pass — Auth.IntegrationTests AC-01/AC-02 verdes en CI y VPS staging.</ns0:t>
+            </ns0:r>
+          </ns0:p>
+        </ns0:tc>
+        <ns0:tc>
+          <ns0:tcPr>
+            <ns0:tcW ns0:type="dxa" ns0:w="1240"/>
+          </ns0:tcPr>
+          <ns0:p>
+            <ns0:r>
+              <ns0:t>Exitoso</ns0:t>
+            </ns0:r>
+          </ns0:p>
+        </ns0:tc>
+      </ns0:tr>
+      <ns0:tr>
+        <ns0:tc>
+          <ns0:tcPr>
+            <ns0:tcW ns0:type="dxa" ns0:w="1240"/>
+          </ns0:tcPr>
+          <ns0:p>
+            <ns0:r>
+              <ns0:t>CP-03</ns0:t>
+            </ns0:r>
+          </ns0:p>
+        </ns0:tc>
+        <ns0:tc>
+          <ns0:tcPr>
+            <ns0:tcW ns0:type="dxa" ns0:w="1240"/>
+          </ns0:tcPr>
+          <ns0:p>
+            <ns0:r>
+              <ns0:t>auth-api / xUnit</ns0:t>
+            </ns0:r>
+          </ns0:p>
+        </ns0:tc>
+        <ns0:tc>
+          <ns0:tcPr>
+            <ns0:tcW ns0:type="dxa" ns0:w="1240"/>
+          </ns0:tcPr>
+          <ns0:p>
+            <ns0:r>
+              <ns0:t>Anti-replay: rechazo de nonce reutilizado.</ns0:t>
+            </ns0:r>
+          </ns0:p>
+        </ns0:tc>
+        <ns0:tc>
+          <ns0:tcPr>
+            <ns0:tcW ns0:type="dxa" ns0:w="1240"/>
+          </ns0:tcPr>
+          <ns0:p>
+            <ns0:r>
+              <ns0:t>Reenvío del mismo par (message, signature) tras verify exitoso.</ns0:t>
+            </ns0:r>
+          </ns0:p>
+        </ns0:tc>
+        <ns0:tc>
+          <ns0:tcPr>
+            <ns0:tcW ns0:type="dxa" ns0:w="1240"/>
+          </ns0:tcPr>
+          <ns0:p>
+            <ns0:r>
+              <ns0:t>HTTP 400 con código nonce_consumed; sin segundo JWT.</ns0:t>
+            </ns0:r>
+          </ns0:p>
+        </ns0:tc>
+        <ns0:tc>
+          <ns0:tcPr>
+            <ns0:tcW ns0:type="dxa" ns0:w="1240"/>
+          </ns0:tcPr>
+          <ns0:p>
+            <ns0:r>
+              <ns0:t>Problem Details nonce_consumed.</ns0:t>
+            </ns0:r>
+          </ns0:p>
+        </ns0:tc>
+        <ns0:tc>
+          <ns0:tcPr>
+            <ns0:tcW ns0:type="dxa" ns0:w="1240"/>
+          </ns0:tcPr>
+          <ns0:p>
+            <ns0:r>
+              <ns0:t>Pass — AC-03 integración; Postman collection reproducible.</ns0:t>
+            </ns0:r>
+          </ns0:p>
+        </ns0:tc>
+        <ns0:tc>
+          <ns0:tcPr>
+            <ns0:tcW ns0:type="dxa" ns0:w="1240"/>
+          </ns0:tcPr>
+          <ns0:p>
+            <ns0:r>
+              <ns0:t>Exitoso</ns0:t>
+            </ns0:r>
+          </ns0:p>
+        </ns0:tc>
+      </ns0:tr>
+      <ns0:tr>
+        <ns0:tc>
+          <ns0:tcPr>
+            <ns0:tcW ns0:type="dxa" ns0:w="1240"/>
+          </ns0:tcPr>
+          <ns0:p>
+            <ns0:r>
+              <ns0:t>CP-07</ns0:t>
+            </ns0:r>
+          </ns0:p>
+        </ns0:tc>
+        <ns0:tc>
+          <ns0:tcPr>
+            <ns0:tcW ns0:type="dxa" ns0:w="1240"/>
+          </ns0:tcPr>
+          <ns0:p>
+            <ns0:r>
+              <ns0:t>auth-api / xUnit</ns0:t>
+            </ns0:r>
+          </ns0:p>
+        </ns0:tc>
+        <ns0:tc>
+          <ns0:tcPr>
+            <ns0:tcW ns0:type="dxa" ns0:w="1240"/>
+          </ns0:tcPr>
+          <ns0:p>
+            <ns0:r>
+              <ns0:t>Política de chain: rechazo Mainnet.</ns0:t>
+            </ns0:r>
+          </ns0:p>
+        </ns0:tc>
+        <ns0:tc>
+          <ns0:tcPr>
+            <ns0:tcW ns0:type="dxa" ns0:w="1240"/>
+          </ns0:tcPr>
+          <ns0:p>
+            <ns0:r>
+              <ns0:t>Mensaje SIWE firmado con chainId=1.</ns0:t>
+            </ns0:r>
+          </ns0:p>
+        </ns0:tc>
+        <ns0:tc>
+          <ns0:tcPr>
+            <ns0:tcW ns0:type="dxa" ns0:w="1240"/>
+          </ns0:tcPr>
+          <ns0:p>
+            <ns0:r>
+              <ns0:t>HTTP 400 unsupported_chain; sin emisión JWT.</ns0:t>
+            </ns0:r>
+          </ns0:p>
+        </ns0:tc>
+        <ns0:tc>
+          <ns0:tcPr>
+            <ns0:tcW ns0:type="dxa" ns0:w="1240"/>
+          </ns0:tcPr>
+          <ns0:p>
+            <ns0:r>
+              <ns0:t>Fixture auth-verify-400-unsupported-chain.json validado.</ns0:t>
+            </ns0:r>
+          </ns0:p>
+        </ns0:tc>
+        <ns0:tc>
+          <ns0:tcPr>
+            <ns0:tcW ns0:type="dxa" ns0:w="1240"/>
+          </ns0:tcPr>
+          <ns0:p>
+            <ns0:r>
+              <ns0:t>Pass — política Auth__AllowedChainId=11155111 enforced.</ns0:t>
+            </ns0:r>
+          </ns0:p>
+        </ns0:tc>
+        <ns0:tc>
+          <ns0:tcPr>
+            <ns0:tcW ns0:type="dxa" ns0:w="1240"/>
+          </ns0:tcPr>
+          <ns0:p>
+            <ns0:r>
+              <ns0:t>Exitoso</ns0:t>
+            </ns0:r>
+          </ns0:p>
+        </ns0:tc>
+      </ns0:tr>
+      <ns0:tr>
+        <ns0:tc>
+          <ns0:tcPr>
+            <ns0:tcW ns0:type="dxa" ns0:w="1240"/>
+          </ns0:tcPr>
+          <ns0:p>
+            <ns0:r>
+              <ns0:t>CP-08</ns0:t>
+            </ns0:r>
+          </ns0:p>
+        </ns0:tc>
+        <ns0:tc>
+          <ns0:tcPr>
+            <ns0:tcW ns0:type="dxa" ns0:w="1240"/>
+          </ns0:tcPr>
+          <ns0:p>
+            <ns0:r>
+              <ns0:t>Web3Service / Vitest</ns0:t>
+            </ns0:r>
+          </ns0:p>
+        </ns0:tc>
+        <ns0:tc>
+          <ns0:tcPr>
+            <ns0:tcW ns0:type="dxa" ns0:w="1240"/>
+          </ns0:tcPr>
+          <ns0:p>
+            <ns0:r>
+              <ns0:t>Normalización EIP-55 checksum (ERR-01).</ns0:t>
+            </ns0:r>
+          </ns0:p>
+        </ns0:tc>
+        <ns0:tc>
+          <ns0:tcPr>
+            <ns0:tcW ns0:type="dxa" ns0:w="1240"/>
+          </ns0:tcPr>
+          <ns0:p>
+            <ns0:r>
+              <ns0:t>eth_requestAccounts retorna address en minúsculas sin checksum.</ns0:t>
+            </ns0:r>
+          </ns0:p>
+        </ns0:tc>
+        <ns0:tc>
+          <ns0:tcPr>
+            <ns0:tcW ns0:type="dxa" ns0:w="1240"/>
+          </ns0:tcPr>
+          <ns0:p>
+            <ns0:r>
+              <ns0:t>getAddress() normaliza antes de SIWE; sin error invalid EIP-55 address.</ns0:t>
+            </ns0:r>
+          </ns0:p>
+        </ns0:tc>
+        <ns0:tc>
+          <ns0:tcPr>
+            <ns0:tcW ns0:type="dxa" ns0:w="1240"/>
+          </ns0:tcPr>
+          <ns0:p>
+            <ns0:r>
+              <ns0:t>Login SIWE completo sin rechazo criptográfico.</ns0:t>
+            </ns0:r>
+          </ns0:p>
+        </ns0:tc>
+        <ns0:tc>
+          <ns0:tcPr>
+            <ns0:tcW ns0:type="dxa" ns0:w="1240"/>
+          </ns0:tcPr>
+          <ns0:p>
+            <ns0:r>
+              <ns0:t>Pass tras fix web3.service.ts toChecksumAddress(); regresión Vitest.</ns0:t>
+            </ns0:r>
+          </ns0:p>
+        </ns0:tc>
+        <ns0:tc>
+          <ns0:tcPr>
+            <ns0:tcW ns0:type="dxa" ns0:w="1240"/>
+          </ns0:tcPr>
+          <ns0:p>
+            <ns0:r>
+              <ns0:t>Corregido</ns0:t>
+            </ns0:r>
+          </ns0:p>
+        </ns0:tc>
+      </ns0:tr>
+      <ns0:tr>
+        <ns0:tc>
+          <ns0:tcPr>
+            <ns0:tcW ns0:type="dxa" ns0:w="1240"/>
+          </ns0:tcPr>
+          <ns0:p>
+            <ns0:r>
+              <ns0:t>CP-11</ns0:t>
+            </ns0:r>
+          </ns0:p>
+        </ns0:tc>
+        <ns0:tc>
+          <ns0:tcPr>
+            <ns0:tcW ns0:type="dxa" ns0:w="1240"/>
+          </ns0:tcPr>
+          <ns0:p>
+            <ns0:r>
+              <ns0:t>academy-api / xUnit</ns0:t>
+            </ns0:r>
+          </ns0:p>
+        </ns0:tc>
+        <ns0:tc>
+          <ns0:tcPr>
+            <ns0:tcW ns0:type="dxa" ns0:w="1240"/>
+          </ns0:tcPr>
+          <ns0:p>
+            <ns0:r>
+              <ns0:t>CRUD institución por platform_admin.</ns0:t>
+            </ns0:r>
+          </ns0:p>
+        </ns0:tc>
+        <ns0:tc>
+          <ns0:tcPr>
+            <ns0:tcW ns0:type="dxa" ns0:w="1240"/>
+          </ns0:tcPr>
+          <ns0:p>
+            <ns0:r>
+              <ns0:t>POST /academy/institutions con JWT platform_admin.</ns0:t>
+            </ns0:r>
+          </ns0:p>
+        </ns0:tc>
+        <ns0:tc>
+          <ns0:tcPr>
+            <ns0:tcW ns0:type="dxa" ns0:w="1240"/>
+          </ns0:tcPr>
+          <ns0:p>
+            <ns0:r>
+              <ns0:t>HTTP 201; fila persistida en PostgreSQL 16.</ns0:t>
+            </ns0:r>
+          </ns0:p>
+        </ns0:tc>
+        <ns0:tc>
+          <ns0:tcPr>
+            <ns0:tcW ns0:type="dxa" ns0:w="1240"/>
+          </ns0:tcPr>
+          <ns0:p>
+            <ns0:r>
+              <ns0:t>Institución creada; visible en portal /platform.</ns0:t>
+            </ns0:r>
+          </ns0:p>
+        </ns0:tc>
+        <ns0:tc>
+          <ns0:tcPr>
+            <ns0:tcW ns0:type="dxa" ns0:w="1240"/>
+          </ns0:tcPr>
+          <ns0:p>
+            <ns0:r>
+              <ns0:t>Pass — Academy.IntegrationTests + validación manual VPS.</ns0:t>
+            </ns0:r>
+          </ns0:p>
+        </ns0:tc>
+        <ns0:tc>
+          <ns0:tcPr>
+            <ns0:tcW ns0:type="dxa" ns0:w="1240"/>
+          </ns0:tcPr>
+          <ns0:p>
+            <ns0:r>
+              <ns0:t>Exitoso</ns0:t>
+            </ns0:r>
+          </ns0:p>
+        </ns0:tc>
+      </ns0:tr>
+      <ns0:tr>
+        <ns0:tc>
+          <ns0:tcPr>
+            <ns0:tcW ns0:type="dxa" ns0:w="1240"/>
+          </ns0:tcPr>
+          <ns0:p>
+            <ns0:r>
+              <ns0:t>CP-18</ns0:t>
+            </ns0:r>
+          </ns0:p>
+        </ns0:tc>
+        <ns0:tc>
+          <ns0:tcPr>
+            <ns0:tcW ns0:type="dxa" ns0:w="1240"/>
+          </ns0:tcPr>
+          <ns0:p>
+            <ns0:r>
+              <ns0:t>academy-api / xUnit</ns0:t>
+            </ns0:r>
+          </ns0:p>
+        </ns0:tc>
+        <ns0:tc>
+          <ns0:tcPr>
+            <ns0:tcW ns0:type="dxa" ns0:w="1240"/>
+          </ns0:tcPr>
+          <ns0:p>
+            <ns0:r>
+              <ns0:t>Límite varchar PostgreSQL en payload.</ns0:t>
+            </ns0:r>
+          </ns0:p>
+        </ns0:tc>
+        <ns0:tc>
+          <ns0:tcPr>
+            <ns0:tcW ns0:type="dxa" ns0:w="1240"/>
+          </ns0:tcPr>
+          <ns0:p>
+            <ns0:r>
+              <ns0:t>POST con nombre institución de 300 caracteres.</ns0:t>
+            </ns0:r>
+          </ns0:p>
+        </ns0:tc>
+        <ns0:tc>
+          <ns0:tcPr>
+            <ns0:tcW ns0:type="dxa" ns0:w="1240"/>
+          </ns0:tcPr>
+          <ns0:p>
+            <ns0:r>
+              <ns0:t>HTTP 400 validación; sin inserción parcial.</ns0:t>
+            </ns0:r>
+          </ns0:p>
+        </ns0:tc>
+        <ns0:tc>
+          <ns0:tcPr>
+            <ns0:tcW ns0:type="dxa" ns0:w="1240"/>
+          </ns0:tcPr>
+          <ns0:p>
+            <ns0:r>
+              <ns0:t>FluentValidation rechaza antes de EF Core.</ns0:t>
+            </ns0:r>
+          </ns0:p>
+        </ns0:tc>
+        <ns0:tc>
+          <ns0:tcPr>
+            <ns0:tcW ns0:type="dxa" ns0:w="1240"/>
+          </ns0:tcPr>
+          <ns0:p>
+            <ns0:r>
+              <ns0:t>Pass — error controlado capturado en QA log.</ns0:t>
+            </ns0:r>
+          </ns0:p>
+        </ns0:tc>
+        <ns0:tc>
+          <ns0:tcPr>
+            <ns0:tcW ns0:type="dxa" ns0:w="1240"/>
+          </ns0:tcPr>
+          <ns0:p>
+            <ns0:r>
+              <ns0:t>Exitoso</ns0:t>
+            </ns0:r>
+          </ns0:p>
+        </ns0:tc>
+      </ns0:tr>
+      <ns0:tr>
+        <ns0:tc>
+          <ns0:tcPr>
+            <ns0:tcW ns0:type="dxa" ns0:w="1240"/>
+          </ns0:tcPr>
+          <ns0:p>
+            <ns0:r>
+              <ns0:t>CP-21</ns0:t>
+            </ns0:r>
+          </ns0:p>
+        </ns0:tc>
+        <ns0:tc>
+          <ns0:tcPr>
+            <ns0:tcW ns0:type="dxa" ns0:w="1240"/>
+          </ns0:tcPr>
+          <ns0:p>
+            <ns0:r>
+              <ns0:t>issuer-api / xUnit</ns0:t>
+            </ns0:r>
+          </ns0:p>
+        </ns0:tc>
+        <ns0:tc>
+          <ns0:tcPr>
+            <ns0:tcW ns0:type="dxa" ns0:w="1240"/>
+          </ns0:tcPr>
+          <ns0:p>
+            <ns0:r>
+              <ns0:t>Emisión VC W3C JSON-LD válida.</ns0:t>
+            </ns0:r>
+          </ns0:p>
+        </ns0:tc>
+        <ns0:tc>
+          <ns0:tcPr>
+            <ns0:tcW ns0:type="dxa" ns0:w="1240"/>
+          </ns0:tcPr>
+          <ns0:p>
+            <ns0:r>
+              <ns0:t>POST emisión con student_wallet vinculada y JWT issuer.</ns0:t>
+            </ns0:r>
+          </ns0:p>
+        </ns0:tc>
+        <ns0:tc>
+          <ns0:tcPr>
+            <ns0:tcW ns0:type="dxa" ns0:w="1240"/>
+          </ns0:tcPr>
+          <ns0:p>
+            <ns0:r>
+              <ns0:t>VC con @context W3C, proof y credentialId UUID.</ns0:t>
+            </ns0:r>
+          </ns0:p>
+        </ns0:tc>
+        <ns0:tc>
+          <ns0:tcPr>
+            <ns0:tcW ns0:type="dxa" ns0:w="1240"/>
+          </ns0:tcPr>
+          <ns0:p>
+            <ns0:r>
+              <ns0:t>Issuer.IntegrationTests Pass; JSON-LD schema válido.</ns0:t>
+            </ns0:r>
+          </ns0:p>
+        </ns0:tc>
+        <ns0:tc>
+          <ns0:tcPr>
+            <ns0:tcW ns0:type="dxa" ns0:w="1240"/>
+          </ns0:tcPr>
+          <ns0:p>
+            <ns0:r>
+              <ns0:t>Pass — emisión en entorno staging con Sepolia ETH test.</ns0:t>
+            </ns0:r>
+          </ns0:p>
+        </ns0:tc>
+        <ns0:tc>
+          <ns0:tcPr>
+            <ns0:tcW ns0:type="dxa" ns0:w="1240"/>
+          </ns0:tcPr>
+          <ns0:p>
+            <ns0:r>
+              <ns0:t>Exitoso</ns0:t>
+            </ns0:r>
+          </ns0:p>
+        </ns0:tc>
+      </ns0:tr>
+      <ns0:tr>
+        <ns0:tc>
+          <ns0:tcPr>
+            <ns0:tcW ns0:type="dxa" ns0:w="1240"/>
+          </ns0:tcPr>
+          <ns0:p>
+            <ns0:r>
+              <ns0:t>CP-24</ns0:t>
+            </ns0:r>
+          </ns0:p>
+        </ns0:tc>
+        <ns0:tc>
+          <ns0:tcPr>
+            <ns0:tcW ns0:type="dxa" ns0:w="1240"/>
+          </ns0:tcPr>
+          <ns0:p>
+            <ns0:r>
+              <ns0:t>issuer-api / Manual MetaMask</ns0:t>
+            </ns0:r>
+          </ns0:p>
+        </ns0:tc>
+        <ns0:tc>
+          <ns0:tcPr>
+            <ns0:tcW ns0:type="dxa" ns0:w="1240"/>
+          </ns0:tcPr>
+          <ns0:p>
+            <ns0:r>
+              <ns0:t>Confirmación transacción EIP-712 on-chain.</ns0:t>
+            </ns0:r>
+          </ns0:p>
+        </ns0:tc>
+        <ns0:tc>
+          <ns0:tcPr>
+            <ns0:tcW ns0:type="dxa" ns0:w="1240"/>
+          </ns0:tcPr>
+          <ns0:p>
+            <ns0:r>
+              <ns0:t>UI issuer: emitir credencial; MetaMask confirma tx Sepolia.</ns0:t>
+            </ns0:r>
+          </ns0:p>
+        </ns0:tc>
+        <ns0:tc>
+          <ns0:tcPr>
+            <ns0:tcW ns0:type="dxa" ns0:w="1240"/>
+          </ns0:tcPr>
+          <ns0:p>
+            <ns0:r>
+              <ns0:t>Tx mined; hash retornado; evento AnchorRegistered.</ns0:t>
+            </ns0:r>
+          </ns0:p>
+        </ns0:tc>
+        <ns0:tc>
+          <ns0:tcPr>
+            <ns0:tcW ns0:type="dxa" ns0:w="1240"/>
+          </ns0:tcPr>
+          <ns0:p>
+            <ns0:r>
+              <ns0:t>Etherscan Sepolia confirma tx en &lt;60s (testnet).</ns0:t>
+            </ns0:r>
+          </ns0:p>
+        </ns0:tc>
+        <ns0:tc>
+          <ns0:tcPr>
+            <ns0:tcW ns0:type="dxa" ns0:w="1240"/>
+          </ns0:tcPr>
+          <ns0:p>
+            <ns0:r>
+              <ns0:t>Pass manual — latencia mitigada con HexLoader (ERR-03).</ns0:t>
+            </ns0:r>
+          </ns0:p>
+        </ns0:tc>
+        <ns0:tc>
+          <ns0:tcPr>
+            <ns0:tcW ns0:type="dxa" ns0:w="1240"/>
+          </ns0:tcPr>
+          <ns0:p>
+            <ns0:r>
+              <ns0:t>Exitoso</ns0:t>
+            </ns0:r>
+          </ns0:p>
+        </ns0:tc>
+      </ns0:tr>
+      <ns0:tr>
+        <ns0:tc>
+          <ns0:tcPr>
+            <ns0:tcW ns0:type="dxa" ns0:w="1240"/>
+          </ns0:tcPr>
+          <ns0:p>
+            <ns0:r>
+              <ns0:t>CP-30</ns0:t>
+            </ns0:r>
+          </ns0:p>
+        </ns0:tc>
+        <ns0:tc>
+          <ns0:tcPr>
+            <ns0:tcW ns0:type="dxa" ns0:w="1240"/>
+          </ns0:tcPr>
+          <ns0:p>
+            <ns0:r>
+              <ns0:t>reports-api / xUnit</ns0:t>
+            </ns0:r>
+          </ns0:p>
+        </ns0:tc>
+        <ns0:tc>
+          <ns0:tcPr>
+            <ns0:tcW ns0:type="dxa" ns0:w="1240"/>
+          </ns0:tcPr>
+          <ns0:p>
+            <ns0:r>
+              <ns0:t>MetricsSnapshotJob sin degradar BD caliente.</ns0:t>
+            </ns0:r>
+          </ns0:p>
+        </ns0:tc>
+        <ns0:tc>
+          <ns0:tcPr>
+            <ns0:tcW ns0:type="dxa" ns0:w="1240"/>
+          </ns0:tcPr>
+          <ns0:p>
+            <ns0:r>
+              <ns0:t>Trigger job UTC; GET métricas dashboard academy.</ns0:t>
+            </ns0:r>
+          </ns0:p>
+        </ns0:tc>
+        <ns0:tc>
+          <ns0:tcPr>
+            <ns0:tcW ns0:type="dxa" ns0:w="1240"/>
+          </ns0:tcPr>
+          <ns0:p>
+            <ns0:r>
+              <ns0:t>Respuesta &lt;500ms desde snapshot materializado.</ns0:t>
+            </ns0:r>
+          </ns0:p>
+        </ns0:tc>
+        <ns0:tc>
+          <ns0:tcPr>
+            <ns0:tcW ns0:type="dxa" ns0:w="1240"/>
+          </ns0:tcPr>
+          <ns0:p>
+            <ns0:r>
+              <ns0:t>Reports.IntegrationTests Pass; sin scan on-chain en request.</ns0:t>
+            </ns0:r>
+          </ns0:p>
+        </ns0:tc>
+        <ns0:tc>
+          <ns0:tcPr>
+            <ns0:tcW ns0:type="dxa" ns0:w="1240"/>
+          </ns0:tcPr>
+          <ns0:p>
+            <ns0:r>
+              <ns0:t>Pass — snapshot pre-calculado en metrics_snapshots.</ns0:t>
+            </ns0:r>
+          </ns0:p>
+        </ns0:tc>
+        <ns0:tc>
+          <ns0:tcPr>
+            <ns0:tcW ns0:type="dxa" ns0:w="1240"/>
+          </ns0:tcPr>
+          <ns0:p>
+            <ns0:r>
+              <ns0:t>Exitoso</ns0:t>
+            </ns0:r>
+          </ns0:p>
+        </ns0:tc>
+      </ns0:tr>
+      <ns0:tr>
+        <ns0:tc>
+          <ns0:tcPr>
+            <ns0:tcW ns0:type="dxa" ns0:w="1240"/>
+          </ns0:tcPr>
+          <ns0:p>
+            <ns0:r>
+              <ns0:t>CP-33</ns0:t>
+            </ns0:r>
+          </ns0:p>
+        </ns0:tc>
+        <ns0:tc>
+          <ns0:tcPr>
+            <ns0:tcW ns0:type="dxa" ns0:w="1240"/>
+          </ns0:tcPr>
+          <ns0:p>
+            <ns0:r>
+              <ns0:t>verifier-api / Vitest+Manual</ns0:t>
+            </ns0:r>
+          </ns0:p>
+        </ns0:tc>
+        <ns0:tc>
+          <ns0:tcPr>
+            <ns0:tcW ns0:type="dxa" ns0:w="1240"/>
+          </ns0:tcPr>
+          <ns0:p>
+            <ns0:r>
+              <ns0:t>Tampered VC rechazada (drag &amp; drop).</ns0:t>
+            </ns0:r>
+          </ns0:p>
+        </ns0:tc>
+        <ns0:tc>
+          <ns0:tcPr>
+            <ns0:tcW ns0:type="dxa" ns0:w="1240"/>
+          </ns0:tcPr>
+          <ns0:p>
+            <ns0:r>
+              <ns0:t>JSON-LD alterado (1 char); POST /verifications o UI /verifier.</ns0:t>
+            </ns0:r>
+          </ns0:p>
+        </ns0:tc>
+        <ns0:tc>
+          <ns0:tcPr>
+            <ns0:tcW ns0:type="dxa" ns0:w="1240"/>
+          </ns0:tcPr>
+          <ns0:p>
+            <ns0:r>
+              <ns0:t>result=invalid; check firma inválida.</ns0:t>
+            </ns0:r>
+          </ns0:p>
+        </ns0:tc>
+        <ns0:tc>
+          <ns0:tcPr>
+            <ns0:tcW ns0:type="dxa" ns0:w="1240"/>
+          </ns0:tcPr>
+          <ns0:p>
+            <ns0:r>
+              <ns0:t>VerificationVerdictPanel muestra veredicto rojo.</ns0:t>
+            </ns0:r>
+          </ns0:p>
+        </ns0:tc>
+        <ns0:tc>
+          <ns0:tcPr>
+            <ns0:tcW ns0:type="dxa" ns0:w="1240"/>
+          </ns0:tcPr>
+          <ns0:p>
+            <ns0:r>
+              <ns0:t>Pass — Verifier.UnitTests + prueba manual Chrome.</ns0:t>
+            </ns0:r>
+          </ns0:p>
+        </ns0:tc>
+        <ns0:tc>
+          <ns0:tcPr>
+            <ns0:tcW ns0:type="dxa" ns0:w="1240"/>
+          </ns0:tcPr>
+          <ns0:p>
+            <ns0:r>
+              <ns0:t>Exitoso</ns0:t>
+            </ns0:r>
+          </ns0:p>
+        </ns0:tc>
+      </ns0:tr>
+      <ns0:tr>
+        <ns0:tc>
+          <ns0:tcPr>
+            <ns0:tcW ns0:type="dxa" ns0:w="1240"/>
+          </ns0:tcPr>
+          <ns0:p>
+            <ns0:r>
+              <ns0:t>CP-36</ns0:t>
+            </ns0:r>
+          </ns0:p>
+        </ns0:tc>
+        <ns0:tc>
+          <ns0:tcPr>
+            <ns0:tcW ns0:type="dxa" ns0:w="1240"/>
+          </ns0:tcPr>
+          <ns0:p>
+            <ns0:r>
+              <ns0:t>verifier-api / xUnit</ns0:t>
+            </ns0:r>
+          </ns0:p>
+        </ns0:tc>
+        <ns0:tc>
+          <ns0:tcPr>
+            <ns0:tcW ns0:type="dxa" ns0:w="1240"/>
+          </ns0:tcPr>
+          <ns0:p>
+            <ns0:r>
+              <ns0:t>Rate limiting HTTP 429.</ns0:t>
+            </ns0:r>
+          </ns0:p>
+        </ns0:tc>
+        <ns0:tc>
+          <ns0:tcPr>
+            <ns0:tcW ns0:type="dxa" ns0:w="1240"/>
+          </ns0:tcPr>
+          <ns0:p>
+            <ns0:r>
+              <ns0:t>&gt;10 POST /verifications/30s misma IP (token bucket .NET 10).</ns0:t>
+            </ns0:r>
+          </ns0:p>
+        </ns0:tc>
+        <ns0:tc>
+          <ns0:tcPr>
+            <ns0:tcW ns0:type="dxa" ns0:w="1240"/>
+          </ns0:tcPr>
+          <ns0:p>
+            <ns0:r>
+              <ns0:t>HTTP 429 Too Many Requests tras umbral.</ns0:t>
+            </ns0:r>
+          </ns0:p>
+        </ns0:tc>
+        <ns0:tc>
+          <ns0:tcPr>
+            <ns0:tcW ns0:type="dxa" ns0:w="1240"/>
+          </ns0:tcPr>
+          <ns0:p>
+            <ns0:r>
+              <ns0:t>Middleware nativo ASP.NET RateLimiting activo.</ns0:t>
+            </ns0:r>
+          </ns0:p>
+        </ns0:tc>
+        <ns0:tc>
+          <ns0:tcPr>
+            <ns0:tcW ns0:type="dxa" ns0:w="1240"/>
+          </ns0:tcPr>
+          <ns0:p>
+            <ns0:r>
+              <ns0:t>Pass — Verifier.IntegrationTests; ForwardedHeaders detrás nginx.</ns0:t>
+            </ns0:r>
+          </ns0:p>
+        </ns0:tc>
+        <ns0:tc>
+          <ns0:tcPr>
+            <ns0:tcW ns0:type="dxa" ns0:w="1240"/>
+          </ns0:tcPr>
+          <ns0:p>
+            <ns0:r>
+              <ns0:t>Exitoso</ns0:t>
+            </ns0:r>
+          </ns0:p>
+        </ns0:tc>
+      </ns0:tr>
+      <ns0:tr>
+        <ns0:tc>
+          <ns0:tcPr>
+            <ns0:tcW ns0:type="dxa" ns0:w="1240"/>
+          </ns0:tcPr>
+          <ns0:p>
+            <ns0:r>
+              <ns0:t>CP-40</ns0:t>
+            </ns0:r>
+          </ns0:p>
+        </ns0:tc>
+        <ns0:tc>
+          <ns0:tcPr>
+            <ns0:tcW ns0:type="dxa" ns0:w="1240"/>
+          </ns0:tcPr>
+          <ns0:p>
+            <ns0:r>
+              <ns0:t>Holder Web / Manual</ns0:t>
+            </ns0:r>
+          </ns0:p>
+        </ns0:tc>
+        <ns0:tc>
+          <ns0:tcPr>
+            <ns0:tcW ns0:type="dxa" ns0:w="1240"/>
+          </ns0:tcPr>
+          <ns0:p>
+            <ns0:r>
+              <ns0:t>E2E holder: carga credenciales con estados UX.</ns0:t>
+            </ns0:r>
+          </ns0:p>
+        </ns0:tc>
+        <ns0:tc>
+          <ns0:tcPr>
+            <ns0:tcW ns0:type="dxa" ns0:w="1240"/>
+          </ns0:tcPr>
+          <ns0:p>
+            <ns0:r>
+              <ns0:t>Login holder → /holder; fetch BFF /api/issuer/holders/me/credentials.</ns0:t>
+            </ns0:r>
+          </ns0:p>
+        </ns0:tc>
+        <ns0:tc>
+          <ns0:tcPr>
+            <ns0:tcW ns0:type="dxa" ns0:w="1240"/>
+          </ns0:tcPr>
+          <ns0:p>
+            <ns0:r>
+              <ns0:t>Estados loading→loaded; HexLoader visible; lista credenciales.</ns0:t>
+            </ns0:r>
+          </ns0:p>
+        </ns0:tc>
+        <ns0:tc>
+          <ns0:tcPr>
+            <ns0:tcW ns0:type="dxa" ns0:w="1240"/>
+          </ns0:tcPr>
+          <ns0:p>
+            <ns0:r>
+              <ns0:t>Signals HolderLoadState; empty/error manejados sin pantalla en blanco.</ns0:t>
+            </ns0:r>
+          </ns0:p>
+        </ns0:tc>
+        <ns0:tc>
+          <ns0:tcPr>
+            <ns0:tcW ns0:type="dxa" ns0:w="1240"/>
+          </ns0:tcPr>
+          <ns0:p>
+            <ns0:r>
+              <ns0:t>Pass manual — holder.component.ts con withMinimumVisualDelay.</ns0:t>
+            </ns0:r>
+          </ns0:p>
+        </ns0:tc>
+        <ns0:tc>
+          <ns0:tcPr>
+            <ns0:tcW ns0:type="dxa" ns0:w="1240"/>
+          </ns0:tcPr>
+          <ns0:p>
+            <ns0:r>
+              <ns0:t>Exitoso</ns0:t>
+            </ns0:r>
+          </ns0:p>
+        </ns0:tc>
+      </ns0:tr>
+      <ns0:tblGrid>
+        <ns0:gridCol ns0:w="700"/>
+        <ns0:gridCol ns0:w="1400"/>
+        <ns0:gridCol ns0:w="2000"/>
+        <ns0:gridCol ns0:w="1800"/>
+        <ns0:gridCol ns0:w="1800"/>
+        <ns0:gridCol ns0:w="1600"/>
+        <ns0:gridCol ns0:w="2000"/>
+        <ns0:gridCol ns0:w="900"/>
+      </ns0:tblGrid>
+    </ns0:tbl>
+    <ns0:p/>
+    <ns0:p>
+      <ns0:pPr>
+        <ns0:pStyle ns0:val="Ttulo2"/>
+      </ns0:pPr>
+      <ns0:r>
+        <ns0:t>2. Corrección de Defectos y Usabilidad (UX)</ns0:t>
+      </ns0:r>
+    </ns0:p>
+    <ns0:p>
+      <ns0:pPr/>
+      <ns0:r>
+        <ns0:t>Se documentan 3 fallos bloqueantes detectados durante QA y su remediación técnica:</ns0:t>
+      </ns0:r>
+    </ns0:p>
+    <ns0:p>
+      <ns0:pPr/>
+      <ns0:r>
+        <ns0:t>ERR-01 (Criptografía — Severidad Alta): MetaMask retornaba addresses en minúsculas sin checksum EIP-55, provocando el error «invalid EIP-55 address» al construir el mensaje SIWE. Remediación: método privado toChecksumAddress() en Web3Service (src/web/src/app/core/services/web3.service.ts) que normaliza con getAddress de ethers.js v6 antes de firmar. Regresión: CP-08 Pass en Vitest y flujo login manual en Sepolia.</ns0:t>
+      </ns0:r>
+    </ns0:p>
+    <ns0:p>
+      <ns0:pPr/>
+      <ns0:r>
+        <ns0:t>ERR-02 (Framework Angular — Severidad Alta): Excepción NG0203 (inject() fuera del contexto de inyección válido) al encadenar rxResource con llamadas HTTP asíncronas en el ciclo de vida del componente. Remediación: refactorización del cliente HTTP generado (Api.invoke en src/web/src/app/api/auth/api.ts) hacia firstValueFrom(obs) async/await, consumido por AuthApiService.fetchNonce() y verifySignature() sin rxResource en el path crítico de autenticación. Regresión: login SIWE E2E sin NG0203 en consola.</ns0:t>
+      </ns0:r>
+    </ns0:p>
+    <ns0:p>
+      <ns0:pPr>
+        <ns0:sectPr>
+          <ns0:pgSz ns0:w="16838" ns0:h="11906" ns0:orient="landscape"/>
+          <ns0:pgMar ns0:top="1440" ns0:right="1440" ns0:bottom="1440" ns0:left="1440" ns0:header="708" ns0:footer="708" ns0:gutter="0"/>
+        </ns0:sectPr>
+      </ns0:pPr>
+      <ns0:r>
+        <ns0:t>ERR-03 (UX Holder Web — Severidad Media): Latencia de red blockchain/IPFS (8-30s) dejaba el portal holder sin feedback visual durante fetch de credenciales y anclas on-chain. Remediación: estados reactivos explícitos con Angular Signals (HolderLoadState: loading | loaded | error; AnchorsModalModel: idle | loading | loaded | error) en holder.component.ts, con HexLoaderComponent como skeleton animado y withMinimumVisualDelay para evitar flicker. Regresión: CP-40 Pass manual.</ns0:t>
+      </ns0:r>
+    </ns0:p>
+    <ns0:tbl>
+      <ns0:tblPr>
+        <ns0:tblStyle ns0:val="Tablaconcuadrcula"/>
+        <ns0:tblW ns0:type="auto" ns0:w="0"/>
+        <ns0:tblLook ns0:firstColumn="1" ns0:firstRow="1" ns0:lastColumn="0" ns0:lastRow="0" ns0:noHBand="0" ns0:noVBand="1" ns0:val="04A0"/>
+      </ns0:tblPr>
+      <ns0:tblGrid>
+        <ns0:gridCol ns0:w="1653"/>
+        <ns0:gridCol ns0:w="1653"/>
+        <ns0:gridCol ns0:w="1653"/>
+        <ns0:gridCol ns0:w="1653"/>
+        <ns0:gridCol ns0:w="1653"/>
+        <ns0:gridCol ns0:w="1653"/>
+      </ns0:tblGrid>
+      <ns0:tr>
+        <ns0:tc>
+          <ns0:tcPr>
+            <ns0:tcW ns0:type="dxa" ns0:w="1653"/>
+          </ns0:tcPr>
+          <ns0:p>
+            <ns0:r>
+              <ns0:t>ID Defecto</ns0:t>
+            </ns0:r>
+          </ns0:p>
+        </ns0:tc>
+        <ns0:tc>
+          <ns0:tcPr>
+            <ns0:tcW ns0:type="dxa" ns0:w="1653"/>
+          </ns0:tcPr>
+          <ns0:p>
+            <ns0:r>
+              <ns0:t>Severidad</ns0:t>
+            </ns0:r>
+          </ns0:p>
+        </ns0:tc>
+        <ns0:tc>
+          <ns0:tcPr>
+            <ns0:tcW ns0:type="dxa" ns0:w="1653"/>
+          </ns0:tcPr>
+          <ns0:p>
+            <ns0:r>
+              <ns0:t>Impacto</ns0:t>
+            </ns0:r>
+          </ns0:p>
+        </ns0:tc>
+        <ns0:tc>
+          <ns0:tcPr>
+            <ns0:tcW ns0:type="dxa" ns0:w="1653"/>
+          </ns0:tcPr>
+          <ns0:p>
+            <ns0:r>
+              <ns0:t>Componente</ns0:t>
+            </ns0:r>
+          </ns0:p>
+        </ns0:tc>
+        <ns0:tc>
+          <ns0:tcPr>
+            <ns0:tcW ns0:type="dxa" ns0:w="1653"/>
+          </ns0:tcPr>
+          <ns0:p>
+            <ns0:r>
+              <ns0:t>Estado Corrección</ns0:t>
+            </ns0:r>
+          </ns0:p>
+        </ns0:tc>
+        <ns0:tc>
+          <ns0:tcPr>
+            <ns0:tcW ns0:type="dxa" ns0:w="1653"/>
+          </ns0:tcPr>
+          <ns0:p>
+            <ns0:r>
+              <ns0:t>Regresión</ns0:t>
+            </ns0:r>
+          </ns0:p>
+        </ns0:tc>
+      </ns0:tr>
+      <ns0:tr>
+        <ns0:tc>
+          <ns0:tcPr>
+            <ns0:tcW ns0:type="dxa" ns0:w="1653"/>
+          </ns0:tcPr>
+          <ns0:p>
+            <ns0:r>
+              <ns0:t>ERR-01</ns0:t>
+            </ns0:r>
+          </ns0:p>
+        </ns0:tc>
+        <ns0:tc>
+          <ns0:tcPr>
+            <ns0:tcW ns0:type="dxa" ns0:w="1653"/>
+          </ns0:tcPr>
+          <ns0:p>
+            <ns0:r>
+              <ns0:t>Alta</ns0:t>
+            </ns0:r>
+          </ns0:p>
+        </ns0:tc>
+        <ns0:tc>
+          <ns0:tcPr>
+            <ns0:tcW ns0:type="dxa" ns0:w="1653"/>
+          </ns0:tcPr>
+          <ns0:p>
+            <ns0:r>
+              <ns0:t>Bloqueante — login SIWE imposible</ns0:t>
+            </ns0:r>
+          </ns0:p>
+        </ns0:tc>
+        <ns0:tc>
+          <ns0:tcPr>
+            <ns0:tcW ns0:type="dxa" ns0:w="1653"/>
+          </ns0:tcPr>
+          <ns0:p>
+            <ns0:r>
+              <ns0:t>Web3Service / ethers.js</ns0:t>
+            </ns0:r>
+          </ns0:p>
+        </ns0:tc>
+        <ns0:tc>
+          <ns0:tcPr>
+            <ns0:tcW ns0:type="dxa" ns0:w="1653"/>
+          </ns0:tcPr>
+          <ns0:p>
+            <ns0:r>
+              <ns0:t>Corregido</ns0:t>
+            </ns0:r>
+          </ns0:p>
+        </ns0:tc>
+        <ns0:tc>
+          <ns0:tcPr>
+            <ns0:tcW ns0:type="dxa" ns0:w="1653"/>
+          </ns0:tcPr>
+          <ns0:p>
+            <ns0:r>
+              <ns0:t>CP-08 Pass (Vitest)</ns0:t>
+            </ns0:r>
+          </ns0:p>
+        </ns0:tc>
+      </ns0:tr>
+      <ns0:tr>
+        <ns0:tc>
+          <ns0:tcPr>
+            <ns0:tcW ns0:type="dxa" ns0:w="1653"/>
+          </ns0:tcPr>
+          <ns0:p>
+            <ns0:r>
+              <ns0:t>ERR-02</ns0:t>
+            </ns0:r>
+          </ns0:p>
+        </ns0:tc>
+        <ns0:tc>
+          <ns0:tcPr>
+            <ns0:tcW ns0:type="dxa" ns0:w="1653"/>
+          </ns0:tcPr>
+          <ns0:p>
+            <ns0:r>
+              <ns0:t>Alta</ns0:t>
+            </ns0:r>
+          </ns0:p>
+        </ns0:tc>
+        <ns0:tc>
+          <ns0:tcPr>
+            <ns0:tcW ns0:type="dxa" ns0:w="1653"/>
+          </ns0:tcPr>
+          <ns0:p>
+            <ns0:r>
+              <ns0:t>Bloqueante — crash NG0203 en auth flow</ns0:t>
+            </ns0:r>
+          </ns0:p>
+        </ns0:tc>
+        <ns0:tc>
+          <ns0:tcPr>
+            <ns0:tcW ns0:type="dxa" ns0:w="1653"/>
+          </ns0:tcPr>
+          <ns0:p>
+            <ns0:r>
+              <ns0:t>AuthApiService / api/auth/api.ts</ns0:t>
+            </ns0:r>
+          </ns0:p>
+        </ns0:tc>
+        <ns0:tc>
+          <ns0:tcPr>
+            <ns0:tcW ns0:type="dxa" ns0:w="1653"/>
+          </ns0:tcPr>
+          <ns0:p>
+            <ns0:r>
+              <ns0:t>Corregido</ns0:t>
+            </ns0:r>
+          </ns0:p>
+        </ns0:tc>
+        <ns0:tc>
+          <ns0:tcPr>
+            <ns0:tcW ns0:type="dxa" ns0:w="1653"/>
+          </ns0:tcPr>
+          <ns0:p>
+            <ns0:r>
+              <ns0:t>Login E2E sin excepción DI</ns0:t>
+            </ns0:r>
+          </ns0:p>
+        </ns0:tc>
+      </ns0:tr>
+      <ns0:tr>
+        <ns0:tc>
+          <ns0:tcPr>
+            <ns0:tcW ns0:type="dxa" ns0:w="1653"/>
+          </ns0:tcPr>
+          <ns0:p>
+            <ns0:r>
+              <ns0:t>ERR-03</ns0:t>
+            </ns0:r>
+          </ns0:p>
+        </ns0:tc>
+        <ns0:tc>
+          <ns0:tcPr>
+            <ns0:tcW ns0:type="dxa" ns0:w="1653"/>
+          </ns0:tcPr>
+          <ns0:p>
+            <ns0:r>
+              <ns0:t>Media</ns0:t>
+            </ns0:r>
+          </ns0:p>
+        </ns0:tc>
+        <ns0:tc>
+          <ns0:tcPr>
+            <ns0:tcW ns0:type="dxa" ns0:w="1653"/>
+          </ns0:tcPr>
+          <ns0:p>
+            <ns0:r>
+              <ns0:t>Degradación UX — pantalla congelada 8-30s</ns0:t>
+            </ns0:r>
+          </ns0:p>
+        </ns0:tc>
+        <ns0:tc>
+          <ns0:tcPr>
+            <ns0:tcW ns0:type="dxa" ns0:w="1653"/>
+          </ns0:tcPr>
+          <ns0:p>
+            <ns0:r>
+              <ns0:t>holder.component.ts (Signals + HexLoader)</ns0:t>
+            </ns0:r>
+          </ns0:p>
+        </ns0:tc>
+        <ns0:tc>
+          <ns0:tcPr>
+            <ns0:tcW ns0:type="dxa" ns0:w="1653"/>
+          </ns0:tcPr>
+          <ns0:p>
+            <ns0:r>
+              <ns0:t>Corregido</ns0:t>
+            </ns0:r>
+          </ns0:p>
+        </ns0:tc>
+        <ns0:tc>
+          <ns0:tcPr>
+            <ns0:tcW ns0:type="dxa" ns0:w="1653"/>
+          </ns0:tcPr>
+          <ns0:p>
+            <ns0:r>
+              <ns0:t>CP-40 Pass manual</ns0:t>
+            </ns0:r>
+          </ns0:p>
+        </ns0:tc>
+      </ns0:tr>
+    </ns0:tbl>
+    <ns0:p>
+      <ns0:pPr>
+        <ns0:pStyle ns0:val="Ttulo2"/>
+      </ns0:pPr>
+      <ns0:r>
+        <ns0:t>3. Optimización del Rendimiento</ns0:t>
+      </ns0:r>
+    </ns0:p>
+    <ns0:p>
+      <ns0:pPr/>
+      <ns0:r>
+        <ns0:t>OPT-01 — Patrón Backend-For-Frontend (BFF) con Kiota (ADR-0005): bff-api centraliza contratos OpenAPI downstream (verifier, issuer, academy, reports) en un único surface /api/ para el SPA. Clientes Kiota generados (scripts/gen-kiota-clients.ps1) eliminan peticiones en vuelo múltiples desde el navegador, reducen latencia percibida y ocultan topología interna de microservicios.</ns0:t>
+      </ns0:r>
+    </ns0:p>
+    <ns0:p>
+      <ns0:pPr/>
+      <ns0:r>
+        <ns0:t>OPT-02 — Caché asíncrona MetricsSnapshotJob (reports-api): BackgroundService que materializa snapshots diarios UTC (MetricsSnapshotJob.cs → IMetricsSnapshotService.UpsertDailyMetricsAsync) sin consultas on-chain ni agregaciones pesadas en tiempo real sobre PostgreSQL 16 transaccional. El dashboard academy/reports lee datos pre-calculados (&lt;500ms vs &gt;5s previo).</ns0:t>
+      </ns0:r>
+    </ns0:p>
+    <ns0:p>
+      <ns0:pPr>
+        <ns0:sectPr>
+          <ns0:pgSz ns0:w="16838" ns0:h="11906" ns0:orient="landscape"/>
+          <ns0:pgMar ns0:top="1440" ns0:right="1440" ns0:bottom="1440" ns0:left="1440" ns0:header="708" ns0:footer="708" ns0:gutter="0"/>
+        </ns0:sectPr>
+      </ns0:pPr>
+      <ns0:r>
+        <ns0:t>OPT-03 — Tuneo presupuestos ESBuild (angular.json): maximumError: 2MB para initial bundle (maximumWarning: 1MB), permitiendo compilar estáticos de alta densidad criptográfica (ethers.js, @antv/g2, i18n) sin falsos positivos de budget en producción. Nginx reverse proxy con keep-alive optimiza entrega de chunks hashed desde contenedor web.</ns0:t>
+      </ns0:r>
+    </ns0:p>
+    <ns0:tbl>
+      <ns0:tblPr>
+        <ns0:tblStyle ns0:val="Tablaconcuadrcula"/>
+        <ns0:tblW ns0:type="auto" ns0:w="0"/>
+        <ns0:tblLook ns0:firstColumn="1" ns0:firstRow="1" ns0:lastColumn="0" ns0:lastRow="0" ns0:noHBand="0" ns0:noVBand="1" ns0:val="04A0"/>
+      </ns0:tblPr>
+      <ns0:tblGrid>
+        <ns0:gridCol ns0:w="1653"/>
+        <ns0:gridCol ns0:w="1653"/>
+        <ns0:gridCol ns0:w="1653"/>
+        <ns0:gridCol ns0:w="1653"/>
+        <ns0:gridCol ns0:w="1653"/>
+        <ns0:gridCol ns0:w="1653"/>
+      </ns0:tblGrid>
+      <ns0:tr>
+        <ns0:tc>
+          <ns0:tcPr>
+            <ns0:tcW ns0:type="dxa" ns0:w="1653"/>
+          </ns0:tcPr>
+          <ns0:p>
+            <ns0:r>
+              <ns0:t>ID</ns0:t>
+            </ns0:r>
+          </ns0:p>
+        </ns0:tc>
+        <ns0:tc>
+          <ns0:tcPr>
+            <ns0:tcW ns0:type="dxa" ns0:w="1653"/>
+          </ns0:tcPr>
+          <ns0:p>
+            <ns0:r>
+              <ns0:t>Estrategia</ns0:t>
+            </ns0:r>
+          </ns0:p>
+        </ns0:tc>
+        <ns0:tc>
+          <ns0:tcPr>
+            <ns0:tcW ns0:type="dxa" ns0:w="1653"/>
+          </ns0:tcPr>
+          <ns0:p>
+            <ns0:r>
+              <ns0:t>Métrica</ns0:t>
+            </ns0:r>
+          </ns0:p>
+        </ns0:tc>
+        <ns0:tc>
+          <ns0:tcPr>
+            <ns0:tcW ns0:type="dxa" ns0:w="1653"/>
+          </ns0:tcPr>
+          <ns0:p>
+            <ns0:r>
+              <ns0:t>Antes</ns0:t>
+            </ns0:r>
+          </ns0:p>
+        </ns0:tc>
+        <ns0:tc>
+          <ns0:tcPr>
+            <ns0:tcW ns0:type="dxa" ns0:w="1653"/>
+          </ns0:tcPr>
+          <ns0:p>
+            <ns0:r>
+              <ns0:t>Después</ns0:t>
+            </ns0:r>
+          </ns0:p>
+        </ns0:tc>
+        <ns0:tc>
+          <ns0:tcPr>
+            <ns0:tcW ns0:type="dxa" ns0:w="1653"/>
+          </ns0:tcPr>
+          <ns0:p>
+            <ns0:r>
+              <ns0:t>Aspecto evaluado</ns0:t>
+            </ns0:r>
+          </ns0:p>
+        </ns0:tc>
+      </ns0:tr>
+      <ns0:tr>
+        <ns0:tc>
+          <ns0:tcPr>
+            <ns0:tcW ns0:type="dxa" ns0:w="1653"/>
+          </ns0:tcPr>
+          <ns0:p>
+            <ns0:r>
+              <ns0:t>OPT-01</ns0:t>
+            </ns0:r>
+          </ns0:p>
+        </ns0:tc>
+        <ns0:tc>
+          <ns0:tcPr>
+            <ns0:tcW ns0:type="dxa" ns0:w="1653"/>
+          </ns0:tcPr>
+          <ns0:p>
+            <ns0:r>
+              <ns0:t>BFF + Kiota (ADR-0005)</ns0:t>
+            </ns0:r>
+          </ns0:p>
+        </ns0:tc>
+        <ns0:tc>
+          <ns0:tcPr>
+            <ns0:tcW ns0:type="dxa" ns0:w="1653"/>
+          </ns0:tcPr>
+          <ns0:p>
+            <ns0:r>
+              <ns0:t>Round-trips browser→API</ns0:t>
+            </ns0:r>
+          </ns0:p>
+        </ns0:tc>
+        <ns0:tc>
+          <ns0:tcPr>
+            <ns0:tcW ns0:type="dxa" ns0:w="1653"/>
+          </ns0:tcPr>
+          <ns0:p>
+            <ns0:r>
+              <ns0:t>4-6 requests/portales</ns0:t>
+            </ns0:r>
+          </ns0:p>
+        </ns0:tc>
+        <ns0:tc>
+          <ns0:tcPr>
+            <ns0:tcW ns0:type="dxa" ns0:w="1653"/>
+          </ns0:tcPr>
+          <ns0:p>
+            <ns0:r>
+              <ns0:t>1 request /api/*</ns0:t>
+            </ns0:r>
+          </ns0:p>
+        </ns0:tc>
+        <ns0:tc>
+          <ns0:tcPr>
+            <ns0:tcW ns0:type="dxa" ns0:w="1653"/>
+          </ns0:tcPr>
+          <ns0:p>
+            <ns0:r>
+              <ns0:t>Tiempos de respuesta</ns0:t>
+            </ns0:r>
+          </ns0:p>
+        </ns0:tc>
+      </ns0:tr>
+      <ns0:tr>
+        <ns0:tc>
+          <ns0:tcPr>
+            <ns0:tcW ns0:type="dxa" ns0:w="1653"/>
+          </ns0:tcPr>
+          <ns0:p>
+            <ns0:r>
+              <ns0:t>OPT-02</ns0:t>
+            </ns0:r>
+          </ns0:p>
+        </ns0:tc>
+        <ns0:tc>
+          <ns0:tcPr>
+            <ns0:tcW ns0:type="dxa" ns0:w="1653"/>
+          </ns0:tcPr>
+          <ns0:p>
+            <ns0:r>
+              <ns0:t>MetricsSnapshotJob</ns0:t>
+            </ns0:r>
+          </ns0:p>
+        </ns0:tc>
+        <ns0:tc>
+          <ns0:tcPr>
+            <ns0:tcW ns0:type="dxa" ns0:w="1653"/>
+          </ns0:tcPr>
+          <ns0:p>
+            <ns0:r>
+              <ns0:t>Latencia dashboard reports</ns0:t>
+            </ns0:r>
+          </ns0:p>
+        </ns0:tc>
+        <ns0:tc>
+          <ns0:tcPr>
+            <ns0:tcW ns0:type="dxa" ns0:w="1653"/>
+          </ns0:tcPr>
+          <ns0:p>
+            <ns0:r>
+              <ns0:t>&gt;5s (agregación live)</ns0:t>
+            </ns0:r>
+          </ns0:p>
+        </ns0:tc>
+        <ns0:tc>
+          <ns0:tcPr>
+            <ns0:tcW ns0:type="dxa" ns0:w="1653"/>
+          </ns0:tcPr>
+          <ns0:p>
+            <ns0:r>
+              <ns0:t>&lt;500ms (snapshot)</ns0:t>
+            </ns0:r>
+          </ns0:p>
+        </ns0:tc>
+        <ns0:tc>
+          <ns0:tcPr>
+            <ns0:tcW ns0:type="dxa" ns0:w="1653"/>
+          </ns0:tcPr>
+          <ns0:p>
+            <ns0:r>
+              <ns0:t>Consumo recursos BD</ns0:t>
+            </ns0:r>
+          </ns0:p>
+        </ns0:tc>
+      </ns0:tr>
+      <ns0:tr>
+        <ns0:tc>
+          <ns0:tcPr>
+            <ns0:tcW ns0:type="dxa" ns0:w="1653"/>
+          </ns0:tcPr>
+          <ns0:p>
+            <ns0:r>
+              <ns0:t>OPT-03</ns0:t>
+            </ns0:r>
+          </ns0:p>
+        </ns0:tc>
+        <ns0:tc>
+          <ns0:tcPr>
+            <ns0:tcW ns0:type="dxa" ns0:w="1653"/>
+          </ns0:tcPr>
+          <ns0:p>
+            <ns0:r>
+              <ns0:t>ESBuild budgets 2MB</ns0:t>
+            </ns0:r>
+          </ns0:p>
+        </ns0:tc>
+        <ns0:tc>
+          <ns0:tcPr>
+            <ns0:tcW ns0:type="dxa" ns0:w="1653"/>
+          </ns0:tcPr>
+          <ns0:p>
+            <ns0:r>
+              <ns0:t>Build producción Angular</ns0:t>
+            </ns0:r>
+          </ns0:p>
+        </ns0:tc>
+        <ns0:tc>
+          <ns0:tcPr>
+            <ns0:tcW ns0:type="dxa" ns0:w="1653"/>
+          </ns0:tcPr>
+          <ns0:p>
+            <ns0:r>
+              <ns0:t>Fallos budget con ethers+g2</ns0:t>
+            </ns0:r>
+          </ns0:p>
+        </ns0:tc>
+        <ns0:tc>
+          <ns0:tcPr>
+            <ns0:tcW ns0:type="dxa" ns0:w="1653"/>
+          </ns0:tcPr>
+          <ns0:p>
+            <ns0:r>
+              <ns0:t>Build CI verde</ns0:t>
+            </ns0:r>
+          </ns0:p>
+        </ns0:tc>
+        <ns0:tc>
+          <ns0:tcPr>
+            <ns0:tcW ns0:type="dxa" ns0:w="1653"/>
+          </ns0:tcPr>
+          <ns0:p>
+            <ns0:r>
+              <ns0:t>Eficiencia general</ns0:t>
+            </ns0:r>
+          </ns0:p>
+        </ns0:tc>
+      </ns0:tr>
+    </ns0:tbl>
+    <ns0:p>
+      <ns0:r>
+        <ns0:t xml:space="preserve"/>
+      </ns0:r>
+    </ns0:p>
+    <ns0:p>
+      <ns0:pPr>
+        <ns0:pStyle ns0:val="Heading2"/>
+      </ns0:pPr>
+      <ns0:r>
+        <ns0:t xml:space="preserve">4. Evolución del modelo de base de datos (PostgreSQL 16)</ns0:t>
+      </ns0:r>
+    </ns0:p>
+    <ns0:p>
+      <ns0:pPr>
+        <ns0:sectPr>
+          <ns0:pgSz ns0:w="16838" ns0:h="11906" ns0:orient="landscape"/>
+        </ns0:sectPr>
+      </ns0:pPr>
+      <ns0:r>
+        <ns0:t xml:space="preserve">SovereignID adopta un enfoque database-first sobre PostgreSQL 16 compartido por todos los microservicios (ADR-0002): el esquema canónico vive en database/BBDD_SovereignID.sql y los deltas se aplican mediante patches idempotentes en database/patches/, sin migraciones EF Code-First. La evolución del modelo no es ad-hoc: cada cambio responde a una capacidad de producto documentada. El esquema pasó de ~12 tablas MVP a 15 tablas y 5 ENUMs.</ns0:t>
+      </ns0:r>
+    </ns0:p>
+    <ns0:p>
+      <ns0:r>
+        <ns0:t xml:space="preserve">La siguiente tabla resume los cambios ejecutados sobre el esquema y su justificación de negocio (fuente: docs/database-schema-evolution.md):</ns0:t>
+      </ns0:r>
+      <ns0:pPr>
+        <ns0:sectPr>
+          <ns0:pgSz ns0:w="16838" ns0:h="11906" ns0:orient="landscape"/>
+        </ns0:sectPr>
+      </ns0:pPr>
+    </ns0:p>
+    <ns0:tbl>
+      <ns0:tblPr>
+        <ns0:tblStyle ns0:val="TableGrid"/>
+        <ns0:tblW ns0:w="10500" ns0:type="dxa"/>
+      </ns0:tblPr>
+      <ns0:tr>
+        <ns0:tc>
+          <ns0:p>
+            <ns0:r>
+              <ns0:rPr>
+                <ns0:b/>
+              </ns0:rPr>
+              <ns0:t xml:space="preserve">Fecha</ns0:t>
+            </ns0:r>
+          </ns0:p>
+        </ns0:tc>
+        <ns0:tc>
+          <ns0:p>
+            <ns0:r>
+              <ns0:rPr>
+                <ns0:b/>
+              </ns0:rPr>
+              <ns0:t xml:space="preserve">Patch / Fuente</ns0:t>
+            </ns0:r>
+          </ns0:p>
+        </ns0:tc>
+        <ns0:tc>
+          <ns0:p>
+            <ns0:r>
+              <ns0:rPr>
+                <ns0:b/>
+              </ns0:rPr>
+              <ns0:t xml:space="preserve">Cambio DDL</ns0:t>
+            </ns0:r>
+          </ns0:p>
+        </ns0:tc>
+        <ns0:tc>
+          <ns0:p>
+            <ns0:r>
+              <ns0:rPr>
+                <ns0:b/>
+              </ns0:rPr>
+              <ns0:t xml:space="preserve">Justificación</ns0:t>
+            </ns0:r>
+          </ns0:p>
+        </ns0:tc>
+        <ns0:tc>
+          <ns0:p>
+            <ns0:r>
+              <ns0:rPr>
+                <ns0:b/>
+              </ns0:rPr>
+              <ns0:t xml:space="preserve">Consumidor</ns0:t>
+            </ns0:r>
+          </ns0:p>
+        </ns0:tc>
+      </ns0:tr>
+      <ns0:tr>
+        <ns0:tc>
+          <ns0:p>
+            <ns0:r>
+              <ns0:t xml:space="preserve">Diseño base MVP</ns0:t>
+            </ns0:r>
+          </ns0:p>
+        </ns0:tc>
+        <ns0:tc>
+          <ns0:p>
+            <ns0:r>
+              <ns0:t xml:space="preserve">database/BBDD_SovereignID.sql</ns0:t>
+            </ns0:r>
+          </ns0:p>
+        </ns0:tc>
+        <ns0:tc>
+          <ns0:p>
+            <ns0:r>
+              <ns0:t xml:space="preserve">Núcleo ~12 tablas: institutions, careers, students, student_wallets, users, institution_users, institution_invitations, credentials, credential_types, auth_challenges, verification_logs, audit_logs, institution_metrics_daily.</ns0:t>
+            </ns0:r>
+          </ns0:p>
+        </ns0:tc>
+        <ns0:tc>
+          <ns0:p>
+            <ns0:r>
+              <ns0:t xml:space="preserve">PostgreSQL 16 compartido como índice operativo de VCs: metadatos multi-tenant, roles y anclas IPFS/on-chain. Sin PII académica en tablas students (datos personales en JSON-LD/IPFS o SIS). Sepolia fija (chain_id 11155111).</ns0:t>
+            </ns0:r>
+          </ns0:p>
+        </ns0:tc>
+        <ns0:tc>
+          <ns0:p>
+            <ns0:r>
+              <ns0:t xml:space="preserve">auth-api, academy-api, issuer-api, verifier-api, reports-api</ns0:t>
+            </ns0:r>
+          </ns0:p>
+        </ns0:tc>
+      </ns0:tr>
+      <ns0:tr>
+        <ns0:tc>
+          <ns0:p>
+            <ns0:r>
+              <ns0:t xml:space="preserve">2026-07-04</ns0:t>
+            </ns0:r>
+          </ns0:p>
+        </ns0:tc>
+        <ns0:tc>
+          <ns0:p>
+            <ns0:r>
+              <ns0:t xml:space="preserve">database/patches/2026-07-04-academy-authz.sql</ns0:t>
+            </ns0:r>
+          </ns0:p>
+        </ns0:tc>
+        <ns0:tc>
+          <ns0:p>
+            <ns0:r>
+              <ns0:t xml:space="preserve">ENUM global_user_role (platform_admin); tabla user_global_roles con soft-revoke; ENUM user_role + valor viewer.</ns0:t>
+            </ns0:r>
+          </ns0:p>
+        </ns0:tc>
+        <ns0:tc>
+          <ns0:p>
+            <ns0:r>
+              <ns0:t xml:space="preserve">Separar rol de plataforma del institucional; persistir platform_admin en BD (no solo allowlist); habilitar perfil solo lectura (viewer) para dashboards /academy sin emitir ni administrar.</ns0:t>
+            </ns0:r>
+          </ns0:p>
+        </ns0:tc>
+        <ns0:tc>
+          <ns0:p>
+            <ns0:r>
+              <ns0:t xml:space="preserve">auth-api (claims JWT), reports-api (policies)</ns0:t>
+            </ns0:r>
+          </ns0:p>
+        </ns0:tc>
+      </ns0:tr>
+      <ns0:tr>
+        <ns0:tc>
+          <ns0:p>
+            <ns0:r>
+              <ns0:t xml:space="preserve">2026-07-05</ns0:t>
+            </ns0:r>
+          </ns0:p>
+        </ns0:tc>
+        <ns0:tc>
+          <ns0:p>
+            <ns0:r>
+              <ns0:t xml:space="preserve">database/patches/2026-07-05-holder-profile.sql</ns0:t>
+            </ns0:r>
+          </ns0:p>
+        </ns0:tc>
+        <ns0:tc>
+          <ns0:p>
+            <ns0:r>
+              <ns0:t xml:space="preserve">Nueva tabla holder_profiles (PK user_id → users): nombre, email, teléfono, país, fecha nacimiento.</ns0:t>
+            </ns0:r>
+          </ns0:p>
+        </ns0:tc>
+        <ns0:tc>
+          <ns0:p>
+            <ns0:r>
+              <ns0:t xml:space="preserve">Portal holder requiere datos de contacto editables off-chain; no deben anclarse en blockchain ni mezclarse con students anónimo. Alineado ADR-0006 (perfil en academy-api, sin identity-api). Claim holder se resuelve desde student_wallets, no desde holder_profiles.</ns0:t>
+            </ns0:r>
+          </ns0:p>
+        </ns0:tc>
+        <ns0:tc>
+          <ns0:p>
+            <ns0:r>
+              <ns0:t xml:space="preserve">academy-api (GET/PUT /academy/holders/me)</ns0:t>
+            </ns0:r>
+          </ns0:p>
+        </ns0:tc>
+      </ns0:tr>
+      <ns0:tr>
+        <ns0:tc>
+          <ns0:p>
+            <ns0:r>
+              <ns0:t xml:space="preserve">2026-07-06</ns0:t>
+            </ns0:r>
+          </ns0:p>
+        </ns0:tc>
+        <ns0:tc>
+          <ns0:p>
+            <ns0:r>
+              <ns0:t xml:space="preserve">database/patches/2026-07-06-verifier-evidence-checks.sql</ns0:t>
+            </ns0:r>
+          </ns0:p>
+        </ns0:tc>
+        <ns0:tc>
+          <ns0:p>
+            <ns0:r>
+              <ns0:t xml:space="preserve">verification_logs: ENUM verification_result + integrity_failed; columnas signature_validation_source y revocation_source.</ns0:t>
+            </ns0:r>
+          </ns0:p>
+        </ns0:tc>
+        <ns0:tc>
+          <ns0:p>
+            <ns0:r>
+              <ns0:t xml:space="preserve">Verifier evalúa evidencia criptográfica real (on-chain, IPFS, EIP-712). Veredicto distinto cuando un chequeo falla; columnas de fuente auditan de dónde salió cada conclusión (jerarquía: on-chain confirma; BD solo rechaza o queda inconclusa).</ns0:t>
+            </ns0:r>
+          </ns0:p>
+        </ns0:tc>
+        <ns0:tc>
+          <ns0:p>
+            <ns0:r>
+              <ns0:t xml:space="preserve">verifier-api (escribe logs), reports-api (agrega)</ns0:t>
+            </ns0:r>
+          </ns0:p>
+        </ns0:tc>
+      </ns0:tr>
+      <ns0:tblGrid>
+        <ns0:gridCol ns0:w="1100"/>
+        <ns0:gridCol ns0:w="1800"/>
+        <ns0:gridCol ns0:w="2800"/>
+        <ns0:gridCol ns0:w="3200"/>
+        <ns0:gridCol ns0:w="1600"/>
+      </ns0:tblGrid>
+    </ns0:tbl>
+    <ns0:p>
+      <ns0:r>
+        <ns0:t xml:space="preserve">Balance evolutivo: Base MVP (índice de credenciales sin PII) → +user_global_roles/viewer (RBAC plataforma) → +holder_profiles (perfil off-chain titular, ADR-0006) → Δverification_logs (trazabilidad criptográfica auditable). Proceso de aplicación: (1) actualizar BBDD_SovereignID.sql para instalaciones nuevas/Docker reset; (2) patch idempotente para BDs existentes; (3) regenerar modelos EF con scaffold-*-db.ps1; (4) consumir vía Application + adapters Infrastructure. Documentación completa: docs/database-schema-evolution.md.</ns0:t>
+      </ns0:r>
+    </ns0:p>
+    <ns0:tbl>
+      <ns0:tblPr>
+        <ns0:tblStyle ns0:val="Tablaconcuadrcula"/>
+        <ns0:tblW ns0:w="0" ns0:type="auto"/>
+        <ns0:tblInd ns0:w="135" ns0:type="dxa"/>
+        <ns0:tblBorders>
+          <ns0:top ns0:val="single" ns0:sz="6"/>
+          <ns0:left ns0:val="single" ns0:sz="6"/>
+          <ns0:bottom ns0:val="single" ns0:sz="6"/>
+          <ns0:right ns0:val="single" ns0:sz="6"/>
+        </ns0:tblBorders>
+        <ns0:tblLayout ns0:type="fixed"/>
+        <ns0:tblLook ns0:val="04A0" ns0:firstRow="1" ns0:lastRow="0" ns0:firstColumn="1" ns0:lastColumn="0" ns0:noHBand="0" ns0:noVBand="1"/>
+      </ns0:tblPr>
+      <ns0:tblGrid>
+        <ns0:gridCol ns0:w="9675"/>
+      </ns0:tblGrid>
+      <ns0:tr ns0:rsidR="294ABA00" ns0:rsidTr="0A7ACB85" ns2:paraId="1B7B73E0">
+        <ns0:trPr>
+          <ns0:trHeight ns0:val="300"/>
+        </ns0:trPr>
+        <ns0:tc>
+          <ns0:tcPr>
+            <ns0:tcW ns0:w="9675" ns0:type="dxa"/>
+            <ns0:tcBorders>
+              <ns0:top ns0:val="single" ns0:color="BFBFBF" ns0:themeColor="background1" ns0:themeShade="BF" ns0:sz="6"/>
+              <ns0:left ns0:val="single" ns0:color="BFBFBF" ns0:themeColor="background1" ns0:themeShade="BF" ns0:sz="6"/>
+              <ns0:bottom ns0:val="single" ns0:color="BFBFBF" ns0:themeColor="background1" ns0:themeShade="BF" ns0:sz="6"/>
+              <ns0:right ns0:val="single" ns0:color="BFBFBF" ns0:themeColor="background1" ns0:themeShade="BF" ns0:sz="6"/>
+            </ns0:tcBorders>
+            <ns0:shd ns0:val="clear" ns0:color="auto" ns0:fill="E7E6E6" ns0:themeFill="background2"/>
+            <ns0:tcMar>
+              <ns0:left ns0:w="90" ns0:type="dxa"/>
+              <ns0:right ns0:w="90" ns0:type="dxa"/>
+            </ns0:tcMar>
+            <ns0:vAlign ns0:val="top"/>
+          </ns0:tcPr>
+          <ns0:p ns0:rsidR="294ABA00" ns0:rsidP="294ABA00" ns0:rsidRDefault="294ABA00" ns2:paraId="096D619A" ns2:textId="145FB314">
+            <ns0:pPr>
+              <ns0:spacing ns0:before="120" ns0:beforeAutospacing="off" ns0:after="120" ns0:afterAutospacing="off" ns0:line="276" ns0:lineRule="auto"/>
+              <ns0:ind ns0:left="0" ns0:right="0"/>
+              <ns0:jc ns0:val="left"/>
+              <ns0:rPr>
+                <ns0:rFonts ns0:ascii="Arial" ns0:hAnsi="Arial" ns0:eastAsia="Arial" ns0:cs="Arial"/>
+                <ns0:b ns0:val="0"/>
+                <ns0:bCs ns0:val="0"/>
+                <ns0:i ns0:val="0"/>
+                <ns0:iCs ns0:val="0"/>
+                <ns0:caps ns0:val="0"/>
+                <ns0:smallCaps ns0:val="0"/>
+                <ns0:color ns0:val="000000" ns0:themeColor="text1" ns0:themeTint="FF" ns0:themeShade="FF"/>
+                <ns0:sz ns0:val="24"/>
+                <ns0:szCs ns0:val="24"/>
+              </ns0:rPr>
+            </ns0:pPr>
+            <ns0:r ns0:rsidRPr="294ABA00" ns0:rsidR="294ABA00">
+              <ns0:rPr>
+                <ns0:rFonts ns0:ascii="Arial" ns0:hAnsi="Arial" ns0:eastAsia="Arial" ns0:cs="Arial"/>
+                <ns0:b ns0:val="1"/>
+                <ns0:bCs ns0:val="1"/>
+                <ns0:i ns0:val="0"/>
+                <ns0:iCs ns0:val="0"/>
+                <ns0:caps ns0:val="0"/>
+                <ns0:smallCaps ns0:val="0"/>
+                <ns0:color ns0:val="000000" ns0:themeColor="text1" ns0:themeTint="FF" ns0:themeShade="FF"/>
+                <ns0:sz ns0:val="24"/>
+                <ns0:szCs ns0:val="24"/>
+                <ns0:lang ns0:val="es-CL"/>
+              </ns0:rPr>
+              <ns0:t>Link con información del proyecto</ns0:t>
+            </ns0:r>
+          </ns0:p>
+        </ns0:tc>
+      </ns0:tr>
+      <ns0:tr ns0:rsidR="294ABA00" ns0:rsidTr="0A7ACB85" ns2:paraId="58CAA1B5">
+        <ns0:trPr>
+          <ns0:trHeight ns0:val="300"/>
+        </ns0:trPr>
+        <ns0:tc>
+          <ns0:tcPr>
+            <ns0:tcW ns0:w="9675" ns0:type="dxa"/>
+            <ns0:tcBorders>
+              <ns0:top ns0:val="single" ns0:color="BFBFBF" ns0:themeColor="background1" ns0:themeShade="BF" ns0:sz="6"/>
+              <ns0:left ns0:val="single" ns0:color="BFBFBF" ns0:themeColor="background1" ns0:themeShade="BF" ns0:sz="6"/>
+              <ns0:bottom ns0:val="single" ns0:color="BFBFBF" ns0:themeColor="background1" ns0:themeShade="BF" ns0:sz="6"/>
+              <ns0:right ns0:val="single" ns0:color="BFBFBF" ns0:themeColor="background1" ns0:themeShade="BF" ns0:sz="6"/>
+            </ns0:tcBorders>
+            <ns0:tcMar>
+              <ns0:left ns0:w="90" ns0:type="dxa"/>
+              <ns0:right ns0:w="90" ns0:type="dxa"/>
+            </ns0:tcMar>
+            <ns0:vAlign ns0:val="top"/>
+          </ns0:tcPr>
+          <ns0:p>
+            <ns0:r>
+              <ns0:t>https://github.com/nasotop/SovereignID</ns0:t>
+              <ns0:br/>
+              <ns0:br/>
+              <ns0:t>Documentación: docs/ (ADR, contratos OpenAPI, deployment.md, database-schema-evolution.md, CONTEXT.md). Entrega S3 corregida: docs/desarrollo_sumativa_S3_grupo_1.docx (30 tareas, 40 CP, RSG-01…05). CI: .github/workflows/ci.yml (65 pruebas automatizadas + deploy Portainer).</ns0:t>
+            </ns0:r>
+          </ns0:p>
+        </ns0:tc>
+      </ns0:tr>
+    </ns0:tbl>
+    <ns0:p ns0:rsidR="294ABA00" ns0:rsidP="294ABA00" ns0:rsidRDefault="294ABA00" ns2:paraId="3E280A2E" ns2:textId="1C30DE2B">
+      <ns0:pPr>
+        <ns0:jc ns0:val="both"/>
+        <ns0:rPr>
+          <ns0:rFonts ns0:eastAsia="Arial" ns0:cs="Arial"/>
+        </ns0:rPr>
+      </ns0:pPr>
+    </ns0:p>
+    <ns0:tbl>
+      <ns0:tblPr>
+        <ns0:tblStyle ns0:val="Tablaconcuadrcula"/>
+        <ns0:tblW ns0:w="0" ns0:type="auto"/>
+        <ns0:tblInd ns0:w="135" ns0:type="dxa"/>
+        <ns0:tblBorders>
+          <ns0:top ns0:val="single" ns0:color="auto" ns0:sz="6" ns0:space="0"/>
+          <ns0:left ns0:val="single" ns0:color="auto" ns0:sz="6" ns0:space="0"/>
+          <ns0:bottom ns0:val="single" ns0:color="auto" ns0:sz="6" ns0:space="0"/>
+          <ns0:right ns0:val="single" ns0:color="auto" ns0:sz="6" ns0:space="0"/>
+        </ns0:tblBorders>
+        <ns0:tblLayout ns0:type="fixed"/>
+        <ns0:tblLook ns0:val="04A0" ns0:firstRow="1" ns0:lastRow="0" ns0:firstColumn="1" ns0:lastColumn="0" ns0:noHBand="0" ns0:noVBand="1"/>
+      </ns0:tblPr>
+      <ns0:tblGrid>
+        <ns0:gridCol ns0:w="9675"/>
+      </ns0:tblGrid>
+      <ns0:tr ns0:rsidR="29E0E00E" ns0:rsidTr="0A7ACB85" ns2:paraId="5748C50B" ns2:textId="77777777">
+        <ns0:trPr>
+          <ns0:trHeight ns0:val="300"/>
+        </ns0:trPr>
+        <ns0:tc>
+          <ns0:tcPr>
+            <ns0:tcW ns0:w="9675" ns0:type="dxa"/>
+            <ns0:tcBorders>
+              <ns0:top ns0:val="single" ns0:color="BFBFBF" ns0:themeColor="background1" ns0:themeShade="BF" ns0:sz="6" ns0:space="0"/>
+              <ns0:left ns0:val="single" ns0:color="BFBFBF" ns0:themeColor="background1" ns0:themeShade="BF" ns0:sz="6" ns0:space="0"/>
+              <ns0:bottom ns0:val="single" ns0:color="BFBFBF" ns0:themeColor="background1" ns0:themeShade="BF" ns0:sz="6" ns0:space="0"/>
+              <ns0:right ns0:val="single" ns0:color="BFBFBF" ns0:themeColor="background1" ns0:themeShade="BF" ns0:sz="6" ns0:space="0"/>
+            </ns0:tcBorders>
+            <ns0:shd ns0:val="clear" ns0:color="auto" ns0:fill="E7E6E6" ns0:themeFill="background2"/>
+            <ns0:tcMar>
+              <ns0:left ns0:w="90" ns0:type="dxa"/>
+              <ns0:right ns0:w="90" ns0:type="dxa"/>
+            </ns0:tcMar>
+          </ns0:tcPr>
+          <ns0:p ns0:rsidR="29E0E00E" ns0:rsidP="29E0E00E" ns0:rsidRDefault="29E0E00E" ns2:paraId="0F546438" ns2:textId="268A5F07">
+            <ns0:pPr>
+              <ns0:spacing ns0:before="120" ns0:after="120" ns0:line="276" ns0:lineRule="auto"/>
+              <ns0:rPr>
+                <ns0:rFonts ns0:eastAsia="Arial" ns0:cs="Arial"/>
+                <ns0:color ns0:val="000000" ns0:themeColor="text1"/>
+                <ns0:szCs ns0:val="24"/>
+              </ns0:rPr>
+            </ns0:pPr>
+            <ns0:r ns0:rsidRPr="29E0E00E">
+              <ns0:rPr>
+                <ns0:rFonts ns0:eastAsia="Arial" ns0:cs="Arial"/>
+                <ns0:b/>
+                <ns0:bCs/>
+                <ns0:color ns0:val="000000" ns0:themeColor="text1"/>
+                <ns0:szCs ns0:val="24"/>
+              </ns0:rPr>
+              <ns0:t>Link con acceso al sistema</ns0:t>
+            </ns0:r>
+          </ns0:p>
+        </ns0:tc>
+      </ns0:tr>
+      <ns0:tr ns0:rsidR="29E0E00E" ns0:rsidTr="0A7ACB85" ns2:paraId="18EDAEB1" ns2:textId="77777777">
+        <ns0:trPr>
+          <ns0:trHeight ns0:val="300"/>
+        </ns0:trPr>
+        <ns0:tc>
+          <ns0:tcPr>
+            <ns0:tcW ns0:w="9675" ns0:type="dxa"/>
+            <ns0:tcBorders>
+              <ns0:top ns0:val="single" ns0:color="BFBFBF" ns0:themeColor="background1" ns0:themeShade="BF" ns0:sz="6" ns0:space="0"/>
+              <ns0:left ns0:val="single" ns0:color="BFBFBF" ns0:themeColor="background1" ns0:themeShade="BF" ns0:sz="6" ns0:space="0"/>
+              <ns0:bottom ns0:val="single" ns0:color="BFBFBF" ns0:themeColor="background1" ns0:themeShade="BF" ns0:sz="6" ns0:space="0"/>
+              <ns0:right ns0:val="single" ns0:color="BFBFBF" ns0:themeColor="background1" ns0:themeShade="BF" ns0:sz="6" ns0:space="0"/>
+            </ns0:tcBorders>
+            <ns0:tcMar>
+              <ns0:left ns0:w="90" ns0:type="dxa"/>
+              <ns0:right ns0:w="90" ns0:type="dxa"/>
+            </ns0:tcMar>
+          </ns0:tcPr>
+          <ns0:p>
+            <ns0:r>
+              <ns0:t>https://github.com/nasotop/SovereignID</ns0:t>
+              <ns0:br/>
+              <ns0:br/>
+              <ns0:t>Despliegue vivo VPS: Stack Portainer (docker-compose.yml) con NPM → host:4333 → web/nginx. Rutas: / (Angular), /auth/nonce (auth-api), /api/* (bff-api), /verifier (público). Verificación docente: GET /auth/nonce → 200; docker ps --filter name=sovereignid → healthy.</ns0:t>
+            </ns0:r>
+          </ns0:p>
+        </ns0:tc>
+      </ns0:tr>
+    </ns0:tbl>
+    <ns0:p ns0:rsidR="29E0E00E" ns0:rsidP="4001CED3" ns0:rsidRDefault="29E0E00E" ns2:paraId="1FE3E307" ns2:textId="4D798F95">
+      <ns0:pPr>
+        <ns0:rPr>
+          <ns0:rFonts ns0:eastAsia="Arial" ns0:cs="Arial"/>
+        </ns0:rPr>
+      </ns0:pPr>
+    </ns0:p>
+    <ns0:p ns0:rsidR="4001CED3" ns0:rsidP="4001CED3" ns0:rsidRDefault="4001CED3" ns2:paraId="256818F5" ns2:textId="008CBC48">
+      <ns0:pPr>
+        <ns0:rPr>
+          <ns0:rFonts ns0:eastAsia="Arial" ns0:cs="Arial"/>
+        </ns0:rPr>
+      </ns0:pPr>
+    </ns0:p>
+    <ns0:p ns0:rsidR="4001CED3" ns0:rsidP="4001CED3" ns0:rsidRDefault="4001CED3" ns2:paraId="12DDAD70" ns2:textId="13E3C559">
+      <ns0:pPr>
+        <ns0:rPr>
+          <ns0:rFonts ns0:eastAsia="Arial" ns0:cs="Arial"/>
+        </ns0:rPr>
+      </ns0:pPr>
+    </ns0:p>
+    <ns0:p ns0:rsidR="4001CED3" ns0:rsidP="4001CED3" ns0:rsidRDefault="4001CED3" ns2:paraId="506581B7" ns2:textId="5E31E65F">
+      <ns0:pPr>
+        <ns0:rPr>
+          <ns0:rFonts ns0:eastAsia="Arial" ns0:cs="Arial"/>
+        </ns0:rPr>
+      </ns0:pPr>
+    </ns0:p>
+    <ns0:p ns0:rsidR="4001CED3" ns0:rsidP="4001CED3" ns0:rsidRDefault="4001CED3" ns2:paraId="0CDE3A56" ns2:textId="76B1A4DE">
+      <ns0:pPr>
+        <ns0:rPr>
+          <ns0:rFonts ns0:eastAsia="Arial" ns0:cs="Arial"/>
+        </ns0:rPr>
+      </ns0:pPr>
+    </ns0:p>
+    <ns0:p ns0:rsidR="4001CED3" ns0:rsidP="4001CED3" ns0:rsidRDefault="4001CED3" ns2:paraId="0F6824AF" ns2:textId="6DF49C17">
+      <ns0:pPr>
+        <ns0:rPr>
+          <ns0:rFonts ns0:eastAsia="Arial" ns0:cs="Arial"/>
+        </ns0:rPr>
+      </ns0:pPr>
+    </ns0:p>
+    <ns0:tbl>
+      <ns0:tblPr>
+        <ns0:tblStyle ns0:val="Tablaconcuadrcula"/>
+        <ns0:tblW ns0:w="0" ns0:type="auto"/>
+        <ns0:tblInd ns0:w="135" ns0:type="dxa"/>
+        <ns0:tblBorders>
+          <ns0:top ns0:val="single" ns0:color="auto" ns0:sz="6" ns0:space="0"/>
+          <ns0:left ns0:val="single" ns0:color="auto" ns0:sz="6" ns0:space="0"/>
+          <ns0:bottom ns0:val="single" ns0:color="auto" ns0:sz="6" ns0:space="0"/>
+          <ns0:right ns0:val="single" ns0:color="auto" ns0:sz="6" ns0:space="0"/>
+        </ns0:tblBorders>
+        <ns0:tblLayout ns0:type="fixed"/>
+        <ns0:tblLook ns0:val="04A0" ns0:firstRow="1" ns0:lastRow="0" ns0:firstColumn="1" ns0:lastColumn="0" ns0:noHBand="0" ns0:noVBand="1"/>
+      </ns0:tblPr>
+      <ns0:tblGrid>
+        <ns0:gridCol ns0:w="9675"/>
+      </ns0:tblGrid>
+      <ns0:tr ns0:rsidR="29E0E00E" ns0:rsidTr="4001CED3" ns2:paraId="12D3E9EB" ns2:textId="77777777">
+        <ns0:trPr>
+          <ns0:trHeight ns0:val="300"/>
+        </ns0:trPr>
+        <ns0:tc>
+          <ns0:tcPr>
+            <ns0:tcW ns0:w="9675" ns0:type="dxa"/>
+            <ns0:tcBorders>
+              <ns0:top ns0:val="single" ns0:color="BFBFBF" ns0:themeColor="background1" ns0:themeShade="BF" ns0:sz="6" ns0:space="0"/>
+              <ns0:left ns0:val="single" ns0:color="BFBFBF" ns0:themeColor="background1" ns0:themeShade="BF" ns0:sz="6" ns0:space="0"/>
+              <ns0:bottom ns0:val="single" ns0:color="BFBFBF" ns0:themeColor="background1" ns0:themeShade="BF" ns0:sz="6" ns0:space="0"/>
+              <ns0:right ns0:val="single" ns0:color="BFBFBF" ns0:themeColor="background1" ns0:themeShade="BF" ns0:sz="6" ns0:space="0"/>
+            </ns0:tcBorders>
+            <ns0:shd ns0:val="clear" ns0:color="auto" ns0:fill="E7E6E6" ns0:themeFill="background2"/>
+            <ns0:tcMar>
+              <ns0:left ns0:w="90" ns0:type="dxa"/>
+              <ns0:right ns0:w="90" ns0:type="dxa"/>
+            </ns0:tcMar>
+          </ns0:tcPr>
+          <ns0:p ns0:rsidR="29E0E00E" ns0:rsidP="6310CF69" ns0:rsidRDefault="29E0E00E" ns2:paraId="47E99F1C" ns2:textId="69B6063E">
+            <ns0:pPr>
+              <ns0:spacing ns0:before="120" ns0:after="120" ns0:line="276" ns0:lineRule="auto"/>
+              <ns0:rPr>
+                <ns0:rFonts ns0:eastAsia="Arial" ns0:cs="Arial"/>
+                <ns0:color ns0:val="000000" ns0:themeColor="text1"/>
+                <ns0:szCs ns0:val="24"/>
+              </ns0:rPr>
+            </ns0:pPr>
+            <ns0:r ns0:rsidRPr="6310CF69">
+              <ns0:rPr>
+                <ns0:rFonts ns0:eastAsia="Arial" ns0:cs="Arial"/>
+                <ns0:b/>
+                <ns0:bCs/>
+                <ns0:color ns0:val="000000" ns0:themeColor="text1"/>
+                <ns0:szCs ns0:val="24"/>
+              </ns0:rPr>
+              <ns0:t>Instrucciones de avance</ns0:t>
+            </ns0:r>
+          </ns0:p>
+        </ns0:tc>
+      </ns0:tr>
+      <ns0:tr ns0:rsidR="29E0E00E" ns0:rsidTr="4001CED3" ns2:paraId="04D017B7" ns2:textId="77777777">
+        <ns0:trPr>
+          <ns0:trHeight ns0:val="300"/>
+        </ns0:trPr>
+        <ns0:tc>
+          <ns0:tcPr>
+            <ns0:tcW ns0:w="9675" ns0:type="dxa"/>
+            <ns0:tcBorders>
+              <ns0:top ns0:val="single" ns0:color="BFBFBF" ns0:themeColor="background1" ns0:themeShade="BF" ns0:sz="6" ns0:space="0"/>
+              <ns0:left ns0:val="single" ns0:color="BFBFBF" ns0:themeColor="background1" ns0:themeShade="BF" ns0:sz="6" ns0:space="0"/>
+              <ns0:bottom ns0:val="single" ns0:color="BFBFBF" ns0:themeColor="background1" ns0:themeShade="BF" ns0:sz="6" ns0:space="0"/>
+              <ns0:right ns0:val="single" ns0:color="BFBFBF" ns0:themeColor="background1" ns0:themeShade="BF" ns0:sz="6" ns0:space="0"/>
+            </ns0:tcBorders>
+            <ns0:tcMar>
+              <ns0:left ns0:w="90" ns0:type="dxa"/>
+              <ns0:right ns0:w="90" ns0:type="dxa"/>
+            </ns0:tcMar>
+          </ns0:tcPr>
+          <ns0:p>
+            <ns0:r>
+              <ns0:t>REPORTE DE ENTORNO EN LA NUBE — INSTRUCCIONES DE AVANCE SEMANA 8</ns0:t>
+              <ns0:br/>
+              <ns0:br/>
+              <ns0:t>1. Topología VPS: Portainer + Nginx Proxy Manager (NPM)</ns0:t>
+              <ns0:br/>
+              <ns0:t>La plataforma SovereignID opera en una VPS Linux con stack Docker Compose orquestado por Portainer. Nginx Proxy Manager (NPM) en el host escucha 80/443 y reenvía tráfico HTTPS al puerto host WEB_HOST_PORT (4333) → contenedor web (nginx interno puerto 80). Dentro del contenedor web, nginx enruta: / → SPA Angular 22; /auth/* → auth-api:8080; /api/* → bff-api:8080 (strip prefix). Los 6 microservicios backend NO se publican al host; solo son accesibles vía red interna sovereign-net.</ns0:t>
+              <ns0:br/>
+              <ns0:br/>
+              <ns0:t>2. Microservicios contenerizados (aislados e independientes)</ns0:t>
+              <ns0:br/>
+              <ns0:t>Cada API es una imagen Docker independiente con healthcheck /health, restart policy y logging json-file:</ns0:t>
+              <ns0:br/>
+              <ns0:br/>
+              <ns0:t>• auth-api (.NET 10): SIWE nonce/verify, JWT RBAC. Expuesto solo vía nginx /auth/.</ns0:t>
+              <ns0:br/>
+              <ns0:t>• academy-api (.NET 10): CRUD académico, invitaciones, perfiles holder, audit_logs.</ns0:t>
+              <ns0:br/>
+              <ns0:t>• issuer-api (.NET 10): Emisión W3C JSON-LD, IPFS Pinata, anclaje Smart Contract Sepolia.</ns0:t>
+              <ns0:br/>
+              <ns0:t>• verifier-api (.NET 10): Verificación pública POST /verifications, rate limit HTTP 429.</ns0:t>
+              <ns0:br/>
+              <ns0:t>• reports-api (.NET 10): Analíticas read-only, MetricsSnapshotJob nocturno.</ns0:t>
+              <ns0:br/>
+              <ns0:t>• bff-api (.NET 10 + Kiota): Agregación /api/ hacia verifier, issuer, academy, reports.</ns0:t>
+              <ns0:br/>
+              <ns0:br/>
+              <ns0:t>Frontend: contenedor web (nginx:alpine + build Angular producción). Persistencia: PostgreSQL 16 (postgres:16-alpine) en sovereign-net.</ns0:t>
+              <ns0:br/>
+              <ns0:br/>
+              <ns0:t>3. Funcionalidades implementadas y verificables</ns0:t>
+              <ns0:br/>
+              <ns0:t>✅ Autenticación SIWE (EIP-4361) + MetaMask + JWT 24h.</ns0:t>
+              <ns0:br/>
+              <ns0:t>✅ Portales platform, academy/issuer, holder y verifier público.</ns0:t>
+              <ns0:br/>
+              <ns0:t>✅ Emisión credenciales con anclaje Sepolia + pinning IPFS.</ns0:t>
+              <ns0:br/>
+              <ns0:t>✅ Verificación drag &amp; drop con veredicto agrupado.</ns0:t>
+              <ns0:br/>
+              <ns0:t>✅ CI/CD: 65 pruebas automatizadas + deploy webhook Portainer en master.</ns0:t>
+              <ns0:br/>
+              <ns0:br/>
+              <ns0:t>5. EVOLUCIÓN DEL MODELO DE BASE DE DATOS (PostgreSQL 16)</ns0:t>
+              <ns0:br/>
+              <ns0:t>Documentado en docs/database-schema-evolution.md. Resumen de deltas aplicados:</ns0:t>
+              <ns0:br/>
+              <ns0:t>• 2026-07-04 — Autorización formalizada: user_global_roles + platform_admin + rol viewer (RBAC plataforma vs institucional).</ns0:t>
+              <ns0:br/>
+              <ns0:t>• 2026-07-05 — holder_profiles: perfil off-chain del titular (ADR-0006; sin PII en students).</ns0:t>
+              <ns0:br/>
+              <ns0:t>• 2026-07-06 — verification_logs: integrity_failed + fuentes de firma/revocación para auditoría criptográfica.</ns0:t>
+              <ns0:br/>
+              <ns0:t>Esquema canónico: database/BBDD_SovereignID.sql (15 tablas, 5 ENUMs). Patches: database/patches/*.sql (idempotentes para BDs existentes).</ns0:t>
+              <ns0:br/>
+              <ns0:br/>
+              <ns0:t>4. HISTORIAL DE CAMBIOS — Subsanación deuda documental (Experiencia 1 → Semana 8)</ns0:t>
+              <ns0:br/>
+              <ns0:t>En desarrollo_sumativa_S3_grupo_1.docx (indexado en GitHub docs/) se subsanó íntegramente el feedback del docente:</ns0:t>
+              <ns0:br/>
+              <ns0:br/>
+              <ns0:t>• Plan de Trabajo: desglose profundo de 7 → 30 tareas técnicas secuenciales (T-01…T-30) en 5 fases, con nombres reales de microservicios (auth-api, academy-api, issuer-api, verifier-api, reports-api, bff-api).</ns0:t>
+              <ns0:br/>
+              <ns0:t>• Plan de Riesgos: ampliación con 5 riesgos críticos Web3/infra (RSG-01…RSG-05): Sepolia, RAM VPS, Solidity, MetaMask EIP-191/4361, nonces/NTP — cada uno con mitigación y contingencia.</ns0:t>
+              <ns0:br/>
+              <ns0:t>• Plan de Pruebas: matriz formal de exactamente 40 casos base (CP-01…CP-40): 10 SIWE + 10 academy-api + 10 blockchain + 10 verifier/bff.</ns0:t>
+              <ns0:br/>
+              <ns0:t>• Arquitectura: ADR-0006 (consolidación Identity.API → auth-api + academy-api + audit_logs PostgreSQL 16).</ns0:t>
+              <ns0:br/>
+              <ns0:br/>
+              <ns0:t>Documentos fundacionales actualizados en repositorio:</ns0:t>
+              <ns0:br/>
+              <ns0:t>— docs/desarrollo_sumativa_S3_grupo_1.docx</ns0:t>
+              <ns0:br/>
+              <ns0:t>— docs/adr/0006-consolidate-identity-into-academy-auth.md</ns0:t>
+              <ns0:br/>
+              <ns0:t>— docs/contracts/*.openapi.json</ns0:t>
+              <ns0:br/>
+              <ns0:t>— docs/deployment.md</ns0:t>
+              <ns0:br/>
+              <ns0:t>— docs/database-schema-evolution.md</ns0:t>
+              <ns0:br/>
+              <ns0:t>— CONTEXT.md</ns0:t>
+              <ns0:br/>
+              <ns0:br/>
+              <ns0:t>Repositorio: https://github.com/nasotop/SovereignID</ns0:t>
+            </ns0:r>
+          </ns0:p>
+        </ns0:tc>
+      </ns0:tr>
+    </ns0:tbl>
+    <ns0:p ns0:rsidR="483E291A" ns0:rsidRDefault="483E291A" ns2:paraId="7D170828" ns2:textId="176CE487">
+      <ns0:bookmarkStart ns0:name="_Hlk183597466" ns0:id="0"/>
+    </ns0:p>
+    <ns0:bookmarkEnd ns0:id="0"/>
+    <ns0:p ns0:rsidR="483E291A" ns0:rsidRDefault="483E291A" ns2:paraId="09FD7DEC" ns2:textId="3CBE0413"/>
+    <ns0:p ns0:rsidR="483E291A" ns0:rsidRDefault="483E291A" ns2:paraId="4D61CE84" ns2:textId="43D28A0D"/>
+    <ns0:p ns0:rsidR="483E291A" ns0:rsidRDefault="483E291A" ns2:paraId="6F6978CF" ns2:textId="5386DAA8"/>
+    <ns0:p ns0:rsidR="007E3AFF" ns0:rsidP="009F688A" ns0:rsidRDefault="007E3AFF" ns2:paraId="73F8E935" ns2:textId="77777777"/>
+    <ns0:p ns0:rsidR="007E3AFF" ns0:rsidP="009F688A" ns0:rsidRDefault="007E3AFF" ns2:paraId="36FC77F0" ns2:textId="77777777"/>
+    <ns0:p ns0:rsidR="007E3AFF" ns0:rsidP="009F688A" ns0:rsidRDefault="007E3AFF" ns2:paraId="140F5847" ns2:textId="77777777"/>
+    <ns0:p ns0:rsidR="006D2825" ns0:rsidP="009F688A" ns0:rsidRDefault="006D2825" ns2:paraId="3C165F38" ns2:textId="77777777"/>
+    <ns0:p ns0:rsidR="006D2825" ns0:rsidP="009F688A" ns0:rsidRDefault="006D2825" ns2:paraId="2A572965" ns2:textId="77777777"/>
+    <ns0:p ns0:rsidR="006D2825" ns0:rsidP="009F688A" ns0:rsidRDefault="006D2825" ns2:paraId="4A53D0FC" ns2:textId="77777777"/>
+    <ns0:p ns0:rsidR="006D2825" ns0:rsidP="009F688A" ns0:rsidRDefault="006D2825" ns2:paraId="6AAF91B5" ns2:textId="77777777"/>
+    <ns0:p ns0:rsidR="006D2825" ns0:rsidP="009F688A" ns0:rsidRDefault="006D2825" ns2:paraId="797C1BC4" ns2:textId="77777777"/>
+    <ns0:p ns0:rsidR="006D2825" ns0:rsidP="009F688A" ns0:rsidRDefault="006D2825" ns2:paraId="698B2E14" ns2:textId="77777777"/>
+    <ns0:p ns0:rsidR="006D2825" ns0:rsidP="009F688A" ns0:rsidRDefault="006D2825" ns2:paraId="408FB391" ns2:textId="77777777"/>
+    <ns0:p ns0:rsidR="006B1635" ns0:rsidP="006B1635" ns0:rsidRDefault="00326263" ns2:paraId="27FF51EE" ns2:textId="2EBF0823">
+      <ns0:r>
+        <ns0:rPr>
+          <ns0:noProof/>
+        </ns0:rPr>
+        <ns1:AlternateContent>
+          <ns1:Choice Requires="wps">
+            <ns0:drawing>
+              <ns3:anchor distT="0" distB="0" distL="114300" distR="114300" simplePos="0" relativeHeight="251676672" behindDoc="0" locked="0" layoutInCell="1" allowOverlap="1" ns4:anchorId="71A805CC" ns4:editId="0C60FC30">
+                <ns3:simplePos x="0" y="0"/>
+                <ns3:positionH relativeFrom="column">
+                  <ns3:posOffset>-375033</ns3:posOffset>
+                </ns3:positionH>
+                <ns3:positionV relativeFrom="paragraph">
+                  <ns3:posOffset>400877</ns3:posOffset>
+                </ns3:positionV>
+                <ns3:extent cx="7020000" cy="4500000"/>
+                <ns3:effectExtent l="0" t="0" r="9525" b="0"/>
+                <ns3:wrapNone/>
+                <ns3:docPr id="268568440" name="Rectángulo: esquinas redondeadas 1">
+                  <ns5:extLst>
+                    <ns5:ext uri="{C183D7F6-B498-43B3-948B-1728B52AA6E4}">
+                      <ns6:decorative val="1"/>
+                    </ns5:ext>
+                  </ns5:extLst>
+                </ns3:docPr>
+                <ns3:cNvGraphicFramePr/>
+                <ns5:graphic>
+                  <ns5:graphicData uri="http://schemas.microsoft.com/office/word/2010/wordprocessingShape">
+                    <ns10:wsp>
+                      <ns10:cNvSpPr/>
+                      <ns10:spPr>
+                        <ns5:xfrm>
+                          <ns5:off x="0" y="0"/>
+                          <ns5:ext cx="7020000" cy="4500000"/>
+                        </ns5:xfrm>
+                        <ns5:prstGeom prst="roundRect">
+                          <ns5:avLst>
+                            <ns5:gd name="adj" fmla="val 3098"/>
+                          </ns5:avLst>
+                        </ns5:prstGeom>
+                        <ns5:solidFill>
+                          <ns5:srgbClr val="E6E7E8"/>
+                        </ns5:solidFill>
+                        <ns5:ln>
+                          <ns5:noFill/>
+                        </ns5:ln>
+                      </ns10:spPr>
+                      <ns10:style>
+                        <ns5:lnRef idx="2">
+                          <ns5:schemeClr val="accent1">
+                            <ns5:shade val="15000"/>
+                          </ns5:schemeClr>
+                        </ns5:lnRef>
+                        <ns5:fillRef idx="1">
+                          <ns5:schemeClr val="accent1"/>
+                        </ns5:fillRef>
+                        <ns5:effectRef idx="0">
+                          <ns5:schemeClr val="accent1"/>
+                        </ns5:effectRef>
+                        <ns5:fontRef idx="minor">
+                          <ns5:schemeClr val="lt1"/>
+                        </ns5:fontRef>
+                      </ns10:style>
+                      <ns10:bodyPr rot="0" spcFirstLastPara="0" vertOverflow="overflow" horzOverflow="overflow" vert="horz" wrap="square" lIns="91440" tIns="45720" rIns="91440" bIns="45720" numCol="1" spcCol="0" rtlCol="0" fromWordArt="0" anchor="ctr" anchorCtr="0" forceAA="0" compatLnSpc="1">
+                        <ns5:prstTxWarp prst="textNoShape">
+                          <ns5:avLst/>
+                        </ns5:prstTxWarp>
+                        <ns5:noAutofit/>
+                      </ns10:bodyPr>
+                    </ns10:wsp>
+                  </ns5:graphicData>
+                </ns5:graphic>
+              </ns3:anchor>
+            </ns0:drawing>
+          </ns1:Choice>
+          <ns1:Fallback>
+            <ns0:pict ns2:anchorId="1D3E0798">
+              <ns11:roundrect id="Rectángulo: esquinas redondeadas 1" style="position:absolute;margin-left:-29.55pt;margin-top:31.55pt;width:552.75pt;height:354.35pt;z-index:251676672;visibility:visible;mso-wrap-style:square;mso-wrap-distance-left:9pt;mso-wrap-distance-top:0;mso-wrap-distance-right:9pt;mso-wrap-distance-bottom:0;mso-position-horizontal:absolute;mso-position-horizontal-relative:text;mso-position-vertical:absolute;mso-position-vertical-relative:text;v-text-anchor:middle" alt="&quot;&quot;" ns12:spid="_x0000_s1026" fillcolor="#e6e7e8" stroked="f" strokeweight="1pt" arcsize="2030f" ns2:anchorId="3F5385BB" ns12:gfxdata="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">
+                <ns11:stroke joinstyle="miter"/>
+              </ns11:roundrect>
+            </ns0:pict>
+          </ns1:Fallback>
+        </ns1:AlternateContent>
+      </ns0:r>
+    </ns0:p>
+    <ns0:p ns0:rsidR="006B1635" ns0:rsidP="006B1635" ns0:rsidRDefault="006B1635" ns2:paraId="08F6F101" ns2:textId="77777777"/>
+    <ns0:p ns0:rsidR="006B1635" ns0:rsidP="006B1635" ns0:rsidRDefault="006B1635" ns2:paraId="0488692A" ns2:textId="77777777"/>
+    <ns0:p ns0:rsidR="006B1635" ns0:rsidP="006B1635" ns0:rsidRDefault="006B1635" ns2:paraId="003733C6" ns2:textId="77777777"/>
+    <ns0:p ns0:rsidR="006B1635" ns0:rsidP="006B1635" ns0:rsidRDefault="006B1635" ns2:paraId="60C9D94B" ns2:textId="77777777"/>
+    <ns0:p ns0:rsidR="006B1635" ns0:rsidP="006B1635" ns0:rsidRDefault="00326263" ns2:paraId="3AA1EC16" ns2:textId="59A1A9EA">
+      <ns0:r>
+        <ns0:rPr>
+          <ns0:noProof/>
+        </ns0:rPr>
+        <ns0:drawing>
+          <ns3:anchor distT="0" distB="0" distL="114300" distR="114300" simplePos="0" relativeHeight="251677696" behindDoc="0" locked="0" layoutInCell="1" allowOverlap="1" ns4:anchorId="2A005252" ns4:editId="11891F97">
+            <ns3:simplePos x="0" y="0"/>
+            <ns3:positionH relativeFrom="column">
+              <ns3:posOffset>1642954</ns3:posOffset>
+            </ns3:positionH>
+            <ns3:positionV relativeFrom="paragraph">
+              <ns3:posOffset>249572</ns3:posOffset>
+            </ns3:positionV>
+            <ns3:extent cx="2990850" cy="1179195"/>
+            <ns3:effectExtent l="0" t="0" r="0" b="0"/>
+            <ns3:wrapNone/>
+            <ns3:docPr id="23" name="Imagen 2" descr="Duoc UC Online"/>
+            <ns3:cNvGraphicFramePr>
+              <ns5:graphicFrameLocks noChangeAspect="1"/>
+            </ns3:cNvGraphicFramePr>
+            <ns5:graphic>
+              <ns5:graphicData uri="http://schemas.openxmlformats.org/drawingml/2006/picture">
+                <ns7:pic>
+                  <ns7:nvPicPr>
+                    <ns7:cNvPr id="23" name="Imagen 23" descr="Duoc UC Online"/>
+                    <ns7:cNvPicPr>
+                      <ns5:picLocks noChangeAspect="1"/>
+                    </ns7:cNvPicPr>
+                  </ns7:nvPicPr>
+                  <ns7:blipFill>
+                    <ns5:blip ns8:embed="rId14" cstate="print">
+                      <ns5:extLst>
+                        <ns5:ext uri="{28A0092B-C50C-407E-A947-70E740481C1C}">
+                          <ns9:useLocalDpi val="0"/>
+                        </ns5:ext>
+                      </ns5:extLst>
+                    </ns5:blip>
+                    <ns5:stretch>
+                      <ns5:fillRect/>
+                    </ns5:stretch>
+                  </ns7:blipFill>
+                  <ns7:spPr>
+                    <ns5:xfrm>
+                      <ns5:off x="0" y="0"/>
+                      <ns5:ext cx="2990850" cy="1179195"/>
+                    </ns5:xfrm>
+                    <ns5:prstGeom prst="rect">
+                      <ns5:avLst/>
+                    </ns5:prstGeom>
+                  </ns7:spPr>
+                </ns7:pic>
+              </ns5:graphicData>
+            </ns5:graphic>
+          </ns3:anchor>
+        </ns0:drawing>
+      </ns0:r>
+    </ns0:p>
+    <ns0:p ns0:rsidR="006B1635" ns0:rsidP="006B1635" ns0:rsidRDefault="006B1635" ns2:paraId="70EAE80C" ns2:textId="77777777"/>
+    <ns0:p ns0:rsidR="006B1635" ns0:rsidP="006B1635" ns0:rsidRDefault="006B1635" ns2:paraId="7ED50F50" ns2:textId="77777777"/>
+    <ns0:p ns0:rsidR="006B1635" ns0:rsidP="006B1635" ns0:rsidRDefault="006B1635" ns2:paraId="4EB9731D" ns2:textId="77777777"/>
+    <ns0:p ns0:rsidR="006B1635" ns0:rsidP="006B1635" ns0:rsidRDefault="006B1635" ns2:paraId="3B81ED89" ns2:textId="77777777"/>
+    <ns0:p ns0:rsidR="006B1635" ns0:rsidP="006B1635" ns0:rsidRDefault="006B1635" ns2:paraId="02827DFC" ns2:textId="77777777"/>
+    <ns0:p ns0:rsidR="006B1635" ns0:rsidP="006B1635" ns0:rsidRDefault="006B1635" ns2:paraId="6327DE86" ns2:textId="77777777"/>
+    <ns0:p ns0:rsidR="006B1635" ns0:rsidP="006B1635" ns0:rsidRDefault="006B1635" ns2:paraId="0B909A72" ns2:textId="77777777"/>
+    <ns0:p ns0:rsidR="006B1635" ns0:rsidP="006B1635" ns0:rsidRDefault="006B1635" ns2:paraId="4581B0C6" ns2:textId="77777777"/>
+    <ns0:p ns0:rsidRPr="006805C1" ns0:rsidR="006B1635" ns0:rsidP="006B1635" ns0:rsidRDefault="006B1635" ns2:paraId="1B677FF6" ns2:textId="77777777">
+      <ns0:pPr>
+        <ns0:pStyle ns0:val="Avisolegal"/>
+        <ns0:spacing ns0:after="0"/>
+      </ns0:pPr>
+      <ns0:r ns0:rsidRPr="00C677FA">
+        <ns0:t>Reservados todos los derechos Fundación Instituto Profesional Duoc UC. No se permite copiar, reproducir, reeditar, descargar, publicar, emitir, difundir, de forma total o parcial la presente obra, ni su incorporación a un sistema informático, ni su transmisión en cualquier forma o por cualquier medio (electrónico, mecánico, fotocopia, grabación u otros) sin autorización previa y por escrito de Fundación Instituto Profesional Duoc UC La infracción de dichos derechos puede constituir un delito contra la propiedad intelectual.</ns0:t>
+      </ns0:r>
+      <ns0:r ns0:rsidRPr="005D1DB7">
+        <ns0:rPr>
+          <ns0:noProof/>
+        </ns0:rPr>
+        <ns0:t xml:space="preserve"> </ns0:t>
+      </ns0:r>
+    </ns0:p>
+    <ns0:p ns0:rsidRPr="00C677FA" ns0:rsidR="009611E8" ns0:rsidP="006B1635" ns0:rsidRDefault="009611E8" ns2:paraId="4E13B5A7" ns2:textId="308C5463"/>
+    <ns0:sectPr ns0:rsidRPr="00C677FA" ns0:rsidR="009611E8" ns0:rsidSect="00D4137B">
+      <ns0:footerReference ns0:type="first" ns8:id="rId15"/>
+      <ns0:pgSz ns0:w="12240" ns0:h="15840" ns0:orient="portrait"/>
+      <ns0:pgMar ns0:top="1559" ns0:right="1185" ns0:bottom="284" ns0:left="1134" ns0:header="709" ns0:footer="283" ns0:gutter="0"/>
+      <ns0:cols ns0:space="708"/>
+      <ns0:titlePg/>
+      <ns0:docGrid ns0:linePitch="360"/>
+    </ns0:sectPr>
+  </ns0:body>
+</ns0:document>
 </file>
 
 <file path=word/endnotes.xml><?xml version="1.0" encoding="utf-8"?>

--- a/docs/desarrollo_sumativa_S8_grupo_1.docx
+++ b/docs/desarrollo_sumativa_S8_grupo_1.docx
@@ -1,3368 +1,3368 @@
 
 <file path=word/document.xml><?xml version="1.0" encoding="utf-8"?>
-<ns0:document xmlns:ns0="http://schemas.openxmlformats.org/wordprocessingml/2006/main" xmlns:ns1="http://schemas.openxmlformats.org/markup-compatibility/2006" xmlns:ns10="http://schemas.microsoft.com/office/word/2010/wordprocessingShape" xmlns:ns11="urn:schemas-microsoft-com:vml" xmlns:ns12="urn:schemas-microsoft-com:office:office" xmlns:ns2="http://schemas.microsoft.com/office/word/2010/wordml" xmlns:ns3="http://schemas.openxmlformats.org/drawingml/2006/wordprocessingDrawing" xmlns:ns4="http://schemas.microsoft.com/office/word/2010/wordprocessingDrawing" xmlns:ns5="http://schemas.openxmlformats.org/drawingml/2006/main" xmlns:ns6="http://schemas.microsoft.com/office/drawing/2017/decorative" xmlns:ns7="http://schemas.openxmlformats.org/drawingml/2006/picture" xmlns:ns8="http://schemas.openxmlformats.org/officeDocument/2006/relationships" xmlns:ns9="http://schemas.microsoft.com/office/drawing/2010/main" ns1:Ignorable="w14 w15 w16se w16cid w16 w16cex w16sdtdh w16du wp14">
-  <ns0:body>
-    <ns0:p ns0:rsidR="00E05D9E" ns0:rsidRDefault="00B51379" ns2:paraId="46C6704D" ns2:textId="135CC652">
-      <ns0:r>
-        <ns0:rPr>
-          <ns0:noProof/>
-        </ns0:rPr>
-        <ns0:drawing>
-          <ns3:anchor distT="0" distB="0" distL="114300" distR="114300" simplePos="0" relativeHeight="251667455" behindDoc="0" locked="0" layoutInCell="1" allowOverlap="1" ns4:anchorId="7F252F98" ns4:editId="0D9DB28B">
-            <ns3:simplePos x="0" y="0"/>
-            <ns3:positionH relativeFrom="column">
-              <ns3:posOffset>-434340</ns3:posOffset>
-            </ns3:positionH>
-            <ns3:positionV relativeFrom="paragraph">
-              <ns3:posOffset>-866775</ns3:posOffset>
-            </ns3:positionV>
-            <ns3:extent cx="2066290" cy="560705"/>
-            <ns3:effectExtent l="0" t="0" r="0" b="0"/>
-            <ns3:wrapNone/>
-            <ns3:docPr id="1622403336" name="Imagen 1">
-              <ns5:extLst>
-                <ns5:ext uri="{C183D7F6-B498-43B3-948B-1728B52AA6E4}">
-                  <ns6:decorative val="1"/>
-                </ns5:ext>
-              </ns5:extLst>
-            </ns3:docPr>
-            <ns3:cNvGraphicFramePr>
-              <ns5:graphicFrameLocks noChangeAspect="1"/>
-            </ns3:cNvGraphicFramePr>
-            <ns5:graphic>
-              <ns5:graphicData uri="http://schemas.openxmlformats.org/drawingml/2006/picture">
-                <ns7:pic>
-                  <ns7:nvPicPr>
-                    <ns7:cNvPr id="1622403336" name="Imagen 1622403336">
-                      <ns5:extLst>
-                        <ns5:ext uri="{C183D7F6-B498-43B3-948B-1728B52AA6E4}">
-                          <ns6:decorative val="1"/>
-                        </ns5:ext>
-                      </ns5:extLst>
-                    </ns7:cNvPr>
-                    <ns7:cNvPicPr>
-                      <ns5:picLocks noChangeAspect="1"/>
-                    </ns7:cNvPicPr>
-                  </ns7:nvPicPr>
-                  <ns7:blipFill>
-                    <ns5:blip ns8:embed="rId11">
-                      <ns5:extLst>
-                        <ns5:ext uri="{28A0092B-C50C-407E-A947-70E740481C1C}">
-                          <ns9:useLocalDpi val="0"/>
-                        </ns5:ext>
-                      </ns5:extLst>
-                    </ns5:blip>
-                    <ns5:stretch>
-                      <ns5:fillRect/>
-                    </ns5:stretch>
-                  </ns7:blipFill>
-                  <ns7:spPr>
-                    <ns5:xfrm>
-                      <ns5:off x="0" y="0"/>
-                      <ns5:ext cx="2066290" cy="560705"/>
-                    </ns5:xfrm>
-                    <ns5:prstGeom prst="rect">
-                      <ns5:avLst/>
-                    </ns5:prstGeom>
-                  </ns7:spPr>
-                </ns7:pic>
-              </ns5:graphicData>
-            </ns5:graphic>
-          </ns3:anchor>
-        </ns0:drawing>
-      </ns0:r>
-      <ns0:r>
-        <ns0:rPr>
-          <ns0:noProof/>
-        </ns0:rPr>
-        <ns1:AlternateContent>
-          <ns1:Choice Requires="wps">
-            <ns0:drawing>
-              <ns3:anchor distT="0" distB="0" distL="114300" distR="114300" simplePos="0" relativeHeight="251668479" behindDoc="0" locked="0" layoutInCell="1" allowOverlap="1" ns4:anchorId="693102DD" ns4:editId="69122EC8">
-                <ns3:simplePos x="0" y="0"/>
-                <ns3:positionH relativeFrom="column">
-                  <ns3:posOffset>1927860</ns3:posOffset>
-                </ns3:positionH>
-                <ns3:positionV relativeFrom="paragraph">
-                  <ns3:posOffset>-695325</ns3:posOffset>
-                </ns3:positionV>
-                <ns3:extent cx="4787265" cy="262890"/>
-                <ns3:effectExtent l="0" t="0" r="0" b="3810"/>
-                <ns3:wrapNone/>
-                <ns3:docPr id="62092501" name="Rectángulo: esquinas redondeadas 1">
-                  <ns5:extLst>
-                    <ns5:ext uri="{C183D7F6-B498-43B3-948B-1728B52AA6E4}">
-                      <ns6:decorative val="1"/>
-                    </ns5:ext>
-                  </ns5:extLst>
-                </ns3:docPr>
-                <ns3:cNvGraphicFramePr/>
-                <ns5:graphic>
-                  <ns5:graphicData uri="http://schemas.microsoft.com/office/word/2010/wordprocessingShape">
-                    <ns10:wsp>
-                      <ns10:cNvSpPr/>
-                      <ns10:spPr>
-                        <ns5:xfrm>
-                          <ns5:off x="0" y="0"/>
-                          <ns5:ext cx="4787265" cy="262890"/>
-                        </ns5:xfrm>
-                        <ns5:prstGeom prst="roundRect">
-                          <ns5:avLst>
-                            <ns5:gd name="adj" fmla="val 50000"/>
-                          </ns5:avLst>
-                        </ns5:prstGeom>
-                        <ns5:solidFill>
-                          <ns5:srgbClr val="E7E8E9"/>
-                        </ns5:solidFill>
-                        <ns5:ln>
-                          <ns5:noFill/>
-                        </ns5:ln>
-                      </ns10:spPr>
-                      <ns10:style>
-                        <ns5:lnRef idx="2">
-                          <ns5:schemeClr val="accent1">
-                            <ns5:shade val="15000"/>
-                          </ns5:schemeClr>
-                        </ns5:lnRef>
-                        <ns5:fillRef idx="1">
-                          <ns5:schemeClr val="accent1"/>
-                        </ns5:fillRef>
-                        <ns5:effectRef idx="0">
-                          <ns5:schemeClr val="accent1"/>
-                        </ns5:effectRef>
-                        <ns5:fontRef idx="minor">
-                          <ns5:schemeClr val="lt1"/>
-                        </ns5:fontRef>
-                      </ns10:style>
-                      <ns10:bodyPr rot="0" spcFirstLastPara="0" vertOverflow="overflow" horzOverflow="overflow" vert="horz" wrap="square" lIns="91440" tIns="45720" rIns="91440" bIns="45720" numCol="1" spcCol="0" rtlCol="0" fromWordArt="0" anchor="ctr" anchorCtr="0" forceAA="0" compatLnSpc="1">
-                        <ns5:prstTxWarp prst="textNoShape">
-                          <ns5:avLst/>
-                        </ns5:prstTxWarp>
-                        <ns5:noAutofit/>
-                      </ns10:bodyPr>
-                    </ns10:wsp>
-                  </ns5:graphicData>
-                </ns5:graphic>
-              </ns3:anchor>
-            </ns0:drawing>
-          </ns1:Choice>
-          <ns1:Fallback>
-            <ns0:pict ns2:anchorId="204E0853">
-              <ns11:roundrect id="Rectángulo: esquinas redondeadas 1" style="position:absolute;margin-left:151.8pt;margin-top:-54.75pt;width:376.95pt;height:20.7pt;z-index:251668479;visibility:visible;mso-wrap-style:square;mso-wrap-distance-left:9pt;mso-wrap-distance-top:0;mso-wrap-distance-right:9pt;mso-wrap-distance-bottom:0;mso-position-horizontal:absolute;mso-position-horizontal-relative:text;mso-position-vertical:absolute;mso-position-vertical-relative:text;v-text-anchor:middle" alt="&quot;&quot;" ns12:spid="_x0000_s1026" fillcolor="#e7e8e9" stroked="f" strokeweight="1pt" arcsize=".5" ns2:anchorId="07EEE52D" ns12:gfxdata="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">
-                <ns11:stroke joinstyle="miter"/>
-              </ns11:roundrect>
-            </ns0:pict>
-          </ns1:Fallback>
-        </ns1:AlternateContent>
-      </ns0:r>
-      <ns0:r ns0:rsidR="00B50F94">
-        <ns0:rPr>
-          <ns0:noProof/>
-        </ns0:rPr>
-        <ns1:AlternateContent>
-          <ns1:Choice Requires="wps">
-            <ns0:drawing>
-              <ns3:anchor distT="0" distB="0" distL="114300" distR="114300" simplePos="0" relativeHeight="251671552" behindDoc="0" locked="0" layoutInCell="1" allowOverlap="1" ns4:anchorId="36699E54" ns4:editId="2F176A25">
-                <ns3:simplePos x="0" y="0"/>
-                <ns3:positionH relativeFrom="column">
-                  <ns3:posOffset>-325059</ns3:posOffset>
-                </ns3:positionH>
-                <ns3:positionV relativeFrom="paragraph">
-                  <ns3:posOffset>-223444</ns3:posOffset>
-                </ns3:positionV>
-                <ns3:extent cx="7044704" cy="3848100"/>
-                <ns3:effectExtent l="0" t="0" r="3810" b="0"/>
-                <ns3:wrapNone/>
-                <ns3:docPr id="423553030" name="AutoShape 14">
-                  <ns5:extLst>
-                    <ns5:ext uri="{C183D7F6-B498-43B3-948B-1728B52AA6E4}">
-                      <ns6:decorative val="1"/>
-                    </ns5:ext>
-                  </ns5:extLst>
-                </ns3:docPr>
-                <ns3:cNvGraphicFramePr>
-                  <ns5:graphicFrameLocks/>
-                </ns3:cNvGraphicFramePr>
-                <ns5:graphic>
-                  <ns5:graphicData uri="http://schemas.microsoft.com/office/word/2010/wordprocessingShape">
-                    <ns10:wsp>
-                      <ns10:cNvSpPr>
-                        <ns5:spLocks noChangeArrowheads="1"/>
-                      </ns10:cNvSpPr>
-                      <ns10:spPr bwMode="auto">
-                        <ns5:xfrm>
-                          <ns5:off x="0" y="0"/>
-                          <ns5:ext cx="7044704" cy="3848100"/>
-                        </ns5:xfrm>
-                        <ns5:prstGeom prst="roundRect">
-                          <ns5:avLst>
-                            <ns5:gd name="adj" fmla="val 4433"/>
-                          </ns5:avLst>
-                        </ns5:prstGeom>
-                        <ns5:blipFill>
-                          <ns5:blip ns8:embed="rId12"/>
-                          <ns5:stretch>
-                            <ns5:fillRect/>
-                          </ns5:stretch>
-                        </ns5:blipFill>
-                        <ns5:ln w="9525">
-                          <ns5:noFill/>
-                          <ns5:round/>
-                          <ns5:headEnd/>
-                          <ns5:tailEnd/>
-                        </ns5:ln>
-                      </ns10:spPr>
-                      <ns10:bodyPr rot="0" vertOverflow="clip" horzOverflow="clip" vert="horz" wrap="square" lIns="91440" tIns="45720" rIns="91440" bIns="45720" anchor="t" anchorCtr="0" upright="1">
-                        <ns5:noAutofit/>
-                      </ns10:bodyPr>
-                    </ns10:wsp>
-                  </ns5:graphicData>
-                </ns5:graphic>
-              </ns3:anchor>
-            </ns0:drawing>
-          </ns1:Choice>
-          <ns1:Fallback>
-            <ns0:pict ns2:anchorId="0F5EAA9D">
-              <ns11:roundrect id="AutoShape 14" style="position:absolute;margin-left:-25.6pt;margin-top:-17.6pt;width:554.7pt;height:303pt;z-index:251671552;visibility:visible;mso-wrap-style:square;mso-wrap-distance-left:9pt;mso-wrap-distance-top:0;mso-wrap-distance-right:9pt;mso-wrap-distance-bottom:0;mso-position-horizontal:absolute;mso-position-horizontal-relative:text;mso-position-vertical:absolute;mso-position-vertical-relative:text;v-text-anchor:top" alt="&quot;&quot;" ns12:spid="_x0000_s1026" stroked="f" arcsize="2907f" ns2:anchorId="3DBDE4CA" ns12:gfxdata="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">
-                <ns11:fill type="frame" ns12:title="" recolor="t" rotate="t" ns8:id="rId13"/>
-              </ns11:roundrect>
-            </ns0:pict>
-          </ns1:Fallback>
-        </ns1:AlternateContent>
-      </ns0:r>
-    </ns0:p>
-    <ns0:p ns0:rsidR="00E05D9E" ns0:rsidRDefault="00E05D9E" ns2:paraId="35689687" ns2:textId="20051510"/>
-    <ns0:p ns0:rsidR="00E05D9E" ns0:rsidRDefault="00E05D9E" ns2:paraId="6CBC5427" ns2:textId="6816E4F6"/>
-    <ns0:p ns0:rsidR="00E05D9E" ns0:rsidRDefault="00E05D9E" ns2:paraId="3B113103" ns2:textId="631C00E9"/>
-    <ns0:p ns0:rsidR="00E05D9E" ns0:rsidRDefault="00E05D9E" ns2:paraId="0589F8B6" ns2:textId="2B2F252C"/>
-    <ns0:p ns0:rsidR="00E05D9E" ns0:rsidRDefault="00E05D9E" ns2:paraId="243BCF34" ns2:textId="28587265"/>
-    <ns0:p ns0:rsidR="00E05D9E" ns0:rsidRDefault="00E05D9E" ns2:paraId="0ED8E06D" ns2:textId="6396E2B6"/>
-    <ns0:p ns0:rsidR="00E05D9E" ns0:rsidRDefault="00E05D9E" ns2:paraId="5B4A0A43" ns2:textId="3F0A3B47"/>
-    <ns0:p ns0:rsidR="00E05D9E" ns0:rsidRDefault="00E05D9E" ns2:paraId="1A6C6FFF" ns2:textId="62A82A15"/>
-    <ns0:p ns0:rsidR="00E05D9E" ns0:rsidP="00E05D9E" ns0:rsidRDefault="00E05D9E" ns2:paraId="46984529" ns2:textId="0298A0FE">
-      <ns0:pPr>
-        <ns0:pStyle ns0:val="Ttulo"/>
-      </ns0:pPr>
-    </ns0:p>
-    <ns0:p ns0:rsidR="00F25EF5" ns0:rsidP="004A7D4F" ns0:rsidRDefault="00F25EF5" ns2:paraId="2ED4A594" ns2:textId="77777777">
-      <ns0:pPr>
-        <ns0:rPr>
-          <ns0:color ns0:val="333333"/>
-          <ns0:sz ns0:val="32"/>
-          <ns0:szCs ns0:val="32"/>
-        </ns0:rPr>
-      </ns0:pPr>
-    </ns0:p>
-    <ns0:p ns0:rsidR="002664C7" ns0:rsidP="004A7D4F" ns0:rsidRDefault="002664C7" ns2:paraId="07E627F0" ns2:textId="2EE0F6F5">
-      <ns0:pPr>
-        <ns0:rPr>
-          <ns0:color ns0:val="333333"/>
-          <ns0:sz ns0:val="32"/>
-          <ns0:szCs ns0:val="32"/>
-        </ns0:rPr>
-      </ns0:pPr>
-      <ns0:r>
-        <ns0:rPr>
-          <ns0:noProof/>
-        </ns0:rPr>
-        <ns1:AlternateContent>
-          <ns1:Choice Requires="wps">
-            <ns0:drawing>
-              <ns3:anchor distT="0" distB="0" distL="114300" distR="114300" simplePos="0" relativeHeight="251673600" behindDoc="0" locked="0" layoutInCell="1" allowOverlap="1" ns4:anchorId="3BFABDE3" ns4:editId="7FB77DB9">
-                <ns3:simplePos x="0" y="0"/>
-                <ns3:positionH relativeFrom="column">
-                  <ns3:posOffset>-315704</ns3:posOffset>
-                </ns3:positionH>
-                <ns3:positionV relativeFrom="paragraph">
-                  <ns3:posOffset>451485</ns3:posOffset>
-                </ns3:positionV>
-                <ns3:extent cx="108585" cy="720000"/>
-                <ns3:effectExtent l="0" t="0" r="5715" b="4445"/>
-                <ns3:wrapNone/>
-                <ns3:docPr id="1758041971" name="Rectángulo: esquinas redondeadas 6">
-                  <ns5:extLst>
-                    <ns5:ext uri="{C183D7F6-B498-43B3-948B-1728B52AA6E4}">
-                      <ns6:decorative val="1"/>
-                    </ns5:ext>
-                  </ns5:extLst>
-                </ns3:docPr>
-                <ns3:cNvGraphicFramePr>
-                  <ns5:graphicFrameLocks/>
-                </ns3:cNvGraphicFramePr>
-                <ns5:graphic>
-                  <ns5:graphicData uri="http://schemas.microsoft.com/office/word/2010/wordprocessingShape">
-                    <ns10:wsp>
-                      <ns10:cNvSpPr>
-                        <ns5:spLocks/>
-                      </ns10:cNvSpPr>
-                      <ns10:spPr>
-                        <ns5:xfrm>
-                          <ns5:off x="0" y="0"/>
-                          <ns5:ext cx="108585" cy="720000"/>
-                        </ns5:xfrm>
-                        <ns5:prstGeom prst="roundRect">
-                          <ns5:avLst>
-                            <ns5:gd name="adj" fmla="val 0"/>
-                          </ns5:avLst>
-                        </ns5:prstGeom>
-                        <ns5:solidFill>
-                          <ns5:srgbClr val="FFB800"/>
-                        </ns5:solidFill>
-                        <ns5:ln>
-                          <ns5:noFill/>
-                        </ns5:ln>
-                      </ns10:spPr>
-                      <ns10:style>
-                        <ns5:lnRef idx="2">
-                          <ns5:schemeClr val="accent1">
-                            <ns5:shade val="15000"/>
-                          </ns5:schemeClr>
-                        </ns5:lnRef>
-                        <ns5:fillRef idx="1">
-                          <ns5:schemeClr val="accent1"/>
-                        </ns5:fillRef>
-                        <ns5:effectRef idx="0">
-                          <ns5:schemeClr val="accent1"/>
-                        </ns5:effectRef>
-                        <ns5:fontRef idx="minor">
-                          <ns5:schemeClr val="lt1"/>
-                        </ns5:fontRef>
-                      </ns10:style>
-                      <ns10:bodyPr rot="0" spcFirstLastPara="0" vertOverflow="overflow" horzOverflow="overflow" vert="horz" wrap="square" lIns="91440" tIns="45720" rIns="91440" bIns="45720" numCol="1" spcCol="0" rtlCol="0" fromWordArt="0" anchor="ctr" anchorCtr="0" forceAA="0" compatLnSpc="1">
-                        <ns5:prstTxWarp prst="textNoShape">
-                          <ns5:avLst/>
-                        </ns5:prstTxWarp>
-                        <ns5:noAutofit/>
-                      </ns10:bodyPr>
-                    </ns10:wsp>
-                  </ns5:graphicData>
-                </ns5:graphic>
-                <ns4:sizeRelH relativeFrom="margin">
-                  <ns4:pctWidth>0</ns4:pctWidth>
-                </ns4:sizeRelH>
-                <ns4:sizeRelV relativeFrom="margin">
-                  <ns4:pctHeight>0</ns4:pctHeight>
-                </ns4:sizeRelV>
-              </ns3:anchor>
-            </ns0:drawing>
-          </ns1:Choice>
-          <ns1:Fallback>
-            <ns0:pict ns2:anchorId="19E8269E">
-              <ns11:roundrect id="Rectángulo: esquinas redondeadas 6" style="position:absolute;margin-left:-24.85pt;margin-top:35.55pt;width:8.55pt;height:56.7pt;z-index:251673600;visibility:visible;mso-wrap-style:square;mso-width-percent:0;mso-height-percent:0;mso-wrap-distance-left:9pt;mso-wrap-distance-top:0;mso-wrap-distance-right:9pt;mso-wrap-distance-bottom:0;mso-position-horizontal:absolute;mso-position-horizontal-relative:text;mso-position-vertical:absolute;mso-position-vertical-relative:text;mso-width-percent:0;mso-height-percent:0;mso-width-relative:margin;mso-height-relative:margin;v-text-anchor:middle" alt="&quot;&quot;" ns12:spid="_x0000_s1026" fillcolor="#ffb800" stroked="f" strokeweight="1pt" arcsize="0" ns2:anchorId="19FE2BFE" ns12:gfxdata="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">
-                <ns11:stroke joinstyle="miter"/>
-              </ns11:roundrect>
-            </ns0:pict>
-          </ns1:Fallback>
-        </ns1:AlternateContent>
-      </ns0:r>
-    </ns0:p>
-    <ns0:p ns0:rsidRPr="006873B9" ns0:rsidR="00220E71" ns0:rsidP="006873B9" ns0:rsidRDefault="00220E71" ns2:paraId="2214CF40" ns2:textId="478C6966">
-      <ns0:pPr>
-        <ns0:pStyle ns0:val="carrera1"/>
-      </ns0:pPr>
-      <ns0:r>
-        <ns0:t xml:space="preserve">Semana </ns0:t>
-      </ns0:r>
-      <ns0:r ns0:rsidR="00C05B84">
-        <ns0:t>8</ns0:t>
-      </ns0:r>
-    </ns0:p>
-    <ns0:p ns0:rsidR="683870C2" ns0:rsidP="53C6DC37" ns0:rsidRDefault="683870C2" ns2:paraId="0DA4EE19" ns2:textId="45995C43">
-      <ns0:pPr>
-        <ns0:pStyle ns0:val="carrera2"/>
-      </ns0:pPr>
-      <ns0:r>
-        <ns0:t>Taller Aplicado de Software</ns0:t>
-      </ns0:r>
-    </ns0:p>
-    <ns0:p ns0:rsidRPr="00F25EF5" ns0:rsidR="00F25EF5" ns0:rsidP="00F25EF5" ns0:rsidRDefault="00F25EF5" ns2:paraId="3DC11CAE" ns2:textId="77777777"/>
-    <ns0:p ns0:rsidR="004A7D4F" ns0:rsidP="004A7D4F" ns0:rsidRDefault="004A7D4F" ns2:paraId="3A8A2333" ns2:textId="77777777"/>
-    <ns0:p ns0:rsidRPr="006873B9" ns0:rsidR="00EA22DE" ns0:rsidP="006873B9" ns0:rsidRDefault="004A7D4F" ns2:paraId="6EF062F3" ns2:textId="4516EF58">
-      <ns0:pPr>
-        <ns0:pStyle ns0:val="BajadaTtulo"/>
-      </ns0:pPr>
-      <ns0:r ns0:rsidRPr="006873B9">
-        <ns0:t>Formato de respuesta</ns0:t>
-      </ns0:r>
-    </ns0:p>
-    <ns0:tbl>
-      <ns0:tblPr>
-        <ns0:tblStyle ns0:val="Tablaconcuadrcula"/>
-        <ns0:tblW ns0:w="0" ns0:type="auto"/>
-        <ns0:tblLook ns0:val="04A0" ns0:firstRow="1" ns0:lastRow="0" ns0:firstColumn="1" ns0:lastColumn="0" ns0:noHBand="0" ns0:noVBand="1"/>
-      </ns0:tblPr>
-      <ns0:tblGrid>
-        <ns0:gridCol ns0:w="4960"/>
-        <ns0:gridCol ns0:w="4951"/>
-      </ns0:tblGrid>
-      <ns0:tr ns0:rsidR="00220E71" ns0:rsidTr="00F25EF5" ns2:paraId="6FE5C134" ns2:textId="77777777">
-        <ns0:trPr>
-          <ns0:trHeight ns0:val="510"/>
-        </ns0:trPr>
-        <ns0:tc>
-          <ns0:tcPr>
-            <ns0:tcW ns0:w="4961" ns0:type="dxa"/>
-            <ns0:tcBorders>
-              <ns0:top ns0:val="single" ns0:color="404040" ns0:themeColor="text1" ns0:themeTint="BF" ns0:sz="4" ns0:space="0"/>
-              <ns0:left ns0:val="single" ns0:color="404040" ns0:themeColor="text1" ns0:themeTint="BF" ns0:sz="4" ns0:space="0"/>
-              <ns0:bottom ns0:val="single" ns0:color="404040" ns0:themeColor="text1" ns0:themeTint="BF" ns0:sz="4" ns0:space="0"/>
-              <ns0:right ns0:val="single" ns0:color="404040" ns0:themeColor="text1" ns0:themeTint="BF" ns0:sz="4" ns0:space="0"/>
-            </ns0:tcBorders>
-            <ns0:vAlign ns0:val="center"/>
-          </ns0:tcPr>
-          <ns0:p ns0:rsidRPr="00E741B0" ns0:rsidR="00220E71" ns0:rsidP="00886159" ns0:rsidRDefault="00761548" ns2:paraId="11D77D7B" ns2:textId="2EF92772">
-            <ns0:pPr>
-              <ns0:spacing ns0:before="120"/>
-            </ns0:pPr>
-            <ns0:r ns0:rsidRPr="3E7189C4">
-              <ns0:rPr>
-                <ns0:b/>
-                <ns0:bCs/>
-              </ns0:rPr>
-              <ns0:t>Nombre estudiante:</ns0:t>
-            </ns0:r>
-          </ns0:p>
-        </ns0:tc>
-        <ns0:tc>
-          <ns0:tcPr>
-            <ns0:tcW ns0:w="4952" ns0:type="dxa"/>
-            <ns0:tcBorders>
-              <ns0:top ns0:val="single" ns0:color="404040" ns0:themeColor="text1" ns0:themeTint="BF" ns0:sz="4" ns0:space="0"/>
-              <ns0:left ns0:val="single" ns0:color="404040" ns0:themeColor="text1" ns0:themeTint="BF" ns0:sz="4" ns0:space="0"/>
-              <ns0:bottom ns0:val="single" ns0:color="404040" ns0:themeColor="text1" ns0:themeTint="BF" ns0:sz="4" ns0:space="0"/>
-              <ns0:right ns0:val="single" ns0:color="404040" ns0:themeColor="text1" ns0:themeTint="BF" ns0:sz="4" ns0:space="0"/>
-            </ns0:tcBorders>
-            <ns0:vAlign ns0:val="center"/>
-          </ns0:tcPr>
-          <ns0:p>
-            <ns0:r>
-              <ns0:t>Cristopher Gamboa (Grupo 1)</ns0:t>
-            </ns0:r>
-          </ns0:p>
-        </ns0:tc>
-      </ns0:tr>
-      <ns0:tr ns0:rsidR="00761548" ns0:rsidTr="00F25EF5" ns2:paraId="69C67236" ns2:textId="77777777">
-        <ns0:trPr>
-          <ns0:trHeight ns0:val="531"/>
-        </ns0:trPr>
-        <ns0:tc>
-          <ns0:tcPr>
-            <ns0:tcW ns0:w="4961" ns0:type="dxa"/>
-            <ns0:tcBorders>
-              <ns0:top ns0:val="single" ns0:color="404040" ns0:themeColor="text1" ns0:themeTint="BF" ns0:sz="4" ns0:space="0"/>
-              <ns0:left ns0:val="single" ns0:color="404040" ns0:themeColor="text1" ns0:themeTint="BF" ns0:sz="4" ns0:space="0"/>
-              <ns0:bottom ns0:val="single" ns0:color="404040" ns0:themeColor="text1" ns0:themeTint="BF" ns0:sz="4" ns0:space="0"/>
-              <ns0:right ns0:val="single" ns0:color="404040" ns0:themeColor="text1" ns0:themeTint="BF" ns0:sz="4" ns0:space="0"/>
-            </ns0:tcBorders>
-            <ns0:vAlign ns0:val="center"/>
-          </ns0:tcPr>
-          <ns0:p>
-            <ns0:r>
-              <ns0:t>Asignatura: Taller Aplicado de Software (TSY2201)</ns0:t>
-            </ns0:r>
-          </ns0:p>
-        </ns0:tc>
-        <ns0:tc>
-          <ns0:tcPr>
-            <ns0:tcW ns0:w="4952" ns0:type="dxa"/>
-            <ns0:tcBorders>
-              <ns0:top ns0:val="single" ns0:color="404040" ns0:themeColor="text1" ns0:themeTint="BF" ns0:sz="4" ns0:space="0"/>
-              <ns0:left ns0:val="single" ns0:color="404040" ns0:themeColor="text1" ns0:themeTint="BF" ns0:sz="4" ns0:space="0"/>
-              <ns0:bottom ns0:val="single" ns0:color="404040" ns0:themeColor="text1" ns0:themeTint="BF" ns0:sz="4" ns0:space="0"/>
-              <ns0:right ns0:val="single" ns0:color="404040" ns0:themeColor="text1" ns0:themeTint="BF" ns0:sz="4" ns0:space="0"/>
-            </ns0:tcBorders>
-            <ns0:vAlign ns0:val="center"/>
-          </ns0:tcPr>
-          <ns0:p>
-            <ns0:r>
-              <ns0:t>Carrera: Ingeniería en Informática</ns0:t>
-            </ns0:r>
-          </ns0:p>
-        </ns0:tc>
-      </ns0:tr>
-      <ns0:tr ns0:rsidR="00761548" ns0:rsidTr="00F25EF5" ns2:paraId="62DF92D4" ns2:textId="77777777">
-        <ns0:trPr>
-          <ns0:trHeight ns0:val="536"/>
-        </ns0:trPr>
-        <ns0:tc>
-          <ns0:tcPr>
-            <ns0:tcW ns0:w="4961" ns0:type="dxa"/>
-            <ns0:tcBorders>
-              <ns0:top ns0:val="single" ns0:color="404040" ns0:themeColor="text1" ns0:themeTint="BF" ns0:sz="4" ns0:space="0"/>
-              <ns0:left ns0:val="single" ns0:color="404040" ns0:themeColor="text1" ns0:themeTint="BF" ns0:sz="4" ns0:space="0"/>
-              <ns0:bottom ns0:val="single" ns0:color="404040" ns0:themeColor="text1" ns0:themeTint="BF" ns0:sz="4" ns0:space="0"/>
-              <ns0:right ns0:val="single" ns0:color="404040" ns0:themeColor="text1" ns0:themeTint="BF" ns0:sz="4" ns0:space="0"/>
-            </ns0:tcBorders>
-            <ns0:vAlign ns0:val="center"/>
-          </ns0:tcPr>
-          <ns0:p ns0:rsidRPr="00E741B0" ns0:rsidR="00761548" ns0:rsidP="00761548" ns0:rsidRDefault="00761548" ns2:paraId="5C31DAE7" ns2:textId="78284421">
-            <ns0:pPr>
-              <ns0:spacing ns0:before="120"/>
-            </ns0:pPr>
-            <ns0:r ns0:rsidRPr="3E7189C4">
-              <ns0:rPr>
-                <ns0:b/>
-                <ns0:bCs/>
-              </ns0:rPr>
-              <ns0:t>Profesor:</ns0:t>
-            </ns0:r>
-          </ns0:p>
-        </ns0:tc>
-        <ns0:tc>
-          <ns0:tcPr>
-            <ns0:tcW ns0:w="4952" ns0:type="dxa"/>
-            <ns0:tcBorders>
-              <ns0:top ns0:val="single" ns0:color="404040" ns0:themeColor="text1" ns0:themeTint="BF" ns0:sz="4" ns0:space="0"/>
-              <ns0:left ns0:val="single" ns0:color="404040" ns0:themeColor="text1" ns0:themeTint="BF" ns0:sz="4" ns0:space="0"/>
-              <ns0:bottom ns0:val="single" ns0:color="404040" ns0:themeColor="text1" ns0:themeTint="BF" ns0:sz="4" ns0:space="0"/>
-              <ns0:right ns0:val="single" ns0:color="404040" ns0:themeColor="text1" ns0:themeTint="BF" ns0:sz="4" ns0:space="0"/>
-            </ns0:tcBorders>
-            <ns0:vAlign ns0:val="center"/>
-          </ns0:tcPr>
-          <ns0:p>
-            <ns0:r>
-              <ns0:t>13/07/2026</ns0:t>
-            </ns0:r>
-          </ns0:p>
-        </ns0:tc>
-      </ns0:tr>
-    </ns0:tbl>
-    <ns0:p ns0:rsidR="00AC7E78" ns0:rsidP="0094777E" ns0:rsidRDefault="00AC7E78" ns2:paraId="692D2C92" ns2:textId="1CFFBE4F">
-      <ns0:pPr>
-        <ns0:ind ns0:left="142"/>
-      </ns0:pPr>
-    </ns0:p>
-    <ns0:p ns0:rsidR="00BA64FA" ns0:rsidP="00BA64FA" ns0:rsidRDefault="00BA64FA" ns2:paraId="3853A4E9" ns2:textId="77777777">
-      <ns0:pPr>
-        <ns0:pStyle ns0:val="Ttulo"/>
-      </ns0:pPr>
-    </ns0:p>
-    <ns0:p ns0:rsidR="29E0E00E" ns0:rsidP="29E0E00E" ns0:rsidRDefault="29E0E00E" ns2:paraId="4C7EEA9D" ns2:textId="2F35CFA8"/>
-    <ns0:p ns0:rsidRPr="00EE7F87" ns0:rsidR="00EE7F87" ns0:rsidP="61404508" ns0:rsidRDefault="00C66182" ns2:paraId="73B6FF9B" ns2:textId="3F7BAEF0">
-      <ns0:pPr>
-        <ns0:pStyle ns0:val="Ttulo"/>
-      </ns0:pPr>
-      <ns0:r>
-        <ns0:lastRenderedPageBreak/>
-        <ns0:t>Descripción de la actividad</ns0:t>
-      </ns0:r>
-    </ns0:p>
-    <ns0:p ns0:rsidR="61404508" ns0:rsidP="61404508" ns0:rsidRDefault="61404508" ns2:paraId="6C082D57" ns2:textId="61547DBA"/>
-    <ns0:p ns0:rsidR="00BA64FA" ns0:rsidP="00C05B84" ns0:rsidRDefault="58769070" ns2:paraId="5404E22E" ns2:textId="1C451A7C">
-      <ns0:pPr>
-        <ns0:jc ns0:val="both"/>
-      </ns0:pPr>
-      <ns0:r ns0:rsidR="58769070">
-        <ns0:rPr/>
-        <ns0:t>En esta etapa, completará</ns0:t>
-      </ns0:r>
-      <ns0:r ns0:rsidR="39A20472">
-        <ns0:rPr/>
-        <ns0:t>s</ns0:t>
-      </ns0:r>
-      <ns0:r ns0:rsidR="58769070">
-        <ns0:rPr/>
-        <ns0:t xml:space="preserve"> las tareas y funcionalidades planificadas para el sistema. </ns0:t>
-      </ns0:r>
-      <ns0:r ns0:rsidR="00C05B84">
-        <ns0:rPr/>
-        <ns0:t>La actividad se enfoca en realizar pruebas de todas las funcionalidades del software, tanto manuales como automatizadas (</ns0:t>
-      </ns0:r>
-      <ns0:r ns0:rsidR="00C05B84">
-        <ns0:rPr/>
-        <ns0:t>Katalón,IA</ns0:t>
-      </ns0:r>
-      <ns0:r ns0:rsidR="00C05B84">
-        <ns0:rPr/>
-        <ns0:t xml:space="preserve"> para QA u otra) para identificar posibles errores o áreas de mejora. Posteriormente, </ns0:t>
-      </ns0:r>
-      <ns0:r ns0:rsidR="7A6C5DF4">
-        <ns0:rPr/>
-        <ns0:t xml:space="preserve">corregirás </ns0:t>
-      </ns0:r>
-      <ns0:r ns0:rsidR="00C05B84">
-        <ns0:rPr/>
-        <ns0:t>los defectos encontrados y se realiza</ns0:t>
-      </ns0:r>
-      <ns0:r ns0:rsidR="0C999383">
-        <ns0:rPr/>
-        <ns0:t>rás</ns0:t>
-      </ns0:r>
-      <ns0:r ns0:rsidR="00C05B84">
-        <ns0:rPr/>
-        <ns0:t xml:space="preserve"> ajustes para asegurar que el sistema cumpla con los estándares de calidad y usabilidad. </ns0:t>
-      </ns0:r>
-      <ns0:r ns0:rsidR="302B3174">
-        <ns0:rPr/>
-        <ns0:t>Además, optimizarás</ns0:t>
-      </ns0:r>
-      <ns0:r ns0:rsidR="00C05B84">
-        <ns0:rPr/>
-        <ns0:t xml:space="preserve"> el rendimiento del software, mejorando tiempos de respuesta y la eficiencia de los recursos utilizados, con el objetivo de garantizar una experiencia de usuario fluida y un sistema estable antes de su entrega final.</ns0:t>
-      </ns0:r>
-    </ns0:p>
-    <ns0:p ns0:rsidRPr="00EE7F87" ns0:rsidR="00C05B84" ns0:rsidP="00C05B84" ns0:rsidRDefault="00C05B84" ns2:paraId="2BB139D7" ns2:textId="77777777">
-      <ns0:pPr>
-        <ns0:jc ns0:val="both"/>
-      </ns0:pPr>
-    </ns0:p>
-    <ns0:p ns0:rsidR="008B3644" ns0:rsidP="008B3644" ns0:rsidRDefault="00A34AFF" ns2:paraId="60A7E1C1" ns2:textId="77777777">
-      <ns0:pPr>
-        <ns0:pStyle ns0:val="Ttulo2"/>
-      </ns0:pPr>
-      <ns0:r>
-        <ns0:t>Instrucciones específicas</ns0:t>
-      </ns0:r>
-    </ns0:p>
-    <ns0:p ns0:rsidRPr="00C05B84" ns0:rsidR="00C05B84" ns0:rsidP="4001CED3" ns0:rsidRDefault="00C05B84" ns2:paraId="4CB0CE97" ns2:textId="40511971">
-      <ns0:pPr>
-        <ns0:jc ns0:val="both"/>
-        <ns0:rPr>
-          <ns0:rFonts ns0:eastAsia="Arial" ns0:cs="Arial"/>
-        </ns0:rPr>
-      </ns0:pPr>
-      <ns0:r ns0:rsidRPr="4001CED3" ns0:rsidR="00C05B84">
-        <ns0:rPr>
-          <ns0:rFonts ns0:eastAsia="Arial" ns0:cs="Arial"/>
-        </ns0:rPr>
-        <ns0:t>La actividad consiste en llevar a cabo una evaluación integral del software, abarcando pruebas manuales y</ns0:t>
-      </ns0:r>
-      <ns0:r ns0:rsidRPr="4001CED3" ns0:rsidR="00C05B84">
-        <ns0:rPr>
-          <ns0:rFonts ns0:eastAsia="Arial" ns0:cs="Arial"/>
-        </ns0:rPr>
-        <ns0:t>/o</ns0:t>
-      </ns0:r>
-      <ns0:r ns0:rsidRPr="4001CED3" ns0:rsidR="00C05B84">
-        <ns0:rPr>
-          <ns0:rFonts ns0:eastAsia="Arial" ns0:cs="Arial"/>
-        </ns0:rPr>
-        <ns0:t xml:space="preserve"> automatizadas para validar su funcionalidad, identificar defectos y optimizar su rendimiento. El proceso comienza con la planificación de pruebas, donde se definirá</ns0:t>
-      </ns0:r>
-      <ns0:r ns0:rsidRPr="4001CED3" ns0:rsidR="03EDF381">
-        <ns0:rPr>
-          <ns0:rFonts ns0:eastAsia="Arial" ns0:cs="Arial"/>
-        </ns0:rPr>
-        <ns0:t>s</ns0:t>
-      </ns0:r>
-      <ns0:r ns0:rsidRPr="4001CED3" ns0:rsidR="00C05B84">
-        <ns0:rPr>
-          <ns0:rFonts ns0:eastAsia="Arial" ns0:cs="Arial"/>
-        </ns0:rPr>
-        <ns0:t xml:space="preserve"> los casos de prueba específicos que abarcarán todas las funcionalidades clave del sistema, así como los escenarios límite y posibles excepciones. Para la automatización, se recomienda el uso de herramientas como </ns0:t>
-      </ns0:r>
-      <ns0:r ns0:rsidRPr="4001CED3" ns0:rsidR="00C05B84">
-        <ns0:rPr>
-          <ns0:rFonts ns0:eastAsia="Arial" ns0:cs="Arial"/>
-        </ns0:rPr>
-        <ns0:t>Katal</ns0:t>
-      </ns0:r>
-      <ns0:r ns0:rsidRPr="4001CED3" ns0:rsidR="000E153E">
-        <ns0:rPr>
-          <ns0:rFonts ns0:eastAsia="Arial" ns0:cs="Arial"/>
-        </ns0:rPr>
-        <ns0:t>o</ns0:t>
-      </ns0:r>
-      <ns0:r ns0:rsidRPr="4001CED3" ns0:rsidR="00C05B84">
-        <ns0:rPr>
-          <ns0:rFonts ns0:eastAsia="Arial" ns0:cs="Arial"/>
-        </ns0:rPr>
-        <ns0:t>n</ns0:t>
-      </ns0:r>
-      <ns0:r ns0:rsidRPr="4001CED3" ns0:rsidR="00C05B84">
-        <ns0:rPr>
-          <ns0:rFonts ns0:eastAsia="Arial" ns0:cs="Arial"/>
-        </ns0:rPr>
-        <ns0:t xml:space="preserve"> o la aplicación de soluciones basadas en inteligencia artificial para QA, que permitirán agilizar el proceso y obtener resultados consistentes. Las pruebas manuales, por otro lado, se enfocarán en verificar aspectos de usabilidad y en simular interacciones del usuario que podrían no ser capturadas fácilmente por herramientas automatizadas.</ns0:t>
-      </ns0:r>
-    </ns0:p>
-    <ns0:p ns0:rsidR="00C05B84" ns0:rsidP="00C05B84" ns0:rsidRDefault="00C05B84" ns2:paraId="580D8D5D" ns2:textId="1AF51C8D">
-      <ns0:pPr>
-        <ns0:jc ns0:val="both"/>
-        <ns0:rPr>
-          <ns0:rFonts ns0:eastAsia="Arial" ns0:cs="Arial"/>
-          <ns0:szCs ns0:val="24"/>
-        </ns0:rPr>
-      </ns0:pPr>
-      <ns0:r ns0:rsidRPr="00C05B84">
-        <ns0:rPr>
-          <ns0:rFonts ns0:eastAsia="Arial" ns0:cs="Arial"/>
-          <ns0:szCs ns0:val="24"/>
-        </ns0:rPr>
-        <ns0:t>Una vez realizadas las pruebas, se debe documentar de manera detallada cualquier error o área de mejora encontrada, clasificándolos según su gravedad e impacto en el sistema. Posteriormente, el equipo de desarrollo deberá abordar estos defectos aplicando las correcciones necesarias y realizando ajustes en el código. Es fundamental que, tras cada corrección, se realicen pruebas de regresión para garantizar que los cambios no hayan introducido nuevos problemas en otras áreas del sistema.</ns0:t>
-      </ns0:r>
-    </ns0:p>
-    <ns0:p ns0:rsidRPr="00C05B84" ns0:rsidR="00C05B84" ns0:rsidP="4001CED3" ns0:rsidRDefault="00C05B84" ns2:paraId="03AEDAAC" ns2:textId="77777777">
-      <ns0:pPr>
-        <ns0:jc ns0:val="both"/>
-        <ns0:rPr>
-          <ns0:rFonts ns0:eastAsia="Arial" ns0:cs="Arial"/>
-        </ns0:rPr>
-      </ns0:pPr>
-    </ns0:p>
-    <ns0:p ns0:rsidR="4001CED3" ns0:rsidP="4001CED3" ns0:rsidRDefault="4001CED3" ns2:paraId="72EC7704" ns2:textId="56E8DDF4">
-      <ns0:pPr>
-        <ns0:jc ns0:val="both"/>
-        <ns0:rPr>
-          <ns0:rFonts ns0:eastAsia="Arial" ns0:cs="Arial"/>
-        </ns0:rPr>
-      </ns0:pPr>
-    </ns0:p>
-    <ns0:p ns0:rsidR="4001CED3" ns0:rsidP="4001CED3" ns0:rsidRDefault="4001CED3" ns2:paraId="78DA60B3" ns2:textId="36D0A383">
-      <ns0:pPr>
-        <ns0:pStyle ns0:val="Normal"/>
-        <ns0:jc ns0:val="both"/>
-        <ns0:rPr>
-          <ns0:rFonts ns0:eastAsia="Arial" ns0:cs="Arial"/>
-        </ns0:rPr>
-      </ns0:pPr>
-    </ns0:p>
-    <ns0:p ns0:rsidRPr="00C05B84" ns0:rsidR="00C05B84" ns0:rsidP="00C05B84" ns0:rsidRDefault="00C05B84" ns2:paraId="2E3C3540" ns2:textId="00B47198">
-      <ns0:pPr>
-        <ns0:jc ns0:val="both"/>
-        <ns0:rPr>
-          <ns0:rFonts ns0:eastAsia="Arial" ns0:cs="Arial"/>
-          <ns0:szCs ns0:val="24"/>
-        </ns0:rPr>
-      </ns0:pPr>
-      <ns0:r ns0:rsidRPr="00C05B84">
-        <ns0:rPr>
-          <ns0:rFonts ns0:eastAsia="Arial" ns0:cs="Arial"/>
-          <ns0:szCs ns0:val="24"/>
-        </ns0:rPr>
-        <ns0:lastRenderedPageBreak/>
-        <ns0:t>Después de asegurar la estabilidad del software en cuanto a funcionalidad y calidad, se procederá a la etapa de optimización del rendimiento. Aquí, se analizarán los tiempos de respuesta del sistema, el consumo de recursos y la eficiencia general. Será necesario ajustar configuraciones, optimizar consultas, mejorar algoritmos y, en caso de ser requerido, implementar técnicas d</ns0:t>
-      </ns0:r>
-      <ns0:r>
-        <ns0:rPr>
-          <ns0:rFonts ns0:eastAsia="Arial" ns0:cs="Arial"/>
-          <ns0:szCs ns0:val="24"/>
-        </ns0:rPr>
-        <ns0:t>e</ns0:t>
-      </ns0:r>
-      <ns0:r ns0:rsidRPr="00C05B84">
-        <ns0:rPr>
-          <ns0:rFonts ns0:eastAsia="Arial" ns0:cs="Arial"/>
-          <ns0:szCs ns0:val="24"/>
-        </ns0:rPr>
-        <ns0:t xml:space="preserve"> balanceo de carga. Durante esta fase, se pueden emplear herramientas de monitoreo y diagnóstico que proporcionen métricas detalladas sobre el comportamiento del software en distintos escenarios de uso.</ns0:t>
-      </ns0:r>
-    </ns0:p>
-    <ns0:p ns0:rsidR="17BA3ED9" ns0:rsidP="4001CED3" ns0:rsidRDefault="00C05B84" ns2:paraId="6440DC7F" ns2:textId="75B47F5B">
-      <ns0:pPr>
-        <ns0:jc ns0:val="both"/>
-        <ns0:rPr>
-          <ns0:rFonts ns0:eastAsia="Arial" ns0:cs="Arial"/>
-        </ns0:rPr>
-      </ns0:pPr>
-      <ns0:r ns0:rsidRPr="4001CED3" ns0:rsidR="00C05B84">
-        <ns0:rPr>
-          <ns0:rFonts ns0:eastAsia="Arial" ns0:cs="Arial"/>
-        </ns0:rPr>
-        <ns0:t>Finalmente, elaborará</ns0:t>
-      </ns0:r>
-      <ns0:r ns0:rsidRPr="4001CED3" ns0:rsidR="6430CA3D">
-        <ns0:rPr>
-          <ns0:rFonts ns0:eastAsia="Arial" ns0:cs="Arial"/>
-        </ns0:rPr>
-        <ns0:t>s</ns0:t>
-      </ns0:r>
-      <ns0:r ns0:rsidRPr="4001CED3" ns0:rsidR="00C05B84">
-        <ns0:rPr>
-          <ns0:rFonts ns0:eastAsia="Arial" ns0:cs="Arial"/>
-        </ns0:rPr>
-        <ns0:t xml:space="preserve"> un informe que recopile los resultados de las pruebas, los defectos corregidos, las optimizaciones implementadas y cualquier recomendación adicional. Este informe servirá como evidencia del cumplimiento de los estándares de calidad, usabilidad y rendimiento requeridos, asegurando que el software está listo para su entrega final con una experiencia de usuario fluida y un sistema estable.</ns0:t>
-      </ns0:r>
-    </ns0:p>
-    <ns0:p ns0:rsidR="00C05B84" ns0:rsidP="4001CED3" ns0:rsidRDefault="00C05B84" ns2:paraId="1A106471" ns2:textId="1F43617D">
-      <ns0:pPr>
-        <ns0:jc ns0:val="both"/>
-        <ns0:rPr>
-          <ns0:rFonts ns0:eastAsia="Arial" ns0:cs="Arial"/>
-          <ns0:b ns0:val="1"/>
-          <ns0:bCs ns0:val="1"/>
-        </ns0:rPr>
-      </ns0:pPr>
-      <ns0:r ns0:rsidRPr="4001CED3" ns0:rsidR="00C05B84">
-        <ns0:rPr>
-          <ns0:rFonts ns0:eastAsia="Arial" ns0:cs="Arial"/>
-          <ns0:b ns0:val="1"/>
-          <ns0:bCs ns0:val="1"/>
-        </ns0:rPr>
-        <ns0:t>Recuerda que este es el último paso previo a la entrega final del software, por lo que es muy importante el proceso de pruebas</ns0:t>
-      </ns0:r>
-      <ns0:r ns0:rsidRPr="4001CED3" ns0:rsidR="0BDA532D">
-        <ns0:rPr>
-          <ns0:rFonts ns0:eastAsia="Arial" ns0:cs="Arial"/>
-          <ns0:b ns0:val="1"/>
-          <ns0:bCs ns0:val="1"/>
-        </ns0:rPr>
-        <ns0:t xml:space="preserve">, por lo tanto, si tienes alguna consulta no dudes en contactar a tu docente. </ns0:t>
-      </ns0:r>
-    </ns0:p>
-    <ns0:p>
-      <ns0:pPr>
-        <ns0:pStyle ns0:val="Ttulo2"/>
-      </ns0:pPr>
-      <ns0:r>
-        <ns0:t>1. Planificación de Pruebas Ejecutadas</ns0:t>
-      </ns0:r>
-    </ns0:p>
-    <ns0:p>
-      <ns0:pPr/>
-      <ns0:r>
-        <ns0:t>Se ejecutó la matriz CP-01…CP-40 definida en la entrega Semana 3, validando 12 escenarios críticos representativos que cruzan Vitest (Angular 22), xUnit integración (auth-api, academy-api, reports-api, verifier-api) y pruebas manuales MetaMask en Sepolia Testnet. La tabla siguiente documenta estímulos Web3 reales, criterios de aceptación, resultados obtenidos en VPS staging y estados semánticos de cierre.</ns0:t>
-      </ns0:r>
-    </ns0:p>
-    <ns0:p>
-      <ns0:pPr>
-        <ns0:sectPr>
-          <ns0:pgSz ns0:w="16838" ns0:h="11906" ns0:orient="landscape"/>
-          <ns0:pgMar ns0:top="1440" ns0:right="1440" ns0:bottom="1440" ns0:left="1440" ns0:header="708" ns0:footer="708" ns0:gutter="0"/>
-        </ns0:sectPr>
-      </ns0:pPr>
-      <ns0:r>
-        <ns0:t>Nota técnica QA: La suite automatizada completa integra 65 pruebas en el pipeline SovereignID CI Pipeline (GitHub Actions): jobs test-frontend (Vitest/ng test) y test-backend (Auth.IntegrationTests + Reports.IntegrationTests), ejecutándose en cada push/PR a dev y master como gate obligatorio antes del deploy-production a Portainer. Pass Rate global ≥95%. Los 3 defectos bloqueantes ERR-01…ERR-03 fueron corregidos y re-validados con pruebas de regresión.</ns0:t>
-      </ns0:r>
-    </ns0:p>
-    <ns0:tbl>
-      <ns0:tblPr>
-        <ns0:tblStyle ns0:val="Tablaconcuadrcula"/>
-        <ns0:tblLook ns0:firstColumn="1" ns0:firstRow="1" ns0:lastColumn="0" ns0:lastRow="0" ns0:noHBand="0" ns0:noVBand="1" ns0:val="04A0"/>
-        <ns0:tblW ns0:w="12200" ns0:type="dxa"/>
-        <ns0:tblLayout ns0:type="fixed"/>
-      </ns0:tblPr>
-      <ns0:tr>
-        <ns0:tc>
-          <ns0:tcPr>
-            <ns0:tcW ns0:type="dxa" ns0:w="1240"/>
-          </ns0:tcPr>
-          <ns0:p>
-            <ns0:r>
-              <ns0:t>ID Caso</ns0:t>
-            </ns0:r>
-          </ns0:p>
-        </ns0:tc>
-        <ns0:tc>
-          <ns0:tcPr>
-            <ns0:tcW ns0:type="dxa" ns0:w="1240"/>
-          </ns0:tcPr>
-          <ns0:p>
-            <ns0:r>
-              <ns0:t>Módulo/Componente</ns0:t>
-            </ns0:r>
-          </ns0:p>
-        </ns0:tc>
-        <ns0:tc>
-          <ns0:tcPr>
-            <ns0:tcW ns0:type="dxa" ns0:w="1240"/>
-          </ns0:tcPr>
-          <ns0:p>
-            <ns0:r>
-              <ns0:t>Descripción del Escenario</ns0:t>
-            </ns0:r>
-          </ns0:p>
-        </ns0:tc>
-        <ns0:tc>
-          <ns0:tcPr>
-            <ns0:tcW ns0:type="dxa" ns0:w="1240"/>
-          </ns0:tcPr>
-          <ns0:p>
-            <ns0:r>
-              <ns0:t>Entrada/Estímulo Web3</ns0:t>
-            </ns0:r>
-          </ns0:p>
-        </ns0:tc>
-        <ns0:tc>
-          <ns0:tcPr>
-            <ns0:tcW ns0:type="dxa" ns0:w="1240"/>
-          </ns0:tcPr>
-          <ns0:p>
-            <ns0:r>
-              <ns0:t>Criterio de Aceptación</ns0:t>
-            </ns0:r>
-          </ns0:p>
-        </ns0:tc>
-        <ns0:tc>
-          <ns0:tcPr>
-            <ns0:tcW ns0:type="dxa" ns0:w="1240"/>
-          </ns0:tcPr>
-          <ns0:p>
-            <ns0:r>
-              <ns0:t>Resultado Esperado</ns0:t>
-            </ns0:r>
-          </ns0:p>
-        </ns0:tc>
-        <ns0:tc>
-          <ns0:tcPr>
-            <ns0:tcW ns0:type="dxa" ns0:w="1240"/>
-          </ns0:tcPr>
-          <ns0:p>
-            <ns0:r>
-              <ns0:t>Resultado Obtenido (Ejecución Real)</ns0:t>
-            </ns0:r>
-          </ns0:p>
-        </ns0:tc>
-        <ns0:tc>
-          <ns0:tcPr>
-            <ns0:tcW ns0:type="dxa" ns0:w="1240"/>
-          </ns0:tcPr>
-          <ns0:p>
-            <ns0:r>
-              <ns0:t>Estado</ns0:t>
-            </ns0:r>
-          </ns0:p>
-        </ns0:tc>
-      </ns0:tr>
-      <ns0:tr>
-        <ns0:tc>
-          <ns0:tcPr>
-            <ns0:tcW ns0:type="dxa" ns0:w="1240"/>
-          </ns0:tcPr>
-          <ns0:p>
-            <ns0:r>
-              <ns0:t>CP-01</ns0:t>
-            </ns0:r>
-          </ns0:p>
-        </ns0:tc>
-        <ns0:tc>
-          <ns0:tcPr>
-            <ns0:tcW ns0:type="dxa" ns0:w="1240"/>
-          </ns0:tcPr>
-          <ns0:p>
-            <ns0:r>
-              <ns0:t>auth-api / xUnit</ns0:t>
-            </ns0:r>
-          </ns0:p>
-        </ns0:tc>
-        <ns0:tc>
-          <ns0:tcPr>
-            <ns0:tcW ns0:type="dxa" ns0:w="1240"/>
-          </ns0:tcPr>
-          <ns0:p>
-            <ns0:r>
-              <ns0:t>Login SIWE exitoso con firma EIP-4361 en Sepolia.</ns0:t>
-            </ns0:r>
-          </ns0:p>
-        </ns0:tc>
-        <ns0:tc>
-          <ns0:tcPr>
-            <ns0:tcW ns0:type="dxa" ns0:w="1240"/>
-          </ns0:tcPr>
-          <ns0:p>
-            <ns0:r>
-              <ns0:t>MetaMask firma mensaje SIWE (chainId 11155111); POST /auth/verify.</ns0:t>
-            </ns0:r>
-          </ns0:p>
-        </ns0:tc>
-        <ns0:tc>
-          <ns0:tcPr>
-            <ns0:tcW ns0:type="dxa" ns0:w="1240"/>
-          </ns0:tcPr>
-          <ns0:p>
-            <ns0:r>
-              <ns0:t>JWT emitido con claims RBAC; HTTP 200; sesión restaurable.</ns0:t>
-            </ns0:r>
-          </ns0:p>
-        </ns0:tc>
-        <ns0:tc>
-          <ns0:tcPr>
-            <ns0:tcW ns0:type="dxa" ns0:w="1240"/>
-          </ns0:tcPr>
-          <ns0:p>
-            <ns0:r>
-              <ns0:t>HTTP 200, jwt + expiresAt + memberships correctos.</ns0:t>
-            </ns0:r>
-          </ns0:p>
-        </ns0:tc>
-        <ns0:tc>
-          <ns0:tcPr>
-            <ns0:tcW ns0:type="dxa" ns0:w="1240"/>
-          </ns0:tcPr>
-          <ns0:p>
-            <ns0:r>
-              <ns0:t>Pass — Auth.IntegrationTests AC-01/AC-02 verdes en CI y VPS staging.</ns0:t>
-            </ns0:r>
-          </ns0:p>
-        </ns0:tc>
-        <ns0:tc>
-          <ns0:tcPr>
-            <ns0:tcW ns0:type="dxa" ns0:w="1240"/>
-          </ns0:tcPr>
-          <ns0:p>
-            <ns0:r>
-              <ns0:t>Exitoso</ns0:t>
-            </ns0:r>
-          </ns0:p>
-        </ns0:tc>
-      </ns0:tr>
-      <ns0:tr>
-        <ns0:tc>
-          <ns0:tcPr>
-            <ns0:tcW ns0:type="dxa" ns0:w="1240"/>
-          </ns0:tcPr>
-          <ns0:p>
-            <ns0:r>
-              <ns0:t>CP-03</ns0:t>
-            </ns0:r>
-          </ns0:p>
-        </ns0:tc>
-        <ns0:tc>
-          <ns0:tcPr>
-            <ns0:tcW ns0:type="dxa" ns0:w="1240"/>
-          </ns0:tcPr>
-          <ns0:p>
-            <ns0:r>
-              <ns0:t>auth-api / xUnit</ns0:t>
-            </ns0:r>
-          </ns0:p>
-        </ns0:tc>
-        <ns0:tc>
-          <ns0:tcPr>
-            <ns0:tcW ns0:type="dxa" ns0:w="1240"/>
-          </ns0:tcPr>
-          <ns0:p>
-            <ns0:r>
-              <ns0:t>Anti-replay: rechazo de nonce reutilizado.</ns0:t>
-            </ns0:r>
-          </ns0:p>
-        </ns0:tc>
-        <ns0:tc>
-          <ns0:tcPr>
-            <ns0:tcW ns0:type="dxa" ns0:w="1240"/>
-          </ns0:tcPr>
-          <ns0:p>
-            <ns0:r>
-              <ns0:t>Reenvío del mismo par (message, signature) tras verify exitoso.</ns0:t>
-            </ns0:r>
-          </ns0:p>
-        </ns0:tc>
-        <ns0:tc>
-          <ns0:tcPr>
-            <ns0:tcW ns0:type="dxa" ns0:w="1240"/>
-          </ns0:tcPr>
-          <ns0:p>
-            <ns0:r>
-              <ns0:t>HTTP 400 con código nonce_consumed; sin segundo JWT.</ns0:t>
-            </ns0:r>
-          </ns0:p>
-        </ns0:tc>
-        <ns0:tc>
-          <ns0:tcPr>
-            <ns0:tcW ns0:type="dxa" ns0:w="1240"/>
-          </ns0:tcPr>
-          <ns0:p>
-            <ns0:r>
-              <ns0:t>Problem Details nonce_consumed.</ns0:t>
-            </ns0:r>
-          </ns0:p>
-        </ns0:tc>
-        <ns0:tc>
-          <ns0:tcPr>
-            <ns0:tcW ns0:type="dxa" ns0:w="1240"/>
-          </ns0:tcPr>
-          <ns0:p>
-            <ns0:r>
-              <ns0:t>Pass — AC-03 integración; Postman collection reproducible.</ns0:t>
-            </ns0:r>
-          </ns0:p>
-        </ns0:tc>
-        <ns0:tc>
-          <ns0:tcPr>
-            <ns0:tcW ns0:type="dxa" ns0:w="1240"/>
-          </ns0:tcPr>
-          <ns0:p>
-            <ns0:r>
-              <ns0:t>Exitoso</ns0:t>
-            </ns0:r>
-          </ns0:p>
-        </ns0:tc>
-      </ns0:tr>
-      <ns0:tr>
-        <ns0:tc>
-          <ns0:tcPr>
-            <ns0:tcW ns0:type="dxa" ns0:w="1240"/>
-          </ns0:tcPr>
-          <ns0:p>
-            <ns0:r>
-              <ns0:t>CP-07</ns0:t>
-            </ns0:r>
-          </ns0:p>
-        </ns0:tc>
-        <ns0:tc>
-          <ns0:tcPr>
-            <ns0:tcW ns0:type="dxa" ns0:w="1240"/>
-          </ns0:tcPr>
-          <ns0:p>
-            <ns0:r>
-              <ns0:t>auth-api / xUnit</ns0:t>
-            </ns0:r>
-          </ns0:p>
-        </ns0:tc>
-        <ns0:tc>
-          <ns0:tcPr>
-            <ns0:tcW ns0:type="dxa" ns0:w="1240"/>
-          </ns0:tcPr>
-          <ns0:p>
-            <ns0:r>
-              <ns0:t>Política de chain: rechazo Mainnet.</ns0:t>
-            </ns0:r>
-          </ns0:p>
-        </ns0:tc>
-        <ns0:tc>
-          <ns0:tcPr>
-            <ns0:tcW ns0:type="dxa" ns0:w="1240"/>
-          </ns0:tcPr>
-          <ns0:p>
-            <ns0:r>
-              <ns0:t>Mensaje SIWE firmado con chainId=1.</ns0:t>
-            </ns0:r>
-          </ns0:p>
-        </ns0:tc>
-        <ns0:tc>
-          <ns0:tcPr>
-            <ns0:tcW ns0:type="dxa" ns0:w="1240"/>
-          </ns0:tcPr>
-          <ns0:p>
-            <ns0:r>
-              <ns0:t>HTTP 400 unsupported_chain; sin emisión JWT.</ns0:t>
-            </ns0:r>
-          </ns0:p>
-        </ns0:tc>
-        <ns0:tc>
-          <ns0:tcPr>
-            <ns0:tcW ns0:type="dxa" ns0:w="1240"/>
-          </ns0:tcPr>
-          <ns0:p>
-            <ns0:r>
-              <ns0:t>Fixture auth-verify-400-unsupported-chain.json validado.</ns0:t>
-            </ns0:r>
-          </ns0:p>
-        </ns0:tc>
-        <ns0:tc>
-          <ns0:tcPr>
-            <ns0:tcW ns0:type="dxa" ns0:w="1240"/>
-          </ns0:tcPr>
-          <ns0:p>
-            <ns0:r>
-              <ns0:t>Pass — política Auth__AllowedChainId=11155111 enforced.</ns0:t>
-            </ns0:r>
-          </ns0:p>
-        </ns0:tc>
-        <ns0:tc>
-          <ns0:tcPr>
-            <ns0:tcW ns0:type="dxa" ns0:w="1240"/>
-          </ns0:tcPr>
-          <ns0:p>
-            <ns0:r>
-              <ns0:t>Exitoso</ns0:t>
-            </ns0:r>
-          </ns0:p>
-        </ns0:tc>
-      </ns0:tr>
-      <ns0:tr>
-        <ns0:tc>
-          <ns0:tcPr>
-            <ns0:tcW ns0:type="dxa" ns0:w="1240"/>
-          </ns0:tcPr>
-          <ns0:p>
-            <ns0:r>
-              <ns0:t>CP-08</ns0:t>
-            </ns0:r>
-          </ns0:p>
-        </ns0:tc>
-        <ns0:tc>
-          <ns0:tcPr>
-            <ns0:tcW ns0:type="dxa" ns0:w="1240"/>
-          </ns0:tcPr>
-          <ns0:p>
-            <ns0:r>
-              <ns0:t>Web3Service / Vitest</ns0:t>
-            </ns0:r>
-          </ns0:p>
-        </ns0:tc>
-        <ns0:tc>
-          <ns0:tcPr>
-            <ns0:tcW ns0:type="dxa" ns0:w="1240"/>
-          </ns0:tcPr>
-          <ns0:p>
-            <ns0:r>
-              <ns0:t>Normalización EIP-55 checksum (ERR-01).</ns0:t>
-            </ns0:r>
-          </ns0:p>
-        </ns0:tc>
-        <ns0:tc>
-          <ns0:tcPr>
-            <ns0:tcW ns0:type="dxa" ns0:w="1240"/>
-          </ns0:tcPr>
-          <ns0:p>
-            <ns0:r>
-              <ns0:t>eth_requestAccounts retorna address en minúsculas sin checksum.</ns0:t>
-            </ns0:r>
-          </ns0:p>
-        </ns0:tc>
-        <ns0:tc>
-          <ns0:tcPr>
-            <ns0:tcW ns0:type="dxa" ns0:w="1240"/>
-          </ns0:tcPr>
-          <ns0:p>
-            <ns0:r>
-              <ns0:t>getAddress() normaliza antes de SIWE; sin error invalid EIP-55 address.</ns0:t>
-            </ns0:r>
-          </ns0:p>
-        </ns0:tc>
-        <ns0:tc>
-          <ns0:tcPr>
-            <ns0:tcW ns0:type="dxa" ns0:w="1240"/>
-          </ns0:tcPr>
-          <ns0:p>
-            <ns0:r>
-              <ns0:t>Login SIWE completo sin rechazo criptográfico.</ns0:t>
-            </ns0:r>
-          </ns0:p>
-        </ns0:tc>
-        <ns0:tc>
-          <ns0:tcPr>
-            <ns0:tcW ns0:type="dxa" ns0:w="1240"/>
-          </ns0:tcPr>
-          <ns0:p>
-            <ns0:r>
-              <ns0:t>Pass tras fix web3.service.ts toChecksumAddress(); regresión Vitest.</ns0:t>
-            </ns0:r>
-          </ns0:p>
-        </ns0:tc>
-        <ns0:tc>
-          <ns0:tcPr>
-            <ns0:tcW ns0:type="dxa" ns0:w="1240"/>
-          </ns0:tcPr>
-          <ns0:p>
-            <ns0:r>
-              <ns0:t>Corregido</ns0:t>
-            </ns0:r>
-          </ns0:p>
-        </ns0:tc>
-      </ns0:tr>
-      <ns0:tr>
-        <ns0:tc>
-          <ns0:tcPr>
-            <ns0:tcW ns0:type="dxa" ns0:w="1240"/>
-          </ns0:tcPr>
-          <ns0:p>
-            <ns0:r>
-              <ns0:t>CP-11</ns0:t>
-            </ns0:r>
-          </ns0:p>
-        </ns0:tc>
-        <ns0:tc>
-          <ns0:tcPr>
-            <ns0:tcW ns0:type="dxa" ns0:w="1240"/>
-          </ns0:tcPr>
-          <ns0:p>
-            <ns0:r>
-              <ns0:t>academy-api / xUnit</ns0:t>
-            </ns0:r>
-          </ns0:p>
-        </ns0:tc>
-        <ns0:tc>
-          <ns0:tcPr>
-            <ns0:tcW ns0:type="dxa" ns0:w="1240"/>
-          </ns0:tcPr>
-          <ns0:p>
-            <ns0:r>
-              <ns0:t>CRUD institución por platform_admin.</ns0:t>
-            </ns0:r>
-          </ns0:p>
-        </ns0:tc>
-        <ns0:tc>
-          <ns0:tcPr>
-            <ns0:tcW ns0:type="dxa" ns0:w="1240"/>
-          </ns0:tcPr>
-          <ns0:p>
-            <ns0:r>
-              <ns0:t>POST /academy/institutions con JWT platform_admin.</ns0:t>
-            </ns0:r>
-          </ns0:p>
-        </ns0:tc>
-        <ns0:tc>
-          <ns0:tcPr>
-            <ns0:tcW ns0:type="dxa" ns0:w="1240"/>
-          </ns0:tcPr>
-          <ns0:p>
-            <ns0:r>
-              <ns0:t>HTTP 201; fila persistida en PostgreSQL 16.</ns0:t>
-            </ns0:r>
-          </ns0:p>
-        </ns0:tc>
-        <ns0:tc>
-          <ns0:tcPr>
-            <ns0:tcW ns0:type="dxa" ns0:w="1240"/>
-          </ns0:tcPr>
-          <ns0:p>
-            <ns0:r>
-              <ns0:t>Institución creada; visible en portal /platform.</ns0:t>
-            </ns0:r>
-          </ns0:p>
-        </ns0:tc>
-        <ns0:tc>
-          <ns0:tcPr>
-            <ns0:tcW ns0:type="dxa" ns0:w="1240"/>
-          </ns0:tcPr>
-          <ns0:p>
-            <ns0:r>
-              <ns0:t>Pass — Academy.IntegrationTests + validación manual VPS.</ns0:t>
-            </ns0:r>
-          </ns0:p>
-        </ns0:tc>
-        <ns0:tc>
-          <ns0:tcPr>
-            <ns0:tcW ns0:type="dxa" ns0:w="1240"/>
-          </ns0:tcPr>
-          <ns0:p>
-            <ns0:r>
-              <ns0:t>Exitoso</ns0:t>
-            </ns0:r>
-          </ns0:p>
-        </ns0:tc>
-      </ns0:tr>
-      <ns0:tr>
-        <ns0:tc>
-          <ns0:tcPr>
-            <ns0:tcW ns0:type="dxa" ns0:w="1240"/>
-          </ns0:tcPr>
-          <ns0:p>
-            <ns0:r>
-              <ns0:t>CP-18</ns0:t>
-            </ns0:r>
-          </ns0:p>
-        </ns0:tc>
-        <ns0:tc>
-          <ns0:tcPr>
-            <ns0:tcW ns0:type="dxa" ns0:w="1240"/>
-          </ns0:tcPr>
-          <ns0:p>
-            <ns0:r>
-              <ns0:t>academy-api / xUnit</ns0:t>
-            </ns0:r>
-          </ns0:p>
-        </ns0:tc>
-        <ns0:tc>
-          <ns0:tcPr>
-            <ns0:tcW ns0:type="dxa" ns0:w="1240"/>
-          </ns0:tcPr>
-          <ns0:p>
-            <ns0:r>
-              <ns0:t>Límite varchar PostgreSQL en payload.</ns0:t>
-            </ns0:r>
-          </ns0:p>
-        </ns0:tc>
-        <ns0:tc>
-          <ns0:tcPr>
-            <ns0:tcW ns0:type="dxa" ns0:w="1240"/>
-          </ns0:tcPr>
-          <ns0:p>
-            <ns0:r>
-              <ns0:t>POST con nombre institución de 300 caracteres.</ns0:t>
-            </ns0:r>
-          </ns0:p>
-        </ns0:tc>
-        <ns0:tc>
-          <ns0:tcPr>
-            <ns0:tcW ns0:type="dxa" ns0:w="1240"/>
-          </ns0:tcPr>
-          <ns0:p>
-            <ns0:r>
-              <ns0:t>HTTP 400 validación; sin inserción parcial.</ns0:t>
-            </ns0:r>
-          </ns0:p>
-        </ns0:tc>
-        <ns0:tc>
-          <ns0:tcPr>
-            <ns0:tcW ns0:type="dxa" ns0:w="1240"/>
-          </ns0:tcPr>
-          <ns0:p>
-            <ns0:r>
-              <ns0:t>FluentValidation rechaza antes de EF Core.</ns0:t>
-            </ns0:r>
-          </ns0:p>
-        </ns0:tc>
-        <ns0:tc>
-          <ns0:tcPr>
-            <ns0:tcW ns0:type="dxa" ns0:w="1240"/>
-          </ns0:tcPr>
-          <ns0:p>
-            <ns0:r>
-              <ns0:t>Pass — error controlado capturado en QA log.</ns0:t>
-            </ns0:r>
-          </ns0:p>
-        </ns0:tc>
-        <ns0:tc>
-          <ns0:tcPr>
-            <ns0:tcW ns0:type="dxa" ns0:w="1240"/>
-          </ns0:tcPr>
-          <ns0:p>
-            <ns0:r>
-              <ns0:t>Exitoso</ns0:t>
-            </ns0:r>
-          </ns0:p>
-        </ns0:tc>
-      </ns0:tr>
-      <ns0:tr>
-        <ns0:tc>
-          <ns0:tcPr>
-            <ns0:tcW ns0:type="dxa" ns0:w="1240"/>
-          </ns0:tcPr>
-          <ns0:p>
-            <ns0:r>
-              <ns0:t>CP-21</ns0:t>
-            </ns0:r>
-          </ns0:p>
-        </ns0:tc>
-        <ns0:tc>
-          <ns0:tcPr>
-            <ns0:tcW ns0:type="dxa" ns0:w="1240"/>
-          </ns0:tcPr>
-          <ns0:p>
-            <ns0:r>
-              <ns0:t>issuer-api / xUnit</ns0:t>
-            </ns0:r>
-          </ns0:p>
-        </ns0:tc>
-        <ns0:tc>
-          <ns0:tcPr>
-            <ns0:tcW ns0:type="dxa" ns0:w="1240"/>
-          </ns0:tcPr>
-          <ns0:p>
-            <ns0:r>
-              <ns0:t>Emisión VC W3C JSON-LD válida.</ns0:t>
-            </ns0:r>
-          </ns0:p>
-        </ns0:tc>
-        <ns0:tc>
-          <ns0:tcPr>
-            <ns0:tcW ns0:type="dxa" ns0:w="1240"/>
-          </ns0:tcPr>
-          <ns0:p>
-            <ns0:r>
-              <ns0:t>POST emisión con student_wallet vinculada y JWT issuer.</ns0:t>
-            </ns0:r>
-          </ns0:p>
-        </ns0:tc>
-        <ns0:tc>
-          <ns0:tcPr>
-            <ns0:tcW ns0:type="dxa" ns0:w="1240"/>
-          </ns0:tcPr>
-          <ns0:p>
-            <ns0:r>
-              <ns0:t>VC con @context W3C, proof y credentialId UUID.</ns0:t>
-            </ns0:r>
-          </ns0:p>
-        </ns0:tc>
-        <ns0:tc>
-          <ns0:tcPr>
-            <ns0:tcW ns0:type="dxa" ns0:w="1240"/>
-          </ns0:tcPr>
-          <ns0:p>
-            <ns0:r>
-              <ns0:t>Issuer.IntegrationTests Pass; JSON-LD schema válido.</ns0:t>
-            </ns0:r>
-          </ns0:p>
-        </ns0:tc>
-        <ns0:tc>
-          <ns0:tcPr>
-            <ns0:tcW ns0:type="dxa" ns0:w="1240"/>
-          </ns0:tcPr>
-          <ns0:p>
-            <ns0:r>
-              <ns0:t>Pass — emisión en entorno staging con Sepolia ETH test.</ns0:t>
-            </ns0:r>
-          </ns0:p>
-        </ns0:tc>
-        <ns0:tc>
-          <ns0:tcPr>
-            <ns0:tcW ns0:type="dxa" ns0:w="1240"/>
-          </ns0:tcPr>
-          <ns0:p>
-            <ns0:r>
-              <ns0:t>Exitoso</ns0:t>
-            </ns0:r>
-          </ns0:p>
-        </ns0:tc>
-      </ns0:tr>
-      <ns0:tr>
-        <ns0:tc>
-          <ns0:tcPr>
-            <ns0:tcW ns0:type="dxa" ns0:w="1240"/>
-          </ns0:tcPr>
-          <ns0:p>
-            <ns0:r>
-              <ns0:t>CP-24</ns0:t>
-            </ns0:r>
-          </ns0:p>
-        </ns0:tc>
-        <ns0:tc>
-          <ns0:tcPr>
-            <ns0:tcW ns0:type="dxa" ns0:w="1240"/>
-          </ns0:tcPr>
-          <ns0:p>
-            <ns0:r>
-              <ns0:t>issuer-api / Manual MetaMask</ns0:t>
-            </ns0:r>
-          </ns0:p>
-        </ns0:tc>
-        <ns0:tc>
-          <ns0:tcPr>
-            <ns0:tcW ns0:type="dxa" ns0:w="1240"/>
-          </ns0:tcPr>
-          <ns0:p>
-            <ns0:r>
-              <ns0:t>Confirmación transacción EIP-712 on-chain.</ns0:t>
-            </ns0:r>
-          </ns0:p>
-        </ns0:tc>
-        <ns0:tc>
-          <ns0:tcPr>
-            <ns0:tcW ns0:type="dxa" ns0:w="1240"/>
-          </ns0:tcPr>
-          <ns0:p>
-            <ns0:r>
-              <ns0:t>UI issuer: emitir credencial; MetaMask confirma tx Sepolia.</ns0:t>
-            </ns0:r>
-          </ns0:p>
-        </ns0:tc>
-        <ns0:tc>
-          <ns0:tcPr>
-            <ns0:tcW ns0:type="dxa" ns0:w="1240"/>
-          </ns0:tcPr>
-          <ns0:p>
-            <ns0:r>
-              <ns0:t>Tx mined; hash retornado; evento AnchorRegistered.</ns0:t>
-            </ns0:r>
-          </ns0:p>
-        </ns0:tc>
-        <ns0:tc>
-          <ns0:tcPr>
-            <ns0:tcW ns0:type="dxa" ns0:w="1240"/>
-          </ns0:tcPr>
-          <ns0:p>
-            <ns0:r>
-              <ns0:t>Etherscan Sepolia confirma tx en &lt;60s (testnet).</ns0:t>
-            </ns0:r>
-          </ns0:p>
-        </ns0:tc>
-        <ns0:tc>
-          <ns0:tcPr>
-            <ns0:tcW ns0:type="dxa" ns0:w="1240"/>
-          </ns0:tcPr>
-          <ns0:p>
-            <ns0:r>
-              <ns0:t>Pass manual — latencia mitigada con HexLoader (ERR-03).</ns0:t>
-            </ns0:r>
-          </ns0:p>
-        </ns0:tc>
-        <ns0:tc>
-          <ns0:tcPr>
-            <ns0:tcW ns0:type="dxa" ns0:w="1240"/>
-          </ns0:tcPr>
-          <ns0:p>
-            <ns0:r>
-              <ns0:t>Exitoso</ns0:t>
-            </ns0:r>
-          </ns0:p>
-        </ns0:tc>
-      </ns0:tr>
-      <ns0:tr>
-        <ns0:tc>
-          <ns0:tcPr>
-            <ns0:tcW ns0:type="dxa" ns0:w="1240"/>
-          </ns0:tcPr>
-          <ns0:p>
-            <ns0:r>
-              <ns0:t>CP-30</ns0:t>
-            </ns0:r>
-          </ns0:p>
-        </ns0:tc>
-        <ns0:tc>
-          <ns0:tcPr>
-            <ns0:tcW ns0:type="dxa" ns0:w="1240"/>
-          </ns0:tcPr>
-          <ns0:p>
-            <ns0:r>
-              <ns0:t>reports-api / xUnit</ns0:t>
-            </ns0:r>
-          </ns0:p>
-        </ns0:tc>
-        <ns0:tc>
-          <ns0:tcPr>
-            <ns0:tcW ns0:type="dxa" ns0:w="1240"/>
-          </ns0:tcPr>
-          <ns0:p>
-            <ns0:r>
-              <ns0:t>MetricsSnapshotJob sin degradar BD caliente.</ns0:t>
-            </ns0:r>
-          </ns0:p>
-        </ns0:tc>
-        <ns0:tc>
-          <ns0:tcPr>
-            <ns0:tcW ns0:type="dxa" ns0:w="1240"/>
-          </ns0:tcPr>
-          <ns0:p>
-            <ns0:r>
-              <ns0:t>Trigger job UTC; GET métricas dashboard academy.</ns0:t>
-            </ns0:r>
-          </ns0:p>
-        </ns0:tc>
-        <ns0:tc>
-          <ns0:tcPr>
-            <ns0:tcW ns0:type="dxa" ns0:w="1240"/>
-          </ns0:tcPr>
-          <ns0:p>
-            <ns0:r>
-              <ns0:t>Respuesta &lt;500ms desde snapshot materializado.</ns0:t>
-            </ns0:r>
-          </ns0:p>
-        </ns0:tc>
-        <ns0:tc>
-          <ns0:tcPr>
-            <ns0:tcW ns0:type="dxa" ns0:w="1240"/>
-          </ns0:tcPr>
-          <ns0:p>
-            <ns0:r>
-              <ns0:t>Reports.IntegrationTests Pass; sin scan on-chain en request.</ns0:t>
-            </ns0:r>
-          </ns0:p>
-        </ns0:tc>
-        <ns0:tc>
-          <ns0:tcPr>
-            <ns0:tcW ns0:type="dxa" ns0:w="1240"/>
-          </ns0:tcPr>
-          <ns0:p>
-            <ns0:r>
-              <ns0:t>Pass — snapshot pre-calculado en metrics_snapshots.</ns0:t>
-            </ns0:r>
-          </ns0:p>
-        </ns0:tc>
-        <ns0:tc>
-          <ns0:tcPr>
-            <ns0:tcW ns0:type="dxa" ns0:w="1240"/>
-          </ns0:tcPr>
-          <ns0:p>
-            <ns0:r>
-              <ns0:t>Exitoso</ns0:t>
-            </ns0:r>
-          </ns0:p>
-        </ns0:tc>
-      </ns0:tr>
-      <ns0:tr>
-        <ns0:tc>
-          <ns0:tcPr>
-            <ns0:tcW ns0:type="dxa" ns0:w="1240"/>
-          </ns0:tcPr>
-          <ns0:p>
-            <ns0:r>
-              <ns0:t>CP-33</ns0:t>
-            </ns0:r>
-          </ns0:p>
-        </ns0:tc>
-        <ns0:tc>
-          <ns0:tcPr>
-            <ns0:tcW ns0:type="dxa" ns0:w="1240"/>
-          </ns0:tcPr>
-          <ns0:p>
-            <ns0:r>
-              <ns0:t>verifier-api / Vitest+Manual</ns0:t>
-            </ns0:r>
-          </ns0:p>
-        </ns0:tc>
-        <ns0:tc>
-          <ns0:tcPr>
-            <ns0:tcW ns0:type="dxa" ns0:w="1240"/>
-          </ns0:tcPr>
-          <ns0:p>
-            <ns0:r>
-              <ns0:t>Tampered VC rechazada (drag &amp; drop).</ns0:t>
-            </ns0:r>
-          </ns0:p>
-        </ns0:tc>
-        <ns0:tc>
-          <ns0:tcPr>
-            <ns0:tcW ns0:type="dxa" ns0:w="1240"/>
-          </ns0:tcPr>
-          <ns0:p>
-            <ns0:r>
-              <ns0:t>JSON-LD alterado (1 char); POST /verifications o UI /verifier.</ns0:t>
-            </ns0:r>
-          </ns0:p>
-        </ns0:tc>
-        <ns0:tc>
-          <ns0:tcPr>
-            <ns0:tcW ns0:type="dxa" ns0:w="1240"/>
-          </ns0:tcPr>
-          <ns0:p>
-            <ns0:r>
-              <ns0:t>result=invalid; check firma inválida.</ns0:t>
-            </ns0:r>
-          </ns0:p>
-        </ns0:tc>
-        <ns0:tc>
-          <ns0:tcPr>
-            <ns0:tcW ns0:type="dxa" ns0:w="1240"/>
-          </ns0:tcPr>
-          <ns0:p>
-            <ns0:r>
-              <ns0:t>VerificationVerdictPanel muestra veredicto rojo.</ns0:t>
-            </ns0:r>
-          </ns0:p>
-        </ns0:tc>
-        <ns0:tc>
-          <ns0:tcPr>
-            <ns0:tcW ns0:type="dxa" ns0:w="1240"/>
-          </ns0:tcPr>
-          <ns0:p>
-            <ns0:r>
-              <ns0:t>Pass — Verifier.UnitTests + prueba manual Chrome.</ns0:t>
-            </ns0:r>
-          </ns0:p>
-        </ns0:tc>
-        <ns0:tc>
-          <ns0:tcPr>
-            <ns0:tcW ns0:type="dxa" ns0:w="1240"/>
-          </ns0:tcPr>
-          <ns0:p>
-            <ns0:r>
-              <ns0:t>Exitoso</ns0:t>
-            </ns0:r>
-          </ns0:p>
-        </ns0:tc>
-      </ns0:tr>
-      <ns0:tr>
-        <ns0:tc>
-          <ns0:tcPr>
-            <ns0:tcW ns0:type="dxa" ns0:w="1240"/>
-          </ns0:tcPr>
-          <ns0:p>
-            <ns0:r>
-              <ns0:t>CP-36</ns0:t>
-            </ns0:r>
-          </ns0:p>
-        </ns0:tc>
-        <ns0:tc>
-          <ns0:tcPr>
-            <ns0:tcW ns0:type="dxa" ns0:w="1240"/>
-          </ns0:tcPr>
-          <ns0:p>
-            <ns0:r>
-              <ns0:t>verifier-api / xUnit</ns0:t>
-            </ns0:r>
-          </ns0:p>
-        </ns0:tc>
-        <ns0:tc>
-          <ns0:tcPr>
-            <ns0:tcW ns0:type="dxa" ns0:w="1240"/>
-          </ns0:tcPr>
-          <ns0:p>
-            <ns0:r>
-              <ns0:t>Rate limiting HTTP 429.</ns0:t>
-            </ns0:r>
-          </ns0:p>
-        </ns0:tc>
-        <ns0:tc>
-          <ns0:tcPr>
-            <ns0:tcW ns0:type="dxa" ns0:w="1240"/>
-          </ns0:tcPr>
-          <ns0:p>
-            <ns0:r>
-              <ns0:t>&gt;10 POST /verifications/30s misma IP (token bucket .NET 10).</ns0:t>
-            </ns0:r>
-          </ns0:p>
-        </ns0:tc>
-        <ns0:tc>
-          <ns0:tcPr>
-            <ns0:tcW ns0:type="dxa" ns0:w="1240"/>
-          </ns0:tcPr>
-          <ns0:p>
-            <ns0:r>
-              <ns0:t>HTTP 429 Too Many Requests tras umbral.</ns0:t>
-            </ns0:r>
-          </ns0:p>
-        </ns0:tc>
-        <ns0:tc>
-          <ns0:tcPr>
-            <ns0:tcW ns0:type="dxa" ns0:w="1240"/>
-          </ns0:tcPr>
-          <ns0:p>
-            <ns0:r>
-              <ns0:t>Middleware nativo ASP.NET RateLimiting activo.</ns0:t>
-            </ns0:r>
-          </ns0:p>
-        </ns0:tc>
-        <ns0:tc>
-          <ns0:tcPr>
-            <ns0:tcW ns0:type="dxa" ns0:w="1240"/>
-          </ns0:tcPr>
-          <ns0:p>
-            <ns0:r>
-              <ns0:t>Pass — Verifier.IntegrationTests; ForwardedHeaders detrás nginx.</ns0:t>
-            </ns0:r>
-          </ns0:p>
-        </ns0:tc>
-        <ns0:tc>
-          <ns0:tcPr>
-            <ns0:tcW ns0:type="dxa" ns0:w="1240"/>
-          </ns0:tcPr>
-          <ns0:p>
-            <ns0:r>
-              <ns0:t>Exitoso</ns0:t>
-            </ns0:r>
-          </ns0:p>
-        </ns0:tc>
-      </ns0:tr>
-      <ns0:tr>
-        <ns0:tc>
-          <ns0:tcPr>
-            <ns0:tcW ns0:type="dxa" ns0:w="1240"/>
-          </ns0:tcPr>
-          <ns0:p>
-            <ns0:r>
-              <ns0:t>CP-40</ns0:t>
-            </ns0:r>
-          </ns0:p>
-        </ns0:tc>
-        <ns0:tc>
-          <ns0:tcPr>
-            <ns0:tcW ns0:type="dxa" ns0:w="1240"/>
-          </ns0:tcPr>
-          <ns0:p>
-            <ns0:r>
-              <ns0:t>Holder Web / Manual</ns0:t>
-            </ns0:r>
-          </ns0:p>
-        </ns0:tc>
-        <ns0:tc>
-          <ns0:tcPr>
-            <ns0:tcW ns0:type="dxa" ns0:w="1240"/>
-          </ns0:tcPr>
-          <ns0:p>
-            <ns0:r>
-              <ns0:t>E2E holder: carga credenciales con estados UX.</ns0:t>
-            </ns0:r>
-          </ns0:p>
-        </ns0:tc>
-        <ns0:tc>
-          <ns0:tcPr>
-            <ns0:tcW ns0:type="dxa" ns0:w="1240"/>
-          </ns0:tcPr>
-          <ns0:p>
-            <ns0:r>
-              <ns0:t>Login holder → /holder; fetch BFF /api/issuer/holders/me/credentials.</ns0:t>
-            </ns0:r>
-          </ns0:p>
-        </ns0:tc>
-        <ns0:tc>
-          <ns0:tcPr>
-            <ns0:tcW ns0:type="dxa" ns0:w="1240"/>
-          </ns0:tcPr>
-          <ns0:p>
-            <ns0:r>
-              <ns0:t>Estados loading→loaded; HexLoader visible; lista credenciales.</ns0:t>
-            </ns0:r>
-          </ns0:p>
-        </ns0:tc>
-        <ns0:tc>
-          <ns0:tcPr>
-            <ns0:tcW ns0:type="dxa" ns0:w="1240"/>
-          </ns0:tcPr>
-          <ns0:p>
-            <ns0:r>
-              <ns0:t>Signals HolderLoadState; empty/error manejados sin pantalla en blanco.</ns0:t>
-            </ns0:r>
-          </ns0:p>
-        </ns0:tc>
-        <ns0:tc>
-          <ns0:tcPr>
-            <ns0:tcW ns0:type="dxa" ns0:w="1240"/>
-          </ns0:tcPr>
-          <ns0:p>
-            <ns0:r>
-              <ns0:t>Pass manual — holder.component.ts con withMinimumVisualDelay.</ns0:t>
-            </ns0:r>
-          </ns0:p>
-        </ns0:tc>
-        <ns0:tc>
-          <ns0:tcPr>
-            <ns0:tcW ns0:type="dxa" ns0:w="1240"/>
-          </ns0:tcPr>
-          <ns0:p>
-            <ns0:r>
-              <ns0:t>Exitoso</ns0:t>
-            </ns0:r>
-          </ns0:p>
-        </ns0:tc>
-      </ns0:tr>
-      <ns0:tblGrid>
-        <ns0:gridCol ns0:w="700"/>
-        <ns0:gridCol ns0:w="1400"/>
-        <ns0:gridCol ns0:w="2000"/>
-        <ns0:gridCol ns0:w="1800"/>
-        <ns0:gridCol ns0:w="1800"/>
-        <ns0:gridCol ns0:w="1600"/>
-        <ns0:gridCol ns0:w="2000"/>
-        <ns0:gridCol ns0:w="900"/>
-      </ns0:tblGrid>
-    </ns0:tbl>
-    <ns0:p/>
-    <ns0:p>
-      <ns0:pPr>
-        <ns0:pStyle ns0:val="Ttulo2"/>
-      </ns0:pPr>
-      <ns0:r>
-        <ns0:t>2. Corrección de Defectos y Usabilidad (UX)</ns0:t>
-      </ns0:r>
-    </ns0:p>
-    <ns0:p>
-      <ns0:pPr/>
-      <ns0:r>
-        <ns0:t>Se documentan 3 fallos bloqueantes detectados durante QA y su remediación técnica:</ns0:t>
-      </ns0:r>
-    </ns0:p>
-    <ns0:p>
-      <ns0:pPr/>
-      <ns0:r>
-        <ns0:t>ERR-01 (Criptografía — Severidad Alta): MetaMask retornaba addresses en minúsculas sin checksum EIP-55, provocando el error «invalid EIP-55 address» al construir el mensaje SIWE. Remediación: método privado toChecksumAddress() en Web3Service (src/web/src/app/core/services/web3.service.ts) que normaliza con getAddress de ethers.js v6 antes de firmar. Regresión: CP-08 Pass en Vitest y flujo login manual en Sepolia.</ns0:t>
-      </ns0:r>
-    </ns0:p>
-    <ns0:p>
-      <ns0:pPr/>
-      <ns0:r>
-        <ns0:t>ERR-02 (Framework Angular — Severidad Alta): Excepción NG0203 (inject() fuera del contexto de inyección válido) al encadenar rxResource con llamadas HTTP asíncronas en el ciclo de vida del componente. Remediación: refactorización del cliente HTTP generado (Api.invoke en src/web/src/app/api/auth/api.ts) hacia firstValueFrom(obs) async/await, consumido por AuthApiService.fetchNonce() y verifySignature() sin rxResource en el path crítico de autenticación. Regresión: login SIWE E2E sin NG0203 en consola.</ns0:t>
-      </ns0:r>
-    </ns0:p>
-    <ns0:p>
-      <ns0:pPr>
-        <ns0:sectPr>
-          <ns0:pgSz ns0:w="16838" ns0:h="11906" ns0:orient="landscape"/>
-          <ns0:pgMar ns0:top="1440" ns0:right="1440" ns0:bottom="1440" ns0:left="1440" ns0:header="708" ns0:footer="708" ns0:gutter="0"/>
-        </ns0:sectPr>
-      </ns0:pPr>
-      <ns0:r>
-        <ns0:t>ERR-03 (UX Holder Web — Severidad Media): Latencia de red blockchain/IPFS (8-30s) dejaba el portal holder sin feedback visual durante fetch de credenciales y anclas on-chain. Remediación: estados reactivos explícitos con Angular Signals (HolderLoadState: loading | loaded | error; AnchorsModalModel: idle | loading | loaded | error) en holder.component.ts, con HexLoaderComponent como skeleton animado y withMinimumVisualDelay para evitar flicker. Regresión: CP-40 Pass manual.</ns0:t>
-      </ns0:r>
-    </ns0:p>
-    <ns0:tbl>
-      <ns0:tblPr>
-        <ns0:tblStyle ns0:val="Tablaconcuadrcula"/>
-        <ns0:tblW ns0:type="auto" ns0:w="0"/>
-        <ns0:tblLook ns0:firstColumn="1" ns0:firstRow="1" ns0:lastColumn="0" ns0:lastRow="0" ns0:noHBand="0" ns0:noVBand="1" ns0:val="04A0"/>
-      </ns0:tblPr>
-      <ns0:tblGrid>
-        <ns0:gridCol ns0:w="1653"/>
-        <ns0:gridCol ns0:w="1653"/>
-        <ns0:gridCol ns0:w="1653"/>
-        <ns0:gridCol ns0:w="1653"/>
-        <ns0:gridCol ns0:w="1653"/>
-        <ns0:gridCol ns0:w="1653"/>
-      </ns0:tblGrid>
-      <ns0:tr>
-        <ns0:tc>
-          <ns0:tcPr>
-            <ns0:tcW ns0:type="dxa" ns0:w="1653"/>
-          </ns0:tcPr>
-          <ns0:p>
-            <ns0:r>
-              <ns0:t>ID Defecto</ns0:t>
-            </ns0:r>
-          </ns0:p>
-        </ns0:tc>
-        <ns0:tc>
-          <ns0:tcPr>
-            <ns0:tcW ns0:type="dxa" ns0:w="1653"/>
-          </ns0:tcPr>
-          <ns0:p>
-            <ns0:r>
-              <ns0:t>Severidad</ns0:t>
-            </ns0:r>
-          </ns0:p>
-        </ns0:tc>
-        <ns0:tc>
-          <ns0:tcPr>
-            <ns0:tcW ns0:type="dxa" ns0:w="1653"/>
-          </ns0:tcPr>
-          <ns0:p>
-            <ns0:r>
-              <ns0:t>Impacto</ns0:t>
-            </ns0:r>
-          </ns0:p>
-        </ns0:tc>
-        <ns0:tc>
-          <ns0:tcPr>
-            <ns0:tcW ns0:type="dxa" ns0:w="1653"/>
-          </ns0:tcPr>
-          <ns0:p>
-            <ns0:r>
-              <ns0:t>Componente</ns0:t>
-            </ns0:r>
-          </ns0:p>
-        </ns0:tc>
-        <ns0:tc>
-          <ns0:tcPr>
-            <ns0:tcW ns0:type="dxa" ns0:w="1653"/>
-          </ns0:tcPr>
-          <ns0:p>
-            <ns0:r>
-              <ns0:t>Estado Corrección</ns0:t>
-            </ns0:r>
-          </ns0:p>
-        </ns0:tc>
-        <ns0:tc>
-          <ns0:tcPr>
-            <ns0:tcW ns0:type="dxa" ns0:w="1653"/>
-          </ns0:tcPr>
-          <ns0:p>
-            <ns0:r>
-              <ns0:t>Regresión</ns0:t>
-            </ns0:r>
-          </ns0:p>
-        </ns0:tc>
-      </ns0:tr>
-      <ns0:tr>
-        <ns0:tc>
-          <ns0:tcPr>
-            <ns0:tcW ns0:type="dxa" ns0:w="1653"/>
-          </ns0:tcPr>
-          <ns0:p>
-            <ns0:r>
-              <ns0:t>ERR-01</ns0:t>
-            </ns0:r>
-          </ns0:p>
-        </ns0:tc>
-        <ns0:tc>
-          <ns0:tcPr>
-            <ns0:tcW ns0:type="dxa" ns0:w="1653"/>
-          </ns0:tcPr>
-          <ns0:p>
-            <ns0:r>
-              <ns0:t>Alta</ns0:t>
-            </ns0:r>
-          </ns0:p>
-        </ns0:tc>
-        <ns0:tc>
-          <ns0:tcPr>
-            <ns0:tcW ns0:type="dxa" ns0:w="1653"/>
-          </ns0:tcPr>
-          <ns0:p>
-            <ns0:r>
-              <ns0:t>Bloqueante — login SIWE imposible</ns0:t>
-            </ns0:r>
-          </ns0:p>
-        </ns0:tc>
-        <ns0:tc>
-          <ns0:tcPr>
-            <ns0:tcW ns0:type="dxa" ns0:w="1653"/>
-          </ns0:tcPr>
-          <ns0:p>
-            <ns0:r>
-              <ns0:t>Web3Service / ethers.js</ns0:t>
-            </ns0:r>
-          </ns0:p>
-        </ns0:tc>
-        <ns0:tc>
-          <ns0:tcPr>
-            <ns0:tcW ns0:type="dxa" ns0:w="1653"/>
-          </ns0:tcPr>
-          <ns0:p>
-            <ns0:r>
-              <ns0:t>Corregido</ns0:t>
-            </ns0:r>
-          </ns0:p>
-        </ns0:tc>
-        <ns0:tc>
-          <ns0:tcPr>
-            <ns0:tcW ns0:type="dxa" ns0:w="1653"/>
-          </ns0:tcPr>
-          <ns0:p>
-            <ns0:r>
-              <ns0:t>CP-08 Pass (Vitest)</ns0:t>
-            </ns0:r>
-          </ns0:p>
-        </ns0:tc>
-      </ns0:tr>
-      <ns0:tr>
-        <ns0:tc>
-          <ns0:tcPr>
-            <ns0:tcW ns0:type="dxa" ns0:w="1653"/>
-          </ns0:tcPr>
-          <ns0:p>
-            <ns0:r>
-              <ns0:t>ERR-02</ns0:t>
-            </ns0:r>
-          </ns0:p>
-        </ns0:tc>
-        <ns0:tc>
-          <ns0:tcPr>
-            <ns0:tcW ns0:type="dxa" ns0:w="1653"/>
-          </ns0:tcPr>
-          <ns0:p>
-            <ns0:r>
-              <ns0:t>Alta</ns0:t>
-            </ns0:r>
-          </ns0:p>
-        </ns0:tc>
-        <ns0:tc>
-          <ns0:tcPr>
-            <ns0:tcW ns0:type="dxa" ns0:w="1653"/>
-          </ns0:tcPr>
-          <ns0:p>
-            <ns0:r>
-              <ns0:t>Bloqueante — crash NG0203 en auth flow</ns0:t>
-            </ns0:r>
-          </ns0:p>
-        </ns0:tc>
-        <ns0:tc>
-          <ns0:tcPr>
-            <ns0:tcW ns0:type="dxa" ns0:w="1653"/>
-          </ns0:tcPr>
-          <ns0:p>
-            <ns0:r>
-              <ns0:t>AuthApiService / api/auth/api.ts</ns0:t>
-            </ns0:r>
-          </ns0:p>
-        </ns0:tc>
-        <ns0:tc>
-          <ns0:tcPr>
-            <ns0:tcW ns0:type="dxa" ns0:w="1653"/>
-          </ns0:tcPr>
-          <ns0:p>
-            <ns0:r>
-              <ns0:t>Corregido</ns0:t>
-            </ns0:r>
-          </ns0:p>
-        </ns0:tc>
-        <ns0:tc>
-          <ns0:tcPr>
-            <ns0:tcW ns0:type="dxa" ns0:w="1653"/>
-          </ns0:tcPr>
-          <ns0:p>
-            <ns0:r>
-              <ns0:t>Login E2E sin excepción DI</ns0:t>
-            </ns0:r>
-          </ns0:p>
-        </ns0:tc>
-      </ns0:tr>
-      <ns0:tr>
-        <ns0:tc>
-          <ns0:tcPr>
-            <ns0:tcW ns0:type="dxa" ns0:w="1653"/>
-          </ns0:tcPr>
-          <ns0:p>
-            <ns0:r>
-              <ns0:t>ERR-03</ns0:t>
-            </ns0:r>
-          </ns0:p>
-        </ns0:tc>
-        <ns0:tc>
-          <ns0:tcPr>
-            <ns0:tcW ns0:type="dxa" ns0:w="1653"/>
-          </ns0:tcPr>
-          <ns0:p>
-            <ns0:r>
-              <ns0:t>Media</ns0:t>
-            </ns0:r>
-          </ns0:p>
-        </ns0:tc>
-        <ns0:tc>
-          <ns0:tcPr>
-            <ns0:tcW ns0:type="dxa" ns0:w="1653"/>
-          </ns0:tcPr>
-          <ns0:p>
-            <ns0:r>
-              <ns0:t>Degradación UX — pantalla congelada 8-30s</ns0:t>
-            </ns0:r>
-          </ns0:p>
-        </ns0:tc>
-        <ns0:tc>
-          <ns0:tcPr>
-            <ns0:tcW ns0:type="dxa" ns0:w="1653"/>
-          </ns0:tcPr>
-          <ns0:p>
-            <ns0:r>
-              <ns0:t>holder.component.ts (Signals + HexLoader)</ns0:t>
-            </ns0:r>
-          </ns0:p>
-        </ns0:tc>
-        <ns0:tc>
-          <ns0:tcPr>
-            <ns0:tcW ns0:type="dxa" ns0:w="1653"/>
-          </ns0:tcPr>
-          <ns0:p>
-            <ns0:r>
-              <ns0:t>Corregido</ns0:t>
-            </ns0:r>
-          </ns0:p>
-        </ns0:tc>
-        <ns0:tc>
-          <ns0:tcPr>
-            <ns0:tcW ns0:type="dxa" ns0:w="1653"/>
-          </ns0:tcPr>
-          <ns0:p>
-            <ns0:r>
-              <ns0:t>CP-40 Pass manual</ns0:t>
-            </ns0:r>
-          </ns0:p>
-        </ns0:tc>
-      </ns0:tr>
-    </ns0:tbl>
-    <ns0:p>
-      <ns0:pPr>
-        <ns0:pStyle ns0:val="Ttulo2"/>
-      </ns0:pPr>
-      <ns0:r>
-        <ns0:t>3. Optimización del Rendimiento</ns0:t>
-      </ns0:r>
-    </ns0:p>
-    <ns0:p>
-      <ns0:pPr/>
-      <ns0:r>
-        <ns0:t>OPT-01 — Patrón Backend-For-Frontend (BFF) con Kiota (ADR-0005): bff-api centraliza contratos OpenAPI downstream (verifier, issuer, academy, reports) en un único surface /api/ para el SPA. Clientes Kiota generados (scripts/gen-kiota-clients.ps1) eliminan peticiones en vuelo múltiples desde el navegador, reducen latencia percibida y ocultan topología interna de microservicios.</ns0:t>
-      </ns0:r>
-    </ns0:p>
-    <ns0:p>
-      <ns0:pPr/>
-      <ns0:r>
-        <ns0:t>OPT-02 — Caché asíncrona MetricsSnapshotJob (reports-api): BackgroundService que materializa snapshots diarios UTC (MetricsSnapshotJob.cs → IMetricsSnapshotService.UpsertDailyMetricsAsync) sin consultas on-chain ni agregaciones pesadas en tiempo real sobre PostgreSQL 16 transaccional. El dashboard academy/reports lee datos pre-calculados (&lt;500ms vs &gt;5s previo).</ns0:t>
-      </ns0:r>
-    </ns0:p>
-    <ns0:p>
-      <ns0:pPr>
-        <ns0:sectPr>
-          <ns0:pgSz ns0:w="16838" ns0:h="11906" ns0:orient="landscape"/>
-          <ns0:pgMar ns0:top="1440" ns0:right="1440" ns0:bottom="1440" ns0:left="1440" ns0:header="708" ns0:footer="708" ns0:gutter="0"/>
-        </ns0:sectPr>
-      </ns0:pPr>
-      <ns0:r>
-        <ns0:t>OPT-03 — Tuneo presupuestos ESBuild (angular.json): maximumError: 2MB para initial bundle (maximumWarning: 1MB), permitiendo compilar estáticos de alta densidad criptográfica (ethers.js, @antv/g2, i18n) sin falsos positivos de budget en producción. Nginx reverse proxy con keep-alive optimiza entrega de chunks hashed desde contenedor web.</ns0:t>
-      </ns0:r>
-    </ns0:p>
-    <ns0:tbl>
-      <ns0:tblPr>
-        <ns0:tblStyle ns0:val="Tablaconcuadrcula"/>
-        <ns0:tblW ns0:type="auto" ns0:w="0"/>
-        <ns0:tblLook ns0:firstColumn="1" ns0:firstRow="1" ns0:lastColumn="0" ns0:lastRow="0" ns0:noHBand="0" ns0:noVBand="1" ns0:val="04A0"/>
-      </ns0:tblPr>
-      <ns0:tblGrid>
-        <ns0:gridCol ns0:w="1653"/>
-        <ns0:gridCol ns0:w="1653"/>
-        <ns0:gridCol ns0:w="1653"/>
-        <ns0:gridCol ns0:w="1653"/>
-        <ns0:gridCol ns0:w="1653"/>
-        <ns0:gridCol ns0:w="1653"/>
-      </ns0:tblGrid>
-      <ns0:tr>
-        <ns0:tc>
-          <ns0:tcPr>
-            <ns0:tcW ns0:type="dxa" ns0:w="1653"/>
-          </ns0:tcPr>
-          <ns0:p>
-            <ns0:r>
-              <ns0:t>ID</ns0:t>
-            </ns0:r>
-          </ns0:p>
-        </ns0:tc>
-        <ns0:tc>
-          <ns0:tcPr>
-            <ns0:tcW ns0:type="dxa" ns0:w="1653"/>
-          </ns0:tcPr>
-          <ns0:p>
-            <ns0:r>
-              <ns0:t>Estrategia</ns0:t>
-            </ns0:r>
-          </ns0:p>
-        </ns0:tc>
-        <ns0:tc>
-          <ns0:tcPr>
-            <ns0:tcW ns0:type="dxa" ns0:w="1653"/>
-          </ns0:tcPr>
-          <ns0:p>
-            <ns0:r>
-              <ns0:t>Métrica</ns0:t>
-            </ns0:r>
-          </ns0:p>
-        </ns0:tc>
-        <ns0:tc>
-          <ns0:tcPr>
-            <ns0:tcW ns0:type="dxa" ns0:w="1653"/>
-          </ns0:tcPr>
-          <ns0:p>
-            <ns0:r>
-              <ns0:t>Antes</ns0:t>
-            </ns0:r>
-          </ns0:p>
-        </ns0:tc>
-        <ns0:tc>
-          <ns0:tcPr>
-            <ns0:tcW ns0:type="dxa" ns0:w="1653"/>
-          </ns0:tcPr>
-          <ns0:p>
-            <ns0:r>
-              <ns0:t>Después</ns0:t>
-            </ns0:r>
-          </ns0:p>
-        </ns0:tc>
-        <ns0:tc>
-          <ns0:tcPr>
-            <ns0:tcW ns0:type="dxa" ns0:w="1653"/>
-          </ns0:tcPr>
-          <ns0:p>
-            <ns0:r>
-              <ns0:t>Aspecto evaluado</ns0:t>
-            </ns0:r>
-          </ns0:p>
-        </ns0:tc>
-      </ns0:tr>
-      <ns0:tr>
-        <ns0:tc>
-          <ns0:tcPr>
-            <ns0:tcW ns0:type="dxa" ns0:w="1653"/>
-          </ns0:tcPr>
-          <ns0:p>
-            <ns0:r>
-              <ns0:t>OPT-01</ns0:t>
-            </ns0:r>
-          </ns0:p>
-        </ns0:tc>
-        <ns0:tc>
-          <ns0:tcPr>
-            <ns0:tcW ns0:type="dxa" ns0:w="1653"/>
-          </ns0:tcPr>
-          <ns0:p>
-            <ns0:r>
-              <ns0:t>BFF + Kiota (ADR-0005)</ns0:t>
-            </ns0:r>
-          </ns0:p>
-        </ns0:tc>
-        <ns0:tc>
-          <ns0:tcPr>
-            <ns0:tcW ns0:type="dxa" ns0:w="1653"/>
-          </ns0:tcPr>
-          <ns0:p>
-            <ns0:r>
-              <ns0:t>Round-trips browser→API</ns0:t>
-            </ns0:r>
-          </ns0:p>
-        </ns0:tc>
-        <ns0:tc>
-          <ns0:tcPr>
-            <ns0:tcW ns0:type="dxa" ns0:w="1653"/>
-          </ns0:tcPr>
-          <ns0:p>
-            <ns0:r>
-              <ns0:t>4-6 requests/portales</ns0:t>
-            </ns0:r>
-          </ns0:p>
-        </ns0:tc>
-        <ns0:tc>
-          <ns0:tcPr>
-            <ns0:tcW ns0:type="dxa" ns0:w="1653"/>
-          </ns0:tcPr>
-          <ns0:p>
-            <ns0:r>
-              <ns0:t>1 request /api/*</ns0:t>
-            </ns0:r>
-          </ns0:p>
-        </ns0:tc>
-        <ns0:tc>
-          <ns0:tcPr>
-            <ns0:tcW ns0:type="dxa" ns0:w="1653"/>
-          </ns0:tcPr>
-          <ns0:p>
-            <ns0:r>
-              <ns0:t>Tiempos de respuesta</ns0:t>
-            </ns0:r>
-          </ns0:p>
-        </ns0:tc>
-      </ns0:tr>
-      <ns0:tr>
-        <ns0:tc>
-          <ns0:tcPr>
-            <ns0:tcW ns0:type="dxa" ns0:w="1653"/>
-          </ns0:tcPr>
-          <ns0:p>
-            <ns0:r>
-              <ns0:t>OPT-02</ns0:t>
-            </ns0:r>
-          </ns0:p>
-        </ns0:tc>
-        <ns0:tc>
-          <ns0:tcPr>
-            <ns0:tcW ns0:type="dxa" ns0:w="1653"/>
-          </ns0:tcPr>
-          <ns0:p>
-            <ns0:r>
-              <ns0:t>MetricsSnapshotJob</ns0:t>
-            </ns0:r>
-          </ns0:p>
-        </ns0:tc>
-        <ns0:tc>
-          <ns0:tcPr>
-            <ns0:tcW ns0:type="dxa" ns0:w="1653"/>
-          </ns0:tcPr>
-          <ns0:p>
-            <ns0:r>
-              <ns0:t>Latencia dashboard reports</ns0:t>
-            </ns0:r>
-          </ns0:p>
-        </ns0:tc>
-        <ns0:tc>
-          <ns0:tcPr>
-            <ns0:tcW ns0:type="dxa" ns0:w="1653"/>
-          </ns0:tcPr>
-          <ns0:p>
-            <ns0:r>
-              <ns0:t>&gt;5s (agregación live)</ns0:t>
-            </ns0:r>
-          </ns0:p>
-        </ns0:tc>
-        <ns0:tc>
-          <ns0:tcPr>
-            <ns0:tcW ns0:type="dxa" ns0:w="1653"/>
-          </ns0:tcPr>
-          <ns0:p>
-            <ns0:r>
-              <ns0:t>&lt;500ms (snapshot)</ns0:t>
-            </ns0:r>
-          </ns0:p>
-        </ns0:tc>
-        <ns0:tc>
-          <ns0:tcPr>
-            <ns0:tcW ns0:type="dxa" ns0:w="1653"/>
-          </ns0:tcPr>
-          <ns0:p>
-            <ns0:r>
-              <ns0:t>Consumo recursos BD</ns0:t>
-            </ns0:r>
-          </ns0:p>
-        </ns0:tc>
-      </ns0:tr>
-      <ns0:tr>
-        <ns0:tc>
-          <ns0:tcPr>
-            <ns0:tcW ns0:type="dxa" ns0:w="1653"/>
-          </ns0:tcPr>
-          <ns0:p>
-            <ns0:r>
-              <ns0:t>OPT-03</ns0:t>
-            </ns0:r>
-          </ns0:p>
-        </ns0:tc>
-        <ns0:tc>
-          <ns0:tcPr>
-            <ns0:tcW ns0:type="dxa" ns0:w="1653"/>
-          </ns0:tcPr>
-          <ns0:p>
-            <ns0:r>
-              <ns0:t>ESBuild budgets 2MB</ns0:t>
-            </ns0:r>
-          </ns0:p>
-        </ns0:tc>
-        <ns0:tc>
-          <ns0:tcPr>
-            <ns0:tcW ns0:type="dxa" ns0:w="1653"/>
-          </ns0:tcPr>
-          <ns0:p>
-            <ns0:r>
-              <ns0:t>Build producción Angular</ns0:t>
-            </ns0:r>
-          </ns0:p>
-        </ns0:tc>
-        <ns0:tc>
-          <ns0:tcPr>
-            <ns0:tcW ns0:type="dxa" ns0:w="1653"/>
-          </ns0:tcPr>
-          <ns0:p>
-            <ns0:r>
-              <ns0:t>Fallos budget con ethers+g2</ns0:t>
-            </ns0:r>
-          </ns0:p>
-        </ns0:tc>
-        <ns0:tc>
-          <ns0:tcPr>
-            <ns0:tcW ns0:type="dxa" ns0:w="1653"/>
-          </ns0:tcPr>
-          <ns0:p>
-            <ns0:r>
-              <ns0:t>Build CI verde</ns0:t>
-            </ns0:r>
-          </ns0:p>
-        </ns0:tc>
-        <ns0:tc>
-          <ns0:tcPr>
-            <ns0:tcW ns0:type="dxa" ns0:w="1653"/>
-          </ns0:tcPr>
-          <ns0:p>
-            <ns0:r>
-              <ns0:t>Eficiencia general</ns0:t>
-            </ns0:r>
-          </ns0:p>
-        </ns0:tc>
-      </ns0:tr>
-    </ns0:tbl>
-    <ns0:p>
-      <ns0:r>
-        <ns0:t xml:space="preserve"/>
-      </ns0:r>
-    </ns0:p>
-    <ns0:p>
-      <ns0:pPr>
-        <ns0:pStyle ns0:val="Heading2"/>
-      </ns0:pPr>
-      <ns0:r>
-        <ns0:t xml:space="preserve">4. Evolución del modelo de base de datos (PostgreSQL 16)</ns0:t>
-      </ns0:r>
-    </ns0:p>
-    <ns0:p>
-      <ns0:pPr>
-        <ns0:sectPr>
-          <ns0:pgSz ns0:w="16838" ns0:h="11906" ns0:orient="landscape"/>
-        </ns0:sectPr>
-      </ns0:pPr>
-      <ns0:r>
-        <ns0:t xml:space="preserve">SovereignID adopta un enfoque database-first sobre PostgreSQL 16 compartido por todos los microservicios (ADR-0002): el esquema canónico vive en database/BBDD_SovereignID.sql y los deltas se aplican mediante patches idempotentes en database/patches/, sin migraciones EF Code-First. La evolución del modelo no es ad-hoc: cada cambio responde a una capacidad de producto documentada. El esquema pasó de ~12 tablas MVP a 15 tablas y 5 ENUMs.</ns0:t>
-      </ns0:r>
-    </ns0:p>
-    <ns0:p>
-      <ns0:r>
-        <ns0:t xml:space="preserve">La siguiente tabla resume los cambios ejecutados sobre el esquema y su justificación de negocio (fuente: docs/database-schema-evolution.md):</ns0:t>
-      </ns0:r>
-      <ns0:pPr>
-        <ns0:sectPr>
-          <ns0:pgSz ns0:w="16838" ns0:h="11906" ns0:orient="landscape"/>
-        </ns0:sectPr>
-      </ns0:pPr>
-    </ns0:p>
-    <ns0:tbl>
-      <ns0:tblPr>
-        <ns0:tblStyle ns0:val="TableGrid"/>
-        <ns0:tblW ns0:w="10500" ns0:type="dxa"/>
-      </ns0:tblPr>
-      <ns0:tr>
-        <ns0:tc>
-          <ns0:p>
-            <ns0:r>
-              <ns0:rPr>
-                <ns0:b/>
-              </ns0:rPr>
-              <ns0:t xml:space="preserve">Fecha</ns0:t>
-            </ns0:r>
-          </ns0:p>
-        </ns0:tc>
-        <ns0:tc>
-          <ns0:p>
-            <ns0:r>
-              <ns0:rPr>
-                <ns0:b/>
-              </ns0:rPr>
-              <ns0:t xml:space="preserve">Patch / Fuente</ns0:t>
-            </ns0:r>
-          </ns0:p>
-        </ns0:tc>
-        <ns0:tc>
-          <ns0:p>
-            <ns0:r>
-              <ns0:rPr>
-                <ns0:b/>
-              </ns0:rPr>
-              <ns0:t xml:space="preserve">Cambio DDL</ns0:t>
-            </ns0:r>
-          </ns0:p>
-        </ns0:tc>
-        <ns0:tc>
-          <ns0:p>
-            <ns0:r>
-              <ns0:rPr>
-                <ns0:b/>
-              </ns0:rPr>
-              <ns0:t xml:space="preserve">Justificación</ns0:t>
-            </ns0:r>
-          </ns0:p>
-        </ns0:tc>
-        <ns0:tc>
-          <ns0:p>
-            <ns0:r>
-              <ns0:rPr>
-                <ns0:b/>
-              </ns0:rPr>
-              <ns0:t xml:space="preserve">Consumidor</ns0:t>
-            </ns0:r>
-          </ns0:p>
-        </ns0:tc>
-      </ns0:tr>
-      <ns0:tr>
-        <ns0:tc>
-          <ns0:p>
-            <ns0:r>
-              <ns0:t xml:space="preserve">Diseño base MVP</ns0:t>
-            </ns0:r>
-          </ns0:p>
-        </ns0:tc>
-        <ns0:tc>
-          <ns0:p>
-            <ns0:r>
-              <ns0:t xml:space="preserve">database/BBDD_SovereignID.sql</ns0:t>
-            </ns0:r>
-          </ns0:p>
-        </ns0:tc>
-        <ns0:tc>
-          <ns0:p>
-            <ns0:r>
-              <ns0:t xml:space="preserve">Núcleo ~12 tablas: institutions, careers, students, student_wallets, users, institution_users, institution_invitations, credentials, credential_types, auth_challenges, verification_logs, audit_logs, institution_metrics_daily.</ns0:t>
-            </ns0:r>
-          </ns0:p>
-        </ns0:tc>
-        <ns0:tc>
-          <ns0:p>
-            <ns0:r>
-              <ns0:t xml:space="preserve">PostgreSQL 16 compartido como índice operativo de VCs: metadatos multi-tenant, roles y anclas IPFS/on-chain. Sin PII académica en tablas students (datos personales en JSON-LD/IPFS o SIS). Sepolia fija (chain_id 11155111).</ns0:t>
-            </ns0:r>
-          </ns0:p>
-        </ns0:tc>
-        <ns0:tc>
-          <ns0:p>
-            <ns0:r>
-              <ns0:t xml:space="preserve">auth-api, academy-api, issuer-api, verifier-api, reports-api</ns0:t>
-            </ns0:r>
-          </ns0:p>
-        </ns0:tc>
-      </ns0:tr>
-      <ns0:tr>
-        <ns0:tc>
-          <ns0:p>
-            <ns0:r>
-              <ns0:t xml:space="preserve">2026-07-04</ns0:t>
-            </ns0:r>
-          </ns0:p>
-        </ns0:tc>
-        <ns0:tc>
-          <ns0:p>
-            <ns0:r>
-              <ns0:t xml:space="preserve">database/patches/2026-07-04-academy-authz.sql</ns0:t>
-            </ns0:r>
-          </ns0:p>
-        </ns0:tc>
-        <ns0:tc>
-          <ns0:p>
-            <ns0:r>
-              <ns0:t xml:space="preserve">ENUM global_user_role (platform_admin); tabla user_global_roles con soft-revoke; ENUM user_role + valor viewer.</ns0:t>
-            </ns0:r>
-          </ns0:p>
-        </ns0:tc>
-        <ns0:tc>
-          <ns0:p>
-            <ns0:r>
-              <ns0:t xml:space="preserve">Separar rol de plataforma del institucional; persistir platform_admin en BD (no solo allowlist); habilitar perfil solo lectura (viewer) para dashboards /academy sin emitir ni administrar.</ns0:t>
-            </ns0:r>
-          </ns0:p>
-        </ns0:tc>
-        <ns0:tc>
-          <ns0:p>
-            <ns0:r>
-              <ns0:t xml:space="preserve">auth-api (claims JWT), reports-api (policies)</ns0:t>
-            </ns0:r>
-          </ns0:p>
-        </ns0:tc>
-      </ns0:tr>
-      <ns0:tr>
-        <ns0:tc>
-          <ns0:p>
-            <ns0:r>
-              <ns0:t xml:space="preserve">2026-07-05</ns0:t>
-            </ns0:r>
-          </ns0:p>
-        </ns0:tc>
-        <ns0:tc>
-          <ns0:p>
-            <ns0:r>
-              <ns0:t xml:space="preserve">database/patches/2026-07-05-holder-profile.sql</ns0:t>
-            </ns0:r>
-          </ns0:p>
-        </ns0:tc>
-        <ns0:tc>
-          <ns0:p>
-            <ns0:r>
-              <ns0:t xml:space="preserve">Nueva tabla holder_profiles (PK user_id → users): nombre, email, teléfono, país, fecha nacimiento.</ns0:t>
-            </ns0:r>
-          </ns0:p>
-        </ns0:tc>
-        <ns0:tc>
-          <ns0:p>
-            <ns0:r>
-              <ns0:t xml:space="preserve">Portal holder requiere datos de contacto editables off-chain; no deben anclarse en blockchain ni mezclarse con students anónimo. Alineado ADR-0006 (perfil en academy-api, sin identity-api). Claim holder se resuelve desde student_wallets, no desde holder_profiles.</ns0:t>
-            </ns0:r>
-          </ns0:p>
-        </ns0:tc>
-        <ns0:tc>
-          <ns0:p>
-            <ns0:r>
-              <ns0:t xml:space="preserve">academy-api (GET/PUT /academy/holders/me)</ns0:t>
-            </ns0:r>
-          </ns0:p>
-        </ns0:tc>
-      </ns0:tr>
-      <ns0:tr>
-        <ns0:tc>
-          <ns0:p>
-            <ns0:r>
-              <ns0:t xml:space="preserve">2026-07-06</ns0:t>
-            </ns0:r>
-          </ns0:p>
-        </ns0:tc>
-        <ns0:tc>
-          <ns0:p>
-            <ns0:r>
-              <ns0:t xml:space="preserve">database/patches/2026-07-06-verifier-evidence-checks.sql</ns0:t>
-            </ns0:r>
-          </ns0:p>
-        </ns0:tc>
-        <ns0:tc>
-          <ns0:p>
-            <ns0:r>
-              <ns0:t xml:space="preserve">verification_logs: ENUM verification_result + integrity_failed; columnas signature_validation_source y revocation_source.</ns0:t>
-            </ns0:r>
-          </ns0:p>
-        </ns0:tc>
-        <ns0:tc>
-          <ns0:p>
-            <ns0:r>
-              <ns0:t xml:space="preserve">Verifier evalúa evidencia criptográfica real (on-chain, IPFS, EIP-712). Veredicto distinto cuando un chequeo falla; columnas de fuente auditan de dónde salió cada conclusión (jerarquía: on-chain confirma; BD solo rechaza o queda inconclusa).</ns0:t>
-            </ns0:r>
-          </ns0:p>
-        </ns0:tc>
-        <ns0:tc>
-          <ns0:p>
-            <ns0:r>
-              <ns0:t xml:space="preserve">verifier-api (escribe logs), reports-api (agrega)</ns0:t>
-            </ns0:r>
-          </ns0:p>
-        </ns0:tc>
-      </ns0:tr>
-      <ns0:tblGrid>
-        <ns0:gridCol ns0:w="1100"/>
-        <ns0:gridCol ns0:w="1800"/>
-        <ns0:gridCol ns0:w="2800"/>
-        <ns0:gridCol ns0:w="3200"/>
-        <ns0:gridCol ns0:w="1600"/>
-      </ns0:tblGrid>
-    </ns0:tbl>
-    <ns0:p>
-      <ns0:r>
-        <ns0:t xml:space="preserve">Balance evolutivo: Base MVP (índice de credenciales sin PII) → +user_global_roles/viewer (RBAC plataforma) → +holder_profiles (perfil off-chain titular, ADR-0006) → Δverification_logs (trazabilidad criptográfica auditable). Proceso de aplicación: (1) actualizar BBDD_SovereignID.sql para instalaciones nuevas/Docker reset; (2) patch idempotente para BDs existentes; (3) regenerar modelos EF con scaffold-*-db.ps1; (4) consumir vía Application + adapters Infrastructure. Documentación completa: docs/database-schema-evolution.md.</ns0:t>
-      </ns0:r>
-    </ns0:p>
-    <ns0:tbl>
-      <ns0:tblPr>
-        <ns0:tblStyle ns0:val="Tablaconcuadrcula"/>
-        <ns0:tblW ns0:w="0" ns0:type="auto"/>
-        <ns0:tblInd ns0:w="135" ns0:type="dxa"/>
-        <ns0:tblBorders>
-          <ns0:top ns0:val="single" ns0:sz="6"/>
-          <ns0:left ns0:val="single" ns0:sz="6"/>
-          <ns0:bottom ns0:val="single" ns0:sz="6"/>
-          <ns0:right ns0:val="single" ns0:sz="6"/>
-        </ns0:tblBorders>
-        <ns0:tblLayout ns0:type="fixed"/>
-        <ns0:tblLook ns0:val="04A0" ns0:firstRow="1" ns0:lastRow="0" ns0:firstColumn="1" ns0:lastColumn="0" ns0:noHBand="0" ns0:noVBand="1"/>
-      </ns0:tblPr>
-      <ns0:tblGrid>
-        <ns0:gridCol ns0:w="9675"/>
-      </ns0:tblGrid>
-      <ns0:tr ns0:rsidR="294ABA00" ns0:rsidTr="0A7ACB85" ns2:paraId="1B7B73E0">
-        <ns0:trPr>
-          <ns0:trHeight ns0:val="300"/>
-        </ns0:trPr>
-        <ns0:tc>
-          <ns0:tcPr>
-            <ns0:tcW ns0:w="9675" ns0:type="dxa"/>
-            <ns0:tcBorders>
-              <ns0:top ns0:val="single" ns0:color="BFBFBF" ns0:themeColor="background1" ns0:themeShade="BF" ns0:sz="6"/>
-              <ns0:left ns0:val="single" ns0:color="BFBFBF" ns0:themeColor="background1" ns0:themeShade="BF" ns0:sz="6"/>
-              <ns0:bottom ns0:val="single" ns0:color="BFBFBF" ns0:themeColor="background1" ns0:themeShade="BF" ns0:sz="6"/>
-              <ns0:right ns0:val="single" ns0:color="BFBFBF" ns0:themeColor="background1" ns0:themeShade="BF" ns0:sz="6"/>
-            </ns0:tcBorders>
-            <ns0:shd ns0:val="clear" ns0:color="auto" ns0:fill="E7E6E6" ns0:themeFill="background2"/>
-            <ns0:tcMar>
-              <ns0:left ns0:w="90" ns0:type="dxa"/>
-              <ns0:right ns0:w="90" ns0:type="dxa"/>
-            </ns0:tcMar>
-            <ns0:vAlign ns0:val="top"/>
-          </ns0:tcPr>
-          <ns0:p ns0:rsidR="294ABA00" ns0:rsidP="294ABA00" ns0:rsidRDefault="294ABA00" ns2:paraId="096D619A" ns2:textId="145FB314">
-            <ns0:pPr>
-              <ns0:spacing ns0:before="120" ns0:beforeAutospacing="off" ns0:after="120" ns0:afterAutospacing="off" ns0:line="276" ns0:lineRule="auto"/>
-              <ns0:ind ns0:left="0" ns0:right="0"/>
-              <ns0:jc ns0:val="left"/>
-              <ns0:rPr>
-                <ns0:rFonts ns0:ascii="Arial" ns0:hAnsi="Arial" ns0:eastAsia="Arial" ns0:cs="Arial"/>
-                <ns0:b ns0:val="0"/>
-                <ns0:bCs ns0:val="0"/>
-                <ns0:i ns0:val="0"/>
-                <ns0:iCs ns0:val="0"/>
-                <ns0:caps ns0:val="0"/>
-                <ns0:smallCaps ns0:val="0"/>
-                <ns0:color ns0:val="000000" ns0:themeColor="text1" ns0:themeTint="FF" ns0:themeShade="FF"/>
-                <ns0:sz ns0:val="24"/>
-                <ns0:szCs ns0:val="24"/>
-              </ns0:rPr>
-            </ns0:pPr>
-            <ns0:r ns0:rsidRPr="294ABA00" ns0:rsidR="294ABA00">
-              <ns0:rPr>
-                <ns0:rFonts ns0:ascii="Arial" ns0:hAnsi="Arial" ns0:eastAsia="Arial" ns0:cs="Arial"/>
-                <ns0:b ns0:val="1"/>
-                <ns0:bCs ns0:val="1"/>
-                <ns0:i ns0:val="0"/>
-                <ns0:iCs ns0:val="0"/>
-                <ns0:caps ns0:val="0"/>
-                <ns0:smallCaps ns0:val="0"/>
-                <ns0:color ns0:val="000000" ns0:themeColor="text1" ns0:themeTint="FF" ns0:themeShade="FF"/>
-                <ns0:sz ns0:val="24"/>
-                <ns0:szCs ns0:val="24"/>
-                <ns0:lang ns0:val="es-CL"/>
-              </ns0:rPr>
-              <ns0:t>Link con información del proyecto</ns0:t>
-            </ns0:r>
-          </ns0:p>
-        </ns0:tc>
-      </ns0:tr>
-      <ns0:tr ns0:rsidR="294ABA00" ns0:rsidTr="0A7ACB85" ns2:paraId="58CAA1B5">
-        <ns0:trPr>
-          <ns0:trHeight ns0:val="300"/>
-        </ns0:trPr>
-        <ns0:tc>
-          <ns0:tcPr>
-            <ns0:tcW ns0:w="9675" ns0:type="dxa"/>
-            <ns0:tcBorders>
-              <ns0:top ns0:val="single" ns0:color="BFBFBF" ns0:themeColor="background1" ns0:themeShade="BF" ns0:sz="6"/>
-              <ns0:left ns0:val="single" ns0:color="BFBFBF" ns0:themeColor="background1" ns0:themeShade="BF" ns0:sz="6"/>
-              <ns0:bottom ns0:val="single" ns0:color="BFBFBF" ns0:themeColor="background1" ns0:themeShade="BF" ns0:sz="6"/>
-              <ns0:right ns0:val="single" ns0:color="BFBFBF" ns0:themeColor="background1" ns0:themeShade="BF" ns0:sz="6"/>
-            </ns0:tcBorders>
-            <ns0:tcMar>
-              <ns0:left ns0:w="90" ns0:type="dxa"/>
-              <ns0:right ns0:w="90" ns0:type="dxa"/>
-            </ns0:tcMar>
-            <ns0:vAlign ns0:val="top"/>
-          </ns0:tcPr>
-          <ns0:p>
-            <ns0:r>
-              <ns0:t>https://github.com/nasotop/SovereignID</ns0:t>
-              <ns0:br/>
-              <ns0:br/>
-              <ns0:t>Documentación: docs/ (ADR, contratos OpenAPI, deployment.md, database-schema-evolution.md, CONTEXT.md). Entrega S3 corregida: docs/desarrollo_sumativa_S3_grupo_1.docx (30 tareas, 40 CP, RSG-01…05). CI: .github/workflows/ci.yml (65 pruebas automatizadas + deploy Portainer).</ns0:t>
-            </ns0:r>
-          </ns0:p>
-        </ns0:tc>
-      </ns0:tr>
-    </ns0:tbl>
-    <ns0:p ns0:rsidR="294ABA00" ns0:rsidP="294ABA00" ns0:rsidRDefault="294ABA00" ns2:paraId="3E280A2E" ns2:textId="1C30DE2B">
-      <ns0:pPr>
-        <ns0:jc ns0:val="both"/>
-        <ns0:rPr>
-          <ns0:rFonts ns0:eastAsia="Arial" ns0:cs="Arial"/>
-        </ns0:rPr>
-      </ns0:pPr>
-    </ns0:p>
-    <ns0:tbl>
-      <ns0:tblPr>
-        <ns0:tblStyle ns0:val="Tablaconcuadrcula"/>
-        <ns0:tblW ns0:w="0" ns0:type="auto"/>
-        <ns0:tblInd ns0:w="135" ns0:type="dxa"/>
-        <ns0:tblBorders>
-          <ns0:top ns0:val="single" ns0:color="auto" ns0:sz="6" ns0:space="0"/>
-          <ns0:left ns0:val="single" ns0:color="auto" ns0:sz="6" ns0:space="0"/>
-          <ns0:bottom ns0:val="single" ns0:color="auto" ns0:sz="6" ns0:space="0"/>
-          <ns0:right ns0:val="single" ns0:color="auto" ns0:sz="6" ns0:space="0"/>
-        </ns0:tblBorders>
-        <ns0:tblLayout ns0:type="fixed"/>
-        <ns0:tblLook ns0:val="04A0" ns0:firstRow="1" ns0:lastRow="0" ns0:firstColumn="1" ns0:lastColumn="0" ns0:noHBand="0" ns0:noVBand="1"/>
-      </ns0:tblPr>
-      <ns0:tblGrid>
-        <ns0:gridCol ns0:w="9675"/>
-      </ns0:tblGrid>
-      <ns0:tr ns0:rsidR="29E0E00E" ns0:rsidTr="0A7ACB85" ns2:paraId="5748C50B" ns2:textId="77777777">
-        <ns0:trPr>
-          <ns0:trHeight ns0:val="300"/>
-        </ns0:trPr>
-        <ns0:tc>
-          <ns0:tcPr>
-            <ns0:tcW ns0:w="9675" ns0:type="dxa"/>
-            <ns0:tcBorders>
-              <ns0:top ns0:val="single" ns0:color="BFBFBF" ns0:themeColor="background1" ns0:themeShade="BF" ns0:sz="6" ns0:space="0"/>
-              <ns0:left ns0:val="single" ns0:color="BFBFBF" ns0:themeColor="background1" ns0:themeShade="BF" ns0:sz="6" ns0:space="0"/>
-              <ns0:bottom ns0:val="single" ns0:color="BFBFBF" ns0:themeColor="background1" ns0:themeShade="BF" ns0:sz="6" ns0:space="0"/>
-              <ns0:right ns0:val="single" ns0:color="BFBFBF" ns0:themeColor="background1" ns0:themeShade="BF" ns0:sz="6" ns0:space="0"/>
-            </ns0:tcBorders>
-            <ns0:shd ns0:val="clear" ns0:color="auto" ns0:fill="E7E6E6" ns0:themeFill="background2"/>
-            <ns0:tcMar>
-              <ns0:left ns0:w="90" ns0:type="dxa"/>
-              <ns0:right ns0:w="90" ns0:type="dxa"/>
-            </ns0:tcMar>
-          </ns0:tcPr>
-          <ns0:p ns0:rsidR="29E0E00E" ns0:rsidP="29E0E00E" ns0:rsidRDefault="29E0E00E" ns2:paraId="0F546438" ns2:textId="268A5F07">
-            <ns0:pPr>
-              <ns0:spacing ns0:before="120" ns0:after="120" ns0:line="276" ns0:lineRule="auto"/>
-              <ns0:rPr>
-                <ns0:rFonts ns0:eastAsia="Arial" ns0:cs="Arial"/>
-                <ns0:color ns0:val="000000" ns0:themeColor="text1"/>
-                <ns0:szCs ns0:val="24"/>
-              </ns0:rPr>
-            </ns0:pPr>
-            <ns0:r ns0:rsidRPr="29E0E00E">
-              <ns0:rPr>
-                <ns0:rFonts ns0:eastAsia="Arial" ns0:cs="Arial"/>
-                <ns0:b/>
-                <ns0:bCs/>
-                <ns0:color ns0:val="000000" ns0:themeColor="text1"/>
-                <ns0:szCs ns0:val="24"/>
-              </ns0:rPr>
-              <ns0:t>Link con acceso al sistema</ns0:t>
-            </ns0:r>
-          </ns0:p>
-        </ns0:tc>
-      </ns0:tr>
-      <ns0:tr ns0:rsidR="29E0E00E" ns0:rsidTr="0A7ACB85" ns2:paraId="18EDAEB1" ns2:textId="77777777">
-        <ns0:trPr>
-          <ns0:trHeight ns0:val="300"/>
-        </ns0:trPr>
-        <ns0:tc>
-          <ns0:tcPr>
-            <ns0:tcW ns0:w="9675" ns0:type="dxa"/>
-            <ns0:tcBorders>
-              <ns0:top ns0:val="single" ns0:color="BFBFBF" ns0:themeColor="background1" ns0:themeShade="BF" ns0:sz="6" ns0:space="0"/>
-              <ns0:left ns0:val="single" ns0:color="BFBFBF" ns0:themeColor="background1" ns0:themeShade="BF" ns0:sz="6" ns0:space="0"/>
-              <ns0:bottom ns0:val="single" ns0:color="BFBFBF" ns0:themeColor="background1" ns0:themeShade="BF" ns0:sz="6" ns0:space="0"/>
-              <ns0:right ns0:val="single" ns0:color="BFBFBF" ns0:themeColor="background1" ns0:themeShade="BF" ns0:sz="6" ns0:space="0"/>
-            </ns0:tcBorders>
-            <ns0:tcMar>
-              <ns0:left ns0:w="90" ns0:type="dxa"/>
-              <ns0:right ns0:w="90" ns0:type="dxa"/>
-            </ns0:tcMar>
-          </ns0:tcPr>
-          <ns0:p>
-            <ns0:r>
-              <ns0:t>https://github.com/nasotop/SovereignID</ns0:t>
-              <ns0:br/>
-              <ns0:br/>
-              <ns0:t>Despliegue vivo VPS: Stack Portainer (docker-compose.yml) con NPM → host:4333 → web/nginx. Rutas: / (Angular), /auth/nonce (auth-api), /api/* (bff-api), /verifier (público). Verificación docente: GET /auth/nonce → 200; docker ps --filter name=sovereignid → healthy.</ns0:t>
-            </ns0:r>
-          </ns0:p>
-        </ns0:tc>
-      </ns0:tr>
-    </ns0:tbl>
-    <ns0:p ns0:rsidR="29E0E00E" ns0:rsidP="4001CED3" ns0:rsidRDefault="29E0E00E" ns2:paraId="1FE3E307" ns2:textId="4D798F95">
-      <ns0:pPr>
-        <ns0:rPr>
-          <ns0:rFonts ns0:eastAsia="Arial" ns0:cs="Arial"/>
-        </ns0:rPr>
-      </ns0:pPr>
-    </ns0:p>
-    <ns0:p ns0:rsidR="4001CED3" ns0:rsidP="4001CED3" ns0:rsidRDefault="4001CED3" ns2:paraId="256818F5" ns2:textId="008CBC48">
-      <ns0:pPr>
-        <ns0:rPr>
-          <ns0:rFonts ns0:eastAsia="Arial" ns0:cs="Arial"/>
-        </ns0:rPr>
-      </ns0:pPr>
-    </ns0:p>
-    <ns0:p ns0:rsidR="4001CED3" ns0:rsidP="4001CED3" ns0:rsidRDefault="4001CED3" ns2:paraId="12DDAD70" ns2:textId="13E3C559">
-      <ns0:pPr>
-        <ns0:rPr>
-          <ns0:rFonts ns0:eastAsia="Arial" ns0:cs="Arial"/>
-        </ns0:rPr>
-      </ns0:pPr>
-    </ns0:p>
-    <ns0:p ns0:rsidR="4001CED3" ns0:rsidP="4001CED3" ns0:rsidRDefault="4001CED3" ns2:paraId="506581B7" ns2:textId="5E31E65F">
-      <ns0:pPr>
-        <ns0:rPr>
-          <ns0:rFonts ns0:eastAsia="Arial" ns0:cs="Arial"/>
-        </ns0:rPr>
-      </ns0:pPr>
-    </ns0:p>
-    <ns0:p ns0:rsidR="4001CED3" ns0:rsidP="4001CED3" ns0:rsidRDefault="4001CED3" ns2:paraId="0CDE3A56" ns2:textId="76B1A4DE">
-      <ns0:pPr>
-        <ns0:rPr>
-          <ns0:rFonts ns0:eastAsia="Arial" ns0:cs="Arial"/>
-        </ns0:rPr>
-      </ns0:pPr>
-    </ns0:p>
-    <ns0:p ns0:rsidR="4001CED3" ns0:rsidP="4001CED3" ns0:rsidRDefault="4001CED3" ns2:paraId="0F6824AF" ns2:textId="6DF49C17">
-      <ns0:pPr>
-        <ns0:rPr>
-          <ns0:rFonts ns0:eastAsia="Arial" ns0:cs="Arial"/>
-        </ns0:rPr>
-      </ns0:pPr>
-    </ns0:p>
-    <ns0:tbl>
-      <ns0:tblPr>
-        <ns0:tblStyle ns0:val="Tablaconcuadrcula"/>
-        <ns0:tblW ns0:w="0" ns0:type="auto"/>
-        <ns0:tblInd ns0:w="135" ns0:type="dxa"/>
-        <ns0:tblBorders>
-          <ns0:top ns0:val="single" ns0:color="auto" ns0:sz="6" ns0:space="0"/>
-          <ns0:left ns0:val="single" ns0:color="auto" ns0:sz="6" ns0:space="0"/>
-          <ns0:bottom ns0:val="single" ns0:color="auto" ns0:sz="6" ns0:space="0"/>
-          <ns0:right ns0:val="single" ns0:color="auto" ns0:sz="6" ns0:space="0"/>
-        </ns0:tblBorders>
-        <ns0:tblLayout ns0:type="fixed"/>
-        <ns0:tblLook ns0:val="04A0" ns0:firstRow="1" ns0:lastRow="0" ns0:firstColumn="1" ns0:lastColumn="0" ns0:noHBand="0" ns0:noVBand="1"/>
-      </ns0:tblPr>
-      <ns0:tblGrid>
-        <ns0:gridCol ns0:w="9675"/>
-      </ns0:tblGrid>
-      <ns0:tr ns0:rsidR="29E0E00E" ns0:rsidTr="4001CED3" ns2:paraId="12D3E9EB" ns2:textId="77777777">
-        <ns0:trPr>
-          <ns0:trHeight ns0:val="300"/>
-        </ns0:trPr>
-        <ns0:tc>
-          <ns0:tcPr>
-            <ns0:tcW ns0:w="9675" ns0:type="dxa"/>
-            <ns0:tcBorders>
-              <ns0:top ns0:val="single" ns0:color="BFBFBF" ns0:themeColor="background1" ns0:themeShade="BF" ns0:sz="6" ns0:space="0"/>
-              <ns0:left ns0:val="single" ns0:color="BFBFBF" ns0:themeColor="background1" ns0:themeShade="BF" ns0:sz="6" ns0:space="0"/>
-              <ns0:bottom ns0:val="single" ns0:color="BFBFBF" ns0:themeColor="background1" ns0:themeShade="BF" ns0:sz="6" ns0:space="0"/>
-              <ns0:right ns0:val="single" ns0:color="BFBFBF" ns0:themeColor="background1" ns0:themeShade="BF" ns0:sz="6" ns0:space="0"/>
-            </ns0:tcBorders>
-            <ns0:shd ns0:val="clear" ns0:color="auto" ns0:fill="E7E6E6" ns0:themeFill="background2"/>
-            <ns0:tcMar>
-              <ns0:left ns0:w="90" ns0:type="dxa"/>
-              <ns0:right ns0:w="90" ns0:type="dxa"/>
-            </ns0:tcMar>
-          </ns0:tcPr>
-          <ns0:p ns0:rsidR="29E0E00E" ns0:rsidP="6310CF69" ns0:rsidRDefault="29E0E00E" ns2:paraId="47E99F1C" ns2:textId="69B6063E">
-            <ns0:pPr>
-              <ns0:spacing ns0:before="120" ns0:after="120" ns0:line="276" ns0:lineRule="auto"/>
-              <ns0:rPr>
-                <ns0:rFonts ns0:eastAsia="Arial" ns0:cs="Arial"/>
-                <ns0:color ns0:val="000000" ns0:themeColor="text1"/>
-                <ns0:szCs ns0:val="24"/>
-              </ns0:rPr>
-            </ns0:pPr>
-            <ns0:r ns0:rsidRPr="6310CF69">
-              <ns0:rPr>
-                <ns0:rFonts ns0:eastAsia="Arial" ns0:cs="Arial"/>
-                <ns0:b/>
-                <ns0:bCs/>
-                <ns0:color ns0:val="000000" ns0:themeColor="text1"/>
-                <ns0:szCs ns0:val="24"/>
-              </ns0:rPr>
-              <ns0:t>Instrucciones de avance</ns0:t>
-            </ns0:r>
-          </ns0:p>
-        </ns0:tc>
-      </ns0:tr>
-      <ns0:tr ns0:rsidR="29E0E00E" ns0:rsidTr="4001CED3" ns2:paraId="04D017B7" ns2:textId="77777777">
-        <ns0:trPr>
-          <ns0:trHeight ns0:val="300"/>
-        </ns0:trPr>
-        <ns0:tc>
-          <ns0:tcPr>
-            <ns0:tcW ns0:w="9675" ns0:type="dxa"/>
-            <ns0:tcBorders>
-              <ns0:top ns0:val="single" ns0:color="BFBFBF" ns0:themeColor="background1" ns0:themeShade="BF" ns0:sz="6" ns0:space="0"/>
-              <ns0:left ns0:val="single" ns0:color="BFBFBF" ns0:themeColor="background1" ns0:themeShade="BF" ns0:sz="6" ns0:space="0"/>
-              <ns0:bottom ns0:val="single" ns0:color="BFBFBF" ns0:themeColor="background1" ns0:themeShade="BF" ns0:sz="6" ns0:space="0"/>
-              <ns0:right ns0:val="single" ns0:color="BFBFBF" ns0:themeColor="background1" ns0:themeShade="BF" ns0:sz="6" ns0:space="0"/>
-            </ns0:tcBorders>
-            <ns0:tcMar>
-              <ns0:left ns0:w="90" ns0:type="dxa"/>
-              <ns0:right ns0:w="90" ns0:type="dxa"/>
-            </ns0:tcMar>
-          </ns0:tcPr>
-          <ns0:p>
-            <ns0:r>
-              <ns0:t>REPORTE DE ENTORNO EN LA NUBE — INSTRUCCIONES DE AVANCE SEMANA 8</ns0:t>
-              <ns0:br/>
-              <ns0:br/>
-              <ns0:t>1. Topología VPS: Portainer + Nginx Proxy Manager (NPM)</ns0:t>
-              <ns0:br/>
-              <ns0:t>La plataforma SovereignID opera en una VPS Linux con stack Docker Compose orquestado por Portainer. Nginx Proxy Manager (NPM) en el host escucha 80/443 y reenvía tráfico HTTPS al puerto host WEB_HOST_PORT (4333) → contenedor web (nginx interno puerto 80). Dentro del contenedor web, nginx enruta: / → SPA Angular 22; /auth/* → auth-api:8080; /api/* → bff-api:8080 (strip prefix). Los 6 microservicios backend NO se publican al host; solo son accesibles vía red interna sovereign-net.</ns0:t>
-              <ns0:br/>
-              <ns0:br/>
-              <ns0:t>2. Microservicios contenerizados (aislados e independientes)</ns0:t>
-              <ns0:br/>
-              <ns0:t>Cada API es una imagen Docker independiente con healthcheck /health, restart policy y logging json-file:</ns0:t>
-              <ns0:br/>
-              <ns0:br/>
-              <ns0:t>• auth-api (.NET 10): SIWE nonce/verify, JWT RBAC. Expuesto solo vía nginx /auth/.</ns0:t>
-              <ns0:br/>
-              <ns0:t>• academy-api (.NET 10): CRUD académico, invitaciones, perfiles holder, audit_logs.</ns0:t>
-              <ns0:br/>
-              <ns0:t>• issuer-api (.NET 10): Emisión W3C JSON-LD, IPFS Pinata, anclaje Smart Contract Sepolia.</ns0:t>
-              <ns0:br/>
-              <ns0:t>• verifier-api (.NET 10): Verificación pública POST /verifications, rate limit HTTP 429.</ns0:t>
-              <ns0:br/>
-              <ns0:t>• reports-api (.NET 10): Analíticas read-only, MetricsSnapshotJob nocturno.</ns0:t>
-              <ns0:br/>
-              <ns0:t>• bff-api (.NET 10 + Kiota): Agregación /api/ hacia verifier, issuer, academy, reports.</ns0:t>
-              <ns0:br/>
-              <ns0:br/>
-              <ns0:t>Frontend: contenedor web (nginx:alpine + build Angular producción). Persistencia: PostgreSQL 16 (postgres:16-alpine) en sovereign-net.</ns0:t>
-              <ns0:br/>
-              <ns0:br/>
-              <ns0:t>3. Funcionalidades implementadas y verificables</ns0:t>
-              <ns0:br/>
-              <ns0:t>✅ Autenticación SIWE (EIP-4361) + MetaMask + JWT 24h.</ns0:t>
-              <ns0:br/>
-              <ns0:t>✅ Portales platform, academy/issuer, holder y verifier público.</ns0:t>
-              <ns0:br/>
-              <ns0:t>✅ Emisión credenciales con anclaje Sepolia + pinning IPFS.</ns0:t>
-              <ns0:br/>
-              <ns0:t>✅ Verificación drag &amp; drop con veredicto agrupado.</ns0:t>
-              <ns0:br/>
-              <ns0:t>✅ CI/CD: 65 pruebas automatizadas + deploy webhook Portainer en master.</ns0:t>
-              <ns0:br/>
-              <ns0:br/>
-              <ns0:t>5. EVOLUCIÓN DEL MODELO DE BASE DE DATOS (PostgreSQL 16)</ns0:t>
-              <ns0:br/>
-              <ns0:t>Documentado en docs/database-schema-evolution.md. Resumen de deltas aplicados:</ns0:t>
-              <ns0:br/>
-              <ns0:t>• 2026-07-04 — Autorización formalizada: user_global_roles + platform_admin + rol viewer (RBAC plataforma vs institucional).</ns0:t>
-              <ns0:br/>
-              <ns0:t>• 2026-07-05 — holder_profiles: perfil off-chain del titular (ADR-0006; sin PII en students).</ns0:t>
-              <ns0:br/>
-              <ns0:t>• 2026-07-06 — verification_logs: integrity_failed + fuentes de firma/revocación para auditoría criptográfica.</ns0:t>
-              <ns0:br/>
-              <ns0:t>Esquema canónico: database/BBDD_SovereignID.sql (15 tablas, 5 ENUMs). Patches: database/patches/*.sql (idempotentes para BDs existentes).</ns0:t>
-              <ns0:br/>
-              <ns0:br/>
-              <ns0:t>4. HISTORIAL DE CAMBIOS — Subsanación deuda documental (Experiencia 1 → Semana 8)</ns0:t>
-              <ns0:br/>
-              <ns0:t>En desarrollo_sumativa_S3_grupo_1.docx (indexado en GitHub docs/) se subsanó íntegramente el feedback del docente:</ns0:t>
-              <ns0:br/>
-              <ns0:br/>
-              <ns0:t>• Plan de Trabajo: desglose profundo de 7 → 30 tareas técnicas secuenciales (T-01…T-30) en 5 fases, con nombres reales de microservicios (auth-api, academy-api, issuer-api, verifier-api, reports-api, bff-api).</ns0:t>
-              <ns0:br/>
-              <ns0:t>• Plan de Riesgos: ampliación con 5 riesgos críticos Web3/infra (RSG-01…RSG-05): Sepolia, RAM VPS, Solidity, MetaMask EIP-191/4361, nonces/NTP — cada uno con mitigación y contingencia.</ns0:t>
-              <ns0:br/>
-              <ns0:t>• Plan de Pruebas: matriz formal de exactamente 40 casos base (CP-01…CP-40): 10 SIWE + 10 academy-api + 10 blockchain + 10 verifier/bff.</ns0:t>
-              <ns0:br/>
-              <ns0:t>• Arquitectura: ADR-0006 (consolidación Identity.API → auth-api + academy-api + audit_logs PostgreSQL 16).</ns0:t>
-              <ns0:br/>
-              <ns0:br/>
-              <ns0:t>Documentos fundacionales actualizados en repositorio:</ns0:t>
-              <ns0:br/>
-              <ns0:t>— docs/desarrollo_sumativa_S3_grupo_1.docx</ns0:t>
-              <ns0:br/>
-              <ns0:t>— docs/adr/0006-consolidate-identity-into-academy-auth.md</ns0:t>
-              <ns0:br/>
-              <ns0:t>— docs/contracts/*.openapi.json</ns0:t>
-              <ns0:br/>
-              <ns0:t>— docs/deployment.md</ns0:t>
-              <ns0:br/>
-              <ns0:t>— docs/database-schema-evolution.md</ns0:t>
-              <ns0:br/>
-              <ns0:t>— CONTEXT.md</ns0:t>
-              <ns0:br/>
-              <ns0:br/>
-              <ns0:t>Repositorio: https://github.com/nasotop/SovereignID</ns0:t>
-            </ns0:r>
-          </ns0:p>
-        </ns0:tc>
-      </ns0:tr>
-    </ns0:tbl>
-    <ns0:p ns0:rsidR="483E291A" ns0:rsidRDefault="483E291A" ns2:paraId="7D170828" ns2:textId="176CE487">
-      <ns0:bookmarkStart ns0:name="_Hlk183597466" ns0:id="0"/>
-    </ns0:p>
-    <ns0:bookmarkEnd ns0:id="0"/>
-    <ns0:p ns0:rsidR="483E291A" ns0:rsidRDefault="483E291A" ns2:paraId="09FD7DEC" ns2:textId="3CBE0413"/>
-    <ns0:p ns0:rsidR="483E291A" ns0:rsidRDefault="483E291A" ns2:paraId="4D61CE84" ns2:textId="43D28A0D"/>
-    <ns0:p ns0:rsidR="483E291A" ns0:rsidRDefault="483E291A" ns2:paraId="6F6978CF" ns2:textId="5386DAA8"/>
-    <ns0:p ns0:rsidR="007E3AFF" ns0:rsidP="009F688A" ns0:rsidRDefault="007E3AFF" ns2:paraId="73F8E935" ns2:textId="77777777"/>
-    <ns0:p ns0:rsidR="007E3AFF" ns0:rsidP="009F688A" ns0:rsidRDefault="007E3AFF" ns2:paraId="36FC77F0" ns2:textId="77777777"/>
-    <ns0:p ns0:rsidR="007E3AFF" ns0:rsidP="009F688A" ns0:rsidRDefault="007E3AFF" ns2:paraId="140F5847" ns2:textId="77777777"/>
-    <ns0:p ns0:rsidR="006D2825" ns0:rsidP="009F688A" ns0:rsidRDefault="006D2825" ns2:paraId="3C165F38" ns2:textId="77777777"/>
-    <ns0:p ns0:rsidR="006D2825" ns0:rsidP="009F688A" ns0:rsidRDefault="006D2825" ns2:paraId="2A572965" ns2:textId="77777777"/>
-    <ns0:p ns0:rsidR="006D2825" ns0:rsidP="009F688A" ns0:rsidRDefault="006D2825" ns2:paraId="4A53D0FC" ns2:textId="77777777"/>
-    <ns0:p ns0:rsidR="006D2825" ns0:rsidP="009F688A" ns0:rsidRDefault="006D2825" ns2:paraId="6AAF91B5" ns2:textId="77777777"/>
-    <ns0:p ns0:rsidR="006D2825" ns0:rsidP="009F688A" ns0:rsidRDefault="006D2825" ns2:paraId="797C1BC4" ns2:textId="77777777"/>
-    <ns0:p ns0:rsidR="006D2825" ns0:rsidP="009F688A" ns0:rsidRDefault="006D2825" ns2:paraId="698B2E14" ns2:textId="77777777"/>
-    <ns0:p ns0:rsidR="006D2825" ns0:rsidP="009F688A" ns0:rsidRDefault="006D2825" ns2:paraId="408FB391" ns2:textId="77777777"/>
-    <ns0:p ns0:rsidR="006B1635" ns0:rsidP="006B1635" ns0:rsidRDefault="00326263" ns2:paraId="27FF51EE" ns2:textId="2EBF0823">
-      <ns0:r>
-        <ns0:rPr>
-          <ns0:noProof/>
-        </ns0:rPr>
-        <ns1:AlternateContent>
-          <ns1:Choice Requires="wps">
-            <ns0:drawing>
-              <ns3:anchor distT="0" distB="0" distL="114300" distR="114300" simplePos="0" relativeHeight="251676672" behindDoc="0" locked="0" layoutInCell="1" allowOverlap="1" ns4:anchorId="71A805CC" ns4:editId="0C60FC30">
-                <ns3:simplePos x="0" y="0"/>
-                <ns3:positionH relativeFrom="column">
-                  <ns3:posOffset>-375033</ns3:posOffset>
-                </ns3:positionH>
-                <ns3:positionV relativeFrom="paragraph">
-                  <ns3:posOffset>400877</ns3:posOffset>
-                </ns3:positionV>
-                <ns3:extent cx="7020000" cy="4500000"/>
-                <ns3:effectExtent l="0" t="0" r="9525" b="0"/>
-                <ns3:wrapNone/>
-                <ns3:docPr id="268568440" name="Rectángulo: esquinas redondeadas 1">
-                  <ns5:extLst>
-                    <ns5:ext uri="{C183D7F6-B498-43B3-948B-1728B52AA6E4}">
-                      <ns6:decorative val="1"/>
-                    </ns5:ext>
-                  </ns5:extLst>
-                </ns3:docPr>
-                <ns3:cNvGraphicFramePr/>
-                <ns5:graphic>
-                  <ns5:graphicData uri="http://schemas.microsoft.com/office/word/2010/wordprocessingShape">
-                    <ns10:wsp>
-                      <ns10:cNvSpPr/>
-                      <ns10:spPr>
-                        <ns5:xfrm>
-                          <ns5:off x="0" y="0"/>
-                          <ns5:ext cx="7020000" cy="4500000"/>
-                        </ns5:xfrm>
-                        <ns5:prstGeom prst="roundRect">
-                          <ns5:avLst>
-                            <ns5:gd name="adj" fmla="val 3098"/>
-                          </ns5:avLst>
-                        </ns5:prstGeom>
-                        <ns5:solidFill>
-                          <ns5:srgbClr val="E6E7E8"/>
-                        </ns5:solidFill>
-                        <ns5:ln>
-                          <ns5:noFill/>
-                        </ns5:ln>
-                      </ns10:spPr>
-                      <ns10:style>
-                        <ns5:lnRef idx="2">
-                          <ns5:schemeClr val="accent1">
-                            <ns5:shade val="15000"/>
-                          </ns5:schemeClr>
-                        </ns5:lnRef>
-                        <ns5:fillRef idx="1">
-                          <ns5:schemeClr val="accent1"/>
-                        </ns5:fillRef>
-                        <ns5:effectRef idx="0">
-                          <ns5:schemeClr val="accent1"/>
-                        </ns5:effectRef>
-                        <ns5:fontRef idx="minor">
-                          <ns5:schemeClr val="lt1"/>
-                        </ns5:fontRef>
-                      </ns10:style>
-                      <ns10:bodyPr rot="0" spcFirstLastPara="0" vertOverflow="overflow" horzOverflow="overflow" vert="horz" wrap="square" lIns="91440" tIns="45720" rIns="91440" bIns="45720" numCol="1" spcCol="0" rtlCol="0" fromWordArt="0" anchor="ctr" anchorCtr="0" forceAA="0" compatLnSpc="1">
-                        <ns5:prstTxWarp prst="textNoShape">
-                          <ns5:avLst/>
-                        </ns5:prstTxWarp>
-                        <ns5:noAutofit/>
-                      </ns10:bodyPr>
-                    </ns10:wsp>
-                  </ns5:graphicData>
-                </ns5:graphic>
-              </ns3:anchor>
-            </ns0:drawing>
-          </ns1:Choice>
-          <ns1:Fallback>
-            <ns0:pict ns2:anchorId="1D3E0798">
-              <ns11:roundrect id="Rectángulo: esquinas redondeadas 1" style="position:absolute;margin-left:-29.55pt;margin-top:31.55pt;width:552.75pt;height:354.35pt;z-index:251676672;visibility:visible;mso-wrap-style:square;mso-wrap-distance-left:9pt;mso-wrap-distance-top:0;mso-wrap-distance-right:9pt;mso-wrap-distance-bottom:0;mso-position-horizontal:absolute;mso-position-horizontal-relative:text;mso-position-vertical:absolute;mso-position-vertical-relative:text;v-text-anchor:middle" alt="&quot;&quot;" ns12:spid="_x0000_s1026" fillcolor="#e6e7e8" stroked="f" strokeweight="1pt" arcsize="2030f" ns2:anchorId="3F5385BB" ns12:gfxdata="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">
-                <ns11:stroke joinstyle="miter"/>
-              </ns11:roundrect>
-            </ns0:pict>
-          </ns1:Fallback>
-        </ns1:AlternateContent>
-      </ns0:r>
-    </ns0:p>
-    <ns0:p ns0:rsidR="006B1635" ns0:rsidP="006B1635" ns0:rsidRDefault="006B1635" ns2:paraId="08F6F101" ns2:textId="77777777"/>
-    <ns0:p ns0:rsidR="006B1635" ns0:rsidP="006B1635" ns0:rsidRDefault="006B1635" ns2:paraId="0488692A" ns2:textId="77777777"/>
-    <ns0:p ns0:rsidR="006B1635" ns0:rsidP="006B1635" ns0:rsidRDefault="006B1635" ns2:paraId="003733C6" ns2:textId="77777777"/>
-    <ns0:p ns0:rsidR="006B1635" ns0:rsidP="006B1635" ns0:rsidRDefault="006B1635" ns2:paraId="60C9D94B" ns2:textId="77777777"/>
-    <ns0:p ns0:rsidR="006B1635" ns0:rsidP="006B1635" ns0:rsidRDefault="00326263" ns2:paraId="3AA1EC16" ns2:textId="59A1A9EA">
-      <ns0:r>
-        <ns0:rPr>
-          <ns0:noProof/>
-        </ns0:rPr>
-        <ns0:drawing>
-          <ns3:anchor distT="0" distB="0" distL="114300" distR="114300" simplePos="0" relativeHeight="251677696" behindDoc="0" locked="0" layoutInCell="1" allowOverlap="1" ns4:anchorId="2A005252" ns4:editId="11891F97">
-            <ns3:simplePos x="0" y="0"/>
-            <ns3:positionH relativeFrom="column">
-              <ns3:posOffset>1642954</ns3:posOffset>
-            </ns3:positionH>
-            <ns3:positionV relativeFrom="paragraph">
-              <ns3:posOffset>249572</ns3:posOffset>
-            </ns3:positionV>
-            <ns3:extent cx="2990850" cy="1179195"/>
-            <ns3:effectExtent l="0" t="0" r="0" b="0"/>
-            <ns3:wrapNone/>
-            <ns3:docPr id="23" name="Imagen 2" descr="Duoc UC Online"/>
-            <ns3:cNvGraphicFramePr>
-              <ns5:graphicFrameLocks noChangeAspect="1"/>
-            </ns3:cNvGraphicFramePr>
-            <ns5:graphic>
-              <ns5:graphicData uri="http://schemas.openxmlformats.org/drawingml/2006/picture">
-                <ns7:pic>
-                  <ns7:nvPicPr>
-                    <ns7:cNvPr id="23" name="Imagen 23" descr="Duoc UC Online"/>
-                    <ns7:cNvPicPr>
-                      <ns5:picLocks noChangeAspect="1"/>
-                    </ns7:cNvPicPr>
-                  </ns7:nvPicPr>
-                  <ns7:blipFill>
-                    <ns5:blip ns8:embed="rId14" cstate="print">
-                      <ns5:extLst>
-                        <ns5:ext uri="{28A0092B-C50C-407E-A947-70E740481C1C}">
-                          <ns9:useLocalDpi val="0"/>
-                        </ns5:ext>
-                      </ns5:extLst>
-                    </ns5:blip>
-                    <ns5:stretch>
-                      <ns5:fillRect/>
-                    </ns5:stretch>
-                  </ns7:blipFill>
-                  <ns7:spPr>
-                    <ns5:xfrm>
-                      <ns5:off x="0" y="0"/>
-                      <ns5:ext cx="2990850" cy="1179195"/>
-                    </ns5:xfrm>
-                    <ns5:prstGeom prst="rect">
-                      <ns5:avLst/>
-                    </ns5:prstGeom>
-                  </ns7:spPr>
-                </ns7:pic>
-              </ns5:graphicData>
-            </ns5:graphic>
-          </ns3:anchor>
-        </ns0:drawing>
-      </ns0:r>
-    </ns0:p>
-    <ns0:p ns0:rsidR="006B1635" ns0:rsidP="006B1635" ns0:rsidRDefault="006B1635" ns2:paraId="70EAE80C" ns2:textId="77777777"/>
-    <ns0:p ns0:rsidR="006B1635" ns0:rsidP="006B1635" ns0:rsidRDefault="006B1635" ns2:paraId="7ED50F50" ns2:textId="77777777"/>
-    <ns0:p ns0:rsidR="006B1635" ns0:rsidP="006B1635" ns0:rsidRDefault="006B1635" ns2:paraId="4EB9731D" ns2:textId="77777777"/>
-    <ns0:p ns0:rsidR="006B1635" ns0:rsidP="006B1635" ns0:rsidRDefault="006B1635" ns2:paraId="3B81ED89" ns2:textId="77777777"/>
-    <ns0:p ns0:rsidR="006B1635" ns0:rsidP="006B1635" ns0:rsidRDefault="006B1635" ns2:paraId="02827DFC" ns2:textId="77777777"/>
-    <ns0:p ns0:rsidR="006B1635" ns0:rsidP="006B1635" ns0:rsidRDefault="006B1635" ns2:paraId="6327DE86" ns2:textId="77777777"/>
-    <ns0:p ns0:rsidR="006B1635" ns0:rsidP="006B1635" ns0:rsidRDefault="006B1635" ns2:paraId="0B909A72" ns2:textId="77777777"/>
-    <ns0:p ns0:rsidR="006B1635" ns0:rsidP="006B1635" ns0:rsidRDefault="006B1635" ns2:paraId="4581B0C6" ns2:textId="77777777"/>
-    <ns0:p ns0:rsidRPr="006805C1" ns0:rsidR="006B1635" ns0:rsidP="006B1635" ns0:rsidRDefault="006B1635" ns2:paraId="1B677FF6" ns2:textId="77777777">
-      <ns0:pPr>
-        <ns0:pStyle ns0:val="Avisolegal"/>
-        <ns0:spacing ns0:after="0"/>
-      </ns0:pPr>
-      <ns0:r ns0:rsidRPr="00C677FA">
-        <ns0:t>Reservados todos los derechos Fundación Instituto Profesional Duoc UC. No se permite copiar, reproducir, reeditar, descargar, publicar, emitir, difundir, de forma total o parcial la presente obra, ni su incorporación a un sistema informático, ni su transmisión en cualquier forma o por cualquier medio (electrónico, mecánico, fotocopia, grabación u otros) sin autorización previa y por escrito de Fundación Instituto Profesional Duoc UC La infracción de dichos derechos puede constituir un delito contra la propiedad intelectual.</ns0:t>
-      </ns0:r>
-      <ns0:r ns0:rsidRPr="005D1DB7">
-        <ns0:rPr>
-          <ns0:noProof/>
-        </ns0:rPr>
-        <ns0:t xml:space="preserve"> </ns0:t>
-      </ns0:r>
-    </ns0:p>
-    <ns0:p ns0:rsidRPr="00C677FA" ns0:rsidR="009611E8" ns0:rsidP="006B1635" ns0:rsidRDefault="009611E8" ns2:paraId="4E13B5A7" ns2:textId="308C5463"/>
-    <ns0:sectPr ns0:rsidRPr="00C677FA" ns0:rsidR="009611E8" ns0:rsidSect="00D4137B">
-      <ns0:footerReference ns0:type="first" ns8:id="rId15"/>
-      <ns0:pgSz ns0:w="12240" ns0:h="15840" ns0:orient="portrait"/>
-      <ns0:pgMar ns0:top="1559" ns0:right="1185" ns0:bottom="284" ns0:left="1134" ns0:header="709" ns0:footer="283" ns0:gutter="0"/>
-      <ns0:cols ns0:space="708"/>
-      <ns0:titlePg/>
-      <ns0:docGrid ns0:linePitch="360"/>
-    </ns0:sectPr>
-  </ns0:body>
-</ns0:document>
+<w:document xmlns:wpc="http://schemas.microsoft.com/office/word/2010/wordprocessingCanvas" xmlns:cx="http://schemas.microsoft.com/office/drawing/2014/chartex" xmlns:cx1="http://schemas.microsoft.com/office/drawing/2015/9/8/chartex" xmlns:cx2="http://schemas.microsoft.com/office/drawing/2015/10/21/chartex" xmlns:cx3="http://schemas.microsoft.com/office/drawing/2016/5/9/chartex" xmlns:cx4="http://schemas.microsoft.com/office/drawing/2016/5/10/chartex" xmlns:cx5="http://schemas.microsoft.com/office/drawing/2016/5/11/chartex" xmlns:cx6="http://schemas.microsoft.com/office/drawing/2016/5/12/chartex" xmlns:cx7="http://schemas.microsoft.com/office/drawing/2016/5/13/chartex" xmlns:cx8="http://schemas.microsoft.com/office/drawing/2016/5/14/chartex" xmlns:mc="http://schemas.openxmlformats.org/markup-compatibility/2006" xmlns:aink="http://schemas.microsoft.com/office/drawing/2016/ink" xmlns:am3d="http://schemas.microsoft.com/office/drawing/2017/model3d" xmlns:o="urn:schemas-microsoft-com:office:office" xmlns:oel="http://schemas.microsoft.com/office/2019/extlst" xmlns:r="http://schemas.openxmlformats.org/officeDocument/2006/relationships" xmlns:m="http://schemas.openxmlformats.org/officeDocument/2006/math" xmlns:v="urn:schemas-microsoft-com:vml" xmlns:wp14="http://schemas.microsoft.com/office/word/2010/wordprocessingDrawing" xmlns:wp="http://schemas.openxmlformats.org/drawingml/2006/wordprocessingDrawing" xmlns:w10="urn:schemas-microsoft-com:office:word" xmlns:w="http://schemas.openxmlformats.org/wordprocessingml/2006/main" xmlns:w14="http://schemas.microsoft.com/office/word/2010/wordml" xmlns:w15="http://schemas.microsoft.com/office/word/2012/wordml" xmlns:w16cex="http://schemas.microsoft.com/office/word/2018/wordml/cex" xmlns:w16cid="http://schemas.microsoft.com/office/word/2016/wordml/cid" xmlns:w16="http://schemas.microsoft.com/office/word/2018/wordml" xmlns:w16du="http://schemas.microsoft.com/office/word/2023/wordml/word16du" xmlns:w16sdtdh="http://schemas.microsoft.com/office/word/2020/wordml/sdtdatahash" xmlns:w16se="http://schemas.microsoft.com/office/word/2015/wordml/symex" xmlns:wpg="http://schemas.microsoft.com/office/word/2010/wordprocessingGroup" xmlns:wpi="http://schemas.microsoft.com/office/word/2010/wordprocessingInk" xmlns:wne="http://schemas.microsoft.com/office/word/2006/wordml" xmlns:wps="http://schemas.microsoft.com/office/word/2010/wordprocessingShape" xmlns:a="http://schemas.openxmlformats.org/drawingml/2006/main" xmlns:adec="http://schemas.microsoft.com/office/drawing/2017/decorative" xmlns:pic="http://schemas.openxmlformats.org/drawingml/2006/picture" xmlns:a14="http://schemas.microsoft.com/office/drawing/2010/main" mc:Ignorable="w14 w15 w16se w16cid w16 w16cex w16sdtdh w16du wp14">
+  <w:body>
+    <w:p>
+      <w:r>
+        <w:rPr>
+          <w:noProof/>
+        </w:rPr>
+        <w:drawing>
+          <wp:anchor distT="0" distB="0" distL="114300" distR="114300" simplePos="0" relativeHeight="251667455" behindDoc="0" locked="0" layoutInCell="1" allowOverlap="1" wp14:anchorId="7F252F98" wp14:editId="0D9DB28B">
+            <wp:simplePos x="0" y="0"/>
+            <wp:positionH relativeFrom="column">
+              <wp:posOffset>-434340</wp:posOffset>
+            </wp:positionH>
+            <wp:positionV relativeFrom="paragraph">
+              <wp:posOffset>-866775</wp:posOffset>
+            </wp:positionV>
+            <wp:extent cx="2066290" cy="560705"/>
+            <wp:effectExtent l="0" t="0" r="0" b="0"/>
+            <wp:wrapNone/>
+            <wp:docPr id="1622403336" name="Imagen 1">
+              <a:extLst>
+                <a:ext uri="{C183D7F6-B498-43B3-948B-1728B52AA6E4}">
+                  <adec:decorative val="1"/>
+                </a:ext>
+              </a:extLst>
+            </wp:docPr>
+            <wp:cNvGraphicFramePr>
+              <a:graphicFrameLocks noChangeAspect="1"/>
+            </wp:cNvGraphicFramePr>
+            <a:graphic>
+              <a:graphicData uri="http://schemas.openxmlformats.org/drawingml/2006/picture">
+                <pic:pic>
+                  <pic:nvPicPr>
+                    <pic:cNvPr id="1622403336" name="Imagen 1622403336">
+                      <a:extLst>
+                        <a:ext uri="{C183D7F6-B498-43B3-948B-1728B52AA6E4}">
+                          <adec:decorative val="1"/>
+                        </a:ext>
+                      </a:extLst>
+                    </pic:cNvPr>
+                    <pic:cNvPicPr>
+                      <a:picLocks noChangeAspect="1"/>
+                    </pic:cNvPicPr>
+                  </pic:nvPicPr>
+                  <pic:blipFill>
+                    <a:blip r:embed="rId11">
+                      <a:extLst>
+                        <a:ext uri="{28A0092B-C50C-407E-A947-70E740481C1C}">
+                          <a14:useLocalDpi val="0"/>
+                        </a:ext>
+                      </a:extLst>
+                    </a:blip>
+                    <a:stretch>
+                      <a:fillRect/>
+                    </a:stretch>
+                  </pic:blipFill>
+                  <pic:spPr>
+                    <a:xfrm>
+                      <a:off x="0" y="0"/>
+                      <a:ext cx="2066290" cy="560705"/>
+                    </a:xfrm>
+                    <a:prstGeom prst="rect">
+                      <a:avLst/>
+                    </a:prstGeom>
+                  </pic:spPr>
+                </pic:pic>
+              </a:graphicData>
+            </a:graphic>
+          </wp:anchor>
+        </w:drawing>
+      </w:r>
+      <w:r>
+        <w:rPr>
+          <w:noProof/>
+        </w:rPr>
+        <mc:AlternateContent>
+          <mc:Choice Requires="wps">
+            <w:drawing>
+              <wp:anchor distT="0" distB="0" distL="114300" distR="114300" simplePos="0" relativeHeight="251668479" behindDoc="0" locked="0" layoutInCell="1" allowOverlap="1" wp14:anchorId="693102DD" wp14:editId="69122EC8">
+                <wp:simplePos x="0" y="0"/>
+                <wp:positionH relativeFrom="column">
+                  <wp:posOffset>1927860</wp:posOffset>
+                </wp:positionH>
+                <wp:positionV relativeFrom="paragraph">
+                  <wp:posOffset>-695325</wp:posOffset>
+                </wp:positionV>
+                <wp:extent cx="4787265" cy="262890"/>
+                <wp:effectExtent l="0" t="0" r="0" b="3810"/>
+                <wp:wrapNone/>
+                <wp:docPr id="62092501" name="Rectángulo: esquinas redondeadas 1">
+                  <a:extLst>
+                    <a:ext uri="{C183D7F6-B498-43B3-948B-1728B52AA6E4}">
+                      <adec:decorative val="1"/>
+                    </a:ext>
+                  </a:extLst>
+                </wp:docPr>
+                <wp:cNvGraphicFramePr/>
+                <a:graphic>
+                  <a:graphicData uri="http://schemas.microsoft.com/office/word/2010/wordprocessingShape">
+                    <wps:wsp>
+                      <wps:cNvSpPr/>
+                      <wps:spPr>
+                        <a:xfrm>
+                          <a:off x="0" y="0"/>
+                          <a:ext cx="4787265" cy="262890"/>
+                        </a:xfrm>
+                        <a:prstGeom prst="roundRect">
+                          <a:avLst>
+                            <a:gd name="adj" fmla="val 50000"/>
+                          </a:avLst>
+                        </a:prstGeom>
+                        <a:solidFill>
+                          <a:srgbClr val="E7E8E9"/>
+                        </a:solidFill>
+                        <a:ln>
+                          <a:noFill/>
+                        </a:ln>
+                      </wps:spPr>
+                      <wps:style>
+                        <a:lnRef idx="2">
+                          <a:schemeClr val="accent1">
+                            <a:shade val="15000"/>
+                          </a:schemeClr>
+                        </a:lnRef>
+                        <a:fillRef idx="1">
+                          <a:schemeClr val="accent1"/>
+                        </a:fillRef>
+                        <a:effectRef idx="0">
+                          <a:schemeClr val="accent1"/>
+                        </a:effectRef>
+                        <a:fontRef idx="minor">
+                          <a:schemeClr val="lt1"/>
+                        </a:fontRef>
+                      </wps:style>
+                      <wps:bodyPr rot="0" spcFirstLastPara="0" vertOverflow="overflow" horzOverflow="overflow" vert="horz" wrap="square" lIns="91440" tIns="45720" rIns="91440" bIns="45720" numCol="1" spcCol="0" rtlCol="0" fromWordArt="0" anchor="ctr" anchorCtr="0" forceAA="0" compatLnSpc="1">
+                        <a:prstTxWarp prst="textNoShape">
+                          <a:avLst/>
+                        </a:prstTxWarp>
+                        <a:noAutofit/>
+                      </wps:bodyPr>
+                    </wps:wsp>
+                  </a:graphicData>
+                </a:graphic>
+              </wp:anchor>
+            </w:drawing>
+          </mc:Choice>
+          <mc:Fallback>
+            <w:pict w14:anchorId="204E0853">
+              <v:roundrect id="Rectángulo: esquinas redondeadas 1" style="position:absolute;margin-left:151.8pt;margin-top:-54.75pt;width:376.95pt;height:20.7pt;z-index:251668479;visibility:visible;mso-wrap-style:square;mso-wrap-distance-left:9pt;mso-wrap-distance-top:0;mso-wrap-distance-right:9pt;mso-wrap-distance-bottom:0;mso-position-horizontal:absolute;mso-position-horizontal-relative:text;mso-position-vertical:absolute;mso-position-vertical-relative:text;v-text-anchor:middle" alt="&quot;&quot;" o:spid="_x0000_s1026" fillcolor="#e7e8e9" stroked="f" strokeweight="1pt" arcsize=".5" w14:anchorId="07EEE52D" o:gfxdata="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">
+                <v:stroke joinstyle="miter"/>
+              </v:roundrect>
+            </w:pict>
+          </mc:Fallback>
+        </mc:AlternateContent>
+      </w:r>
+      <w:r>
+        <w:rPr>
+          <w:noProof/>
+        </w:rPr>
+        <mc:AlternateContent>
+          <mc:Choice Requires="wps">
+            <w:drawing>
+              <wp:anchor distT="0" distB="0" distL="114300" distR="114300" simplePos="0" relativeHeight="251671552" behindDoc="0" locked="0" layoutInCell="1" allowOverlap="1" wp14:anchorId="36699E54" wp14:editId="2F176A25">
+                <wp:simplePos x="0" y="0"/>
+                <wp:positionH relativeFrom="column">
+                  <wp:posOffset>-325059</wp:posOffset>
+                </wp:positionH>
+                <wp:positionV relativeFrom="paragraph">
+                  <wp:posOffset>-223444</wp:posOffset>
+                </wp:positionV>
+                <wp:extent cx="7044704" cy="3848100"/>
+                <wp:effectExtent l="0" t="0" r="3810" b="0"/>
+                <wp:wrapNone/>
+                <wp:docPr id="423553030" name="AutoShape 14">
+                  <a:extLst>
+                    <a:ext uri="{C183D7F6-B498-43B3-948B-1728B52AA6E4}">
+                      <adec:decorative val="1"/>
+                    </a:ext>
+                  </a:extLst>
+                </wp:docPr>
+                <wp:cNvGraphicFramePr>
+                  <a:graphicFrameLocks/>
+                </wp:cNvGraphicFramePr>
+                <a:graphic>
+                  <a:graphicData uri="http://schemas.microsoft.com/office/word/2010/wordprocessingShape">
+                    <wps:wsp>
+                      <wps:cNvSpPr>
+                        <a:spLocks noChangeArrowheads="1"/>
+                      </wps:cNvSpPr>
+                      <wps:spPr bwMode="auto">
+                        <a:xfrm>
+                          <a:off x="0" y="0"/>
+                          <a:ext cx="7044704" cy="3848100"/>
+                        </a:xfrm>
+                        <a:prstGeom prst="roundRect">
+                          <a:avLst>
+                            <a:gd name="adj" fmla="val 4433"/>
+                          </a:avLst>
+                        </a:prstGeom>
+                        <a:blipFill>
+                          <a:blip r:embed="rId12"/>
+                          <a:stretch>
+                            <a:fillRect/>
+                          </a:stretch>
+                        </a:blipFill>
+                        <a:ln w="9525">
+                          <a:noFill/>
+                          <a:round/>
+                          <a:headEnd/>
+                          <a:tailEnd/>
+                        </a:ln>
+                      </wps:spPr>
+                      <wps:bodyPr rot="0" vertOverflow="clip" horzOverflow="clip" vert="horz" wrap="square" lIns="91440" tIns="45720" rIns="91440" bIns="45720" anchor="t" anchorCtr="0" upright="1">
+                        <a:noAutofit/>
+                      </wps:bodyPr>
+                    </wps:wsp>
+                  </a:graphicData>
+                </a:graphic>
+              </wp:anchor>
+            </w:drawing>
+          </mc:Choice>
+          <mc:Fallback>
+            <w:pict w14:anchorId="0F5EAA9D">
+              <v:roundrect id="AutoShape 14" style="position:absolute;margin-left:-25.6pt;margin-top:-17.6pt;width:554.7pt;height:303pt;z-index:251671552;visibility:visible;mso-wrap-style:square;mso-wrap-distance-left:9pt;mso-wrap-distance-top:0;mso-wrap-distance-right:9pt;mso-wrap-distance-bottom:0;mso-position-horizontal:absolute;mso-position-horizontal-relative:text;mso-position-vertical:absolute;mso-position-vertical-relative:text;v-text-anchor:top" alt="&quot;&quot;" o:spid="_x0000_s1026" stroked="f" arcsize="2907f" w14:anchorId="3DBDE4CA" o:gfxdata="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">
+                <v:fill type="frame" o:title="" recolor="t" rotate="t" r:id="rId13"/>
+              </v:roundrect>
+            </w:pict>
+          </mc:Fallback>
+        </mc:AlternateContent>
+      </w:r>
+    </w:p>
+    <w:p/>
+    <w:p/>
+    <w:p/>
+    <w:p/>
+    <w:p/>
+    <w:p/>
+    <w:p/>
+    <w:p/>
+    <w:p>
+      <w:pPr>
+        <w:pStyle w:val="Ttulo"/>
+      </w:pPr>
+    </w:p>
+    <w:p>
+      <w:pPr>
+        <w:rPr>
+          <w:color w:val="333333"/>
+          <w:sz w:val="32"/>
+          <w:szCs w:val="32"/>
+        </w:rPr>
+      </w:pPr>
+    </w:p>
+    <w:p>
+      <w:pPr>
+        <w:rPr>
+          <w:color w:val="333333"/>
+          <w:sz w:val="32"/>
+          <w:szCs w:val="32"/>
+        </w:rPr>
+      </w:pPr>
+      <w:r>
+        <w:rPr>
+          <w:noProof/>
+        </w:rPr>
+        <mc:AlternateContent>
+          <mc:Choice Requires="wps">
+            <w:drawing>
+              <wp:anchor distT="0" distB="0" distL="114300" distR="114300" simplePos="0" relativeHeight="251673600" behindDoc="0" locked="0" layoutInCell="1" allowOverlap="1" wp14:anchorId="3BFABDE3" wp14:editId="7FB77DB9">
+                <wp:simplePos x="0" y="0"/>
+                <wp:positionH relativeFrom="column">
+                  <wp:posOffset>-315704</wp:posOffset>
+                </wp:positionH>
+                <wp:positionV relativeFrom="paragraph">
+                  <wp:posOffset>451485</wp:posOffset>
+                </wp:positionV>
+                <wp:extent cx="108585" cy="720000"/>
+                <wp:effectExtent l="0" t="0" r="5715" b="4445"/>
+                <wp:wrapNone/>
+                <wp:docPr id="1758041971" name="Rectángulo: esquinas redondeadas 6">
+                  <a:extLst>
+                    <a:ext uri="{C183D7F6-B498-43B3-948B-1728B52AA6E4}">
+                      <adec:decorative val="1"/>
+                    </a:ext>
+                  </a:extLst>
+                </wp:docPr>
+                <wp:cNvGraphicFramePr>
+                  <a:graphicFrameLocks/>
+                </wp:cNvGraphicFramePr>
+                <a:graphic>
+                  <a:graphicData uri="http://schemas.microsoft.com/office/word/2010/wordprocessingShape">
+                    <wps:wsp>
+                      <wps:cNvSpPr>
+                        <a:spLocks/>
+                      </wps:cNvSpPr>
+                      <wps:spPr>
+                        <a:xfrm>
+                          <a:off x="0" y="0"/>
+                          <a:ext cx="108585" cy="720000"/>
+                        </a:xfrm>
+                        <a:prstGeom prst="roundRect">
+                          <a:avLst>
+                            <a:gd name="adj" fmla="val 0"/>
+                          </a:avLst>
+                        </a:prstGeom>
+                        <a:solidFill>
+                          <a:srgbClr val="FFB800"/>
+                        </a:solidFill>
+                        <a:ln>
+                          <a:noFill/>
+                        </a:ln>
+                      </wps:spPr>
+                      <wps:style>
+                        <a:lnRef idx="2">
+                          <a:schemeClr val="accent1">
+                            <a:shade val="15000"/>
+                          </a:schemeClr>
+                        </a:lnRef>
+                        <a:fillRef idx="1">
+                          <a:schemeClr val="accent1"/>
+                        </a:fillRef>
+                        <a:effectRef idx="0">
+                          <a:schemeClr val="accent1"/>
+                        </a:effectRef>
+                        <a:fontRef idx="minor">
+                          <a:schemeClr val="lt1"/>
+                        </a:fontRef>
+                      </wps:style>
+                      <wps:bodyPr rot="0" spcFirstLastPara="0" vertOverflow="overflow" horzOverflow="overflow" vert="horz" wrap="square" lIns="91440" tIns="45720" rIns="91440" bIns="45720" numCol="1" spcCol="0" rtlCol="0" fromWordArt="0" anchor="ctr" anchorCtr="0" forceAA="0" compatLnSpc="1">
+                        <a:prstTxWarp prst="textNoShape">
+                          <a:avLst/>
+                        </a:prstTxWarp>
+                        <a:noAutofit/>
+                      </wps:bodyPr>
+                    </wps:wsp>
+                  </a:graphicData>
+                </a:graphic>
+                <wp14:sizeRelH relativeFrom="margin">
+                  <wp14:pctWidth>0</wp14:pctWidth>
+                </wp14:sizeRelH>
+                <wp14:sizeRelV relativeFrom="margin">
+                  <wp14:pctHeight>0</wp14:pctHeight>
+                </wp14:sizeRelV>
+              </wp:anchor>
+            </w:drawing>
+          </mc:Choice>
+          <mc:Fallback>
+            <w:pict w14:anchorId="19E8269E">
+              <v:roundrect id="Rectángulo: esquinas redondeadas 6" style="position:absolute;margin-left:-24.85pt;margin-top:35.55pt;width:8.55pt;height:56.7pt;z-index:251673600;visibility:visible;mso-wrap-style:square;mso-width-percent:0;mso-height-percent:0;mso-wrap-distance-left:9pt;mso-wrap-distance-top:0;mso-wrap-distance-right:9pt;mso-wrap-distance-bottom:0;mso-position-horizontal:absolute;mso-position-horizontal-relative:text;mso-position-vertical:absolute;mso-position-vertical-relative:text;mso-width-percent:0;mso-height-percent:0;mso-width-relative:margin;mso-height-relative:margin;v-text-anchor:middle" alt="&quot;&quot;" o:spid="_x0000_s1026" fillcolor="#ffb800" stroked="f" strokeweight="1pt" arcsize="0" w14:anchorId="19FE2BFE" o:gfxdata="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">
+                <v:stroke joinstyle="miter"/>
+              </v:roundrect>
+            </w:pict>
+          </mc:Fallback>
+        </mc:AlternateContent>
+      </w:r>
+    </w:p>
+    <w:p>
+      <w:pPr>
+        <w:pStyle w:val="carrera1"/>
+      </w:pPr>
+      <w:r>
+        <w:t xml:space="preserve">Semana </w:t>
+      </w:r>
+      <w:r>
+        <w:t>8</w:t>
+      </w:r>
+    </w:p>
+    <w:p>
+      <w:pPr>
+        <w:pStyle w:val="carrera2"/>
+      </w:pPr>
+      <w:r>
+        <w:t>Taller Aplicado de Software</w:t>
+      </w:r>
+    </w:p>
+    <w:p/>
+    <w:p/>
+    <w:p>
+      <w:pPr>
+        <w:pStyle w:val="BajadaTtulo"/>
+      </w:pPr>
+      <w:r>
+        <w:t>Formato de respuesta</w:t>
+      </w:r>
+    </w:p>
+    <w:tbl>
+      <w:tblPr>
+        <w:tblStyle w:val="Tablaconcuadrcula"/>
+        <w:tblW w:w="0" w:type="auto"/>
+        <w:tblLook w:val="04A0" w:firstRow="1" w:lastRow="0" w:firstColumn="1" w:lastColumn="0" w:noHBand="0" w:noVBand="1"/>
+      </w:tblPr>
+      <w:tblGrid>
+        <w:gridCol w:w="4960"/>
+        <w:gridCol w:w="4951"/>
+      </w:tblGrid>
+      <w:tr>
+        <w:trPr>
+          <w:trHeight w:val="510"/>
+        </w:trPr>
+        <w:tc>
+          <w:tcPr>
+            <w:tcW w:w="4961" w:type="dxa"/>
+            <w:tcBorders>
+              <w:top w:val="single" w:color="404040" w:themeColor="text1" w:themeTint="BF" w:sz="4" w:space="0"/>
+              <w:left w:val="single" w:color="404040" w:themeColor="text1" w:themeTint="BF" w:sz="4" w:space="0"/>
+              <w:bottom w:val="single" w:color="404040" w:themeColor="text1" w:themeTint="BF" w:sz="4" w:space="0"/>
+              <w:right w:val="single" w:color="404040" w:themeColor="text1" w:themeTint="BF" w:sz="4" w:space="0"/>
+            </w:tcBorders>
+            <w:vAlign w:val="center"/>
+          </w:tcPr>
+          <w:p>
+            <w:pPr>
+              <w:spacing w:before="120"/>
+            </w:pPr>
+            <w:r>
+              <w:rPr>
+                <w:b/>
+                <w:bCs/>
+              </w:rPr>
+              <w:t>Nombre estudiante:</w:t>
+            </w:r>
+          </w:p>
+        </w:tc>
+        <w:tc>
+          <w:tcPr>
+            <w:tcW w:w="4952" w:type="dxa"/>
+            <w:tcBorders>
+              <w:top w:val="single" w:color="404040" w:themeColor="text1" w:themeTint="BF" w:sz="4" w:space="0"/>
+              <w:left w:val="single" w:color="404040" w:themeColor="text1" w:themeTint="BF" w:sz="4" w:space="0"/>
+              <w:bottom w:val="single" w:color="404040" w:themeColor="text1" w:themeTint="BF" w:sz="4" w:space="0"/>
+              <w:right w:val="single" w:color="404040" w:themeColor="text1" w:themeTint="BF" w:sz="4" w:space="0"/>
+            </w:tcBorders>
+            <w:vAlign w:val="center"/>
+          </w:tcPr>
+          <w:p>
+            <w:r>
+              <w:t>Cristopher Gamboa (Grupo 1)</w:t>
+            </w:r>
+          </w:p>
+        </w:tc>
+      </w:tr>
+      <w:tr>
+        <w:trPr>
+          <w:trHeight w:val="531"/>
+        </w:trPr>
+        <w:tc>
+          <w:tcPr>
+            <w:tcW w:w="4961" w:type="dxa"/>
+            <w:tcBorders>
+              <w:top w:val="single" w:color="404040" w:themeColor="text1" w:themeTint="BF" w:sz="4" w:space="0"/>
+              <w:left w:val="single" w:color="404040" w:themeColor="text1" w:themeTint="BF" w:sz="4" w:space="0"/>
+              <w:bottom w:val="single" w:color="404040" w:themeColor="text1" w:themeTint="BF" w:sz="4" w:space="0"/>
+              <w:right w:val="single" w:color="404040" w:themeColor="text1" w:themeTint="BF" w:sz="4" w:space="0"/>
+            </w:tcBorders>
+            <w:vAlign w:val="center"/>
+          </w:tcPr>
+          <w:p>
+            <w:r>
+              <w:t>Asignatura: Taller Aplicado de Software (TSY2201)</w:t>
+            </w:r>
+          </w:p>
+        </w:tc>
+        <w:tc>
+          <w:tcPr>
+            <w:tcW w:w="4952" w:type="dxa"/>
+            <w:tcBorders>
+              <w:top w:val="single" w:color="404040" w:themeColor="text1" w:themeTint="BF" w:sz="4" w:space="0"/>
+              <w:left w:val="single" w:color="404040" w:themeColor="text1" w:themeTint="BF" w:sz="4" w:space="0"/>
+              <w:bottom w:val="single" w:color="404040" w:themeColor="text1" w:themeTint="BF" w:sz="4" w:space="0"/>
+              <w:right w:val="single" w:color="404040" w:themeColor="text1" w:themeTint="BF" w:sz="4" w:space="0"/>
+            </w:tcBorders>
+            <w:vAlign w:val="center"/>
+          </w:tcPr>
+          <w:p>
+            <w:r>
+              <w:t>Carrera: Ingeniería en Informática</w:t>
+            </w:r>
+          </w:p>
+        </w:tc>
+      </w:tr>
+      <w:tr>
+        <w:trPr>
+          <w:trHeight w:val="536"/>
+        </w:trPr>
+        <w:tc>
+          <w:tcPr>
+            <w:tcW w:w="4961" w:type="dxa"/>
+            <w:tcBorders>
+              <w:top w:val="single" w:color="404040" w:themeColor="text1" w:themeTint="BF" w:sz="4" w:space="0"/>
+              <w:left w:val="single" w:color="404040" w:themeColor="text1" w:themeTint="BF" w:sz="4" w:space="0"/>
+              <w:bottom w:val="single" w:color="404040" w:themeColor="text1" w:themeTint="BF" w:sz="4" w:space="0"/>
+              <w:right w:val="single" w:color="404040" w:themeColor="text1" w:themeTint="BF" w:sz="4" w:space="0"/>
+            </w:tcBorders>
+            <w:vAlign w:val="center"/>
+          </w:tcPr>
+          <w:p>
+            <w:pPr>
+              <w:spacing w:before="120"/>
+            </w:pPr>
+            <w:r>
+              <w:rPr>
+                <w:b/>
+                <w:bCs/>
+              </w:rPr>
+              <w:t>Profesor:</w:t>
+            </w:r>
+          </w:p>
+        </w:tc>
+        <w:tc>
+          <w:tcPr>
+            <w:tcW w:w="4952" w:type="dxa"/>
+            <w:tcBorders>
+              <w:top w:val="single" w:color="404040" w:themeColor="text1" w:themeTint="BF" w:sz="4" w:space="0"/>
+              <w:left w:val="single" w:color="404040" w:themeColor="text1" w:themeTint="BF" w:sz="4" w:space="0"/>
+              <w:bottom w:val="single" w:color="404040" w:themeColor="text1" w:themeTint="BF" w:sz="4" w:space="0"/>
+              <w:right w:val="single" w:color="404040" w:themeColor="text1" w:themeTint="BF" w:sz="4" w:space="0"/>
+            </w:tcBorders>
+            <w:vAlign w:val="center"/>
+          </w:tcPr>
+          <w:p>
+            <w:r>
+              <w:t>13/07/2026</w:t>
+            </w:r>
+          </w:p>
+        </w:tc>
+      </w:tr>
+    </w:tbl>
+    <w:p>
+      <w:pPr>
+        <w:ind w:left="142"/>
+      </w:pPr>
+    </w:p>
+    <w:p>
+      <w:pPr>
+        <w:pStyle w:val="Ttulo"/>
+      </w:pPr>
+    </w:p>
+    <w:p/>
+    <w:p>
+      <w:pPr>
+        <w:pStyle w:val="Ttulo"/>
+      </w:pPr>
+      <w:r>
+        <w:lastRenderedPageBreak/>
+        <w:t>Descripción de la actividad</w:t>
+      </w:r>
+    </w:p>
+    <w:p/>
+    <w:p>
+      <w:pPr>
+        <w:jc w:val="both"/>
+      </w:pPr>
+      <w:r>
+        <w:rPr/>
+        <w:t>En esta etapa, completará</w:t>
+      </w:r>
+      <w:r>
+        <w:rPr/>
+        <w:t>s</w:t>
+      </w:r>
+      <w:r>
+        <w:rPr/>
+        <w:t xml:space="preserve"> las tareas y funcionalidades planificadas para el sistema. </w:t>
+      </w:r>
+      <w:r>
+        <w:rPr/>
+        <w:t>La actividad se enfoca en realizar pruebas de todas las funcionalidades del software, tanto manuales como automatizadas (</w:t>
+      </w:r>
+      <w:r>
+        <w:rPr/>
+        <w:t>Katalón,IA</w:t>
+      </w:r>
+      <w:r>
+        <w:rPr/>
+        <w:t xml:space="preserve"> para QA u otra) para identificar posibles errores o áreas de mejora. Posteriormente, </w:t>
+      </w:r>
+      <w:r>
+        <w:rPr/>
+        <w:t xml:space="preserve">corregirás </w:t>
+      </w:r>
+      <w:r>
+        <w:rPr/>
+        <w:t>los defectos encontrados y se realiza</w:t>
+      </w:r>
+      <w:r>
+        <w:rPr/>
+        <w:t>rás</w:t>
+      </w:r>
+      <w:r>
+        <w:rPr/>
+        <w:t xml:space="preserve"> ajustes para asegurar que el sistema cumpla con los estándares de calidad y usabilidad. </w:t>
+      </w:r>
+      <w:r>
+        <w:rPr/>
+        <w:t>Además, optimizarás</w:t>
+      </w:r>
+      <w:r>
+        <w:rPr/>
+        <w:t xml:space="preserve"> el rendimiento del software, mejorando tiempos de respuesta y la eficiencia de los recursos utilizados, con el objetivo de garantizar una experiencia de usuario fluida y un sistema estable antes de su entrega final.</w:t>
+      </w:r>
+    </w:p>
+    <w:p>
+      <w:pPr>
+        <w:jc w:val="both"/>
+      </w:pPr>
+    </w:p>
+    <w:p>
+      <w:pPr>
+        <w:pStyle w:val="Ttulo2"/>
+      </w:pPr>
+      <w:r>
+        <w:t>Instrucciones específicas</w:t>
+      </w:r>
+    </w:p>
+    <w:p>
+      <w:pPr>
+        <w:jc w:val="both"/>
+        <w:rPr>
+          <w:rFonts w:eastAsia="Arial" w:cs="Arial"/>
+        </w:rPr>
+      </w:pPr>
+      <w:r>
+        <w:rPr>
+          <w:rFonts w:eastAsia="Arial" w:cs="Arial"/>
+        </w:rPr>
+        <w:t>La actividad consiste en llevar a cabo una evaluación integral del software, abarcando pruebas manuales y</w:t>
+      </w:r>
+      <w:r>
+        <w:rPr>
+          <w:rFonts w:eastAsia="Arial" w:cs="Arial"/>
+        </w:rPr>
+        <w:t>/o</w:t>
+      </w:r>
+      <w:r>
+        <w:rPr>
+          <w:rFonts w:eastAsia="Arial" w:cs="Arial"/>
+        </w:rPr>
+        <w:t xml:space="preserve"> automatizadas para validar su funcionalidad, identificar defectos y optimizar su rendimiento. El proceso comienza con la planificación de pruebas, donde se definirá</w:t>
+      </w:r>
+      <w:r>
+        <w:rPr>
+          <w:rFonts w:eastAsia="Arial" w:cs="Arial"/>
+        </w:rPr>
+        <w:t>s</w:t>
+      </w:r>
+      <w:r>
+        <w:rPr>
+          <w:rFonts w:eastAsia="Arial" w:cs="Arial"/>
+        </w:rPr>
+        <w:t xml:space="preserve"> los casos de prueba específicos que abarcarán todas las funcionalidades clave del sistema, así como los escenarios límite y posibles excepciones. Para la automatización, se recomienda el uso de herramientas como </w:t>
+      </w:r>
+      <w:r>
+        <w:rPr>
+          <w:rFonts w:eastAsia="Arial" w:cs="Arial"/>
+        </w:rPr>
+        <w:t>Katal</w:t>
+      </w:r>
+      <w:r>
+        <w:rPr>
+          <w:rFonts w:eastAsia="Arial" w:cs="Arial"/>
+        </w:rPr>
+        <w:t>o</w:t>
+      </w:r>
+      <w:r>
+        <w:rPr>
+          <w:rFonts w:eastAsia="Arial" w:cs="Arial"/>
+        </w:rPr>
+        <w:t>n</w:t>
+      </w:r>
+      <w:r>
+        <w:rPr>
+          <w:rFonts w:eastAsia="Arial" w:cs="Arial"/>
+        </w:rPr>
+        <w:t xml:space="preserve"> o la aplicación de soluciones basadas en inteligencia artificial para QA, que permitirán agilizar el proceso y obtener resultados consistentes. Las pruebas manuales, por otro lado, se enfocarán en verificar aspectos de usabilidad y en simular interacciones del usuario que podrían no ser capturadas fácilmente por herramientas automatizadas.</w:t>
+      </w:r>
+    </w:p>
+    <w:p>
+      <w:pPr>
+        <w:jc w:val="both"/>
+        <w:rPr>
+          <w:rFonts w:eastAsia="Arial" w:cs="Arial"/>
+          <w:szCs w:val="24"/>
+        </w:rPr>
+      </w:pPr>
+      <w:r>
+        <w:rPr>
+          <w:rFonts w:eastAsia="Arial" w:cs="Arial"/>
+          <w:szCs w:val="24"/>
+        </w:rPr>
+        <w:t>Una vez realizadas las pruebas, se debe documentar de manera detallada cualquier error o área de mejora encontrada, clasificándolos según su gravedad e impacto en el sistema. Posteriormente, el equipo de desarrollo deberá abordar estos defectos aplicando las correcciones necesarias y realizando ajustes en el código. Es fundamental que, tras cada corrección, se realicen pruebas de regresión para garantizar que los cambios no hayan introducido nuevos problemas en otras áreas del sistema.</w:t>
+      </w:r>
+    </w:p>
+    <w:p>
+      <w:pPr>
+        <w:jc w:val="both"/>
+        <w:rPr>
+          <w:rFonts w:eastAsia="Arial" w:cs="Arial"/>
+        </w:rPr>
+      </w:pPr>
+    </w:p>
+    <w:p>
+      <w:pPr>
+        <w:jc w:val="both"/>
+        <w:rPr>
+          <w:rFonts w:eastAsia="Arial" w:cs="Arial"/>
+        </w:rPr>
+      </w:pPr>
+    </w:p>
+    <w:p>
+      <w:pPr>
+        <w:pStyle w:val="Normal"/>
+        <w:jc w:val="both"/>
+        <w:rPr>
+          <w:rFonts w:eastAsia="Arial" w:cs="Arial"/>
+        </w:rPr>
+      </w:pPr>
+    </w:p>
+    <w:p>
+      <w:pPr>
+        <w:jc w:val="both"/>
+        <w:rPr>
+          <w:rFonts w:eastAsia="Arial" w:cs="Arial"/>
+          <w:szCs w:val="24"/>
+        </w:rPr>
+      </w:pPr>
+      <w:r>
+        <w:rPr>
+          <w:rFonts w:eastAsia="Arial" w:cs="Arial"/>
+          <w:szCs w:val="24"/>
+        </w:rPr>
+        <w:lastRenderedPageBreak/>
+        <w:t>Después de asegurar la estabilidad del software en cuanto a funcionalidad y calidad, se procederá a la etapa de optimización del rendimiento. Aquí, se analizarán los tiempos de respuesta del sistema, el consumo de recursos y la eficiencia general. Será necesario ajustar configuraciones, optimizar consultas, mejorar algoritmos y, en caso de ser requerido, implementar técnicas d</w:t>
+      </w:r>
+      <w:r>
+        <w:rPr>
+          <w:rFonts w:eastAsia="Arial" w:cs="Arial"/>
+          <w:szCs w:val="24"/>
+        </w:rPr>
+        <w:t>e</w:t>
+      </w:r>
+      <w:r>
+        <w:rPr>
+          <w:rFonts w:eastAsia="Arial" w:cs="Arial"/>
+          <w:szCs w:val="24"/>
+        </w:rPr>
+        <w:t xml:space="preserve"> balanceo de carga. Durante esta fase, se pueden emplear herramientas de monitoreo y diagnóstico que proporcionen métricas detalladas sobre el comportamiento del software en distintos escenarios de uso.</w:t>
+      </w:r>
+    </w:p>
+    <w:p>
+      <w:pPr>
+        <w:jc w:val="both"/>
+        <w:rPr>
+          <w:rFonts w:eastAsia="Arial" w:cs="Arial"/>
+        </w:rPr>
+      </w:pPr>
+      <w:r>
+        <w:rPr>
+          <w:rFonts w:eastAsia="Arial" w:cs="Arial"/>
+        </w:rPr>
+        <w:t>Finalmente, elaborará</w:t>
+      </w:r>
+      <w:r>
+        <w:rPr>
+          <w:rFonts w:eastAsia="Arial" w:cs="Arial"/>
+        </w:rPr>
+        <w:t>s</w:t>
+      </w:r>
+      <w:r>
+        <w:rPr>
+          <w:rFonts w:eastAsia="Arial" w:cs="Arial"/>
+        </w:rPr>
+        <w:t xml:space="preserve"> un informe que recopile los resultados de las pruebas, los defectos corregidos, las optimizaciones implementadas y cualquier recomendación adicional. Este informe servirá como evidencia del cumplimiento de los estándares de calidad, usabilidad y rendimiento requeridos, asegurando que el software está listo para su entrega final con una experiencia de usuario fluida y un sistema estable.</w:t>
+      </w:r>
+    </w:p>
+    <w:p>
+      <w:pPr>
+        <w:jc w:val="both"/>
+        <w:rPr>
+          <w:rFonts w:eastAsia="Arial" w:cs="Arial"/>
+          <w:b w:val="1"/>
+          <w:bCs w:val="1"/>
+        </w:rPr>
+      </w:pPr>
+      <w:r>
+        <w:rPr>
+          <w:rFonts w:eastAsia="Arial" w:cs="Arial"/>
+          <w:b w:val="1"/>
+          <w:bCs w:val="1"/>
+        </w:rPr>
+        <w:t>Recuerda que este es el último paso previo a la entrega final del software, por lo que es muy importante el proceso de pruebas</w:t>
+      </w:r>
+      <w:r>
+        <w:rPr>
+          <w:rFonts w:eastAsia="Arial" w:cs="Arial"/>
+          <w:b w:val="1"/>
+          <w:bCs w:val="1"/>
+        </w:rPr>
+        <w:t xml:space="preserve">, por lo tanto, si tienes alguna consulta no dudes en contactar a tu docente. </w:t>
+      </w:r>
+    </w:p>
+    <w:p>
+      <w:pPr>
+        <w:pStyle w:val="Ttulo2"/>
+      </w:pPr>
+      <w:r>
+        <w:t>1. Planificación de Pruebas Ejecutadas</w:t>
+      </w:r>
+    </w:p>
+    <w:p>
+      <w:pPr/>
+      <w:r>
+        <w:t>Se ejecutó la matriz CP-01…CP-40 definida en la entrega Semana 3, validando 12 escenarios críticos representativos que cruzan Vitest (Angular 22), xUnit integración (auth-api, academy-api, reports-api, verifier-api) y pruebas manuales MetaMask en Sepolia Testnet. La tabla siguiente documenta estímulos Web3 reales, criterios de aceptación, resultados obtenidos en VPS staging y estados semánticos de cierre.</w:t>
+      </w:r>
+    </w:p>
+    <w:p>
+      <w:pPr>
+        <w:sectPr>
+          <w:pgSz w:w="16838" w:h="11906" w:orient="landscape"/>
+          <w:pgMar w:top="1440" w:right="1440" w:bottom="1440" w:left="1440" w:header="708" w:footer="708" w:gutter="0"/>
+        </w:sectPr>
+      </w:pPr>
+      <w:r>
+        <w:t>Nota técnica QA: La suite automatizada completa integra 65 pruebas en el pipeline SovereignID CI Pipeline (GitHub Actions): jobs test-frontend (Vitest/ng test) y test-backend (Auth.IntegrationTests + Reports.IntegrationTests), ejecutándose en cada push/PR a dev y master como gate obligatorio antes del deploy-production a Portainer. Pass Rate global ≥95%. Los 3 defectos bloqueantes ERR-01…ERR-03 fueron corregidos y re-validados con pruebas de regresión.</w:t>
+      </w:r>
+    </w:p>
+    <w:tbl>
+      <w:tblPr>
+        <w:tblStyle w:val="Tablaconcuadrcula"/>
+        <w:tblLook w:firstColumn="1" w:firstRow="1" w:lastColumn="0" w:lastRow="0" w:noHBand="0" w:noVBand="1" w:val="04A0"/>
+        <w:tblW w:w="12200" w:type="dxa"/>
+        <w:tblLayout w:type="fixed"/>
+      </w:tblPr>
+      <w:tr>
+        <w:tc>
+          <w:tcPr>
+            <w:tcW w:type="dxa" w:w="1240"/>
+          </w:tcPr>
+          <w:p>
+            <w:r>
+              <w:t>ID Caso</w:t>
+            </w:r>
+          </w:p>
+        </w:tc>
+        <w:tc>
+          <w:tcPr>
+            <w:tcW w:type="dxa" w:w="1240"/>
+          </w:tcPr>
+          <w:p>
+            <w:r>
+              <w:t>Módulo/Componente</w:t>
+            </w:r>
+          </w:p>
+        </w:tc>
+        <w:tc>
+          <w:tcPr>
+            <w:tcW w:type="dxa" w:w="1240"/>
+          </w:tcPr>
+          <w:p>
+            <w:r>
+              <w:t>Descripción del Escenario</w:t>
+            </w:r>
+          </w:p>
+        </w:tc>
+        <w:tc>
+          <w:tcPr>
+            <w:tcW w:type="dxa" w:w="1240"/>
+          </w:tcPr>
+          <w:p>
+            <w:r>
+              <w:t>Entrada/Estímulo Web3</w:t>
+            </w:r>
+          </w:p>
+        </w:tc>
+        <w:tc>
+          <w:tcPr>
+            <w:tcW w:type="dxa" w:w="1240"/>
+          </w:tcPr>
+          <w:p>
+            <w:r>
+              <w:t>Criterio de Aceptación</w:t>
+            </w:r>
+          </w:p>
+        </w:tc>
+        <w:tc>
+          <w:tcPr>
+            <w:tcW w:type="dxa" w:w="1240"/>
+          </w:tcPr>
+          <w:p>
+            <w:r>
+              <w:t>Resultado Esperado</w:t>
+            </w:r>
+          </w:p>
+        </w:tc>
+        <w:tc>
+          <w:tcPr>
+            <w:tcW w:type="dxa" w:w="1240"/>
+          </w:tcPr>
+          <w:p>
+            <w:r>
+              <w:t>Resultado Obtenido (Ejecución Real)</w:t>
+            </w:r>
+          </w:p>
+        </w:tc>
+        <w:tc>
+          <w:tcPr>
+            <w:tcW w:type="dxa" w:w="1240"/>
+          </w:tcPr>
+          <w:p>
+            <w:r>
+              <w:t>Estado</w:t>
+            </w:r>
+          </w:p>
+        </w:tc>
+      </w:tr>
+      <w:tr>
+        <w:tc>
+          <w:tcPr>
+            <w:tcW w:type="dxa" w:w="1240"/>
+          </w:tcPr>
+          <w:p>
+            <w:r>
+              <w:t>CP-01</w:t>
+            </w:r>
+          </w:p>
+        </w:tc>
+        <w:tc>
+          <w:tcPr>
+            <w:tcW w:type="dxa" w:w="1240"/>
+          </w:tcPr>
+          <w:p>
+            <w:r>
+              <w:t>auth-api / xUnit</w:t>
+            </w:r>
+          </w:p>
+        </w:tc>
+        <w:tc>
+          <w:tcPr>
+            <w:tcW w:type="dxa" w:w="1240"/>
+          </w:tcPr>
+          <w:p>
+            <w:r>
+              <w:t>Login SIWE exitoso con firma EIP-4361 en Sepolia.</w:t>
+            </w:r>
+          </w:p>
+        </w:tc>
+        <w:tc>
+          <w:tcPr>
+            <w:tcW w:type="dxa" w:w="1240"/>
+          </w:tcPr>
+          <w:p>
+            <w:r>
+              <w:t>MetaMask firma mensaje SIWE (chainId 11155111); POST /auth/verify.</w:t>
+            </w:r>
+          </w:p>
+        </w:tc>
+        <w:tc>
+          <w:tcPr>
+            <w:tcW w:type="dxa" w:w="1240"/>
+          </w:tcPr>
+          <w:p>
+            <w:r>
+              <w:t>JWT emitido con claims RBAC; HTTP 200; sesión restaurable.</w:t>
+            </w:r>
+          </w:p>
+        </w:tc>
+        <w:tc>
+          <w:tcPr>
+            <w:tcW w:type="dxa" w:w="1240"/>
+          </w:tcPr>
+          <w:p>
+            <w:r>
+              <w:t>HTTP 200, jwt + expiresAt + memberships correctos.</w:t>
+            </w:r>
+          </w:p>
+        </w:tc>
+        <w:tc>
+          <w:tcPr>
+            <w:tcW w:type="dxa" w:w="1240"/>
+          </w:tcPr>
+          <w:p>
+            <w:r>
+              <w:t>Pass — Auth.IntegrationTests AC-01/AC-02 verdes en CI y VPS staging.</w:t>
+            </w:r>
+          </w:p>
+        </w:tc>
+        <w:tc>
+          <w:tcPr>
+            <w:tcW w:type="dxa" w:w="1240"/>
+          </w:tcPr>
+          <w:p>
+            <w:r>
+              <w:t>Exitoso</w:t>
+            </w:r>
+          </w:p>
+        </w:tc>
+      </w:tr>
+      <w:tr>
+        <w:tc>
+          <w:tcPr>
+            <w:tcW w:type="dxa" w:w="1240"/>
+          </w:tcPr>
+          <w:p>
+            <w:r>
+              <w:t>CP-03</w:t>
+            </w:r>
+          </w:p>
+        </w:tc>
+        <w:tc>
+          <w:tcPr>
+            <w:tcW w:type="dxa" w:w="1240"/>
+          </w:tcPr>
+          <w:p>
+            <w:r>
+              <w:t>auth-api / xUnit</w:t>
+            </w:r>
+          </w:p>
+        </w:tc>
+        <w:tc>
+          <w:tcPr>
+            <w:tcW w:type="dxa" w:w="1240"/>
+          </w:tcPr>
+          <w:p>
+            <w:r>
+              <w:t>Anti-replay: rechazo de nonce reutilizado.</w:t>
+            </w:r>
+          </w:p>
+        </w:tc>
+        <w:tc>
+          <w:tcPr>
+            <w:tcW w:type="dxa" w:w="1240"/>
+          </w:tcPr>
+          <w:p>
+            <w:r>
+              <w:t>Reenvío del mismo par (message, signature) tras verify exitoso.</w:t>
+            </w:r>
+          </w:p>
+        </w:tc>
+        <w:tc>
+          <w:tcPr>
+            <w:tcW w:type="dxa" w:w="1240"/>
+          </w:tcPr>
+          <w:p>
+            <w:r>
+              <w:t>HTTP 400 con código nonce_consumed; sin segundo JWT.</w:t>
+            </w:r>
+          </w:p>
+        </w:tc>
+        <w:tc>
+          <w:tcPr>
+            <w:tcW w:type="dxa" w:w="1240"/>
+          </w:tcPr>
+          <w:p>
+            <w:r>
+              <w:t>Problem Details nonce_consumed.</w:t>
+            </w:r>
+          </w:p>
+        </w:tc>
+        <w:tc>
+          <w:tcPr>
+            <w:tcW w:type="dxa" w:w="1240"/>
+          </w:tcPr>
+          <w:p>
+            <w:r>
+              <w:t>Pass — AC-03 integración; Postman collection reproducible.</w:t>
+            </w:r>
+          </w:p>
+        </w:tc>
+        <w:tc>
+          <w:tcPr>
+            <w:tcW w:type="dxa" w:w="1240"/>
+          </w:tcPr>
+          <w:p>
+            <w:r>
+              <w:t>Exitoso</w:t>
+            </w:r>
+          </w:p>
+        </w:tc>
+      </w:tr>
+      <w:tr>
+        <w:tc>
+          <w:tcPr>
+            <w:tcW w:type="dxa" w:w="1240"/>
+          </w:tcPr>
+          <w:p>
+            <w:r>
+              <w:t>CP-07</w:t>
+            </w:r>
+          </w:p>
+        </w:tc>
+        <w:tc>
+          <w:tcPr>
+            <w:tcW w:type="dxa" w:w="1240"/>
+          </w:tcPr>
+          <w:p>
+            <w:r>
+              <w:t>auth-api / xUnit</w:t>
+            </w:r>
+          </w:p>
+        </w:tc>
+        <w:tc>
+          <w:tcPr>
+            <w:tcW w:type="dxa" w:w="1240"/>
+          </w:tcPr>
+          <w:p>
+            <w:r>
+              <w:t>Política de chain: rechazo Mainnet.</w:t>
+            </w:r>
+          </w:p>
+        </w:tc>
+        <w:tc>
+          <w:tcPr>
+            <w:tcW w:type="dxa" w:w="1240"/>
+          </w:tcPr>
+          <w:p>
+            <w:r>
+              <w:t>Mensaje SIWE firmado con chainId=1.</w:t>
+            </w:r>
+          </w:p>
+        </w:tc>
+        <w:tc>
+          <w:tcPr>
+            <w:tcW w:type="dxa" w:w="1240"/>
+          </w:tcPr>
+          <w:p>
+            <w:r>
+              <w:t>HTTP 400 unsupported_chain; sin emisión JWT.</w:t>
+            </w:r>
+          </w:p>
+        </w:tc>
+        <w:tc>
+          <w:tcPr>
+            <w:tcW w:type="dxa" w:w="1240"/>
+          </w:tcPr>
+          <w:p>
+            <w:r>
+              <w:t>Fixture auth-verify-400-unsupported-chain.json validado.</w:t>
+            </w:r>
+          </w:p>
+        </w:tc>
+        <w:tc>
+          <w:tcPr>
+            <w:tcW w:type="dxa" w:w="1240"/>
+          </w:tcPr>
+          <w:p>
+            <w:r>
+              <w:t>Pass — política Auth__AllowedChainId=11155111 enforced.</w:t>
+            </w:r>
+          </w:p>
+        </w:tc>
+        <w:tc>
+          <w:tcPr>
+            <w:tcW w:type="dxa" w:w="1240"/>
+          </w:tcPr>
+          <w:p>
+            <w:r>
+              <w:t>Exitoso</w:t>
+            </w:r>
+          </w:p>
+        </w:tc>
+      </w:tr>
+      <w:tr>
+        <w:tc>
+          <w:tcPr>
+            <w:tcW w:type="dxa" w:w="1240"/>
+          </w:tcPr>
+          <w:p>
+            <w:r>
+              <w:t>CP-08</w:t>
+            </w:r>
+          </w:p>
+        </w:tc>
+        <w:tc>
+          <w:tcPr>
+            <w:tcW w:type="dxa" w:w="1240"/>
+          </w:tcPr>
+          <w:p>
+            <w:r>
+              <w:t>Web3Service / Vitest</w:t>
+            </w:r>
+          </w:p>
+        </w:tc>
+        <w:tc>
+          <w:tcPr>
+            <w:tcW w:type="dxa" w:w="1240"/>
+          </w:tcPr>
+          <w:p>
+            <w:r>
+              <w:t>Normalización EIP-55 checksum (ERR-01).</w:t>
+            </w:r>
+          </w:p>
+        </w:tc>
+        <w:tc>
+          <w:tcPr>
+            <w:tcW w:type="dxa" w:w="1240"/>
+          </w:tcPr>
+          <w:p>
+            <w:r>
+              <w:t>eth_requestAccounts retorna address en minúsculas sin checksum.</w:t>
+            </w:r>
+          </w:p>
+        </w:tc>
+        <w:tc>
+          <w:tcPr>
+            <w:tcW w:type="dxa" w:w="1240"/>
+          </w:tcPr>
+          <w:p>
+            <w:r>
+              <w:t>getAddress() normaliza antes de SIWE; sin error invalid EIP-55 address.</w:t>
+            </w:r>
+          </w:p>
+        </w:tc>
+        <w:tc>
+          <w:tcPr>
+            <w:tcW w:type="dxa" w:w="1240"/>
+          </w:tcPr>
+          <w:p>
+            <w:r>
+              <w:t>Login SIWE completo sin rechazo criptográfico.</w:t>
+            </w:r>
+          </w:p>
+        </w:tc>
+        <w:tc>
+          <w:tcPr>
+            <w:tcW w:type="dxa" w:w="1240"/>
+          </w:tcPr>
+          <w:p>
+            <w:r>
+              <w:t>Pass tras fix web3.service.ts toChecksumAddress(); regresión Vitest.</w:t>
+            </w:r>
+          </w:p>
+        </w:tc>
+        <w:tc>
+          <w:tcPr>
+            <w:tcW w:type="dxa" w:w="1240"/>
+          </w:tcPr>
+          <w:p>
+            <w:r>
+              <w:t>Corregido</w:t>
+            </w:r>
+          </w:p>
+        </w:tc>
+      </w:tr>
+      <w:tr>
+        <w:tc>
+          <w:tcPr>
+            <w:tcW w:type="dxa" w:w="1240"/>
+          </w:tcPr>
+          <w:p>
+            <w:r>
+              <w:t>CP-11</w:t>
+            </w:r>
+          </w:p>
+        </w:tc>
+        <w:tc>
+          <w:tcPr>
+            <w:tcW w:type="dxa" w:w="1240"/>
+          </w:tcPr>
+          <w:p>
+            <w:r>
+              <w:t>academy-api / xUnit</w:t>
+            </w:r>
+          </w:p>
+        </w:tc>
+        <w:tc>
+          <w:tcPr>
+            <w:tcW w:type="dxa" w:w="1240"/>
+          </w:tcPr>
+          <w:p>
+            <w:r>
+              <w:t>CRUD institución por platform_admin.</w:t>
+            </w:r>
+          </w:p>
+        </w:tc>
+        <w:tc>
+          <w:tcPr>
+            <w:tcW w:type="dxa" w:w="1240"/>
+          </w:tcPr>
+          <w:p>
+            <w:r>
+              <w:t>POST /academy/institutions con JWT platform_admin.</w:t>
+            </w:r>
+          </w:p>
+        </w:tc>
+        <w:tc>
+          <w:tcPr>
+            <w:tcW w:type="dxa" w:w="1240"/>
+          </w:tcPr>
+          <w:p>
+            <w:r>
+              <w:t>HTTP 201; fila persistida en PostgreSQL 16.</w:t>
+            </w:r>
+          </w:p>
+        </w:tc>
+        <w:tc>
+          <w:tcPr>
+            <w:tcW w:type="dxa" w:w="1240"/>
+          </w:tcPr>
+          <w:p>
+            <w:r>
+              <w:t>Institución creada; visible en portal /platform.</w:t>
+            </w:r>
+          </w:p>
+        </w:tc>
+        <w:tc>
+          <w:tcPr>
+            <w:tcW w:type="dxa" w:w="1240"/>
+          </w:tcPr>
+          <w:p>
+            <w:r>
+              <w:t>Pass — Academy.IntegrationTests + validación manual VPS.</w:t>
+            </w:r>
+          </w:p>
+        </w:tc>
+        <w:tc>
+          <w:tcPr>
+            <w:tcW w:type="dxa" w:w="1240"/>
+          </w:tcPr>
+          <w:p>
+            <w:r>
+              <w:t>Exitoso</w:t>
+            </w:r>
+          </w:p>
+        </w:tc>
+      </w:tr>
+      <w:tr>
+        <w:tc>
+          <w:tcPr>
+            <w:tcW w:type="dxa" w:w="1240"/>
+          </w:tcPr>
+          <w:p>
+            <w:r>
+              <w:t>CP-18</w:t>
+            </w:r>
+          </w:p>
+        </w:tc>
+        <w:tc>
+          <w:tcPr>
+            <w:tcW w:type="dxa" w:w="1240"/>
+          </w:tcPr>
+          <w:p>
+            <w:r>
+              <w:t>academy-api / xUnit</w:t>
+            </w:r>
+          </w:p>
+        </w:tc>
+        <w:tc>
+          <w:tcPr>
+            <w:tcW w:type="dxa" w:w="1240"/>
+          </w:tcPr>
+          <w:p>
+            <w:r>
+              <w:t>Límite varchar PostgreSQL en payload.</w:t>
+            </w:r>
+          </w:p>
+        </w:tc>
+        <w:tc>
+          <w:tcPr>
+            <w:tcW w:type="dxa" w:w="1240"/>
+          </w:tcPr>
+          <w:p>
+            <w:r>
+              <w:t>POST con nombre institución de 300 caracteres.</w:t>
+            </w:r>
+          </w:p>
+        </w:tc>
+        <w:tc>
+          <w:tcPr>
+            <w:tcW w:type="dxa" w:w="1240"/>
+          </w:tcPr>
+          <w:p>
+            <w:r>
+              <w:t>HTTP 400 validación; sin inserción parcial.</w:t>
+            </w:r>
+          </w:p>
+        </w:tc>
+        <w:tc>
+          <w:tcPr>
+            <w:tcW w:type="dxa" w:w="1240"/>
+          </w:tcPr>
+          <w:p>
+            <w:r>
+              <w:t>FluentValidation rechaza antes de EF Core.</w:t>
+            </w:r>
+          </w:p>
+        </w:tc>
+        <w:tc>
+          <w:tcPr>
+            <w:tcW w:type="dxa" w:w="1240"/>
+          </w:tcPr>
+          <w:p>
+            <w:r>
+              <w:t>Pass — error controlado capturado en QA log.</w:t>
+            </w:r>
+          </w:p>
+        </w:tc>
+        <w:tc>
+          <w:tcPr>
+            <w:tcW w:type="dxa" w:w="1240"/>
+          </w:tcPr>
+          <w:p>
+            <w:r>
+              <w:t>Exitoso</w:t>
+            </w:r>
+          </w:p>
+        </w:tc>
+      </w:tr>
+      <w:tr>
+        <w:tc>
+          <w:tcPr>
+            <w:tcW w:type="dxa" w:w="1240"/>
+          </w:tcPr>
+          <w:p>
+            <w:r>
+              <w:t>CP-21</w:t>
+            </w:r>
+          </w:p>
+        </w:tc>
+        <w:tc>
+          <w:tcPr>
+            <w:tcW w:type="dxa" w:w="1240"/>
+          </w:tcPr>
+          <w:p>
+            <w:r>
+              <w:t>issuer-api / xUnit</w:t>
+            </w:r>
+          </w:p>
+        </w:tc>
+        <w:tc>
+          <w:tcPr>
+            <w:tcW w:type="dxa" w:w="1240"/>
+          </w:tcPr>
+          <w:p>
+            <w:r>
+              <w:t>Emisión VC W3C JSON-LD válida.</w:t>
+            </w:r>
+          </w:p>
+        </w:tc>
+        <w:tc>
+          <w:tcPr>
+            <w:tcW w:type="dxa" w:w="1240"/>
+          </w:tcPr>
+          <w:p>
+            <w:r>
+              <w:t>POST emisión con student_wallet vinculada y JWT issuer.</w:t>
+            </w:r>
+          </w:p>
+        </w:tc>
+        <w:tc>
+          <w:tcPr>
+            <w:tcW w:type="dxa" w:w="1240"/>
+          </w:tcPr>
+          <w:p>
+            <w:r>
+              <w:t>VC con @context W3C, proof y credentialId UUID.</w:t>
+            </w:r>
+          </w:p>
+        </w:tc>
+        <w:tc>
+          <w:tcPr>
+            <w:tcW w:type="dxa" w:w="1240"/>
+          </w:tcPr>
+          <w:p>
+            <w:r>
+              <w:t>Issuer.IntegrationTests Pass; JSON-LD schema válido.</w:t>
+            </w:r>
+          </w:p>
+        </w:tc>
+        <w:tc>
+          <w:tcPr>
+            <w:tcW w:type="dxa" w:w="1240"/>
+          </w:tcPr>
+          <w:p>
+            <w:r>
+              <w:t>Pass — emisión en entorno staging con Sepolia ETH test.</w:t>
+            </w:r>
+          </w:p>
+        </w:tc>
+        <w:tc>
+          <w:tcPr>
+            <w:tcW w:type="dxa" w:w="1240"/>
+          </w:tcPr>
+          <w:p>
+            <w:r>
+              <w:t>Exitoso</w:t>
+            </w:r>
+          </w:p>
+        </w:tc>
+      </w:tr>
+      <w:tr>
+        <w:tc>
+          <w:tcPr>
+            <w:tcW w:type="dxa" w:w="1240"/>
+          </w:tcPr>
+          <w:p>
+            <w:r>
+              <w:t>CP-24</w:t>
+            </w:r>
+          </w:p>
+        </w:tc>
+        <w:tc>
+          <w:tcPr>
+            <w:tcW w:type="dxa" w:w="1240"/>
+          </w:tcPr>
+          <w:p>
+            <w:r>
+              <w:t>issuer-api / Manual MetaMask</w:t>
+            </w:r>
+          </w:p>
+        </w:tc>
+        <w:tc>
+          <w:tcPr>
+            <w:tcW w:type="dxa" w:w="1240"/>
+          </w:tcPr>
+          <w:p>
+            <w:r>
+              <w:t>Confirmación transacción EIP-712 on-chain.</w:t>
+            </w:r>
+          </w:p>
+        </w:tc>
+        <w:tc>
+          <w:tcPr>
+            <w:tcW w:type="dxa" w:w="1240"/>
+          </w:tcPr>
+          <w:p>
+            <w:r>
+              <w:t>UI issuer: emitir credencial; MetaMask confirma tx Sepolia.</w:t>
+            </w:r>
+          </w:p>
+        </w:tc>
+        <w:tc>
+          <w:tcPr>
+            <w:tcW w:type="dxa" w:w="1240"/>
+          </w:tcPr>
+          <w:p>
+            <w:r>
+              <w:t>Tx mined; hash retornado; evento AnchorRegistered.</w:t>
+            </w:r>
+          </w:p>
+        </w:tc>
+        <w:tc>
+          <w:tcPr>
+            <w:tcW w:type="dxa" w:w="1240"/>
+          </w:tcPr>
+          <w:p>
+            <w:r>
+              <w:t>Etherscan Sepolia confirma tx en &lt;60s (testnet).</w:t>
+            </w:r>
+          </w:p>
+        </w:tc>
+        <w:tc>
+          <w:tcPr>
+            <w:tcW w:type="dxa" w:w="1240"/>
+          </w:tcPr>
+          <w:p>
+            <w:r>
+              <w:t>Pass manual — latencia mitigada con HexLoader (ERR-03).</w:t>
+            </w:r>
+          </w:p>
+        </w:tc>
+        <w:tc>
+          <w:tcPr>
+            <w:tcW w:type="dxa" w:w="1240"/>
+          </w:tcPr>
+          <w:p>
+            <w:r>
+              <w:t>Exitoso</w:t>
+            </w:r>
+          </w:p>
+        </w:tc>
+      </w:tr>
+      <w:tr>
+        <w:tc>
+          <w:tcPr>
+            <w:tcW w:type="dxa" w:w="1240"/>
+          </w:tcPr>
+          <w:p>
+            <w:r>
+              <w:t>CP-30</w:t>
+            </w:r>
+          </w:p>
+        </w:tc>
+        <w:tc>
+          <w:tcPr>
+            <w:tcW w:type="dxa" w:w="1240"/>
+          </w:tcPr>
+          <w:p>
+            <w:r>
+              <w:t>reports-api / xUnit</w:t>
+            </w:r>
+          </w:p>
+        </w:tc>
+        <w:tc>
+          <w:tcPr>
+            <w:tcW w:type="dxa" w:w="1240"/>
+          </w:tcPr>
+          <w:p>
+            <w:r>
+              <w:t>MetricsSnapshotJob sin degradar BD caliente.</w:t>
+            </w:r>
+          </w:p>
+        </w:tc>
+        <w:tc>
+          <w:tcPr>
+            <w:tcW w:type="dxa" w:w="1240"/>
+          </w:tcPr>
+          <w:p>
+            <w:r>
+              <w:t>Trigger job UTC; GET métricas dashboard academy.</w:t>
+            </w:r>
+          </w:p>
+        </w:tc>
+        <w:tc>
+          <w:tcPr>
+            <w:tcW w:type="dxa" w:w="1240"/>
+          </w:tcPr>
+          <w:p>
+            <w:r>
+              <w:t>Respuesta &lt;500ms desde snapshot materializado.</w:t>
+            </w:r>
+          </w:p>
+        </w:tc>
+        <w:tc>
+          <w:tcPr>
+            <w:tcW w:type="dxa" w:w="1240"/>
+          </w:tcPr>
+          <w:p>
+            <w:r>
+              <w:t>Reports.IntegrationTests Pass; sin scan on-chain en request.</w:t>
+            </w:r>
+          </w:p>
+        </w:tc>
+        <w:tc>
+          <w:tcPr>
+            <w:tcW w:type="dxa" w:w="1240"/>
+          </w:tcPr>
+          <w:p>
+            <w:r>
+              <w:t>Pass — snapshot pre-calculado en metrics_snapshots.</w:t>
+            </w:r>
+          </w:p>
+        </w:tc>
+        <w:tc>
+          <w:tcPr>
+            <w:tcW w:type="dxa" w:w="1240"/>
+          </w:tcPr>
+          <w:p>
+            <w:r>
+              <w:t>Exitoso</w:t>
+            </w:r>
+          </w:p>
+        </w:tc>
+      </w:tr>
+      <w:tr>
+        <w:tc>
+          <w:tcPr>
+            <w:tcW w:type="dxa" w:w="1240"/>
+          </w:tcPr>
+          <w:p>
+            <w:r>
+              <w:t>CP-33</w:t>
+            </w:r>
+          </w:p>
+        </w:tc>
+        <w:tc>
+          <w:tcPr>
+            <w:tcW w:type="dxa" w:w="1240"/>
+          </w:tcPr>
+          <w:p>
+            <w:r>
+              <w:t>verifier-api / Vitest+Manual</w:t>
+            </w:r>
+          </w:p>
+        </w:tc>
+        <w:tc>
+          <w:tcPr>
+            <w:tcW w:type="dxa" w:w="1240"/>
+          </w:tcPr>
+          <w:p>
+            <w:r>
+              <w:t>Tampered VC rechazada (drag &amp; drop).</w:t>
+            </w:r>
+          </w:p>
+        </w:tc>
+        <w:tc>
+          <w:tcPr>
+            <w:tcW w:type="dxa" w:w="1240"/>
+          </w:tcPr>
+          <w:p>
+            <w:r>
+              <w:t>JSON-LD alterado (1 char); POST /verifications o UI /verifier.</w:t>
+            </w:r>
+          </w:p>
+        </w:tc>
+        <w:tc>
+          <w:tcPr>
+            <w:tcW w:type="dxa" w:w="1240"/>
+          </w:tcPr>
+          <w:p>
+            <w:r>
+              <w:t>result=invalid; check firma inválida.</w:t>
+            </w:r>
+          </w:p>
+        </w:tc>
+        <w:tc>
+          <w:tcPr>
+            <w:tcW w:type="dxa" w:w="1240"/>
+          </w:tcPr>
+          <w:p>
+            <w:r>
+              <w:t>VerificationVerdictPanel muestra veredicto rojo.</w:t>
+            </w:r>
+          </w:p>
+        </w:tc>
+        <w:tc>
+          <w:tcPr>
+            <w:tcW w:type="dxa" w:w="1240"/>
+          </w:tcPr>
+          <w:p>
+            <w:r>
+              <w:t>Pass — Verifier.UnitTests + prueba manual Chrome.</w:t>
+            </w:r>
+          </w:p>
+        </w:tc>
+        <w:tc>
+          <w:tcPr>
+            <w:tcW w:type="dxa" w:w="1240"/>
+          </w:tcPr>
+          <w:p>
+            <w:r>
+              <w:t>Exitoso</w:t>
+            </w:r>
+          </w:p>
+        </w:tc>
+      </w:tr>
+      <w:tr>
+        <w:tc>
+          <w:tcPr>
+            <w:tcW w:type="dxa" w:w="1240"/>
+          </w:tcPr>
+          <w:p>
+            <w:r>
+              <w:t>CP-36</w:t>
+            </w:r>
+          </w:p>
+        </w:tc>
+        <w:tc>
+          <w:tcPr>
+            <w:tcW w:type="dxa" w:w="1240"/>
+          </w:tcPr>
+          <w:p>
+            <w:r>
+              <w:t>verifier-api / xUnit</w:t>
+            </w:r>
+          </w:p>
+        </w:tc>
+        <w:tc>
+          <w:tcPr>
+            <w:tcW w:type="dxa" w:w="1240"/>
+          </w:tcPr>
+          <w:p>
+            <w:r>
+              <w:t>Rate limiting HTTP 429.</w:t>
+            </w:r>
+          </w:p>
+        </w:tc>
+        <w:tc>
+          <w:tcPr>
+            <w:tcW w:type="dxa" w:w="1240"/>
+          </w:tcPr>
+          <w:p>
+            <w:r>
+              <w:t>&gt;10 POST /verifications/30s misma IP (token bucket .NET 10).</w:t>
+            </w:r>
+          </w:p>
+        </w:tc>
+        <w:tc>
+          <w:tcPr>
+            <w:tcW w:type="dxa" w:w="1240"/>
+          </w:tcPr>
+          <w:p>
+            <w:r>
+              <w:t>HTTP 429 Too Many Requests tras umbral.</w:t>
+            </w:r>
+          </w:p>
+        </w:tc>
+        <w:tc>
+          <w:tcPr>
+            <w:tcW w:type="dxa" w:w="1240"/>
+          </w:tcPr>
+          <w:p>
+            <w:r>
+              <w:t>Middleware nativo ASP.NET RateLimiting activo.</w:t>
+            </w:r>
+          </w:p>
+        </w:tc>
+        <w:tc>
+          <w:tcPr>
+            <w:tcW w:type="dxa" w:w="1240"/>
+          </w:tcPr>
+          <w:p>
+            <w:r>
+              <w:t>Pass — Verifier.IntegrationTests; ForwardedHeaders detrás nginx.</w:t>
+            </w:r>
+          </w:p>
+        </w:tc>
+        <w:tc>
+          <w:tcPr>
+            <w:tcW w:type="dxa" w:w="1240"/>
+          </w:tcPr>
+          <w:p>
+            <w:r>
+              <w:t>Exitoso</w:t>
+            </w:r>
+          </w:p>
+        </w:tc>
+      </w:tr>
+      <w:tr>
+        <w:tc>
+          <w:tcPr>
+            <w:tcW w:type="dxa" w:w="1240"/>
+          </w:tcPr>
+          <w:p>
+            <w:r>
+              <w:t>CP-40</w:t>
+            </w:r>
+          </w:p>
+        </w:tc>
+        <w:tc>
+          <w:tcPr>
+            <w:tcW w:type="dxa" w:w="1240"/>
+          </w:tcPr>
+          <w:p>
+            <w:r>
+              <w:t>Holder Web / Manual</w:t>
+            </w:r>
+          </w:p>
+        </w:tc>
+        <w:tc>
+          <w:tcPr>
+            <w:tcW w:type="dxa" w:w="1240"/>
+          </w:tcPr>
+          <w:p>
+            <w:r>
+              <w:t>E2E holder: carga credenciales con estados UX.</w:t>
+            </w:r>
+          </w:p>
+        </w:tc>
+        <w:tc>
+          <w:tcPr>
+            <w:tcW w:type="dxa" w:w="1240"/>
+          </w:tcPr>
+          <w:p>
+            <w:r>
+              <w:t>Login holder → /holder; fetch BFF /api/issuer/holders/me/credentials.</w:t>
+            </w:r>
+          </w:p>
+        </w:tc>
+        <w:tc>
+          <w:tcPr>
+            <w:tcW w:type="dxa" w:w="1240"/>
+          </w:tcPr>
+          <w:p>
+            <w:r>
+              <w:t>Estados loading→loaded; HexLoader visible; lista credenciales.</w:t>
+            </w:r>
+          </w:p>
+        </w:tc>
+        <w:tc>
+          <w:tcPr>
+            <w:tcW w:type="dxa" w:w="1240"/>
+          </w:tcPr>
+          <w:p>
+            <w:r>
+              <w:t>Signals HolderLoadState; empty/error manejados sin pantalla en blanco.</w:t>
+            </w:r>
+          </w:p>
+        </w:tc>
+        <w:tc>
+          <w:tcPr>
+            <w:tcW w:type="dxa" w:w="1240"/>
+          </w:tcPr>
+          <w:p>
+            <w:r>
+              <w:t>Pass manual — holder.component.ts con withMinimumVisualDelay.</w:t>
+            </w:r>
+          </w:p>
+        </w:tc>
+        <w:tc>
+          <w:tcPr>
+            <w:tcW w:type="dxa" w:w="1240"/>
+          </w:tcPr>
+          <w:p>
+            <w:r>
+              <w:t>Exitoso</w:t>
+            </w:r>
+          </w:p>
+        </w:tc>
+      </w:tr>
+      <w:tblGrid>
+        <w:gridCol w:w="700"/>
+        <w:gridCol w:w="1400"/>
+        <w:gridCol w:w="2000"/>
+        <w:gridCol w:w="1800"/>
+        <w:gridCol w:w="1800"/>
+        <w:gridCol w:w="1600"/>
+        <w:gridCol w:w="2000"/>
+        <w:gridCol w:w="900"/>
+      </w:tblGrid>
+    </w:tbl>
+    <w:p/>
+    <w:p>
+      <w:pPr>
+        <w:pStyle w:val="Ttulo2"/>
+      </w:pPr>
+      <w:r>
+        <w:t>2. Corrección de Defectos y Usabilidad (UX)</w:t>
+      </w:r>
+    </w:p>
+    <w:p>
+      <w:pPr/>
+      <w:r>
+        <w:t>Se documentan 3 fallos bloqueantes detectados durante QA y su remediación técnica:</w:t>
+      </w:r>
+    </w:p>
+    <w:p>
+      <w:pPr/>
+      <w:r>
+        <w:t>ERR-01 (Criptografía — Severidad Alta): MetaMask retornaba addresses en minúsculas sin checksum EIP-55, provocando el error «invalid EIP-55 address» al construir el mensaje SIWE. Remediación: método privado toChecksumAddress() en Web3Service (src/web/src/app/core/services/web3.service.ts) que normaliza con getAddress de ethers.js v6 antes de firmar. Regresión: CP-08 Pass en Vitest y flujo login manual en Sepolia.</w:t>
+      </w:r>
+    </w:p>
+    <w:p>
+      <w:pPr/>
+      <w:r>
+        <w:t>ERR-02 (Framework Angular — Severidad Alta): Excepción NG0203 (inject() fuera del contexto de inyección válido) al encadenar rxResource con llamadas HTTP asíncronas en el ciclo de vida del componente. Remediación: refactorización del cliente HTTP generado (Api.invoke en src/web/src/app/api/auth/api.ts) hacia firstValueFrom(obs) async/await, consumido por AuthApiService.fetchNonce() y verifySignature() sin rxResource en el path crítico de autenticación. Regresión: login SIWE E2E sin NG0203 en consola.</w:t>
+      </w:r>
+    </w:p>
+    <w:p>
+      <w:pPr>
+        <w:sectPr>
+          <w:pgSz w:w="16838" w:h="11906" w:orient="landscape"/>
+          <w:pgMar w:top="1440" w:right="1440" w:bottom="1440" w:left="1440" w:header="708" w:footer="708" w:gutter="0"/>
+        </w:sectPr>
+      </w:pPr>
+      <w:r>
+        <w:t>ERR-03 (UX Holder Web — Severidad Media): Latencia de red blockchain/IPFS (8-30s) dejaba el portal holder sin feedback visual durante fetch de credenciales y anclas on-chain. Remediación: estados reactivos explícitos con Angular Signals (HolderLoadState: loading | loaded | error; AnchorsModalModel: idle | loading | loaded | error) en holder.component.ts, con HexLoaderComponent como skeleton animado y withMinimumVisualDelay para evitar flicker. Regresión: CP-40 Pass manual.</w:t>
+      </w:r>
+    </w:p>
+    <w:tbl>
+      <w:tblPr>
+        <w:tblStyle w:val="Tablaconcuadrcula"/>
+        <w:tblW w:type="auto" w:w="0"/>
+        <w:tblLook w:firstColumn="1" w:firstRow="1" w:lastColumn="0" w:lastRow="0" w:noHBand="0" w:noVBand="1" w:val="04A0"/>
+      </w:tblPr>
+      <w:tblGrid>
+        <w:gridCol w:w="1653"/>
+        <w:gridCol w:w="1653"/>
+        <w:gridCol w:w="1653"/>
+        <w:gridCol w:w="1653"/>
+        <w:gridCol w:w="1653"/>
+        <w:gridCol w:w="1653"/>
+      </w:tblGrid>
+      <w:tr>
+        <w:tc>
+          <w:tcPr>
+            <w:tcW w:type="dxa" w:w="1653"/>
+          </w:tcPr>
+          <w:p>
+            <w:r>
+              <w:t>ID Defecto</w:t>
+            </w:r>
+          </w:p>
+        </w:tc>
+        <w:tc>
+          <w:tcPr>
+            <w:tcW w:type="dxa" w:w="1653"/>
+          </w:tcPr>
+          <w:p>
+            <w:r>
+              <w:t>Severidad</w:t>
+            </w:r>
+          </w:p>
+        </w:tc>
+        <w:tc>
+          <w:tcPr>
+            <w:tcW w:type="dxa" w:w="1653"/>
+          </w:tcPr>
+          <w:p>
+            <w:r>
+              <w:t>Impacto</w:t>
+            </w:r>
+          </w:p>
+        </w:tc>
+        <w:tc>
+          <w:tcPr>
+            <w:tcW w:type="dxa" w:w="1653"/>
+          </w:tcPr>
+          <w:p>
+            <w:r>
+              <w:t>Componente</w:t>
+            </w:r>
+          </w:p>
+        </w:tc>
+        <w:tc>
+          <w:tcPr>
+            <w:tcW w:type="dxa" w:w="1653"/>
+          </w:tcPr>
+          <w:p>
+            <w:r>
+              <w:t>Estado Corrección</w:t>
+            </w:r>
+          </w:p>
+        </w:tc>
+        <w:tc>
+          <w:tcPr>
+            <w:tcW w:type="dxa" w:w="1653"/>
+          </w:tcPr>
+          <w:p>
+            <w:r>
+              <w:t>Regresión</w:t>
+            </w:r>
+          </w:p>
+        </w:tc>
+      </w:tr>
+      <w:tr>
+        <w:tc>
+          <w:tcPr>
+            <w:tcW w:type="dxa" w:w="1653"/>
+          </w:tcPr>
+          <w:p>
+            <w:r>
+              <w:t>ERR-01</w:t>
+            </w:r>
+          </w:p>
+        </w:tc>
+        <w:tc>
+          <w:tcPr>
+            <w:tcW w:type="dxa" w:w="1653"/>
+          </w:tcPr>
+          <w:p>
+            <w:r>
+              <w:t>Alta</w:t>
+            </w:r>
+          </w:p>
+        </w:tc>
+        <w:tc>
+          <w:tcPr>
+            <w:tcW w:type="dxa" w:w="1653"/>
+          </w:tcPr>
+          <w:p>
+            <w:r>
+              <w:t>Bloqueante — login SIWE imposible</w:t>
+            </w:r>
+          </w:p>
+        </w:tc>
+        <w:tc>
+          <w:tcPr>
+            <w:tcW w:type="dxa" w:w="1653"/>
+          </w:tcPr>
+          <w:p>
+            <w:r>
+              <w:t>Web3Service / ethers.js</w:t>
+            </w:r>
+          </w:p>
+        </w:tc>
+        <w:tc>
+          <w:tcPr>
+            <w:tcW w:type="dxa" w:w="1653"/>
+          </w:tcPr>
+          <w:p>
+            <w:r>
+              <w:t>Corregido</w:t>
+            </w:r>
+          </w:p>
+        </w:tc>
+        <w:tc>
+          <w:tcPr>
+            <w:tcW w:type="dxa" w:w="1653"/>
+          </w:tcPr>
+          <w:p>
+            <w:r>
+              <w:t>CP-08 Pass (Vitest)</w:t>
+            </w:r>
+          </w:p>
+        </w:tc>
+      </w:tr>
+      <w:tr>
+        <w:tc>
+          <w:tcPr>
+            <w:tcW w:type="dxa" w:w="1653"/>
+          </w:tcPr>
+          <w:p>
+            <w:r>
+              <w:t>ERR-02</w:t>
+            </w:r>
+          </w:p>
+        </w:tc>
+        <w:tc>
+          <w:tcPr>
+            <w:tcW w:type="dxa" w:w="1653"/>
+          </w:tcPr>
+          <w:p>
+            <w:r>
+              <w:t>Alta</w:t>
+            </w:r>
+          </w:p>
+        </w:tc>
+        <w:tc>
+          <w:tcPr>
+            <w:tcW w:type="dxa" w:w="1653"/>
+          </w:tcPr>
+          <w:p>
+            <w:r>
+              <w:t>Bloqueante — crash NG0203 en auth flow</w:t>
+            </w:r>
+          </w:p>
+        </w:tc>
+        <w:tc>
+          <w:tcPr>
+            <w:tcW w:type="dxa" w:w="1653"/>
+          </w:tcPr>
+          <w:p>
+            <w:r>
+              <w:t>AuthApiService / api/auth/api.ts</w:t>
+            </w:r>
+          </w:p>
+        </w:tc>
+        <w:tc>
+          <w:tcPr>
+            <w:tcW w:type="dxa" w:w="1653"/>
+          </w:tcPr>
+          <w:p>
+            <w:r>
+              <w:t>Corregido</w:t>
+            </w:r>
+          </w:p>
+        </w:tc>
+        <w:tc>
+          <w:tcPr>
+            <w:tcW w:type="dxa" w:w="1653"/>
+          </w:tcPr>
+          <w:p>
+            <w:r>
+              <w:t>Login E2E sin excepción DI</w:t>
+            </w:r>
+          </w:p>
+        </w:tc>
+      </w:tr>
+      <w:tr>
+        <w:tc>
+          <w:tcPr>
+            <w:tcW w:type="dxa" w:w="1653"/>
+          </w:tcPr>
+          <w:p>
+            <w:r>
+              <w:t>ERR-03</w:t>
+            </w:r>
+          </w:p>
+        </w:tc>
+        <w:tc>
+          <w:tcPr>
+            <w:tcW w:type="dxa" w:w="1653"/>
+          </w:tcPr>
+          <w:p>
+            <w:r>
+              <w:t>Media</w:t>
+            </w:r>
+          </w:p>
+        </w:tc>
+        <w:tc>
+          <w:tcPr>
+            <w:tcW w:type="dxa" w:w="1653"/>
+          </w:tcPr>
+          <w:p>
+            <w:r>
+              <w:t>Degradación UX — pantalla congelada 8-30s</w:t>
+            </w:r>
+          </w:p>
+        </w:tc>
+        <w:tc>
+          <w:tcPr>
+            <w:tcW w:type="dxa" w:w="1653"/>
+          </w:tcPr>
+          <w:p>
+            <w:r>
+              <w:t>holder.component.ts (Signals + HexLoader)</w:t>
+            </w:r>
+          </w:p>
+        </w:tc>
+        <w:tc>
+          <w:tcPr>
+            <w:tcW w:type="dxa" w:w="1653"/>
+          </w:tcPr>
+          <w:p>
+            <w:r>
+              <w:t>Corregido</w:t>
+            </w:r>
+          </w:p>
+        </w:tc>
+        <w:tc>
+          <w:tcPr>
+            <w:tcW w:type="dxa" w:w="1653"/>
+          </w:tcPr>
+          <w:p>
+            <w:r>
+              <w:t>CP-40 Pass manual</w:t>
+            </w:r>
+          </w:p>
+        </w:tc>
+      </w:tr>
+    </w:tbl>
+    <w:p>
+      <w:pPr>
+        <w:pStyle w:val="Ttulo2"/>
+      </w:pPr>
+      <w:r>
+        <w:t>3. Optimización del Rendimiento</w:t>
+      </w:r>
+    </w:p>
+    <w:p>
+      <w:pPr/>
+      <w:r>
+        <w:t>OPT-01 — Patrón Backend-For-Frontend (BFF) con Kiota (ADR-0005): bff-api centraliza contratos OpenAPI downstream (verifier, issuer, academy, reports) en un único surface /api/ para el SPA. Clientes Kiota generados (scripts/gen-kiota-clients.ps1) eliminan peticiones en vuelo múltiples desde el navegador, reducen latencia percibida y ocultan topología interna de microservicios.</w:t>
+      </w:r>
+    </w:p>
+    <w:p>
+      <w:pPr/>
+      <w:r>
+        <w:t>OPT-02 — Caché asíncrona MetricsSnapshotJob (reports-api): BackgroundService que materializa snapshots diarios UTC (MetricsSnapshotJob.cs → IMetricsSnapshotService.UpsertDailyMetricsAsync) sin consultas on-chain ni agregaciones pesadas en tiempo real sobre PostgreSQL 16 transaccional. El dashboard academy/reports lee datos pre-calculados (&lt;500ms vs &gt;5s previo).</w:t>
+      </w:r>
+    </w:p>
+    <w:p>
+      <w:pPr>
+        <w:sectPr>
+          <w:pgSz w:w="16838" w:h="11906" w:orient="landscape"/>
+          <w:pgMar w:top="1440" w:right="1440" w:bottom="1440" w:left="1440" w:header="708" w:footer="708" w:gutter="0"/>
+        </w:sectPr>
+      </w:pPr>
+      <w:r>
+        <w:t>OPT-03 — Tuneo presupuestos ESBuild (angular.json): maximumError: 2MB para initial bundle (maximumWarning: 1MB), permitiendo compilar estáticos de alta densidad criptográfica (ethers.js, @antv/g2, i18n) sin falsos positivos de budget en producción. Nginx reverse proxy con keep-alive optimiza entrega de chunks hashed desde contenedor web.</w:t>
+      </w:r>
+    </w:p>
+    <w:tbl>
+      <w:tblPr>
+        <w:tblStyle w:val="Tablaconcuadrcula"/>
+        <w:tblW w:type="auto" w:w="0"/>
+        <w:tblLook w:firstColumn="1" w:firstRow="1" w:lastColumn="0" w:lastRow="0" w:noHBand="0" w:noVBand="1" w:val="04A0"/>
+      </w:tblPr>
+      <w:tblGrid>
+        <w:gridCol w:w="1653"/>
+        <w:gridCol w:w="1653"/>
+        <w:gridCol w:w="1653"/>
+        <w:gridCol w:w="1653"/>
+        <w:gridCol w:w="1653"/>
+        <w:gridCol w:w="1653"/>
+      </w:tblGrid>
+      <w:tr>
+        <w:tc>
+          <w:tcPr>
+            <w:tcW w:type="dxa" w:w="1653"/>
+          </w:tcPr>
+          <w:p>
+            <w:r>
+              <w:t>ID</w:t>
+            </w:r>
+          </w:p>
+        </w:tc>
+        <w:tc>
+          <w:tcPr>
+            <w:tcW w:type="dxa" w:w="1653"/>
+          </w:tcPr>
+          <w:p>
+            <w:r>
+              <w:t>Estrategia</w:t>
+            </w:r>
+          </w:p>
+        </w:tc>
+        <w:tc>
+          <w:tcPr>
+            <w:tcW w:type="dxa" w:w="1653"/>
+          </w:tcPr>
+          <w:p>
+            <w:r>
+              <w:t>Métrica</w:t>
+            </w:r>
+          </w:p>
+        </w:tc>
+        <w:tc>
+          <w:tcPr>
+            <w:tcW w:type="dxa" w:w="1653"/>
+          </w:tcPr>
+          <w:p>
+            <w:r>
+              <w:t>Antes</w:t>
+            </w:r>
+          </w:p>
+        </w:tc>
+        <w:tc>
+          <w:tcPr>
+            <w:tcW w:type="dxa" w:w="1653"/>
+          </w:tcPr>
+          <w:p>
+            <w:r>
+              <w:t>Después</w:t>
+            </w:r>
+          </w:p>
+        </w:tc>
+        <w:tc>
+          <w:tcPr>
+            <w:tcW w:type="dxa" w:w="1653"/>
+          </w:tcPr>
+          <w:p>
+            <w:r>
+              <w:t>Aspecto evaluado</w:t>
+            </w:r>
+          </w:p>
+        </w:tc>
+      </w:tr>
+      <w:tr>
+        <w:tc>
+          <w:tcPr>
+            <w:tcW w:type="dxa" w:w="1653"/>
+          </w:tcPr>
+          <w:p>
+            <w:r>
+              <w:t>OPT-01</w:t>
+            </w:r>
+          </w:p>
+        </w:tc>
+        <w:tc>
+          <w:tcPr>
+            <w:tcW w:type="dxa" w:w="1653"/>
+          </w:tcPr>
+          <w:p>
+            <w:r>
+              <w:t>BFF + Kiota (ADR-0005)</w:t>
+            </w:r>
+          </w:p>
+        </w:tc>
+        <w:tc>
+          <w:tcPr>
+            <w:tcW w:type="dxa" w:w="1653"/>
+          </w:tcPr>
+          <w:p>
+            <w:r>
+              <w:t>Round-trips browser→API</w:t>
+            </w:r>
+          </w:p>
+        </w:tc>
+        <w:tc>
+          <w:tcPr>
+            <w:tcW w:type="dxa" w:w="1653"/>
+          </w:tcPr>
+          <w:p>
+            <w:r>
+              <w:t>4-6 requests/portales</w:t>
+            </w:r>
+          </w:p>
+        </w:tc>
+        <w:tc>
+          <w:tcPr>
+            <w:tcW w:type="dxa" w:w="1653"/>
+          </w:tcPr>
+          <w:p>
+            <w:r>
+              <w:t>1 request /api/*</w:t>
+            </w:r>
+          </w:p>
+        </w:tc>
+        <w:tc>
+          <w:tcPr>
+            <w:tcW w:type="dxa" w:w="1653"/>
+          </w:tcPr>
+          <w:p>
+            <w:r>
+              <w:t>Tiempos de respuesta</w:t>
+            </w:r>
+          </w:p>
+        </w:tc>
+      </w:tr>
+      <w:tr>
+        <w:tc>
+          <w:tcPr>
+            <w:tcW w:type="dxa" w:w="1653"/>
+          </w:tcPr>
+          <w:p>
+            <w:r>
+              <w:t>OPT-02</w:t>
+            </w:r>
+          </w:p>
+        </w:tc>
+        <w:tc>
+          <w:tcPr>
+            <w:tcW w:type="dxa" w:w="1653"/>
+          </w:tcPr>
+          <w:p>
+            <w:r>
+              <w:t>MetricsSnapshotJob</w:t>
+            </w:r>
+          </w:p>
+        </w:tc>
+        <w:tc>
+          <w:tcPr>
+            <w:tcW w:type="dxa" w:w="1653"/>
+          </w:tcPr>
+          <w:p>
+            <w:r>
+              <w:t>Latencia dashboard reports</w:t>
+            </w:r>
+          </w:p>
+        </w:tc>
+        <w:tc>
+          <w:tcPr>
+            <w:tcW w:type="dxa" w:w="1653"/>
+          </w:tcPr>
+          <w:p>
+            <w:r>
+              <w:t>&gt;5s (agregación live)</w:t>
+            </w:r>
+          </w:p>
+        </w:tc>
+        <w:tc>
+          <w:tcPr>
+            <w:tcW w:type="dxa" w:w="1653"/>
+          </w:tcPr>
+          <w:p>
+            <w:r>
+              <w:t>&lt;500ms (snapshot)</w:t>
+            </w:r>
+          </w:p>
+        </w:tc>
+        <w:tc>
+          <w:tcPr>
+            <w:tcW w:type="dxa" w:w="1653"/>
+          </w:tcPr>
+          <w:p>
+            <w:r>
+              <w:t>Consumo recursos BD</w:t>
+            </w:r>
+          </w:p>
+        </w:tc>
+      </w:tr>
+      <w:tr>
+        <w:tc>
+          <w:tcPr>
+            <w:tcW w:type="dxa" w:w="1653"/>
+          </w:tcPr>
+          <w:p>
+            <w:r>
+              <w:t>OPT-03</w:t>
+            </w:r>
+          </w:p>
+        </w:tc>
+        <w:tc>
+          <w:tcPr>
+            <w:tcW w:type="dxa" w:w="1653"/>
+          </w:tcPr>
+          <w:p>
+            <w:r>
+              <w:t>ESBuild budgets 2MB</w:t>
+            </w:r>
+          </w:p>
+        </w:tc>
+        <w:tc>
+          <w:tcPr>
+            <w:tcW w:type="dxa" w:w="1653"/>
+          </w:tcPr>
+          <w:p>
+            <w:r>
+              <w:t>Build producción Angular</w:t>
+            </w:r>
+          </w:p>
+        </w:tc>
+        <w:tc>
+          <w:tcPr>
+            <w:tcW w:type="dxa" w:w="1653"/>
+          </w:tcPr>
+          <w:p>
+            <w:r>
+              <w:t>Fallos budget con ethers+g2</w:t>
+            </w:r>
+          </w:p>
+        </w:tc>
+        <w:tc>
+          <w:tcPr>
+            <w:tcW w:type="dxa" w:w="1653"/>
+          </w:tcPr>
+          <w:p>
+            <w:r>
+              <w:t>Build CI verde</w:t>
+            </w:r>
+          </w:p>
+        </w:tc>
+        <w:tc>
+          <w:tcPr>
+            <w:tcW w:type="dxa" w:w="1653"/>
+          </w:tcPr>
+          <w:p>
+            <w:r>
+              <w:t>Eficiencia general</w:t>
+            </w:r>
+          </w:p>
+        </w:tc>
+      </w:tr>
+    </w:tbl>
+    <w:p>
+      <w:r>
+        <w:t xml:space="preserve"/>
+      </w:r>
+    </w:p>
+    <w:p>
+      <w:pPr>
+        <w:pStyle w:val="Heading2"/>
+      </w:pPr>
+      <w:r>
+        <w:t xml:space="preserve">4. Evolución del modelo de base de datos (PostgreSQL 16)</w:t>
+      </w:r>
+    </w:p>
+    <w:p>
+      <w:pPr>
+        <w:sectPr>
+          <w:pgSz w:w="16838" w:h="11906" w:orient="landscape"/>
+        </w:sectPr>
+      </w:pPr>
+      <w:r>
+        <w:t xml:space="preserve">SovereignID adopta un enfoque database-first sobre PostgreSQL 16 compartido por todos los microservicios (ADR-0002): el esquema canónico vive en database/BBDD_SovereignID.sql y los deltas se aplican mediante patches idempotentes en database/patches/, sin migraciones EF Code-First. La evolución del modelo no es ad-hoc: cada cambio responde a una capacidad de producto documentada. El esquema pasó de ~12 tablas MVP a 15 tablas y 5 ENUMs.</w:t>
+      </w:r>
+    </w:p>
+    <w:p>
+      <w:r>
+        <w:t xml:space="preserve">La siguiente tabla resume los cambios ejecutados sobre el esquema y su justificación de negocio (fuente: docs/database-schema-evolution.md):</w:t>
+      </w:r>
+      <w:pPr>
+        <w:sectPr>
+          <w:pgSz w:w="16838" w:h="11906" w:orient="landscape"/>
+        </w:sectPr>
+      </w:pPr>
+    </w:p>
+    <w:tbl>
+      <w:tblPr>
+        <w:tblStyle w:val="TableGrid"/>
+        <w:tblW w:w="10500" w:type="dxa"/>
+      </w:tblPr>
+      <w:tr>
+        <w:tc>
+          <w:p>
+            <w:r>
+              <w:rPr>
+                <w:b/>
+              </w:rPr>
+              <w:t xml:space="preserve">Fecha</w:t>
+            </w:r>
+          </w:p>
+        </w:tc>
+        <w:tc>
+          <w:p>
+            <w:r>
+              <w:rPr>
+                <w:b/>
+              </w:rPr>
+              <w:t xml:space="preserve">Patch / Fuente</w:t>
+            </w:r>
+          </w:p>
+        </w:tc>
+        <w:tc>
+          <w:p>
+            <w:r>
+              <w:rPr>
+                <w:b/>
+              </w:rPr>
+              <w:t xml:space="preserve">Cambio DDL</w:t>
+            </w:r>
+          </w:p>
+        </w:tc>
+        <w:tc>
+          <w:p>
+            <w:r>
+              <w:rPr>
+                <w:b/>
+              </w:rPr>
+              <w:t xml:space="preserve">Justificación</w:t>
+            </w:r>
+          </w:p>
+        </w:tc>
+        <w:tc>
+          <w:p>
+            <w:r>
+              <w:rPr>
+                <w:b/>
+              </w:rPr>
+              <w:t xml:space="preserve">Consumidor</w:t>
+            </w:r>
+          </w:p>
+        </w:tc>
+      </w:tr>
+      <w:tr>
+        <w:tc>
+          <w:p>
+            <w:r>
+              <w:t xml:space="preserve">Diseño base MVP</w:t>
+            </w:r>
+          </w:p>
+        </w:tc>
+        <w:tc>
+          <w:p>
+            <w:r>
+              <w:t xml:space="preserve">database/BBDD_SovereignID.sql</w:t>
+            </w:r>
+          </w:p>
+        </w:tc>
+        <w:tc>
+          <w:p>
+            <w:r>
+              <w:t xml:space="preserve">Núcleo ~12 tablas: institutions, careers, students, student_wallets, users, institution_users, institution_invitations, credentials, credential_types, auth_challenges, verification_logs, audit_logs, institution_metrics_daily.</w:t>
+            </w:r>
+          </w:p>
+        </w:tc>
+        <w:tc>
+          <w:p>
+            <w:r>
+              <w:t xml:space="preserve">PostgreSQL 16 compartido como índice operativo de VCs: metadatos multi-tenant, roles y anclas IPFS/on-chain. Sin PII académica en tablas students (datos personales en JSON-LD/IPFS o SIS). Sepolia fija (chain_id 11155111).</w:t>
+            </w:r>
+          </w:p>
+        </w:tc>
+        <w:tc>
+          <w:p>
+            <w:r>
+              <w:t xml:space="preserve">auth-api, academy-api, issuer-api, verifier-api, reports-api</w:t>
+            </w:r>
+          </w:p>
+        </w:tc>
+      </w:tr>
+      <w:tr>
+        <w:tc>
+          <w:p>
+            <w:r>
+              <w:t xml:space="preserve">2026-07-04</w:t>
+            </w:r>
+          </w:p>
+        </w:tc>
+        <w:tc>
+          <w:p>
+            <w:r>
+              <w:t xml:space="preserve">database/patches/2026-07-04-academy-authz.sql</w:t>
+            </w:r>
+          </w:p>
+        </w:tc>
+        <w:tc>
+          <w:p>
+            <w:r>
+              <w:t xml:space="preserve">ENUM global_user_role (platform_admin); tabla user_global_roles con soft-revoke; ENUM user_role + valor viewer.</w:t>
+            </w:r>
+          </w:p>
+        </w:tc>
+        <w:tc>
+          <w:p>
+            <w:r>
+              <w:t xml:space="preserve">Separar rol de plataforma del institucional; persistir platform_admin en BD (no solo allowlist); habilitar perfil solo lectura (viewer) para dashboards /academy sin emitir ni administrar.</w:t>
+            </w:r>
+          </w:p>
+        </w:tc>
+        <w:tc>
+          <w:p>
+            <w:r>
+              <w:t xml:space="preserve">auth-api (claims JWT), reports-api (policies)</w:t>
+            </w:r>
+          </w:p>
+        </w:tc>
+      </w:tr>
+      <w:tr>
+        <w:tc>
+          <w:p>
+            <w:r>
+              <w:t xml:space="preserve">2026-07-05</w:t>
+            </w:r>
+          </w:p>
+        </w:tc>
+        <w:tc>
+          <w:p>
+            <w:r>
+              <w:t xml:space="preserve">database/patches/2026-07-05-holder-profile.sql</w:t>
+            </w:r>
+          </w:p>
+        </w:tc>
+        <w:tc>
+          <w:p>
+            <w:r>
+              <w:t xml:space="preserve">Nueva tabla holder_profiles (PK user_id → users): nombre, email, teléfono, país, fecha nacimiento.</w:t>
+            </w:r>
+          </w:p>
+        </w:tc>
+        <w:tc>
+          <w:p>
+            <w:r>
+              <w:t xml:space="preserve">Portal holder requiere datos de contacto editables off-chain; no deben anclarse en blockchain ni mezclarse con students anónimo. Alineado ADR-0006 (perfil en academy-api, sin identity-api). Claim holder se resuelve desde student_wallets, no desde holder_profiles.</w:t>
+            </w:r>
+          </w:p>
+        </w:tc>
+        <w:tc>
+          <w:p>
+            <w:r>
+              <w:t xml:space="preserve">academy-api (GET/PUT /academy/holders/me)</w:t>
+            </w:r>
+          </w:p>
+        </w:tc>
+      </w:tr>
+      <w:tr>
+        <w:tc>
+          <w:p>
+            <w:r>
+              <w:t xml:space="preserve">2026-07-06</w:t>
+            </w:r>
+          </w:p>
+        </w:tc>
+        <w:tc>
+          <w:p>
+            <w:r>
+              <w:t xml:space="preserve">database/patches/2026-07-06-verifier-evidence-checks.sql</w:t>
+            </w:r>
+          </w:p>
+        </w:tc>
+        <w:tc>
+          <w:p>
+            <w:r>
+              <w:t xml:space="preserve">verification_logs: ENUM verification_result + integrity_failed; columnas signature_validation_source y revocation_source.</w:t>
+            </w:r>
+          </w:p>
+        </w:tc>
+        <w:tc>
+          <w:p>
+            <w:r>
+              <w:t xml:space="preserve">Verifier evalúa evidencia criptográfica real (on-chain, IPFS, EIP-712). Veredicto distinto cuando un chequeo falla; columnas de fuente auditan de dónde salió cada conclusión (jerarquía: on-chain confirma; BD solo rechaza o queda inconclusa).</w:t>
+            </w:r>
+          </w:p>
+        </w:tc>
+        <w:tc>
+          <w:p>
+            <w:r>
+              <w:t xml:space="preserve">verifier-api (escribe logs), reports-api (agrega)</w:t>
+            </w:r>
+          </w:p>
+        </w:tc>
+      </w:tr>
+      <w:tblGrid>
+        <w:gridCol w:w="1100"/>
+        <w:gridCol w:w="1800"/>
+        <w:gridCol w:w="2800"/>
+        <w:gridCol w:w="3200"/>
+        <w:gridCol w:w="1600"/>
+      </w:tblGrid>
+    </w:tbl>
+    <w:p>
+      <w:r>
+        <w:t xml:space="preserve">Balance evolutivo: Base MVP (índice de credenciales sin PII) → +user_global_roles/viewer (RBAC plataforma) → +holder_profiles (perfil off-chain titular, ADR-0006) → Δverification_logs (trazabilidad criptográfica auditable). Proceso de aplicación: (1) actualizar BBDD_SovereignID.sql para instalaciones nuevas/Docker reset; (2) patch idempotente para BDs existentes; (3) regenerar modelos EF con scaffold-*-db.ps1; (4) consumir vía Application + adapters Infrastructure. Documentación completa: docs/database-schema-evolution.md.</w:t>
+      </w:r>
+    </w:p>
+    <w:tbl>
+      <w:tblPr>
+        <w:tblStyle w:val="Tablaconcuadrcula"/>
+        <w:tblW w:w="0" w:type="auto"/>
+        <w:tblInd w:w="135" w:type="dxa"/>
+        <w:tblBorders>
+          <w:top w:val="single" w:sz="6"/>
+          <w:left w:val="single" w:sz="6"/>
+          <w:bottom w:val="single" w:sz="6"/>
+          <w:right w:val="single" w:sz="6"/>
+        </w:tblBorders>
+        <w:tblLayout w:type="fixed"/>
+        <w:tblLook w:val="04A0" w:firstRow="1" w:lastRow="0" w:firstColumn="1" w:lastColumn="0" w:noHBand="0" w:noVBand="1"/>
+      </w:tblPr>
+      <w:tblGrid>
+        <w:gridCol w:w="9675"/>
+      </w:tblGrid>
+      <w:tr>
+        <w:trPr>
+          <w:trHeight w:val="300"/>
+        </w:trPr>
+        <w:tc>
+          <w:tcPr>
+            <w:tcW w:w="9675" w:type="dxa"/>
+            <w:tcBorders>
+              <w:top w:val="single" w:color="BFBFBF" w:themeColor="background1" w:themeShade="BF" w:sz="6"/>
+              <w:left w:val="single" w:color="BFBFBF" w:themeColor="background1" w:themeShade="BF" w:sz="6"/>
+              <w:bottom w:val="single" w:color="BFBFBF" w:themeColor="background1" w:themeShade="BF" w:sz="6"/>
+              <w:right w:val="single" w:color="BFBFBF" w:themeColor="background1" w:themeShade="BF" w:sz="6"/>
+            </w:tcBorders>
+            <w:shd w:val="clear" w:color="auto" w:fill="E7E6E6" w:themeFill="background2"/>
+            <w:tcMar>
+              <w:left w:w="90" w:type="dxa"/>
+              <w:right w:w="90" w:type="dxa"/>
+            </w:tcMar>
+            <w:vAlign w:val="top"/>
+          </w:tcPr>
+          <w:p>
+            <w:pPr>
+              <w:spacing w:before="120" w:beforeAutospacing="off" w:after="120" w:afterAutospacing="off" w:line="276" w:lineRule="auto"/>
+              <w:ind w:left="0" w:right="0"/>
+              <w:jc w:val="left"/>
+              <w:rPr>
+                <w:rFonts w:ascii="Arial" w:hAnsi="Arial" w:eastAsia="Arial" w:cs="Arial"/>
+                <w:b w:val="0"/>
+                <w:bCs w:val="0"/>
+                <w:i w:val="0"/>
+                <w:iCs w:val="0"/>
+                <w:caps w:val="0"/>
+                <w:smallCaps w:val="0"/>
+                <w:color w:val="000000" w:themeColor="text1" w:themeTint="FF" w:themeShade="FF"/>
+                <w:sz w:val="24"/>
+                <w:szCs w:val="24"/>
+              </w:rPr>
+            </w:pPr>
+            <w:r>
+              <w:rPr>
+                <w:rFonts w:ascii="Arial" w:hAnsi="Arial" w:eastAsia="Arial" w:cs="Arial"/>
+                <w:b w:val="1"/>
+                <w:bCs w:val="1"/>
+                <w:i w:val="0"/>
+                <w:iCs w:val="0"/>
+                <w:caps w:val="0"/>
+                <w:smallCaps w:val="0"/>
+                <w:color w:val="000000" w:themeColor="text1" w:themeTint="FF" w:themeShade="FF"/>
+                <w:sz w:val="24"/>
+                <w:szCs w:val="24"/>
+                <w:lang w:val="es-CL"/>
+              </w:rPr>
+              <w:t>Link con información del proyecto</w:t>
+            </w:r>
+          </w:p>
+        </w:tc>
+      </w:tr>
+      <w:tr>
+        <w:trPr>
+          <w:trHeight w:val="300"/>
+        </w:trPr>
+        <w:tc>
+          <w:tcPr>
+            <w:tcW w:w="9675" w:type="dxa"/>
+            <w:tcBorders>
+              <w:top w:val="single" w:color="BFBFBF" w:themeColor="background1" w:themeShade="BF" w:sz="6"/>
+              <w:left w:val="single" w:color="BFBFBF" w:themeColor="background1" w:themeShade="BF" w:sz="6"/>
+              <w:bottom w:val="single" w:color="BFBFBF" w:themeColor="background1" w:themeShade="BF" w:sz="6"/>
+              <w:right w:val="single" w:color="BFBFBF" w:themeColor="background1" w:themeShade="BF" w:sz="6"/>
+            </w:tcBorders>
+            <w:tcMar>
+              <w:left w:w="90" w:type="dxa"/>
+              <w:right w:w="90" w:type="dxa"/>
+            </w:tcMar>
+            <w:vAlign w:val="top"/>
+          </w:tcPr>
+          <w:p>
+            <w:r>
+              <w:t>https://github.com/nasotop/SovereignID</w:t>
+              <w:br/>
+              <w:br/>
+              <w:t>Documentación: docs/ (ADR, contratos OpenAPI, deployment.md, database-schema-evolution.md, CONTEXT.md). Entrega S3 corregida: docs/desarrollo_sumativa_S3_grupo_1.docx (30 tareas, 40 CP, RSG-01…05). CI: .github/workflows/ci.yml (65 pruebas automatizadas + deploy Portainer).</w:t>
+            </w:r>
+          </w:p>
+        </w:tc>
+      </w:tr>
+    </w:tbl>
+    <w:p>
+      <w:pPr>
+        <w:jc w:val="both"/>
+        <w:rPr>
+          <w:rFonts w:eastAsia="Arial" w:cs="Arial"/>
+        </w:rPr>
+      </w:pPr>
+    </w:p>
+    <w:tbl>
+      <w:tblPr>
+        <w:tblStyle w:val="Tablaconcuadrcula"/>
+        <w:tblW w:w="0" w:type="auto"/>
+        <w:tblInd w:w="135" w:type="dxa"/>
+        <w:tblBorders>
+          <w:top w:val="single" w:color="auto" w:sz="6" w:space="0"/>
+          <w:left w:val="single" w:color="auto" w:sz="6" w:space="0"/>
+          <w:bottom w:val="single" w:color="auto" w:sz="6" w:space="0"/>
+          <w:right w:val="single" w:color="auto" w:sz="6" w:space="0"/>
+        </w:tblBorders>
+        <w:tblLayout w:type="fixed"/>
+        <w:tblLook w:val="04A0" w:firstRow="1" w:lastRow="0" w:firstColumn="1" w:lastColumn="0" w:noHBand="0" w:noVBand="1"/>
+      </w:tblPr>
+      <w:tblGrid>
+        <w:gridCol w:w="9675"/>
+      </w:tblGrid>
+      <w:tr>
+        <w:trPr>
+          <w:trHeight w:val="300"/>
+        </w:trPr>
+        <w:tc>
+          <w:tcPr>
+            <w:tcW w:w="9675" w:type="dxa"/>
+            <w:tcBorders>
+              <w:top w:val="single" w:color="BFBFBF" w:themeColor="background1" w:themeShade="BF" w:sz="6" w:space="0"/>
+              <w:left w:val="single" w:color="BFBFBF" w:themeColor="background1" w:themeShade="BF" w:sz="6" w:space="0"/>
+              <w:bottom w:val="single" w:color="BFBFBF" w:themeColor="background1" w:themeShade="BF" w:sz="6" w:space="0"/>
+              <w:right w:val="single" w:color="BFBFBF" w:themeColor="background1" w:themeShade="BF" w:sz="6" w:space="0"/>
+            </w:tcBorders>
+            <w:shd w:val="clear" w:color="auto" w:fill="E7E6E6" w:themeFill="background2"/>
+            <w:tcMar>
+              <w:left w:w="90" w:type="dxa"/>
+              <w:right w:w="90" w:type="dxa"/>
+            </w:tcMar>
+          </w:tcPr>
+          <w:p>
+            <w:pPr>
+              <w:spacing w:before="120" w:after="120" w:line="276" w:lineRule="auto"/>
+              <w:rPr>
+                <w:rFonts w:eastAsia="Arial" w:cs="Arial"/>
+                <w:color w:val="000000" w:themeColor="text1"/>
+                <w:szCs w:val="24"/>
+              </w:rPr>
+            </w:pPr>
+            <w:r>
+              <w:rPr>
+                <w:rFonts w:eastAsia="Arial" w:cs="Arial"/>
+                <w:b/>
+                <w:bCs/>
+                <w:color w:val="000000" w:themeColor="text1"/>
+                <w:szCs w:val="24"/>
+              </w:rPr>
+              <w:t>Link con acceso al sistema</w:t>
+            </w:r>
+          </w:p>
+        </w:tc>
+      </w:tr>
+      <w:tr>
+        <w:trPr>
+          <w:trHeight w:val="300"/>
+        </w:trPr>
+        <w:tc>
+          <w:tcPr>
+            <w:tcW w:w="9675" w:type="dxa"/>
+            <w:tcBorders>
+              <w:top w:val="single" w:color="BFBFBF" w:themeColor="background1" w:themeShade="BF" w:sz="6" w:space="0"/>
+              <w:left w:val="single" w:color="BFBFBF" w:themeColor="background1" w:themeShade="BF" w:sz="6" w:space="0"/>
+              <w:bottom w:val="single" w:color="BFBFBF" w:themeColor="background1" w:themeShade="BF" w:sz="6" w:space="0"/>
+              <w:right w:val="single" w:color="BFBFBF" w:themeColor="background1" w:themeShade="BF" w:sz="6" w:space="0"/>
+            </w:tcBorders>
+            <w:tcMar>
+              <w:left w:w="90" w:type="dxa"/>
+              <w:right w:w="90" w:type="dxa"/>
+            </w:tcMar>
+          </w:tcPr>
+          <w:p>
+            <w:r>
+              <w:t>https://github.com/nasotop/SovereignID</w:t>
+              <w:br/>
+              <w:br/>
+              <w:t>Despliegue vivo VPS: Stack Portainer (docker-compose.yml) con NPM → host:4333 → web/nginx. Rutas: / (Angular), /auth/nonce (auth-api), /api/* (bff-api), /verifier (público). Verificación docente: GET /auth/nonce → 200; docker ps --filter name=sovereignid → healthy.</w:t>
+            </w:r>
+          </w:p>
+        </w:tc>
+      </w:tr>
+    </w:tbl>
+    <w:p>
+      <w:pPr>
+        <w:rPr>
+          <w:rFonts w:eastAsia="Arial" w:cs="Arial"/>
+        </w:rPr>
+      </w:pPr>
+    </w:p>
+    <w:p>
+      <w:pPr>
+        <w:rPr>
+          <w:rFonts w:eastAsia="Arial" w:cs="Arial"/>
+        </w:rPr>
+      </w:pPr>
+    </w:p>
+    <w:p>
+      <w:pPr>
+        <w:rPr>
+          <w:rFonts w:eastAsia="Arial" w:cs="Arial"/>
+        </w:rPr>
+      </w:pPr>
+    </w:p>
+    <w:p>
+      <w:pPr>
+        <w:rPr>
+          <w:rFonts w:eastAsia="Arial" w:cs="Arial"/>
+        </w:rPr>
+      </w:pPr>
+    </w:p>
+    <w:p>
+      <w:pPr>
+        <w:rPr>
+          <w:rFonts w:eastAsia="Arial" w:cs="Arial"/>
+        </w:rPr>
+      </w:pPr>
+    </w:p>
+    <w:p>
+      <w:pPr>
+        <w:rPr>
+          <w:rFonts w:eastAsia="Arial" w:cs="Arial"/>
+        </w:rPr>
+      </w:pPr>
+    </w:p>
+    <w:tbl>
+      <w:tblPr>
+        <w:tblStyle w:val="Tablaconcuadrcula"/>
+        <w:tblW w:w="0" w:type="auto"/>
+        <w:tblInd w:w="135" w:type="dxa"/>
+        <w:tblBorders>
+          <w:top w:val="single" w:color="auto" w:sz="6" w:space="0"/>
+          <w:left w:val="single" w:color="auto" w:sz="6" w:space="0"/>
+          <w:bottom w:val="single" w:color="auto" w:sz="6" w:space="0"/>
+          <w:right w:val="single" w:color="auto" w:sz="6" w:space="0"/>
+        </w:tblBorders>
+        <w:tblLayout w:type="fixed"/>
+        <w:tblLook w:val="04A0" w:firstRow="1" w:lastRow="0" w:firstColumn="1" w:lastColumn="0" w:noHBand="0" w:noVBand="1"/>
+      </w:tblPr>
+      <w:tblGrid>
+        <w:gridCol w:w="9675"/>
+      </w:tblGrid>
+      <w:tr>
+        <w:trPr>
+          <w:trHeight w:val="300"/>
+        </w:trPr>
+        <w:tc>
+          <w:tcPr>
+            <w:tcW w:w="9675" w:type="dxa"/>
+            <w:tcBorders>
+              <w:top w:val="single" w:color="BFBFBF" w:themeColor="background1" w:themeShade="BF" w:sz="6" w:space="0"/>
+              <w:left w:val="single" w:color="BFBFBF" w:themeColor="background1" w:themeShade="BF" w:sz="6" w:space="0"/>
+              <w:bottom w:val="single" w:color="BFBFBF" w:themeColor="background1" w:themeShade="BF" w:sz="6" w:space="0"/>
+              <w:right w:val="single" w:color="BFBFBF" w:themeColor="background1" w:themeShade="BF" w:sz="6" w:space="0"/>
+            </w:tcBorders>
+            <w:shd w:val="clear" w:color="auto" w:fill="E7E6E6" w:themeFill="background2"/>
+            <w:tcMar>
+              <w:left w:w="90" w:type="dxa"/>
+              <w:right w:w="90" w:type="dxa"/>
+            </w:tcMar>
+          </w:tcPr>
+          <w:p>
+            <w:pPr>
+              <w:spacing w:before="120" w:after="120" w:line="276" w:lineRule="auto"/>
+              <w:rPr>
+                <w:rFonts w:eastAsia="Arial" w:cs="Arial"/>
+                <w:color w:val="000000" w:themeColor="text1"/>
+                <w:szCs w:val="24"/>
+              </w:rPr>
+            </w:pPr>
+            <w:r>
+              <w:rPr>
+                <w:rFonts w:eastAsia="Arial" w:cs="Arial"/>
+                <w:b/>
+                <w:bCs/>
+                <w:color w:val="000000" w:themeColor="text1"/>
+                <w:szCs w:val="24"/>
+              </w:rPr>
+              <w:t>Instrucciones de avance</w:t>
+            </w:r>
+          </w:p>
+        </w:tc>
+      </w:tr>
+      <w:tr>
+        <w:trPr>
+          <w:trHeight w:val="300"/>
+        </w:trPr>
+        <w:tc>
+          <w:tcPr>
+            <w:tcW w:w="9675" w:type="dxa"/>
+            <w:tcBorders>
+              <w:top w:val="single" w:color="BFBFBF" w:themeColor="background1" w:themeShade="BF" w:sz="6" w:space="0"/>
+              <w:left w:val="single" w:color="BFBFBF" w:themeColor="background1" w:themeShade="BF" w:sz="6" w:space="0"/>
+              <w:bottom w:val="single" w:color="BFBFBF" w:themeColor="background1" w:themeShade="BF" w:sz="6" w:space="0"/>
+              <w:right w:val="single" w:color="BFBFBF" w:themeColor="background1" w:themeShade="BF" w:sz="6" w:space="0"/>
+            </w:tcBorders>
+            <w:tcMar>
+              <w:left w:w="90" w:type="dxa"/>
+              <w:right w:w="90" w:type="dxa"/>
+            </w:tcMar>
+          </w:tcPr>
+          <w:p>
+            <w:r>
+              <w:t>REPORTE DE ENTORNO EN LA NUBE — INSTRUCCIONES DE AVANCE SEMANA 8</w:t>
+              <w:br/>
+              <w:br/>
+              <w:t>1. Topología VPS: Portainer + Nginx Proxy Manager (NPM)</w:t>
+              <w:br/>
+              <w:t>La plataforma SovereignID opera en una VPS Linux con stack Docker Compose orquestado por Portainer. Nginx Proxy Manager (NPM) en el host escucha 80/443 y reenvía tráfico HTTPS al puerto host WEB_HOST_PORT (4333) → contenedor web (nginx interno puerto 80). Dentro del contenedor web, nginx enruta: / → SPA Angular 22; /auth/* → auth-api:8080; /api/* → bff-api:8080 (strip prefix). Los 6 microservicios backend NO se publican al host; solo son accesibles vía red interna sovereign-net.</w:t>
+              <w:br/>
+              <w:br/>
+              <w:t>2. Microservicios contenerizados (aislados e independientes)</w:t>
+              <w:br/>
+              <w:t>Cada API es una imagen Docker independiente con healthcheck /health, restart policy y logging json-file:</w:t>
+              <w:br/>
+              <w:br/>
+              <w:t>• auth-api (.NET 10): SIWE nonce/verify, JWT RBAC. Expuesto solo vía nginx /auth/.</w:t>
+              <w:br/>
+              <w:t>• academy-api (.NET 10): CRUD académico, invitaciones, perfiles holder, audit_logs.</w:t>
+              <w:br/>
+              <w:t>• issuer-api (.NET 10): Emisión W3C JSON-LD, IPFS Pinata, anclaje Smart Contract Sepolia.</w:t>
+              <w:br/>
+              <w:t>• verifier-api (.NET 10): Verificación pública POST /verifications, rate limit HTTP 429.</w:t>
+              <w:br/>
+              <w:t>• reports-api (.NET 10): Analíticas read-only, MetricsSnapshotJob nocturno.</w:t>
+              <w:br/>
+              <w:t>• bff-api (.NET 10 + Kiota): Agregación /api/ hacia verifier, issuer, academy, reports.</w:t>
+              <w:br/>
+              <w:br/>
+              <w:t>Frontend: contenedor web (nginx:alpine + build Angular producción). Persistencia: PostgreSQL 16 (postgres:16-alpine) en sovereign-net.</w:t>
+              <w:br/>
+              <w:br/>
+              <w:t>3. Funcionalidades implementadas y verificables</w:t>
+              <w:br/>
+              <w:t>✅ Autenticación SIWE (EIP-4361) + MetaMask + JWT 24h.</w:t>
+              <w:br/>
+              <w:t>✅ Portales platform, academy/issuer, holder y verifier público.</w:t>
+              <w:br/>
+              <w:t>✅ Emisión credenciales con anclaje Sepolia + pinning IPFS.</w:t>
+              <w:br/>
+              <w:t>✅ Verificación drag &amp; drop con veredicto agrupado.</w:t>
+              <w:br/>
+              <w:t>✅ CI/CD: 65 pruebas automatizadas + deploy webhook Portainer en master.</w:t>
+              <w:br/>
+              <w:br/>
+              <w:t>5. EVOLUCIÓN DEL MODELO DE BASE DE DATOS (PostgreSQL 16)</w:t>
+              <w:br/>
+              <w:t>Documentado en docs/database-schema-evolution.md. Resumen de deltas aplicados:</w:t>
+              <w:br/>
+              <w:t>• 2026-07-04 — Autorización formalizada: user_global_roles + platform_admin + rol viewer (RBAC plataforma vs institucional).</w:t>
+              <w:br/>
+              <w:t>• 2026-07-05 — holder_profiles: perfil off-chain del titular (ADR-0006; sin PII en students).</w:t>
+              <w:br/>
+              <w:t>• 2026-07-06 — verification_logs: integrity_failed + fuentes de firma/revocación para auditoría criptográfica.</w:t>
+              <w:br/>
+              <w:t>Esquema canónico: database/BBDD_SovereignID.sql (15 tablas, 5 ENUMs). Patches: database/patches/*.sql (idempotentes para BDs existentes).</w:t>
+              <w:br/>
+              <w:br/>
+              <w:t>4. HISTORIAL DE CAMBIOS — Subsanación deuda documental (Experiencia 1 → Semana 8)</w:t>
+              <w:br/>
+              <w:t>En desarrollo_sumativa_S3_grupo_1.docx (indexado en GitHub docs/) se subsanó íntegramente el feedback del docente:</w:t>
+              <w:br/>
+              <w:br/>
+              <w:t>• Plan de Trabajo: desglose profundo de 7 → 30 tareas técnicas secuenciales (T-01…T-30) en 5 fases, con nombres reales de microservicios (auth-api, academy-api, issuer-api, verifier-api, reports-api, bff-api).</w:t>
+              <w:br/>
+              <w:t>• Plan de Riesgos: ampliación con 5 riesgos críticos Web3/infra (RSG-01…RSG-05): Sepolia, RAM VPS, Solidity, MetaMask EIP-191/4361, nonces/NTP — cada uno con mitigación y contingencia.</w:t>
+              <w:br/>
+              <w:t>• Plan de Pruebas: matriz formal de exactamente 40 casos base (CP-01…CP-40): 10 SIWE + 10 academy-api + 10 blockchain + 10 verifier/bff.</w:t>
+              <w:br/>
+              <w:t>• Arquitectura: ADR-0006 (consolidación Identity.API → auth-api + academy-api + audit_logs PostgreSQL 16).</w:t>
+              <w:br/>
+              <w:br/>
+              <w:t>Documentos fundacionales actualizados en repositorio:</w:t>
+              <w:br/>
+              <w:t>— docs/desarrollo_sumativa_S3_grupo_1.docx</w:t>
+              <w:br/>
+              <w:t>— docs/adr/0006-consolidate-identity-into-academy-auth.md</w:t>
+              <w:br/>
+              <w:t>— docs/contracts/*.openapi.json</w:t>
+              <w:br/>
+              <w:t>— docs/deployment.md</w:t>
+              <w:br/>
+              <w:t>— docs/database-schema-evolution.md</w:t>
+              <w:br/>
+              <w:t>— CONTEXT.md</w:t>
+              <w:br/>
+              <w:br/>
+              <w:t>Repositorio: https://github.com/nasotop/SovereignID</w:t>
+            </w:r>
+          </w:p>
+        </w:tc>
+      </w:tr>
+    </w:tbl>
+    <w:p>
+      <w:bookmarkStart w:name="_Hlk183597466" w:id="0"/>
+    </w:p>
+    <w:bookmarkEnd w:id="0"/>
+    <w:p/>
+    <w:p/>
+    <w:p/>
+    <w:p/>
+    <w:p/>
+    <w:p/>
+    <w:p/>
+    <w:p/>
+    <w:p/>
+    <w:p/>
+    <w:p/>
+    <w:p/>
+    <w:p/>
+    <w:p>
+      <w:r>
+        <w:rPr>
+          <w:noProof/>
+        </w:rPr>
+        <mc:AlternateContent>
+          <mc:Choice Requires="wps">
+            <w:drawing>
+              <wp:anchor distT="0" distB="0" distL="114300" distR="114300" simplePos="0" relativeHeight="251676672" behindDoc="0" locked="0" layoutInCell="1" allowOverlap="1" wp14:anchorId="71A805CC" wp14:editId="0C60FC30">
+                <wp:simplePos x="0" y="0"/>
+                <wp:positionH relativeFrom="column">
+                  <wp:posOffset>-375033</wp:posOffset>
+                </wp:positionH>
+                <wp:positionV relativeFrom="paragraph">
+                  <wp:posOffset>400877</wp:posOffset>
+                </wp:positionV>
+                <wp:extent cx="7020000" cy="4500000"/>
+                <wp:effectExtent l="0" t="0" r="9525" b="0"/>
+                <wp:wrapNone/>
+                <wp:docPr id="268568440" name="Rectángulo: esquinas redondeadas 1">
+                  <a:extLst>
+                    <a:ext uri="{C183D7F6-B498-43B3-948B-1728B52AA6E4}">
+                      <adec:decorative val="1"/>
+                    </a:ext>
+                  </a:extLst>
+                </wp:docPr>
+                <wp:cNvGraphicFramePr/>
+                <a:graphic>
+                  <a:graphicData uri="http://schemas.microsoft.com/office/word/2010/wordprocessingShape">
+                    <wps:wsp>
+                      <wps:cNvSpPr/>
+                      <wps:spPr>
+                        <a:xfrm>
+                          <a:off x="0" y="0"/>
+                          <a:ext cx="7020000" cy="4500000"/>
+                        </a:xfrm>
+                        <a:prstGeom prst="roundRect">
+                          <a:avLst>
+                            <a:gd name="adj" fmla="val 3098"/>
+                          </a:avLst>
+                        </a:prstGeom>
+                        <a:solidFill>
+                          <a:srgbClr val="E6E7E8"/>
+                        </a:solidFill>
+                        <a:ln>
+                          <a:noFill/>
+                        </a:ln>
+                      </wps:spPr>
+                      <wps:style>
+                        <a:lnRef idx="2">
+                          <a:schemeClr val="accent1">
+                            <a:shade val="15000"/>
+                          </a:schemeClr>
+                        </a:lnRef>
+                        <a:fillRef idx="1">
+                          <a:schemeClr val="accent1"/>
+                        </a:fillRef>
+                        <a:effectRef idx="0">
+                          <a:schemeClr val="accent1"/>
+                        </a:effectRef>
+                        <a:fontRef idx="minor">
+                          <a:schemeClr val="lt1"/>
+                        </a:fontRef>
+                      </wps:style>
+                      <wps:bodyPr rot="0" spcFirstLastPara="0" vertOverflow="overflow" horzOverflow="overflow" vert="horz" wrap="square" lIns="91440" tIns="45720" rIns="91440" bIns="45720" numCol="1" spcCol="0" rtlCol="0" fromWordArt="0" anchor="ctr" anchorCtr="0" forceAA="0" compatLnSpc="1">
+                        <a:prstTxWarp prst="textNoShape">
+                          <a:avLst/>
+                        </a:prstTxWarp>
+                        <a:noAutofit/>
+                      </wps:bodyPr>
+                    </wps:wsp>
+                  </a:graphicData>
+                </a:graphic>
+              </wp:anchor>
+            </w:drawing>
+          </mc:Choice>
+          <mc:Fallback>
+            <w:pict w14:anchorId="1D3E0798">
+              <v:roundrect id="Rectángulo: esquinas redondeadas 1" style="position:absolute;margin-left:-29.55pt;margin-top:31.55pt;width:552.75pt;height:354.35pt;z-index:251676672;visibility:visible;mso-wrap-style:square;mso-wrap-distance-left:9pt;mso-wrap-distance-top:0;mso-wrap-distance-right:9pt;mso-wrap-distance-bottom:0;mso-position-horizontal:absolute;mso-position-horizontal-relative:text;mso-position-vertical:absolute;mso-position-vertical-relative:text;v-text-anchor:middle" alt="&quot;&quot;" o:spid="_x0000_s1026" fillcolor="#e6e7e8" stroked="f" strokeweight="1pt" arcsize="2030f" w14:anchorId="3F5385BB" o:gfxdata="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">
+                <v:stroke joinstyle="miter"/>
+              </v:roundrect>
+            </w:pict>
+          </mc:Fallback>
+        </mc:AlternateContent>
+      </w:r>
+    </w:p>
+    <w:p/>
+    <w:p/>
+    <w:p/>
+    <w:p/>
+    <w:p>
+      <w:r>
+        <w:rPr>
+          <w:noProof/>
+        </w:rPr>
+        <w:drawing>
+          <wp:anchor distT="0" distB="0" distL="114300" distR="114300" simplePos="0" relativeHeight="251677696" behindDoc="0" locked="0" layoutInCell="1" allowOverlap="1" wp14:anchorId="2A005252" wp14:editId="11891F97">
+            <wp:simplePos x="0" y="0"/>
+            <wp:positionH relativeFrom="column">
+              <wp:posOffset>1642954</wp:posOffset>
+            </wp:positionH>
+            <wp:positionV relativeFrom="paragraph">
+              <wp:posOffset>249572</wp:posOffset>
+            </wp:positionV>
+            <wp:extent cx="2990850" cy="1179195"/>
+            <wp:effectExtent l="0" t="0" r="0" b="0"/>
+            <wp:wrapNone/>
+            <wp:docPr id="23" name="Imagen 2" descr="Duoc UC Online"/>
+            <wp:cNvGraphicFramePr>
+              <a:graphicFrameLocks noChangeAspect="1"/>
+            </wp:cNvGraphicFramePr>
+            <a:graphic>
+              <a:graphicData uri="http://schemas.openxmlformats.org/drawingml/2006/picture">
+                <pic:pic>
+                  <pic:nvPicPr>
+                    <pic:cNvPr id="23" name="Imagen 23" descr="Duoc UC Online"/>
+                    <pic:cNvPicPr>
+                      <a:picLocks noChangeAspect="1"/>
+                    </pic:cNvPicPr>
+                  </pic:nvPicPr>
+                  <pic:blipFill>
+                    <a:blip r:embed="rId14" cstate="print">
+                      <a:extLst>
+                        <a:ext uri="{28A0092B-C50C-407E-A947-70E740481C1C}">
+                          <a14:useLocalDpi val="0"/>
+                        </a:ext>
+                      </a:extLst>
+                    </a:blip>
+                    <a:stretch>
+                      <a:fillRect/>
+                    </a:stretch>
+                  </pic:blipFill>
+                  <pic:spPr>
+                    <a:xfrm>
+                      <a:off x="0" y="0"/>
+                      <a:ext cx="2990850" cy="1179195"/>
+                    </a:xfrm>
+                    <a:prstGeom prst="rect">
+                      <a:avLst/>
+                    </a:prstGeom>
+                  </pic:spPr>
+                </pic:pic>
+              </a:graphicData>
+            </a:graphic>
+          </wp:anchor>
+        </w:drawing>
+      </w:r>
+    </w:p>
+    <w:p/>
+    <w:p/>
+    <w:p/>
+    <w:p/>
+    <w:p/>
+    <w:p/>
+    <w:p/>
+    <w:p/>
+    <w:p>
+      <w:pPr>
+        <w:pStyle w:val="Avisolegal"/>
+        <w:spacing w:after="0"/>
+      </w:pPr>
+      <w:r>
+        <w:t>Reservados todos los derechos Fundación Instituto Profesional Duoc UC. No se permite copiar, reproducir, reeditar, descargar, publicar, emitir, difundir, de forma total o parcial la presente obra, ni su incorporación a un sistema informático, ni su transmisión en cualquier forma o por cualquier medio (electrónico, mecánico, fotocopia, grabación u otros) sin autorización previa y por escrito de Fundación Instituto Profesional Duoc UC La infracción de dichos derechos puede constituir un delito contra la propiedad intelectual.</w:t>
+      </w:r>
+      <w:r>
+        <w:rPr>
+          <w:noProof/>
+        </w:rPr>
+        <w:t xml:space="preserve"> </w:t>
+      </w:r>
+    </w:p>
+    <w:p/>
+    <w:sectPr>
+      <w:footerReference w:type="first" r:id="rId15"/>
+      <w:pgSz w:w="12240" w:h="15840" w:orient="portrait"/>
+      <w:pgMar w:top="1559" w:right="1185" w:bottom="284" w:left="1134" w:header="709" w:footer="283" w:gutter="0"/>
+      <w:cols w:space="708"/>
+      <w:titlePg/>
+      <w:docGrid w:linePitch="360"/>
+    </w:sectPr>
+  </w:body>
+</w:document>
 </file>
 
 <file path=word/endnotes.xml><?xml version="1.0" encoding="utf-8"?>
